--- a/PMS_User_Manual.docx
+++ b/PMS_User_Manual.docx
@@ -22,7 +22,7 @@
           <w:color w:val="1E40AF"/>
           <w:sz w:val="64"/>
         </w:rPr>
-        <w:t>Photo Management System</w:t>
+        <w:t>Photo / Document Management System</w:t>
       </w:r>
     </w:p>
     <w:p>
@@ -32,9 +32,9 @@
       <w:r>
         <w:rPr>
           <w:color w:val="607D8B"/>
-          <w:sz w:val="40"/>
+          <w:sz w:val="32"/>
         </w:rPr>
-        <w:t>PMS</w:t>
+        <w:t>PMS  (app name: DMS)</w:t>
       </w:r>
     </w:p>
     <w:p/>
@@ -62,7 +62,7 @@
           <w:color w:val="555555"/>
           <w:sz w:val="24"/>
         </w:rPr>
-        <w:t>Version 1.0  |  June 2026</w:t>
+        <w:t>Version 2.0  |  September 2026</w:t>
       </w:r>
     </w:p>
     <w:p>
@@ -91,10 +91,6 @@
         </w:rPr>
         <w:t>1  Getting Started</w:t>
       </w:r>
-      <w:r>
-        <w:tab/>
-        <w:t>4</w:t>
-      </w:r>
     </w:p>
     <w:p>
       <w:pPr>
@@ -103,10 +99,6 @@
       <w:r>
         <w:t>1.1  System Requirements</w:t>
       </w:r>
-      <w:r>
-        <w:tab/>
-        <w:t>4</w:t>
-      </w:r>
     </w:p>
     <w:p>
       <w:pPr>
@@ -115,21 +107,21 @@
       <w:r>
         <w:t>1.2  Download &amp; Install</w:t>
       </w:r>
-      <w:r>
-        <w:tab/>
-        <w:t>4</w:t>
-      </w:r>
     </w:p>
     <w:p>
       <w:pPr>
         <w:ind w:left="576"/>
       </w:pPr>
       <w:r>
-        <w:t>1.3  First Launch</w:t>
-      </w:r>
-      <w:r>
-        <w:tab/>
-        <w:t>5</w:t>
+        <w:t>1.3  First Launch: Choosing a Project</w:t>
+      </w:r>
+    </w:p>
+    <w:p>
+      <w:pPr>
+        <w:ind w:left="576"/>
+      </w:pPr>
+      <w:r>
+        <w:t>1.4  Windows Blocked This App? Unblock It</w:t>
       </w:r>
     </w:p>
     <w:p>
@@ -142,10 +134,6 @@
         </w:rPr>
         <w:t>2  Understanding the Interface</w:t>
       </w:r>
-      <w:r>
-        <w:tab/>
-        <w:t>6</w:t>
-      </w:r>
     </w:p>
     <w:p>
       <w:pPr>
@@ -154,10 +142,6 @@
       <w:r>
         <w:t>2.1  Main Layout Overview</w:t>
       </w:r>
-      <w:r>
-        <w:tab/>
-        <w:t>6</w:t>
-      </w:r>
     </w:p>
     <w:p>
       <w:pPr>
@@ -166,10 +150,6 @@
       <w:r>
         <w:t>2.2  Sidebar Tabs</w:t>
       </w:r>
-      <w:r>
-        <w:tab/>
-        <w:t>6</w:t>
-      </w:r>
     </w:p>
     <w:p>
       <w:pPr>
@@ -177,10 +157,6 @@
       </w:pPr>
       <w:r>
         <w:t>2.3  Main Content Panel</w:t>
-      </w:r>
-      <w:r>
-        <w:tab/>
-        <w:t>7</w:t>
       </w:r>
     </w:p>
     <w:p>
@@ -193,10 +169,6 @@
         </w:rPr>
         <w:t>3  Managing Folders (Tree)</w:t>
       </w:r>
-      <w:r>
-        <w:tab/>
-        <w:t>7</w:t>
-      </w:r>
     </w:p>
     <w:p>
       <w:pPr>
@@ -205,10 +177,6 @@
       <w:r>
         <w:t>3.1  Creating Folders</w:t>
       </w:r>
-      <w:r>
-        <w:tab/>
-        <w:t>7</w:t>
-      </w:r>
     </w:p>
     <w:p>
       <w:pPr>
@@ -217,10 +185,6 @@
       <w:r>
         <w:t>3.2  Renaming and Deleting Folders</w:t>
       </w:r>
-      <w:r>
-        <w:tab/>
-        <w:t>8</w:t>
-      </w:r>
     </w:p>
     <w:p>
       <w:pPr>
@@ -229,10 +193,6 @@
       <w:r>
         <w:t>3.3  Reordering and Moving Folders</w:t>
       </w:r>
-      <w:r>
-        <w:tab/>
-        <w:t>8</w:t>
-      </w:r>
     </w:p>
     <w:p>
       <w:pPr>
@@ -241,9 +201,37 @@
       <w:r>
         <w:t>3.4  Serial Numbers (SN)</w:t>
       </w:r>
-      <w:r>
-        <w:tab/>
-        <w:t>9</w:t>
+    </w:p>
+    <w:p>
+      <w:pPr>
+        <w:ind w:left="576"/>
+      </w:pPr>
+      <w:r>
+        <w:t>3.5  Description: Voice Input, AI Cleanup, and PDF Export</w:t>
+      </w:r>
+    </w:p>
+    <w:p>
+      <w:pPr>
+        <w:ind w:left="576"/>
+      </w:pPr>
+      <w:r>
+        <w:t>3.6  Login Credentials (can save multiple sets)</w:t>
+      </w:r>
+    </w:p>
+    <w:p>
+      <w:pPr>
+        <w:ind w:left="576"/>
+      </w:pPr>
+      <w:r>
+        <w:t>3.7  Text Tree Preview</w:t>
+      </w:r>
+    </w:p>
+    <w:p>
+      <w:pPr>
+        <w:ind w:left="576"/>
+      </w:pPr>
+      <w:r>
+        <w:t>3.8  Batch Folder Operations (Multi-select)</w:t>
       </w:r>
     </w:p>
     <w:p>
@@ -256,10 +244,6 @@
         </w:rPr>
         <w:t>4  Working with Documents</w:t>
       </w:r>
-      <w:r>
-        <w:tab/>
-        <w:t>9</w:t>
-      </w:r>
     </w:p>
     <w:p>
       <w:pPr>
@@ -268,10 +252,6 @@
       <w:r>
         <w:t>4.1  Uploading Files</w:t>
       </w:r>
-      <w:r>
-        <w:tab/>
-        <w:t>9</w:t>
-      </w:r>
     </w:p>
     <w:p>
       <w:pPr>
@@ -280,21 +260,13 @@
       <w:r>
         <w:t>4.2  Uploading a Folder</w:t>
       </w:r>
-      <w:r>
-        <w:tab/>
-        <w:t>10</w:t>
-      </w:r>
     </w:p>
     <w:p>
       <w:pPr>
         <w:ind w:left="576"/>
       </w:pPr>
       <w:r>
-        <w:t>4.3  Linking Existing Documents</w:t>
-      </w:r>
-      <w:r>
-        <w:tab/>
-        <w:t>10</w:t>
+        <w:t>4.3  Pasting Screenshots</w:t>
       </w:r>
     </w:p>
     <w:p>
@@ -302,11 +274,7 @@
         <w:ind w:left="576"/>
       </w:pPr>
       <w:r>
-        <w:t>4.4  Viewing a Document</w:t>
-      </w:r>
-      <w:r>
-        <w:tab/>
-        <w:t>10</w:t>
+        <w:t>4.4  Linking Existing Documents</w:t>
       </w:r>
     </w:p>
     <w:p>
@@ -314,11 +282,55 @@
         <w:ind w:left="576"/>
       </w:pPr>
       <w:r>
-        <w:t>4.5  Downloading and Deleting Documents</w:t>
-      </w:r>
-      <w:r>
-        <w:tab/>
-        <w:t>11</w:t>
+        <w:t>4.5  Viewing a Document</w:t>
+      </w:r>
+    </w:p>
+    <w:p>
+      <w:pPr>
+        <w:ind w:left="576"/>
+      </w:pPr>
+      <w:r>
+        <w:t>4.6  Downloading, Sending, and Deleting Documents</w:t>
+      </w:r>
+    </w:p>
+    <w:p>
+      <w:pPr>
+        <w:ind w:left="576"/>
+      </w:pPr>
+      <w:r>
+        <w:t>4.7  Duplicate Detection</w:t>
+      </w:r>
+    </w:p>
+    <w:p>
+      <w:pPr>
+        <w:ind w:left="576"/>
+      </w:pPr>
+      <w:r>
+        <w:t>4.8  Barcode Scanning</w:t>
+      </w:r>
+    </w:p>
+    <w:p>
+      <w:pPr>
+        <w:ind w:left="576"/>
+      </w:pPr>
+      <w:r>
+        <w:t>4.9  Ask AI About a Document, or One-Click Polish</w:t>
+      </w:r>
+    </w:p>
+    <w:p>
+      <w:pPr>
+        <w:ind w:left="576"/>
+      </w:pPr>
+      <w:r>
+        <w:t>4.10  Convert to PDF (Batch)</w:t>
+      </w:r>
+    </w:p>
+    <w:p>
+      <w:pPr>
+        <w:ind w:left="576"/>
+      </w:pPr>
+      <w:r>
+        <w:t>4.11  On-Disk Filenames and Recovering Deletions</w:t>
       </w:r>
     </w:p>
     <w:p>
@@ -329,11 +341,7 @@
         <w:rPr>
           <w:b/>
         </w:rPr>
-        <w:t>5  OCR – Extract Text from Documents</w:t>
-      </w:r>
-      <w:r>
-        <w:tab/>
-        <w:t>11</w:t>
+        <w:t>5  OCR - Extract Text from Documents</w:t>
       </w:r>
     </w:p>
     <w:p>
@@ -343,10 +351,6 @@
       <w:r>
         <w:t>5.1  How OCR Works</w:t>
       </w:r>
-      <w:r>
-        <w:tab/>
-        <w:t>11</w:t>
-      </w:r>
     </w:p>
     <w:p>
       <w:pPr>
@@ -355,10 +359,6 @@
       <w:r>
         <w:t>5.2  Running OCR</w:t>
       </w:r>
-      <w:r>
-        <w:tab/>
-        <w:t>12</w:t>
-      </w:r>
     </w:p>
     <w:p>
       <w:pPr>
@@ -366,10 +366,6 @@
       </w:pPr>
       <w:r>
         <w:t>5.3  Saving OCR Text for Search</w:t>
-      </w:r>
-      <w:r>
-        <w:tab/>
-        <w:t>12</w:t>
       </w:r>
     </w:p>
     <w:p>
@@ -382,10 +378,6 @@
         </w:rPr>
         <w:t>6  Key Parameter Extraction</w:t>
       </w:r>
-      <w:r>
-        <w:tab/>
-        <w:t>13</w:t>
-      </w:r>
     </w:p>
     <w:p>
       <w:pPr>
@@ -394,10 +386,6 @@
       <w:r>
         <w:t>6.1  What Are Key Parameters?</w:t>
       </w:r>
-      <w:r>
-        <w:tab/>
-        <w:t>13</w:t>
-      </w:r>
     </w:p>
     <w:p>
       <w:pPr>
@@ -406,10 +394,6 @@
       <w:r>
         <w:t>6.2  Extracting Parameters from a Document</w:t>
       </w:r>
-      <w:r>
-        <w:tab/>
-        <w:t>13</w:t>
-      </w:r>
     </w:p>
     <w:p>
       <w:pPr>
@@ -418,9 +402,21 @@
       <w:r>
         <w:t>6.3  Managing Global Key Parameters</w:t>
       </w:r>
-      <w:r>
-        <w:tab/>
-        <w:t>14</w:t>
+    </w:p>
+    <w:p>
+      <w:pPr>
+        <w:ind w:left="576"/>
+      </w:pPr>
+      <w:r>
+        <w:t>6.4  Configuring an AI Provider (Gemini / DeepSeek)</w:t>
+      </w:r>
+    </w:p>
+    <w:p>
+      <w:pPr>
+        <w:ind w:left="576"/>
+      </w:pPr>
+      <w:r>
+        <w:t>6.5  Parameter Trend Charts and Snapshots</w:t>
       </w:r>
     </w:p>
     <w:p>
@@ -433,10 +429,6 @@
         </w:rPr>
         <w:t>7  Searching Documents</w:t>
       </w:r>
-      <w:r>
-        <w:tab/>
-        <w:t>14</w:t>
-      </w:r>
     </w:p>
     <w:p>
       <w:pPr>
@@ -445,10 +437,6 @@
       <w:r>
         <w:t>7.1  Basic Search</w:t>
       </w:r>
-      <w:r>
-        <w:tab/>
-        <w:t>14</w:t>
-      </w:r>
     </w:p>
     <w:p>
       <w:pPr>
@@ -457,10 +445,6 @@
       <w:r>
         <w:t>7.2  Using Filters</w:t>
       </w:r>
-      <w:r>
-        <w:tab/>
-        <w:t>15</w:t>
-      </w:r>
     </w:p>
     <w:p>
       <w:pPr>
@@ -468,10 +452,6 @@
       </w:pPr>
       <w:r>
         <w:t>7.3  Opening and Jumping to Results</w:t>
-      </w:r>
-      <w:r>
-        <w:tab/>
-        <w:t>15</w:t>
       </w:r>
     </w:p>
     <w:p>
@@ -482,11 +462,7 @@
         <w:rPr>
           <w:b/>
         </w:rPr>
-        <w:t>8  Generating a Databook PDF</w:t>
-      </w:r>
-      <w:r>
-        <w:tab/>
-        <w:t>15</w:t>
+        <w:t>8  Generating a Databook (PDF / Word)</w:t>
       </w:r>
     </w:p>
     <w:p>
@@ -494,11 +470,7 @@
         <w:ind w:left="576"/>
       </w:pPr>
       <w:r>
-        <w:t>8.1  Selecting Documents</w:t>
-      </w:r>
-      <w:r>
-        <w:tab/>
-        <w:t>15</w:t>
+        <w:t>8.1  Selecting Documents (PDF mode)</w:t>
       </w:r>
     </w:p>
     <w:p>
@@ -508,9 +480,13 @@
       <w:r>
         <w:t>8.2  Generating the PDF</w:t>
       </w:r>
-      <w:r>
-        <w:tab/>
-        <w:t>16</w:t>
+    </w:p>
+    <w:p>
+      <w:pPr>
+        <w:ind w:left="576"/>
+      </w:pPr>
+      <w:r>
+        <w:t>8.3  Auto-Generating a Word Databook from a Folder</w:t>
       </w:r>
     </w:p>
     <w:p>
@@ -521,11 +497,7 @@
         <w:rPr>
           <w:b/>
         </w:rPr>
-        <w:t>9  Merging Documents</w:t>
-      </w:r>
-      <w:r>
-        <w:tab/>
-        <w:t>16</w:t>
+        <w:t>9  Merging Documents into a Single PDF</w:t>
       </w:r>
     </w:p>
     <w:p>
@@ -536,11 +508,7 @@
         <w:rPr>
           <w:b/>
         </w:rPr>
-        <w:t>10  Project Management</w:t>
-      </w:r>
-      <w:r>
-        <w:tab/>
-        <w:t>17</w:t>
+        <w:t>10  Face Recognition</w:t>
       </w:r>
     </w:p>
     <w:p>
@@ -548,11 +516,7 @@
         <w:ind w:left="576"/>
       </w:pPr>
       <w:r>
-        <w:t>10.1  Export Project (.dms)</w:t>
-      </w:r>
-      <w:r>
-        <w:tab/>
-        <w:t>17</w:t>
+        <w:t>10.1  Installing the Face Recognition Component</w:t>
       </w:r>
     </w:p>
     <w:p>
@@ -560,11 +524,7 @@
         <w:ind w:left="576"/>
       </w:pPr>
       <w:r>
-        <w:t>10.2  Import Project (.dms)</w:t>
-      </w:r>
-      <w:r>
-        <w:tab/>
-        <w:t>17</w:t>
+        <w:t>10.2  Tagging Faces</w:t>
       </w:r>
     </w:p>
     <w:p>
@@ -572,35 +532,7 @@
         <w:ind w:left="576"/>
       </w:pPr>
       <w:r>
-        <w:t>10.3  CSV Export</w:t>
-      </w:r>
-      <w:r>
-        <w:tab/>
-        <w:t>18</w:t>
-      </w:r>
-    </w:p>
-    <w:p>
-      <w:pPr>
-        <w:ind w:left="576"/>
-      </w:pPr>
-      <w:r>
-        <w:t>10.4  Batch ZIP Import</w:t>
-      </w:r>
-      <w:r>
-        <w:tab/>
-        <w:t>18</w:t>
-      </w:r>
-    </w:p>
-    <w:p>
-      <w:pPr>
-        <w:ind w:left="576"/>
-      </w:pPr>
-      <w:r>
-        <w:t>10.5  Hierarchy Import</w:t>
-      </w:r>
-      <w:r>
-        <w:tab/>
-        <w:t>18</w:t>
+        <w:t>10.3  Browsing by Person / Auto-Matching</w:t>
       </w:r>
     </w:p>
     <w:p>
@@ -611,11 +543,23 @@
         <w:rPr>
           <w:b/>
         </w:rPr>
-        <w:t>11  Password Protection</w:t>
-      </w:r>
-      <w:r>
-        <w:tab/>
-        <w:t>19</w:t>
+        <w:t>11  Remote and Mobile Upload</w:t>
+      </w:r>
+    </w:p>
+    <w:p>
+      <w:pPr>
+        <w:ind w:left="576"/>
+      </w:pPr>
+      <w:r>
+        <w:t>11.1  Sending a Single Document to a Phone</w:t>
+      </w:r>
+    </w:p>
+    <w:p>
+      <w:pPr>
+        <w:ind w:left="576"/>
+      </w:pPr>
+      <w:r>
+        <w:t>11.2  Remote Upload (QR-Code Batch Intake)</w:t>
       </w:r>
     </w:p>
     <w:p>
@@ -626,11 +570,79 @@
         <w:rPr>
           <w:b/>
         </w:rPr>
-        <w:t>12  Keyboard Shortcuts</w:t>
-      </w:r>
-      <w:r>
-        <w:tab/>
-        <w:t>20</w:t>
+        <w:t>12  Project Management</w:t>
+      </w:r>
+    </w:p>
+    <w:p>
+      <w:pPr>
+        <w:ind w:left="576"/>
+      </w:pPr>
+      <w:r>
+        <w:t>12.1  Export Index Backup (METADATA)</w:t>
+      </w:r>
+    </w:p>
+    <w:p>
+      <w:pPr>
+        <w:ind w:left="576"/>
+      </w:pPr>
+      <w:r>
+        <w:t>12.2  Export Full Backup (COMP)</w:t>
+      </w:r>
+    </w:p>
+    <w:p>
+      <w:pPr>
+        <w:ind w:left="576"/>
+      </w:pPr>
+      <w:r>
+        <w:t>12.3  Export Selected Folders (PART)</w:t>
+      </w:r>
+    </w:p>
+    <w:p>
+      <w:pPr>
+        <w:ind w:left="576"/>
+      </w:pPr>
+      <w:r>
+        <w:t>12.4  Backup Retention Rules</w:t>
+      </w:r>
+    </w:p>
+    <w:p>
+      <w:pPr>
+        <w:ind w:left="576"/>
+      </w:pPr>
+      <w:r>
+        <w:t>12.5  Import a Project (.dms)</w:t>
+      </w:r>
+    </w:p>
+    <w:p>
+      <w:pPr>
+        <w:ind w:left="576"/>
+      </w:pPr>
+      <w:r>
+        <w:t>12.6  CSV Export</w:t>
+      </w:r>
+    </w:p>
+    <w:p>
+      <w:pPr>
+        <w:ind w:left="576"/>
+      </w:pPr>
+      <w:r>
+        <w:t>12.7  Batch ZIP Import</w:t>
+      </w:r>
+    </w:p>
+    <w:p>
+      <w:pPr>
+        <w:ind w:left="576"/>
+      </w:pPr>
+      <w:r>
+        <w:t>12.8  Hierarchy Import (with auto de-duplication)</w:t>
+      </w:r>
+    </w:p>
+    <w:p>
+      <w:pPr>
+        <w:ind w:left="576"/>
+      </w:pPr>
+      <w:r>
+        <w:t>12.9  Downloading This Manual from Inside the App</w:t>
       </w:r>
     </w:p>
     <w:p>
@@ -641,11 +653,108 @@
         <w:rPr>
           <w:b/>
         </w:rPr>
-        <w:t>13  Troubleshooting</w:t>
-      </w:r>
-      <w:r>
-        <w:tab/>
-        <w:t>20</w:t>
+        <w:t>13  Cloud Sync and Email</w:t>
+      </w:r>
+    </w:p>
+    <w:p>
+      <w:pPr>
+        <w:ind w:left="576"/>
+      </w:pPr>
+      <w:r>
+        <w:t>13.1  Using OneDrive to Sync Storage</w:t>
+      </w:r>
+    </w:p>
+    <w:p>
+      <w:pPr>
+        <w:ind w:left="576"/>
+      </w:pPr>
+      <w:r>
+        <w:t>13.2  Email Sending Setup</w:t>
+      </w:r>
+    </w:p>
+    <w:p>
+      <w:pPr>
+        <w:ind w:left="0"/>
+      </w:pPr>
+      <w:r>
+        <w:rPr>
+          <w:b/>
+        </w:rPr>
+        <w:t>14  Password Protection</w:t>
+      </w:r>
+    </w:p>
+    <w:p>
+      <w:pPr>
+        <w:ind w:left="0"/>
+      </w:pPr>
+      <w:r>
+        <w:rPr>
+          <w:b/>
+        </w:rPr>
+        <w:t>15  Keyboard Shortcuts</w:t>
+      </w:r>
+    </w:p>
+    <w:p>
+      <w:pPr>
+        <w:ind w:left="0"/>
+      </w:pPr>
+      <w:r>
+        <w:rPr>
+          <w:b/>
+        </w:rPr>
+        <w:t>16  Working with Multiple Projects at Once</w:t>
+      </w:r>
+    </w:p>
+    <w:p>
+      <w:pPr>
+        <w:ind w:left="0"/>
+      </w:pPr>
+      <w:r>
+        <w:rPr>
+          <w:b/>
+        </w:rPr>
+        <w:t>17  Combining Another Project In</w:t>
+      </w:r>
+    </w:p>
+    <w:p>
+      <w:pPr>
+        <w:ind w:left="0"/>
+      </w:pPr>
+      <w:r>
+        <w:rPr>
+          <w:b/>
+        </w:rPr>
+        <w:t>18  Folder-Level “Ask AI”: Batch Document Q&amp;A and PDF Export</w:t>
+      </w:r>
+    </w:p>
+    <w:p>
+      <w:pPr>
+        <w:ind w:left="0"/>
+      </w:pPr>
+      <w:r>
+        <w:rPr>
+          <w:b/>
+        </w:rPr>
+        <w:t>19  Icon View: Pop-Out Window and Batch Actions</w:t>
+      </w:r>
+    </w:p>
+    <w:p>
+      <w:pPr>
+        <w:ind w:left="0"/>
+      </w:pPr>
+      <w:r>
+        <w:rPr>
+          <w:b/>
+        </w:rPr>
+        <w:t>20  Troubleshooting</w:t>
+      </w:r>
+    </w:p>
+    <w:p>
+      <w:pPr>
+        <w:ind w:left="0"/>
+      </w:pPr>
+      <w:r>
+        <w:t>Quick Reference Card</w:t>
       </w:r>
     </w:p>
     <w:p>
@@ -734,7 +843,7 @@
           </w:tcPr>
           <w:p>
             <w:r>
-              <w:t>Windows 10 / 11 (64-bit)</w:t>
+              <w:t>Windows 10 / 11 (64-bit) or macOS 12 or later</w:t>
             </w:r>
           </w:p>
         </w:tc>
@@ -756,7 +865,7 @@
           </w:tcPr>
           <w:p>
             <w:r>
-              <w:t>4 GB minimum, 8 GB recommended</w:t>
+              <w:t>4 GB minimum, 8 GB recommended (8 GB+ recommended if you enable face recognition)</w:t>
             </w:r>
           </w:p>
         </w:tc>
@@ -778,7 +887,7 @@
           </w:tcPr>
           <w:p>
             <w:r>
-              <w:t>200 MB for the app; additional space for your documents</w:t>
+              <w:t>About 150-250 MB for the app itself; roughly another 200 MB if you install the optional face-recognition component; plus space for your documents</w:t>
             </w:r>
           </w:p>
         </w:tc>
@@ -800,7 +909,7 @@
           </w:tcPr>
           <w:p>
             <w:r>
-              <w:t>1280 × 720 or larger</w:t>
+              <w:t>1280 x 720 or larger</w:t>
             </w:r>
           </w:p>
         </w:tc>
@@ -822,7 +931,7 @@
           </w:tcPr>
           <w:p>
             <w:r>
-              <w:t>Not required (runs fully offline). Internet needed only for GPS address lookup.</w:t>
+              <w:t>Not required for day-to-day use (runs fully offline). Only needed for GPS address lookup, face recognition setup, sending email, or remote upload.</w:t>
             </w:r>
           </w:p>
         </w:tc>
@@ -842,7 +951,18 @@
     </w:p>
     <w:p>
       <w:r>
-        <w:t>Follow these steps to get PMS running on your Windows computer.</w:t>
+        <w:t>The installer is named DMS (the app's internal name; the product name shown in the interface is “Photo Management System / PMS”). Follow the steps for your platform.</w:t>
+      </w:r>
+    </w:p>
+    <w:p>
+      <w:pPr>
+        <w:pStyle w:val="Heading2"/>
+      </w:pPr>
+      <w:r>
+        <w:rPr>
+          <w:color w:val="1D4E89"/>
+        </w:rPr>
+        <w:t>Windows</w:t>
       </w:r>
     </w:p>
     <w:p>
@@ -851,7 +971,7 @@
         <w:ind w:left="360"/>
       </w:pPr>
       <w:r>
-        <w:t>Receive or download the file PMS.zip from your contact (e.g. email, WeChat, USB drive).</w:t>
+        <w:t>Receive or download the file DMS.zip from your contact (e.g. email, WeChat, USB drive).</w:t>
       </w:r>
     </w:p>
     <w:p>
@@ -860,7 +980,7 @@
         <w:ind w:left="360"/>
       </w:pPr>
       <w:r>
-        <w:t>Right-click PMS.zip and choose Extract All…</w:t>
+        <w:t>Right-click DMS.zip and choose Extract All...</w:t>
       </w:r>
     </w:p>
     <w:p>
@@ -869,7 +989,7 @@
         <w:ind w:left="360"/>
       </w:pPr>
       <w:r>
-        <w:t>Choose a destination folder, for example C:\PMS, and click Extract.</w:t>
+        <w:t>Choose a destination folder, for example C:\DMS, and click Extract.</w:t>
       </w:r>
     </w:p>
     <w:p>
@@ -878,7 +998,7 @@
         <w:ind w:left="360"/>
       </w:pPr>
       <w:r>
-        <w:t>Open the extracted folder. You will see a file named PMS.exe.</w:t>
+        <w:t>Open the extracted folder and find the file DMS.exe.</w:t>
       </w:r>
     </w:p>
     <w:p>
@@ -887,7 +1007,61 @@
         <w:ind w:left="360"/>
       </w:pPr>
       <w:r>
-        <w:t>Double-click PMS.exe to launch the application.</w:t>
+        <w:t>Double-click DMS.exe to launch the application.</w:t>
+      </w:r>
+    </w:p>
+    <w:p>
+      <w:pPr>
+        <w:ind w:left="576" w:right="576"/>
+        <w:shd w:val="clear" w:color="auto" w:fill="FFF8E1"/>
+      </w:pPr>
+      <w:r>
+        <w:rPr>
+          <w:b/>
+          <w:color w:val="924E00"/>
+        </w:rPr>
+        <w:t xml:space="preserve">Note: </w:t>
+      </w:r>
+      <w:r>
+        <w:t>Windows may show a SmartScreen warning the first time you run DMS.exe. Click More info, then Run anyway. This appears because the file is not commercially code-signed; the program itself is safe. If instead the app doesn't respond at all when you double-click it, see section 1.4 - the file is most likely blocked, not broken.</w:t>
+      </w:r>
+    </w:p>
+    <w:p>
+      <w:pPr>
+        <w:pStyle w:val="Heading2"/>
+      </w:pPr>
+      <w:r>
+        <w:rPr>
+          <w:color w:val="1D4E89"/>
+        </w:rPr>
+        <w:t>Mac</w:t>
+      </w:r>
+    </w:p>
+    <w:p>
+      <w:pPr>
+        <w:pStyle w:val="ListNumber"/>
+        <w:ind w:left="360"/>
+      </w:pPr>
+      <w:r>
+        <w:t>Receive DMS.app (or a .zip file containing it), unzip it, and drag it into your Applications folder (or anywhere you like).</w:t>
+      </w:r>
+    </w:p>
+    <w:p>
+      <w:pPr>
+        <w:pStyle w:val="ListNumber"/>
+        <w:ind w:left="360"/>
+      </w:pPr>
+      <w:r>
+        <w:t>Double-click DMS.app to launch it.</w:t>
+      </w:r>
+    </w:p>
+    <w:p>
+      <w:pPr>
+        <w:pStyle w:val="ListNumber"/>
+        <w:ind w:left="360"/>
+      </w:pPr>
+      <w:r>
+        <w:t>The first time you open it, macOS may say “cannot verify the developer.” Go to System Settings -&gt; Privacy &amp; Security, find the notice there, and click Open Anyway.</w:t>
       </w:r>
     </w:p>
     <w:p>
@@ -906,9 +1080,205 @@
         <w:rPr>
           <w:color w:val="333333"/>
         </w:rPr>
-        <w:t>You do not need to install anything. PMS.exe is a standalone program – it includes Python and all libraries.</w:t>
-      </w:r>
-    </w:p>
+        <w:t>No other software needs to be installed (except the optional face-recognition component, see section 10). DMS bundles its own copy of Python and every library it needs.</w:t>
+      </w:r>
+    </w:p>
+    <w:p/>
+    <w:p>
+      <w:pPr>
+        <w:pStyle w:val="Heading2"/>
+      </w:pPr>
+      <w:r>
+        <w:rPr>
+          <w:color w:val="1D4E89"/>
+        </w:rPr>
+        <w:t>1.3  First Launch: Choosing a Project</w:t>
+      </w:r>
+    </w:p>
+    <w:p>
+      <w:r>
+        <w:t>Double-clicking DMS.app (Mac) or DMS.exe (Windows) first shows a small “Choose a project” window, before the main interface loads:</w:t>
+      </w:r>
+    </w:p>
+    <w:p>
+      <w:pPr>
+        <w:pStyle w:val="ListNumber"/>
+        <w:ind w:left="360"/>
+      </w:pPr>
+      <w:r>
+        <w:t>Continue with last project - reopens whichever project you were using the last time you quit normally (DMS remembers the path automatically on every normal quit). This button is greyed out the first time you use DMS, or if that project can no longer be found.</w:t>
+      </w:r>
+    </w:p>
+    <w:p>
+      <w:pPr>
+        <w:pStyle w:val="ListNumber"/>
+        <w:ind w:left="360"/>
+      </w:pPr>
+      <w:r>
+        <w:t>Select a project... - opens a system folder picker so you can choose any existing DMS project folder on your computer.</w:t>
+      </w:r>
+    </w:p>
+    <w:p>
+      <w:pPr>
+        <w:pStyle w:val="ListNumber"/>
+        <w:ind w:left="360"/>
+      </w:pPr>
+      <w:r>
+        <w:t>New project... - creates a brand-new, empty project folder and switches to it immediately (unlike older versions, DMS no longer opens with pre-loaded demo data).</w:t>
+      </w:r>
+    </w:p>
+    <w:p>
+      <w:r>
+        <w:t>Once a project is chosen, DMS starts its built-in web server on your computer (searching for a free port starting at 8765) and opens your default browser to that address, loading the main PMS interface.</w:t>
+      </w:r>
+    </w:p>
+    <w:p>
+      <w:pPr>
+        <w:ind w:left="576" w:right="576"/>
+        <w:shd w:val="clear" w:color="auto" w:fill="E6F4EA"/>
+      </w:pPr>
+      <w:r>
+        <w:rPr>
+          <w:b/>
+          <w:color w:val="056F00"/>
+        </w:rPr>
+        <w:t xml:space="preserve">Tip: </w:t>
+      </w:r>
+      <w:r>
+        <w:rPr>
+          <w:color w:val="333333"/>
+        </w:rPr>
+        <w:t>Need to work on two different projects at the same time? You don't have to close the first one - see chapter 16, “Working with Multiple Projects at Once.”</w:t>
+      </w:r>
+    </w:p>
+    <w:p>
+      <w:r>
+        <w:br w:type="page"/>
+      </w:r>
+    </w:p>
+    <w:p>
+      <w:pPr>
+        <w:pStyle w:val="Heading2"/>
+      </w:pPr>
+      <w:r>
+        <w:rPr>
+          <w:color w:val="1D4E89"/>
+        </w:rPr>
+        <w:t>1.4  Windows Blocked This App? Unblock It</w:t>
+      </w:r>
+    </w:p>
+    <w:p>
+      <w:r>
+        <w:t>A DMS.zip / DMS.exe you received over the network (email, WeChat, a cloud-drive link, etc.) gets automatically tagged by Windows as “downloaded from another computer,” which can cause repeated security prompts, or simply no response at all when you double-click the file. The first time you use a given copy of the app, unblock it as follows (this is a one-time step per download - a newly downloaded version may need it again):</w:t>
+      </w:r>
+    </w:p>
+    <w:p>
+      <w:pPr>
+        <w:pStyle w:val="ListNumber"/>
+        <w:ind w:left="360"/>
+      </w:pPr>
+      <w:r>
+        <w:t>If a security warning appears when you launch DMS.exe (or double-clicking it does nothing for a long time)...</w:t>
+      </w:r>
+    </w:p>
+    <w:p>
+      <w:pPr>
+        <w:pStyle w:val="ListNumber"/>
+        <w:ind w:left="360"/>
+      </w:pPr>
+      <w:r>
+        <w:t>Right-click DMS.exe.</w:t>
+      </w:r>
+    </w:p>
+    <w:p>
+      <w:pPr>
+        <w:pStyle w:val="ListNumber"/>
+        <w:ind w:left="360"/>
+      </w:pPr>
+      <w:r>
+        <w:t>Choose Properties from the right-click menu.</w:t>
+      </w:r>
+    </w:p>
+    <w:p>
+      <w:pPr>
+        <w:pStyle w:val="ListNumber"/>
+        <w:ind w:left="360"/>
+      </w:pPr>
+      <w:r>
+        <w:t>At the bottom of the General tab, under Security, check the Unblock checkbox.</w:t>
+      </w:r>
+    </w:p>
+    <w:p>
+      <w:pPr>
+        <w:pStyle w:val="ListNumber"/>
+        <w:ind w:left="360"/>
+      </w:pPr>
+      <w:r>
+        <w:t>Click Apply.</w:t>
+      </w:r>
+    </w:p>
+    <w:p>
+      <w:pPr>
+        <w:pStyle w:val="ListNumber"/>
+        <w:ind w:left="360"/>
+      </w:pPr>
+      <w:r>
+        <w:t>Click OK to close the window.</w:t>
+      </w:r>
+    </w:p>
+    <w:p>
+      <w:pPr>
+        <w:jc w:val="center"/>
+      </w:pPr>
+      <w:r>
+        <w:drawing>
+          <wp:inline xmlns:a="http://schemas.openxmlformats.org/drawingml/2006/main" xmlns:pic="http://schemas.openxmlformats.org/drawingml/2006/picture">
+            <wp:extent cx="5486400" cy="7614053"/>
+            <wp:docPr id="1" name="Picture 1"/>
+            <wp:cNvGraphicFramePr>
+              <a:graphicFrameLocks noChangeAspect="1"/>
+            </wp:cNvGraphicFramePr>
+            <a:graphic>
+              <a:graphicData uri="http://schemas.openxmlformats.org/drawingml/2006/picture">
+                <pic:pic>
+                  <pic:nvPicPr>
+                    <pic:cNvPr id="0" name="25_windows_unblock.png"/>
+                    <pic:cNvPicPr/>
+                  </pic:nvPicPr>
+                  <pic:blipFill>
+                    <a:blip r:embed="rId9"/>
+                    <a:stretch>
+                      <a:fillRect/>
+                    </a:stretch>
+                  </pic:blipFill>
+                  <pic:spPr>
+                    <a:xfrm>
+                      <a:off x="0" y="0"/>
+                      <a:ext cx="5486400" cy="7614053"/>
+                    </a:xfrm>
+                    <a:prstGeom prst="rect"/>
+                  </pic:spPr>
+                </pic:pic>
+              </a:graphicData>
+            </a:graphic>
+          </wp:inline>
+        </w:drawing>
+      </w:r>
+    </w:p>
+    <w:p>
+      <w:pPr>
+        <w:jc w:val="center"/>
+      </w:pPr>
+      <w:r>
+        <w:rPr>
+          <w:i/>
+          <w:color w:val="707070"/>
+          <w:sz w:val="18"/>
+        </w:rPr>
+        <w:t>Figure 1-1  DMS.exe Properties window: check “Unblock,” then click “Apply,” then “OK”</w:t>
+      </w:r>
+    </w:p>
+    <w:p/>
     <w:p>
       <w:pPr>
         <w:ind w:left="576" w:right="576"/>
@@ -922,115 +1292,7 @@
         <w:t xml:space="preserve">Note: </w:t>
       </w:r>
       <w:r>
-        <w:t>Windows may show a SmartScreen warning the first time you run PMS.exe. Click More info → Run anyway. This warning appears because the file is not code-signed; it is safe to proceed.</w:t>
-      </w:r>
-    </w:p>
-    <w:p/>
-    <w:p>
-      <w:pPr>
-        <w:pStyle w:val="Heading2"/>
-      </w:pPr>
-      <w:r>
-        <w:rPr>
-          <w:color w:val="1D4E89"/>
-        </w:rPr>
-        <w:t>1.3  First Launch</w:t>
-      </w:r>
-    </w:p>
-    <w:p>
-      <w:r>
-        <w:t>When PMS starts for the first time:</w:t>
-      </w:r>
-    </w:p>
-    <w:p>
-      <w:pPr>
-        <w:pStyle w:val="ListNumber"/>
-        <w:ind w:left="360"/>
-      </w:pPr>
-      <w:r>
-        <w:t>A small console window opens briefly in the background – this is the built-in web server. Do not close it.</w:t>
-      </w:r>
-    </w:p>
-    <w:p>
-      <w:pPr>
-        <w:pStyle w:val="ListNumber"/>
-        <w:ind w:left="360"/>
-      </w:pPr>
-      <w:r>
-        <w:t>Your default web browser opens automatically to http://localhost:5000.</w:t>
-      </w:r>
-    </w:p>
-    <w:p>
-      <w:pPr>
-        <w:pStyle w:val="ListNumber"/>
-        <w:ind w:left="360"/>
-      </w:pPr>
-      <w:r>
-        <w:t>You will see the PMS welcome screen.</w:t>
-      </w:r>
-    </w:p>
-    <w:p>
-      <w:pPr>
-        <w:pStyle w:val="ListNumber"/>
-        <w:ind w:left="360"/>
-      </w:pPr>
-      <w:r>
-        <w:t>You will be prompted to choose a Storage Folder – this is where all your files and data will be saved.</w:t>
-      </w:r>
-    </w:p>
-    <w:p>
-      <w:pPr>
-        <w:pStyle w:val="ListBullet"/>
-        <w:ind w:left="360"/>
-      </w:pPr>
-      <w:r>
-        <w:t>Click the folder icon in the header bar (or the blue Set Storage Path button).</w:t>
-      </w:r>
-    </w:p>
-    <w:p>
-      <w:pPr>
-        <w:pStyle w:val="ListBullet"/>
-        <w:ind w:left="360"/>
-      </w:pPr>
-      <w:r>
-        <w:t>Type a path such as C:\Users\YourName\Documents\PMS_Data and press Enter.</w:t>
-      </w:r>
-    </w:p>
-    <w:p>
-      <w:pPr>
-        <w:pStyle w:val="ListBullet"/>
-        <w:ind w:left="360"/>
-      </w:pPr>
-      <w:r>
-        <w:t>PMS creates the folder automatically if it does not exist.</w:t>
-      </w:r>
-    </w:p>
-    <w:p>
-      <w:pPr>
-        <w:pStyle w:val="ListNumber"/>
-        <w:ind w:left="360"/>
-      </w:pPr>
-      <w:r>
-        <w:t>Once a storage path is set, the main interface loads and you are ready to use PMS.</w:t>
-      </w:r>
-    </w:p>
-    <w:p>
-      <w:pPr>
-        <w:ind w:left="576" w:right="576"/>
-        <w:shd w:val="clear" w:color="auto" w:fill="E6F4EA"/>
-      </w:pPr>
-      <w:r>
-        <w:rPr>
-          <w:b/>
-          <w:color w:val="056F00"/>
-        </w:rPr>
-        <w:t xml:space="preserve">Tip: </w:t>
-      </w:r>
-      <w:r>
-        <w:rPr>
-          <w:color w:val="333333"/>
-        </w:rPr>
-        <w:t>Choose a storage path inside your Documents or Pictures folder so it is included in your regular backups.</w:t>
+        <w:t>This is the same underlying Windows security mechanism as the SmartScreen “Run anyway” prompt in section 1.2, showing up at a different point - unblocking the file here usually makes both go away. If “Open in native app” (section 4.5) reports a document as locked/read-only, it's the same cause; DMS automatically tries to unlock the file first, so you normally won't need to handle this by hand.</w:t>
       </w:r>
     </w:p>
     <w:p>
@@ -1062,7 +1324,7 @@
     </w:p>
     <w:p>
       <w:r>
-        <w:t>The PMS window is divided into three main areas:</w:t>
+        <w:t>The DMS window is divided into three main areas:</w:t>
       </w:r>
     </w:p>
     <w:tbl>
@@ -1150,7 +1412,7 @@
           </w:tcPr>
           <w:p>
             <w:r>
-              <w:t>Shows storage path, total document count, Project menu, and logout button.</w:t>
+              <w:t>Storage path, total indexed document count, the Project menu, and the logout button.</w:t>
             </w:r>
           </w:p>
         </w:tc>
@@ -1182,7 +1444,7 @@
           </w:tcPr>
           <w:p>
             <w:r>
-              <w:t>Tabs for Tree view, Search, and Databook generation.</w:t>
+              <w:t>Four tabs: Tree, Search, Databook, and Faces.</w:t>
             </w:r>
           </w:p>
         </w:tc>
@@ -1214,7 +1476,7 @@
           </w:tcPr>
           <w:p>
             <w:r>
-              <w:t>Shows documents belonging to the currently selected folder.</w:t>
+              <w:t>Shows the documents in the currently selected folder, or the content of whichever sidebar tab is active.</w:t>
             </w:r>
           </w:p>
         </w:tc>
@@ -1237,7 +1499,79 @@
         <w:rPr>
           <w:color w:val="333333"/>
         </w:rPr>
-        <w:t>Drag the vertical divider between the sidebar and the content panel to resize. Double-click the divider to reset to default width.</w:t>
+        <w:t>Drag the vertical divider between the sidebar and the content panel to resize either side. Double-click the divider to reset to the default width.</w:t>
+      </w:r>
+    </w:p>
+    <w:p>
+      <w:pPr>
+        <w:jc w:val="center"/>
+      </w:pPr>
+      <w:r>
+        <w:drawing>
+          <wp:inline xmlns:a="http://schemas.openxmlformats.org/drawingml/2006/main" xmlns:pic="http://schemas.openxmlformats.org/drawingml/2006/picture">
+            <wp:extent cx="5486400" cy="3429000"/>
+            <wp:docPr id="2" name="Picture 2"/>
+            <wp:cNvGraphicFramePr>
+              <a:graphicFrameLocks noChangeAspect="1"/>
+            </wp:cNvGraphicFramePr>
+            <a:graphic>
+              <a:graphicData uri="http://schemas.openxmlformats.org/drawingml/2006/picture">
+                <pic:pic>
+                  <pic:nvPicPr>
+                    <pic:cNvPr id="0" name="01_overview.png"/>
+                    <pic:cNvPicPr/>
+                  </pic:nvPicPr>
+                  <pic:blipFill>
+                    <a:blip r:embed="rId10"/>
+                    <a:stretch>
+                      <a:fillRect/>
+                    </a:stretch>
+                  </pic:blipFill>
+                  <pic:spPr>
+                    <a:xfrm>
+                      <a:off x="0" y="0"/>
+                      <a:ext cx="5486400" cy="3429000"/>
+                    </a:xfrm>
+                    <a:prstGeom prst="rect"/>
+                  </pic:spPr>
+                </pic:pic>
+              </a:graphicData>
+            </a:graphic>
+          </wp:inline>
+        </w:drawing>
+      </w:r>
+    </w:p>
+    <w:p>
+      <w:pPr>
+        <w:jc w:val="center"/>
+      </w:pPr>
+      <w:r>
+        <w:rPr>
+          <w:i/>
+          <w:color w:val="707070"/>
+          <w:sz w:val="18"/>
+        </w:rPr>
+        <w:t>Figure 2-1  Overall layout: folder tree on the left, folder details and action buttons on the right</w:t>
+      </w:r>
+    </w:p>
+    <w:p/>
+    <w:p>
+      <w:pPr>
+        <w:ind w:left="576" w:right="576"/>
+        <w:shd w:val="clear" w:color="auto" w:fill="E6F4EA"/>
+      </w:pPr>
+      <w:r>
+        <w:rPr>
+          <w:b/>
+          <w:color w:val="056F00"/>
+        </w:rPr>
+        <w:t xml:space="preserve">Tip: </w:t>
+      </w:r>
+      <w:r>
+        <w:rPr>
+          <w:color w:val="333333"/>
+        </w:rPr>
+        <w:t>Almost every text field in the app (folder/document names, serial numbers, login credentials, descriptions, the search box, the Ask-AI question box, and more) has a small microphone icon next to it - click it, speak, and the recognized text is appended at the cursor; click again to stop. You can switch the recognition language between Chinese and English, and it needs no AI key at all - it runs on your browser's own built-in speech recognition (Chrome / Edge recommended).</w:t>
       </w:r>
     </w:p>
     <w:p>
@@ -1280,7 +1614,7 @@
         </w:tc>
         <w:tc>
           <w:tcPr>
-            <w:tcW w:type="dxa" w:w="2016"/>
+            <w:tcW w:type="dxa" w:w="1728"/>
             <w:shd w:val="clear" w:color="auto" w:fill="1E40AF"/>
           </w:tcPr>
           <w:p>
@@ -1295,7 +1629,7 @@
         </w:tc>
         <w:tc>
           <w:tcPr>
-            <w:tcW w:type="dxa" w:w="6048"/>
+            <w:tcW w:type="dxa" w:w="6336"/>
             <w:shd w:val="clear" w:color="auto" w:fill="1E40AF"/>
           </w:tcPr>
           <w:p>
@@ -1322,7 +1656,7 @@
         </w:tc>
         <w:tc>
           <w:tcPr>
-            <w:tcW w:type="dxa" w:w="2016"/>
+            <w:tcW w:type="dxa" w:w="1728"/>
           </w:tcPr>
           <w:p>
             <w:r>
@@ -1332,7 +1666,7 @@
         </w:tc>
         <w:tc>
           <w:tcPr>
-            <w:tcW w:type="dxa" w:w="6048"/>
+            <w:tcW w:type="dxa" w:w="6336"/>
           </w:tcPr>
           <w:p>
             <w:r>
@@ -1354,7 +1688,7 @@
         </w:tc>
         <w:tc>
           <w:tcPr>
-            <w:tcW w:type="dxa" w:w="2016"/>
+            <w:tcW w:type="dxa" w:w="1728"/>
           </w:tcPr>
           <w:p>
             <w:r>
@@ -1364,7 +1698,7 @@
         </w:tc>
         <w:tc>
           <w:tcPr>
-            <w:tcW w:type="dxa" w:w="6048"/>
+            <w:tcW w:type="dxa" w:w="6336"/>
           </w:tcPr>
           <w:p>
             <w:r>
@@ -1386,7 +1720,7 @@
         </w:tc>
         <w:tc>
           <w:tcPr>
-            <w:tcW w:type="dxa" w:w="2016"/>
+            <w:tcW w:type="dxa" w:w="1728"/>
           </w:tcPr>
           <w:p>
             <w:r>
@@ -1396,11 +1730,43 @@
         </w:tc>
         <w:tc>
           <w:tcPr>
-            <w:tcW w:type="dxa" w:w="6048"/>
+            <w:tcW w:type="dxa" w:w="6336"/>
           </w:tcPr>
           <w:p>
             <w:r>
-              <w:t>Select documents and generate a professional combined PDF with cover and table of contents.</w:t>
+              <w:t>Select documents and generate a professional combined PDF or Word document (see chapter 8).</w:t>
+            </w:r>
+          </w:p>
+        </w:tc>
+      </w:tr>
+      <w:tr>
+        <w:tc>
+          <w:tcPr>
+            <w:tcW w:type="dxa" w:w="1440"/>
+          </w:tcPr>
+          <w:p>
+            <w:r>
+              <w:t>Faces</w:t>
+            </w:r>
+          </w:p>
+        </w:tc>
+        <w:tc>
+          <w:tcPr>
+            <w:tcW w:type="dxa" w:w="1728"/>
+          </w:tcPr>
+          <w:p>
+            <w:r>
+              <w:t>人脸</w:t>
+            </w:r>
+          </w:p>
+        </w:tc>
+        <w:tc>
+          <w:tcPr>
+            <w:tcW w:type="dxa" w:w="6336"/>
+          </w:tcPr>
+          <w:p>
+            <w:r>
+              <w:t>Face recognition and browsing photos by person (requires an optional component - chapter 10).</w:t>
             </w:r>
           </w:p>
         </w:tc>
@@ -1429,7 +1795,7 @@
         <w:ind w:left="360"/>
       </w:pPr>
       <w:r>
-        <w:t>Folder name, serial number (SN), and description at the top.</w:t>
+        <w:t>Folder name, serial number (SN), description, and saved login credentials (if any) at the top.</w:t>
       </w:r>
     </w:p>
     <w:p>
@@ -1438,7 +1804,7 @@
         <w:ind w:left="360"/>
       </w:pPr>
       <w:r>
-        <w:t>Action buttons: Upload Files, Upload Folder, Link Existing Document, Merge Documents.</w:t>
+        <w:t>Action buttons: Tag Faces, Link Existing Document, Merge Documents, Paste Screenshot, Upload Files, Upload (no year/month folders), Upload Folder.</w:t>
       </w:r>
     </w:p>
     <w:p>
@@ -1447,7 +1813,7 @@
         <w:ind w:left="360"/>
       </w:pPr>
       <w:r>
-        <w:t>Cards for each document in the folder – showing file name, size, type icon, upload date, and action icons.</w:t>
+        <w:t>A card for each document in the folder, showing file name, size, type icon, upload date, and action icons (SN, link, send to phone, email, delete).</w:t>
       </w:r>
     </w:p>
     <w:p>
@@ -1468,7 +1834,7 @@
     </w:p>
     <w:p>
       <w:r>
-        <w:t>PMS organises your documents into a tree of folders – similar to Windows Explorer but with extra features like serial numbers, descriptions, and document counts.</w:t>
+        <w:t>DMS organizes your documents into a tree of folders, similar to a file explorer, with extra features: serial numbers, descriptions, login credentials, and document counts.</w:t>
       </w:r>
     </w:p>
     <w:p>
@@ -1497,7 +1863,7 @@
         <w:ind w:left="360"/>
       </w:pPr>
       <w:r>
-        <w:t>Click the New Folder button (＋ icon) in the sidebar toolbar, OR right-click the selected folder and choose New Folder.</w:t>
+        <w:t>Click New Folder in the sidebar toolbar, or right-click the selected folder and choose New Folder.</w:t>
       </w:r>
     </w:p>
     <w:p>
@@ -1525,7 +1891,7 @@
         <w:rPr>
           <w:color w:val="333333"/>
         </w:rPr>
-        <w:t>You can nest folders as many levels deep as you need. There is no limit.</w:t>
+        <w:t>Folders can be nested to any depth - there is no limit.</w:t>
       </w:r>
     </w:p>
     <w:p>
@@ -1550,7 +1916,7 @@
         <w:ind w:left="360"/>
       </w:pPr>
       <w:r>
-        <w:t>Double-click the folder name, or right-click → Rename.</w:t>
+        <w:t>Double-click the folder name, or right-click and choose Rename.</w:t>
       </w:r>
     </w:p>
     <w:p>
@@ -1559,7 +1925,7 @@
         <w:ind w:left="360"/>
       </w:pPr>
       <w:r>
-        <w:t>Edit the name and press Enter.</w:t>
+        <w:t>Edit the name and press Enter to save.</w:t>
       </w:r>
     </w:p>
     <w:p>
@@ -1573,7 +1939,7 @@
         <w:ind w:left="360"/>
       </w:pPr>
       <w:r>
-        <w:t>Right-click the folder → Delete.</w:t>
+        <w:t>Right-click the folder, choose Delete, and confirm.</w:t>
       </w:r>
     </w:p>
     <w:p>
@@ -1582,7 +1948,16 @@
         <w:ind w:left="360"/>
       </w:pPr>
       <w:r>
-        <w:t>Confirm the deletion. The folder and all its sub-folders are removed from the tree.</w:t>
+        <w:t>Documents inside are not removed from disk immediately - they move into a hidden holding folder named “Not Show in Tree” (a soft-delete / recycle-bin mechanism).</w:t>
+      </w:r>
+    </w:p>
+    <w:p>
+      <w:pPr>
+        <w:pStyle w:val="ListBullet"/>
+        <w:ind w:left="360"/>
+      </w:pPr>
+      <w:r>
+        <w:t>To recover them, find the “Not Show in Tree” node in the tree and re-link or move the documents elsewhere.</w:t>
       </w:r>
     </w:p>
     <w:p>
@@ -1598,7 +1973,7 @@
         <w:t xml:space="preserve">Note: </w:t>
       </w:r>
       <w:r>
-        <w:t>Deleting a folder removes it from the tree, but the physical document files remain on your disk inside the storage folder. You can still find them via the Search tab or by browsing the storage folder in Windows Explorer.</w:t>
+        <w:t>Only deleting a document directly inside the “Not Show in Tree” folder permanently removes the file from disk - that action cannot be undone. This is a different folder from the “Not Shown in The Tree” archive folder mentioned in section 12.4 for old .dms backups: the former lives inside the document tree and holds soft-deleted documents; the latter lives at the root of the storage folder and holds backup files beyond the retention limit.</w:t>
       </w:r>
     </w:p>
     <w:p>
@@ -1623,7 +1998,7 @@
         <w:ind w:left="360"/>
       </w:pPr>
       <w:r>
-        <w:t>Hover over a folder to reveal ▲ and ▼ arrow buttons.</w:t>
+        <w:t>Hover over a folder to reveal up/down arrow buttons.</w:t>
       </w:r>
     </w:p>
     <w:p>
@@ -1632,7 +2007,7 @@
         <w:ind w:left="360"/>
       </w:pPr>
       <w:r>
-        <w:t>Click ▲ to move the folder up, ▼ to move it down among its siblings.</w:t>
+        <w:t>Click the up arrow to move it up, the down arrow to move it down.</w:t>
       </w:r>
     </w:p>
     <w:p>
@@ -1646,7 +2021,7 @@
         <w:ind w:left="360"/>
       </w:pPr>
       <w:r>
-        <w:t>Click and drag the folder.</w:t>
+        <w:t>Click and drag the folder, dropping it onto the target parent folder (highlighted while dragging).</w:t>
       </w:r>
     </w:p>
     <w:p>
@@ -1655,16 +2030,7 @@
         <w:ind w:left="360"/>
       </w:pPr>
       <w:r>
-        <w:t>Drop it onto the target parent folder (a highlight shows the drop target).</w:t>
-      </w:r>
-    </w:p>
-    <w:p>
-      <w:pPr>
-        <w:pStyle w:val="ListBullet"/>
-        <w:ind w:left="360"/>
-      </w:pPr>
-      <w:r>
-        <w:t>You can also drop it just above or below another folder to place it before or after that folder.</w:t>
+        <w:t>You can also drop it directly above or below another folder to place it before or after that folder.</w:t>
       </w:r>
     </w:p>
     <w:p>
@@ -1680,7 +2046,7 @@
     </w:p>
     <w:p>
       <w:r>
-        <w:t>Every folder can have an optional Serial Number (SN) used to tag assemblies, parts, or project identifiers.</w:t>
+        <w:t>Every folder can have an optional Serial Number (SN) used to tag assemblies, batches, or project identifiers.</w:t>
       </w:r>
     </w:p>
     <w:p>
@@ -1689,7 +2055,7 @@
         <w:ind w:left="360"/>
       </w:pPr>
       <w:r>
-        <w:t>Click the pencil icon on a folder to open its properties.</w:t>
+        <w:t>Click the pencil icon on a folder to enter edit mode.</w:t>
       </w:r>
     </w:p>
     <w:p>
@@ -1698,7 +2064,7 @@
         <w:ind w:left="360"/>
       </w:pPr>
       <w:r>
-        <w:t>Enter a value in the Serial Number field (e.g. SN-YT635R0267).</w:t>
+        <w:t>Enter a value in the Serial Number field (e.g. INS-2026-001).</w:t>
       </w:r>
     </w:p>
     <w:p>
@@ -1707,7 +2073,129 @@
         <w:ind w:left="360"/>
       </w:pPr>
       <w:r>
-        <w:t>The SN is displayed next to the folder name in the tree.</w:t>
+        <w:t>The SN is shown next to the folder name in the tree.</w:t>
+      </w:r>
+    </w:p>
+    <w:p>
+      <w:pPr>
+        <w:jc w:val="center"/>
+      </w:pPr>
+      <w:r>
+        <w:drawing>
+          <wp:inline xmlns:a="http://schemas.openxmlformats.org/drawingml/2006/main" xmlns:pic="http://schemas.openxmlformats.org/drawingml/2006/picture">
+            <wp:extent cx="5486400" cy="3429000"/>
+            <wp:docPr id="3" name="Picture 3"/>
+            <wp:cNvGraphicFramePr>
+              <a:graphicFrameLocks noChangeAspect="1"/>
+            </wp:cNvGraphicFramePr>
+            <a:graphic>
+              <a:graphicData uri="http://schemas.openxmlformats.org/drawingml/2006/picture">
+                <pic:pic>
+                  <pic:nvPicPr>
+                    <pic:cNvPr id="0" name="02_folder_with_sn.png"/>
+                    <pic:cNvPicPr/>
+                  </pic:nvPicPr>
+                  <pic:blipFill>
+                    <a:blip r:embed="rId11"/>
+                    <a:stretch>
+                      <a:fillRect/>
+                    </a:stretch>
+                  </pic:blipFill>
+                  <pic:spPr>
+                    <a:xfrm>
+                      <a:off x="0" y="0"/>
+                      <a:ext cx="5486400" cy="3429000"/>
+                    </a:xfrm>
+                    <a:prstGeom prst="rect"/>
+                  </pic:spPr>
+                </pic:pic>
+              </a:graphicData>
+            </a:graphic>
+          </wp:inline>
+        </w:drawing>
+      </w:r>
+    </w:p>
+    <w:p>
+      <w:pPr>
+        <w:jc w:val="center"/>
+      </w:pPr>
+      <w:r>
+        <w:rPr>
+          <w:i/>
+          <w:color w:val="707070"/>
+          <w:sz w:val="18"/>
+        </w:rPr>
+        <w:t>Figure 3-1  A folder with a serial number (Homeowner's Insurance - INS-2026-001)</w:t>
+      </w:r>
+    </w:p>
+    <w:p/>
+    <w:p>
+      <w:pPr>
+        <w:jc w:val="center"/>
+      </w:pPr>
+      <w:r>
+        <w:drawing>
+          <wp:inline xmlns:a="http://schemas.openxmlformats.org/drawingml/2006/main" xmlns:pic="http://schemas.openxmlformats.org/drawingml/2006/picture">
+            <wp:extent cx="5486400" cy="3429000"/>
+            <wp:docPr id="4" name="Picture 4"/>
+            <wp:cNvGraphicFramePr>
+              <a:graphicFrameLocks noChangeAspect="1"/>
+            </wp:cNvGraphicFramePr>
+            <a:graphic>
+              <a:graphicData uri="http://schemas.openxmlformats.org/drawingml/2006/picture">
+                <pic:pic>
+                  <pic:nvPicPr>
+                    <pic:cNvPr id="0" name="03_folder_edit_mode.png"/>
+                    <pic:cNvPicPr/>
+                  </pic:nvPicPr>
+                  <pic:blipFill>
+                    <a:blip r:embed="rId12"/>
+                    <a:stretch>
+                      <a:fillRect/>
+                    </a:stretch>
+                  </pic:blipFill>
+                  <pic:spPr>
+                    <a:xfrm>
+                      <a:off x="0" y="0"/>
+                      <a:ext cx="5486400" cy="3429000"/>
+                    </a:xfrm>
+                    <a:prstGeom prst="rect"/>
+                  </pic:spPr>
+                </pic:pic>
+              </a:graphicData>
+            </a:graphic>
+          </wp:inline>
+        </w:drawing>
+      </w:r>
+    </w:p>
+    <w:p>
+      <w:pPr>
+        <w:jc w:val="center"/>
+      </w:pPr>
+      <w:r>
+        <w:rPr>
+          <w:i/>
+          <w:color w:val="707070"/>
+          <w:sz w:val="18"/>
+        </w:rPr>
+        <w:t>Figure 3-2  Folder edit mode: name, serial number, and login-credential fields</w:t>
+      </w:r>
+    </w:p>
+    <w:p/>
+    <w:p>
+      <w:pPr>
+        <w:pStyle w:val="Heading2"/>
+      </w:pPr>
+      <w:r>
+        <w:rPr>
+          <w:color w:val="1D4E89"/>
+        </w:rPr>
+        <w:t>3.5  Description: Voice Input, AI Cleanup, and PDF Export</w:t>
+      </w:r>
+    </w:p>
+    <w:p>
+      <w:r>
+        <w:t>Every folder (and every document) has its own Description area - not just a one-line note, but a full writing and organizing toolkit: voice dictation, transcribing an uploaded recording, AI cleanup/polish, a Chinese typo checker, and finally one-click export to a PDF that keeps updating in place. What started as a plain text box for folders has been upgraded to the exact same full-featured panel single documents already had.</w:t>
       </w:r>
     </w:p>
     <w:p>
@@ -1716,9 +2204,116 @@
         <w:ind w:left="360"/>
       </w:pPr>
       <w:r>
-        <w:t>Documents inside the folder automatically inherit the folder's SN unless they have their own SN override.</w:t>
-      </w:r>
-    </w:p>
+        <w:t>Voice Input - click it and speak into your microphone; the recognized text is appended to the end of the description automatically. Switch between Chinese and English recognition. This runs in the browser and needs no AI configured.</w:t>
+      </w:r>
+    </w:p>
+    <w:p>
+      <w:pPr>
+        <w:pStyle w:val="ListBullet"/>
+        <w:ind w:left="360"/>
+      </w:pPr>
+      <w:r>
+        <w:t>Transcribe an uploaded recording - pick an audio file (e.g. a voice memo from your phone: .m4a, also .mp3/.wav/.aac, etc.), and AI (Gemini) transcribes it and appends the text - a second way to get text in, alongside live dictation, especially useful when you recorded on your phone earlier and want to process it later. Requires a Gemini API key the first time (see below).</w:t>
+      </w:r>
+    </w:p>
+    <w:p>
+      <w:pPr>
+        <w:pStyle w:val="ListBullet"/>
+        <w:ind w:left="360"/>
+      </w:pPr>
+      <w:r>
+        <w:t>AI Cleanup - choose from “Organize / Polish wording / Make concise,” then click Clean up with AI; the AI turns spoken or rough notes into readable prose while preserving all the information. The result is shown as a preview first - it only replaces your text once you click Apply, never silently.</w:t>
+      </w:r>
+    </w:p>
+    <w:p>
+      <w:pPr>
+        <w:pStyle w:val="ListBullet"/>
+        <w:ind w:left="360"/>
+      </w:pPr>
+      <w:r>
+        <w:t>Check for Typos - has AI check the description for typos, punctuation, and misused idioms (Chinese text); apply fixes one at a time or all at once.</w:t>
+      </w:r>
+    </w:p>
+    <w:p>
+      <w:pPr>
+        <w:pStyle w:val="ListBullet"/>
+        <w:ind w:left="360"/>
+      </w:pPr>
+      <w:r>
+        <w:t>Save &amp; Make Searchable - saves the current description into the index so it can be found later by search.</w:t>
+      </w:r>
+    </w:p>
+    <w:p>
+      <w:pPr>
+        <w:pStyle w:val="ListBullet"/>
+        <w:ind w:left="360"/>
+      </w:pPr>
+      <w:r>
+        <w:t>Save as New Document / Update Description Document - saves the description as a .txt document in the same folder; on later saves the button becomes “Update Description Document” and overwrites the same file instead of piling up copies.</w:t>
+      </w:r>
+    </w:p>
+    <w:p>
+      <w:pPr>
+        <w:pStyle w:val="ListBullet"/>
+        <w:ind w:left="360"/>
+      </w:pPr>
+      <w:r>
+        <w:t>Save as PDF / Update PDF - turns the description into a properly formatted PDF, also stored in the same folder; editing the description and clicking again updates that same PDF (same filename) rather than creating a new one each time - handy as a document you can print or share at any point.</w:t>
+      </w:r>
+    </w:p>
+    <w:p>
+      <w:pPr>
+        <w:jc w:val="center"/>
+      </w:pPr>
+      <w:r>
+        <w:drawing>
+          <wp:inline xmlns:a="http://schemas.openxmlformats.org/drawingml/2006/main" xmlns:pic="http://schemas.openxmlformats.org/drawingml/2006/picture">
+            <wp:extent cx="5486400" cy="3108295"/>
+            <wp:docPr id="5" name="Picture 5"/>
+            <wp:cNvGraphicFramePr>
+              <a:graphicFrameLocks noChangeAspect="1"/>
+            </wp:cNvGraphicFramePr>
+            <a:graphic>
+              <a:graphicData uri="http://schemas.openxmlformats.org/drawingml/2006/picture">
+                <pic:pic>
+                  <pic:nvPicPr>
+                    <pic:cNvPr id="0" name="23_folder_description_panel.png"/>
+                    <pic:cNvPicPr/>
+                  </pic:nvPicPr>
+                  <pic:blipFill>
+                    <a:blip r:embed="rId13"/>
+                    <a:stretch>
+                      <a:fillRect/>
+                    </a:stretch>
+                  </pic:blipFill>
+                  <pic:spPr>
+                    <a:xfrm>
+                      <a:off x="0" y="0"/>
+                      <a:ext cx="5486400" cy="3108295"/>
+                    </a:xfrm>
+                    <a:prstGeom prst="rect"/>
+                  </pic:spPr>
+                </pic:pic>
+              </a:graphicData>
+            </a:graphic>
+          </wp:inline>
+        </w:drawing>
+      </w:r>
+    </w:p>
+    <w:p>
+      <w:pPr>
+        <w:jc w:val="center"/>
+      </w:pPr>
+      <w:r>
+        <w:rPr>
+          <w:i/>
+          <w:color w:val="707070"/>
+          <w:sz w:val="18"/>
+        </w:rPr>
+        <w:t>Figure 3-3  A folder's description panel (example: a “Baby's Birth” folder)</w:t>
+      </w:r>
+    </w:p>
+    <w:p/>
     <w:p>
       <w:pPr>
         <w:ind w:left="576" w:right="576"/>
@@ -1735,9 +2330,469 @@
         <w:rPr>
           <w:color w:val="333333"/>
         </w:rPr>
-        <w:t>To give a specific document its own SN, click the SN button on its document card.</w:t>
-      </w:r>
-    </w:p>
+        <w:t>Scenario 1 - a baby-book folder: create a “Baby's Birth” folder and write the whole story in the description - what time you rushed to the hospital, the hospital and doctor's names, how it felt holding the baby for the first time... then add the birth certificate, footprint card, and ultrasound scans as documents in the same folder. That one narrative turns a handful of scattered documents and photos into a complete keepsake.</w:t>
+      </w:r>
+    </w:p>
+    <w:p>
+      <w:pPr>
+        <w:ind w:left="576" w:right="576"/>
+        <w:shd w:val="clear" w:color="auto" w:fill="E6F4EA"/>
+      </w:pPr>
+      <w:r>
+        <w:rPr>
+          <w:b/>
+          <w:color w:val="056F00"/>
+        </w:rPr>
+        <w:t xml:space="preserve">Tip: </w:t>
+      </w:r>
+      <w:r>
+        <w:rPr>
+          <w:color w:val="333333"/>
+        </w:rPr>
+        <w:t>Scenario 2 - voice-logging routine measurements: after taking a blood-pressure or blood-sugar reading, just say the result out loud into a voice-memo app on your phone - record as many times as you measure, saved on the phone for now. When convenient, transfer those recordings to your computer (AirDrop, WeChat file transfer, a cable, whatever works), open the description panel for the relevant folder or document, and click Transcribe Recording once per file; they're transcribed and appended in turn. Finish with one click of Clean up with AI (choose “Organize”) to turn several loose readings into one properly organized record, then Save as PDF to keep it.</w:t>
+      </w:r>
+    </w:p>
+    <w:p>
+      <w:pPr>
+        <w:ind w:left="576" w:right="576"/>
+        <w:shd w:val="clear" w:color="auto" w:fill="FFF8E1"/>
+      </w:pPr>
+      <w:r>
+        <w:rPr>
+          <w:b/>
+          <w:color w:val="924E00"/>
+        </w:rPr>
+        <w:t xml:space="preserve">Note: </w:t>
+      </w:r>
+      <w:r>
+        <w:t>Transcribing a recording, AI cleanup, and the typo checker all need a Gemini API key configured first: until then, a “Configure AI (Gemini)” link appears in their place - click it, paste your key when prompted, and save (the key is stored only on this machine, encrypted). Voice Input (live microphone recognition) needs no key at all and works immediately.</w:t>
+      </w:r>
+    </w:p>
+    <w:p>
+      <w:pPr>
+        <w:pStyle w:val="Heading2"/>
+      </w:pPr>
+      <w:r>
+        <w:rPr>
+          <w:color w:val="1D4E89"/>
+        </w:rPr>
+        <w:t>3.6  Login Credentials (can save multiple sets)</w:t>
+      </w:r>
+    </w:p>
+    <w:p>
+      <w:r>
+        <w:t>If a folder corresponds to a website or online account that requires signing in (an insurance company's customer portal, a hospital patient portal, and so on), you can save that site's login details directly on the folder for quick access later. A folder is no longer limited to one set of credentials - add as many sets as you need, for example a “dealer portal” and a separate “manufacturer parts portal” for the same piece of equipment.</w:t>
+      </w:r>
+    </w:p>
+    <w:p>
+      <w:pPr>
+        <w:pStyle w:val="ListNumber"/>
+        <w:ind w:left="360"/>
+      </w:pPr>
+      <w:r>
+        <w:t>Click the pencil icon on the folder to enter edit mode.</w:t>
+      </w:r>
+    </w:p>
+    <w:p>
+      <w:pPr>
+        <w:pStyle w:val="ListNumber"/>
+        <w:ind w:left="360"/>
+      </w:pPr>
+      <w:r>
+        <w:t>In the Login Credentials (optional, multiple sets allowed) area, fill in: website link, account/username, and password.</w:t>
+      </w:r>
+    </w:p>
+    <w:p>
+      <w:pPr>
+        <w:pStyle w:val="ListNumber"/>
+        <w:ind w:left="360"/>
+      </w:pPr>
+      <w:r>
+        <w:t>Need to save another set? Click Add Login Credentials to add another group of the same three fields; each group has an X button to delete it.</w:t>
+      </w:r>
+    </w:p>
+    <w:p>
+      <w:pPr>
+        <w:pStyle w:val="ListNumber"/>
+        <w:ind w:left="360"/>
+      </w:pPr>
+      <w:r>
+        <w:t>Click Done to save.</w:t>
+      </w:r>
+    </w:p>
+    <w:p>
+      <w:pPr>
+        <w:jc w:val="center"/>
+      </w:pPr>
+      <w:r>
+        <w:drawing>
+          <wp:inline xmlns:a="http://schemas.openxmlformats.org/drawingml/2006/main" xmlns:pic="http://schemas.openxmlformats.org/drawingml/2006/picture">
+            <wp:extent cx="5486400" cy="2741275"/>
+            <wp:docPr id="6" name="Picture 6"/>
+            <wp:cNvGraphicFramePr>
+              <a:graphicFrameLocks noChangeAspect="1"/>
+            </wp:cNvGraphicFramePr>
+            <a:graphic>
+              <a:graphicData uri="http://schemas.openxmlformats.org/drawingml/2006/picture">
+                <pic:pic>
+                  <pic:nvPicPr>
+                    <pic:cNvPr id="0" name="35_multi_login_credentials.png"/>
+                    <pic:cNvPicPr/>
+                  </pic:nvPicPr>
+                  <pic:blipFill>
+                    <a:blip r:embed="rId14"/>
+                    <a:stretch>
+                      <a:fillRect/>
+                    </a:stretch>
+                  </pic:blipFill>
+                  <pic:spPr>
+                    <a:xfrm>
+                      <a:off x="0" y="0"/>
+                      <a:ext cx="5486400" cy="2741275"/>
+                    </a:xfrm>
+                    <a:prstGeom prst="rect"/>
+                  </pic:spPr>
+                </pic:pic>
+              </a:graphicData>
+            </a:graphic>
+          </wp:inline>
+        </w:drawing>
+      </w:r>
+    </w:p>
+    <w:p>
+      <w:pPr>
+        <w:jc w:val="center"/>
+      </w:pPr>
+      <w:r>
+        <w:rPr>
+          <w:i/>
+          <w:color w:val="707070"/>
+          <w:sz w:val="18"/>
+        </w:rPr>
+        <w:t>Figure 3-4  Edit mode with two login-credential sets added (the microphone icon next to each field lets you dictate it - see section 2.1)</w:t>
+      </w:r>
+    </w:p>
+    <w:p/>
+    <w:p>
+      <w:r>
+        <w:t>In view mode, each credential set shows its own three buttons, with the account name visible directly so you can tell the sets apart without decrypting anything:</w:t>
+      </w:r>
+    </w:p>
+    <w:p>
+      <w:pPr>
+        <w:pStyle w:val="ListBullet"/>
+        <w:ind w:left="360"/>
+      </w:pPr>
+      <w:r>
+        <w:t>Open Website - opens the site in a new tab and automatically copies the account name to the clipboard, ready to paste into the username field.</w:t>
+      </w:r>
+    </w:p>
+    <w:p>
+      <w:pPr>
+        <w:pStyle w:val="ListBullet"/>
+        <w:ind w:left="360"/>
+      </w:pPr>
+      <w:r>
+        <w:t>Copy Account - copies the username to the clipboard in one click, instead of selecting text out of a masked field.</w:t>
+      </w:r>
+    </w:p>
+    <w:p>
+      <w:pPr>
+        <w:pStyle w:val="ListBullet"/>
+        <w:ind w:left="360"/>
+      </w:pPr>
+      <w:r>
+        <w:t>Copy Password - copies the password to the clipboard, ready to paste into the password field.</w:t>
+      </w:r>
+    </w:p>
+    <w:p>
+      <w:pPr>
+        <w:jc w:val="center"/>
+      </w:pPr>
+      <w:r>
+        <w:drawing>
+          <wp:inline xmlns:a="http://schemas.openxmlformats.org/drawingml/2006/main" xmlns:pic="http://schemas.openxmlformats.org/drawingml/2006/picture">
+            <wp:extent cx="5486400" cy="2741275"/>
+            <wp:docPr id="7" name="Picture 7"/>
+            <wp:cNvGraphicFramePr>
+              <a:graphicFrameLocks noChangeAspect="1"/>
+            </wp:cNvGraphicFramePr>
+            <a:graphic>
+              <a:graphicData uri="http://schemas.openxmlformats.org/drawingml/2006/picture">
+                <pic:pic>
+                  <pic:nvPicPr>
+                    <pic:cNvPr id="0" name="36_multi_login_view.png"/>
+                    <pic:cNvPicPr/>
+                  </pic:nvPicPr>
+                  <pic:blipFill>
+                    <a:blip r:embed="rId15"/>
+                    <a:stretch>
+                      <a:fillRect/>
+                    </a:stretch>
+                  </pic:blipFill>
+                  <pic:spPr>
+                    <a:xfrm>
+                      <a:off x="0" y="0"/>
+                      <a:ext cx="5486400" cy="2741275"/>
+                    </a:xfrm>
+                    <a:prstGeom prst="rect"/>
+                  </pic:spPr>
+                </pic:pic>
+              </a:graphicData>
+            </a:graphic>
+          </wp:inline>
+        </w:drawing>
+      </w:r>
+    </w:p>
+    <w:p>
+      <w:pPr>
+        <w:jc w:val="center"/>
+      </w:pPr>
+      <w:r>
+        <w:rPr>
+          <w:i/>
+          <w:color w:val="707070"/>
+          <w:sz w:val="18"/>
+        </w:rPr>
+        <w:t>Figure 3-5  View mode with two login-credential sets shown side by side</w:t>
+      </w:r>
+    </w:p>
+    <w:p/>
+    <w:p>
+      <w:pPr>
+        <w:ind w:left="576" w:right="576"/>
+        <w:shd w:val="clear" w:color="auto" w:fill="FFF8E1"/>
+      </w:pPr>
+      <w:r>
+        <w:rPr>
+          <w:b/>
+          <w:color w:val="924E00"/>
+        </w:rPr>
+        <w:t xml:space="preserve">Note: </w:t>
+      </w:r>
+      <w:r>
+        <w:t>For security, passwords are stored encrypted on the server (the key lives in your local user directory and is not synced along with the storage folder), and are only decrypted briefly when you click Open Website, Copy Account, or Copy Password - never sent along with ordinary folder-tree reads. Because passwords can otherwise be read by other devices on the same local network when no access password is set, we strongly recommend setting the access password described in chapter 14 before relying on this feature.</w:t>
+      </w:r>
+    </w:p>
+    <w:p>
+      <w:pPr>
+        <w:pStyle w:val="Heading2"/>
+      </w:pPr>
+      <w:r>
+        <w:rPr>
+          <w:color w:val="1D4E89"/>
+        </w:rPr>
+        <w:t>3.7  Text Tree Preview</w:t>
+      </w:r>
+    </w:p>
+    <w:p>
+      <w:r>
+        <w:t>If you need to copy or export the entire folder structure as plain text (for example, to paste into a chat app or a document), use the text tree feature.</w:t>
+      </w:r>
+    </w:p>
+    <w:p>
+      <w:pPr>
+        <w:pStyle w:val="ListNumber"/>
+        <w:ind w:left="360"/>
+      </w:pPr>
+      <w:r>
+        <w:t>Click the Text Tree button at the top-left of the Tree tab.</w:t>
+      </w:r>
+    </w:p>
+    <w:p>
+      <w:pPr>
+        <w:pStyle w:val="ListNumber"/>
+        <w:ind w:left="360"/>
+      </w:pPr>
+      <w:r>
+        <w:t>The preview window shows the complete folder hierarchy as an ASCII tree.</w:t>
+      </w:r>
+    </w:p>
+    <w:p>
+      <w:pPr>
+        <w:pStyle w:val="ListNumber"/>
+        <w:ind w:left="360"/>
+      </w:pPr>
+      <w:r>
+        <w:t>Check Show Serial Numbers to append each folder's SN and document count next to its name.</w:t>
+      </w:r>
+    </w:p>
+    <w:p>
+      <w:pPr>
+        <w:pStyle w:val="ListNumber"/>
+        <w:ind w:left="360"/>
+      </w:pPr>
+      <w:r>
+        <w:t>Click Copy to copy the text to the clipboard, or Export .txt to save it as a text file.</w:t>
+      </w:r>
+    </w:p>
+    <w:p>
+      <w:pPr>
+        <w:jc w:val="center"/>
+      </w:pPr>
+      <w:r>
+        <w:drawing>
+          <wp:inline xmlns:a="http://schemas.openxmlformats.org/drawingml/2006/main" xmlns:pic="http://schemas.openxmlformats.org/drawingml/2006/picture">
+            <wp:extent cx="5486400" cy="3429000"/>
+            <wp:docPr id="8" name="Picture 8"/>
+            <wp:cNvGraphicFramePr>
+              <a:graphicFrameLocks noChangeAspect="1"/>
+            </wp:cNvGraphicFramePr>
+            <a:graphic>
+              <a:graphicData uri="http://schemas.openxmlformats.org/drawingml/2006/picture">
+                <pic:pic>
+                  <pic:nvPicPr>
+                    <pic:cNvPr id="0" name="17_text_tree.png"/>
+                    <pic:cNvPicPr/>
+                  </pic:nvPicPr>
+                  <pic:blipFill>
+                    <a:blip r:embed="rId16"/>
+                    <a:stretch>
+                      <a:fillRect/>
+                    </a:stretch>
+                  </pic:blipFill>
+                  <pic:spPr>
+                    <a:xfrm>
+                      <a:off x="0" y="0"/>
+                      <a:ext cx="5486400" cy="3429000"/>
+                    </a:xfrm>
+                    <a:prstGeom prst="rect"/>
+                  </pic:spPr>
+                </pic:pic>
+              </a:graphicData>
+            </a:graphic>
+          </wp:inline>
+        </w:drawing>
+      </w:r>
+    </w:p>
+    <w:p>
+      <w:pPr>
+        <w:jc w:val="center"/>
+      </w:pPr>
+      <w:r>
+        <w:rPr>
+          <w:i/>
+          <w:color w:val="707070"/>
+          <w:sz w:val="18"/>
+        </w:rPr>
+        <w:t>Figure 3-6  Text tree preview window</w:t>
+      </w:r>
+    </w:p>
+    <w:p/>
+    <w:p>
+      <w:pPr>
+        <w:pStyle w:val="Heading2"/>
+      </w:pPr>
+      <w:r>
+        <w:rPr>
+          <w:color w:val="1D4E89"/>
+        </w:rPr>
+        <w:t>3.8  Batch Folder Operations (Multi-select)</w:t>
+      </w:r>
+    </w:p>
+    <w:p>
+      <w:r>
+        <w:t>Need to delete or export several folders at once? You no longer have to do it one at a time.</w:t>
+      </w:r>
+    </w:p>
+    <w:p>
+      <w:pPr>
+        <w:pStyle w:val="ListNumber"/>
+        <w:ind w:left="360"/>
+      </w:pPr>
+      <w:r>
+        <w:t>Click Multi-select Folders at the top-left of the Tree tab.</w:t>
+      </w:r>
+    </w:p>
+    <w:p>
+      <w:pPr>
+        <w:pStyle w:val="ListNumber"/>
+        <w:ind w:left="360"/>
+      </w:pPr>
+      <w:r>
+        <w:t>The toolbar switches to multi-select mode, and a checkbox appears in front of every folder name.</w:t>
+      </w:r>
+    </w:p>
+    <w:p>
+      <w:pPr>
+        <w:pStyle w:val="ListNumber"/>
+        <w:ind w:left="360"/>
+      </w:pPr>
+      <w:r>
+        <w:t>Check the folders you want to act on (you can check folders across different levels and different parents).</w:t>
+      </w:r>
+    </w:p>
+    <w:p>
+      <w:pPr>
+        <w:pStyle w:val="ListNumber"/>
+        <w:ind w:left="360"/>
+      </w:pPr>
+      <w:r>
+        <w:t>Click Download to export the checked folders individually, or Delete to soft-delete them all at once (moved into “Not Show in Tree” - see section 3.2).</w:t>
+      </w:r>
+    </w:p>
+    <w:p>
+      <w:pPr>
+        <w:pStyle w:val="ListNumber"/>
+        <w:ind w:left="360"/>
+      </w:pPr>
+      <w:r>
+        <w:t>Click Cancel Multi-select to exit the mode.</w:t>
+      </w:r>
+    </w:p>
+    <w:p>
+      <w:pPr>
+        <w:jc w:val="center"/>
+      </w:pPr>
+      <w:r>
+        <w:drawing>
+          <wp:inline xmlns:a="http://schemas.openxmlformats.org/drawingml/2006/main" xmlns:pic="http://schemas.openxmlformats.org/drawingml/2006/picture">
+            <wp:extent cx="5486400" cy="2737425"/>
+            <wp:docPr id="9" name="Picture 9"/>
+            <wp:cNvGraphicFramePr>
+              <a:graphicFrameLocks noChangeAspect="1"/>
+            </wp:cNvGraphicFramePr>
+            <a:graphic>
+              <a:graphicData uri="http://schemas.openxmlformats.org/drawingml/2006/picture">
+                <pic:pic>
+                  <pic:nvPicPr>
+                    <pic:cNvPr id="0" name="27_folder_multiselect.png"/>
+                    <pic:cNvPicPr/>
+                  </pic:nvPicPr>
+                  <pic:blipFill>
+                    <a:blip r:embed="rId17"/>
+                    <a:stretch>
+                      <a:fillRect/>
+                    </a:stretch>
+                  </pic:blipFill>
+                  <pic:spPr>
+                    <a:xfrm>
+                      <a:off x="0" y="0"/>
+                      <a:ext cx="5486400" cy="2737425"/>
+                    </a:xfrm>
+                    <a:prstGeom prst="rect"/>
+                  </pic:spPr>
+                </pic:pic>
+              </a:graphicData>
+            </a:graphic>
+          </wp:inline>
+        </w:drawing>
+      </w:r>
+    </w:p>
+    <w:p>
+      <w:pPr>
+        <w:jc w:val="center"/>
+      </w:pPr>
+      <w:r>
+        <w:rPr>
+          <w:i/>
+          <w:color w:val="707070"/>
+          <w:sz w:val="18"/>
+        </w:rPr>
+        <w:t>Figure 3-7  Folder multi-select mode: one folder checked, ready to batch-download or batch-delete</w:t>
+      </w:r>
+    </w:p>
+    <w:p/>
     <w:p>
       <w:r>
         <w:br w:type="page"/>
@@ -1780,7 +2835,7 @@
         <w:ind w:left="360"/>
       </w:pPr>
       <w:r>
-        <w:t>Click the Upload Files button in the main content panel.</w:t>
+        <w:t>Click Upload Files (default behaviour, see below), or Upload (no year/month folders).</w:t>
       </w:r>
     </w:p>
     <w:p>
@@ -1798,7 +2853,7 @@
         <w:ind w:left="360"/>
       </w:pPr>
       <w:r>
-        <w:t>A progress bar appears at the top of the screen showing X / Y files uploaded.</w:t>
+        <w:t>A progress indicator appears at the top of the screen showing how many files are uploading.</w:t>
       </w:r>
     </w:p>
     <w:p>
@@ -1810,6 +2865,99 @@
         <w:t>When complete, the new document cards appear in the panel.</w:t>
       </w:r>
     </w:p>
+    <w:p>
+      <w:r>
+        <w:t>The difference between the two upload buttons:</w:t>
+      </w:r>
+    </w:p>
+    <w:tbl>
+      <w:tblPr>
+        <w:tblStyle w:val="TableGrid"/>
+        <w:tblW w:type="auto" w:w="0"/>
+        <w:tblLook w:firstColumn="1" w:firstRow="1" w:lastColumn="0" w:lastRow="0" w:noHBand="0" w:noVBand="1" w:val="04A0"/>
+      </w:tblPr>
+      <w:tblGrid>
+        <w:gridCol w:w="4392"/>
+        <w:gridCol w:w="4392"/>
+      </w:tblGrid>
+      <w:tr>
+        <w:tc>
+          <w:tcPr>
+            <w:tcW w:type="dxa" w:w="2592"/>
+            <w:shd w:val="clear" w:color="auto" w:fill="1E40AF"/>
+          </w:tcPr>
+          <w:p>
+            <w:r>
+              <w:rPr>
+                <w:b/>
+                <w:color w:val="FFFFFF"/>
+              </w:rPr>
+              <w:t>Button</w:t>
+            </w:r>
+          </w:p>
+        </w:tc>
+        <w:tc>
+          <w:tcPr>
+            <w:tcW w:type="dxa" w:w="6048"/>
+            <w:shd w:val="clear" w:color="auto" w:fill="1E40AF"/>
+          </w:tcPr>
+          <w:p>
+            <w:r>
+              <w:rPr>
+                <w:b/>
+                <w:color w:val="FFFFFF"/>
+              </w:rPr>
+              <w:t>Behaviour</w:t>
+            </w:r>
+          </w:p>
+        </w:tc>
+      </w:tr>
+      <w:tr>
+        <w:tc>
+          <w:tcPr>
+            <w:tcW w:type="dxa" w:w="2592"/>
+          </w:tcPr>
+          <w:p>
+            <w:r>
+              <w:t>Upload Files</w:t>
+            </w:r>
+          </w:p>
+        </w:tc>
+        <w:tc>
+          <w:tcPr>
+            <w:tcW w:type="dxa" w:w="6048"/>
+          </w:tcPr>
+          <w:p>
+            <w:r>
+              <w:t>If a file is recognized as a photo with a readable capture date (EXIF), DMS automatically creates “Year/Month” sub-folders under the current folder and files it there; non-photos, or files with no readable date, go straight into the current folder.</w:t>
+            </w:r>
+          </w:p>
+        </w:tc>
+      </w:tr>
+      <w:tr>
+        <w:tc>
+          <w:tcPr>
+            <w:tcW w:type="dxa" w:w="2592"/>
+          </w:tcPr>
+          <w:p>
+            <w:r>
+              <w:t>Upload (no year/month folders)</w:t>
+            </w:r>
+          </w:p>
+        </w:tc>
+        <w:tc>
+          <w:tcPr>
+            <w:tcW w:type="dxa" w:w="6048"/>
+          </w:tcPr>
+          <w:p>
+            <w:r>
+              <w:t>Every file goes straight into the currently selected folder, whether or not it's a photo - no automatic year/month sorting.</w:t>
+            </w:r>
+          </w:p>
+        </w:tc>
+      </w:tr>
+    </w:tbl>
+    <w:p/>
     <w:p>
       <w:r>
         <w:t>Supported file types:</w:t>
@@ -1941,7 +3089,7 @@
         <w:rPr>
           <w:color w:val="333333"/>
         </w:rPr>
-        <w:t>For JPEG and TIFF photos, PMS automatically reads the camera date and GPS location from the EXIF metadata and stores it with the document.</w:t>
+        <w:t>For photos, DMS automatically reads the capture date and GPS location from EXIF metadata and stores it with the document; the coordinates are reverse-geocoded into a readable place name automatically whenever you're online.</w:t>
       </w:r>
     </w:p>
     <w:p>
@@ -1970,7 +3118,7 @@
         <w:ind w:left="360"/>
       </w:pPr>
       <w:r>
-        <w:t>Click the Upload Folder button.</w:t>
+        <w:t>Click Upload Folder.</w:t>
       </w:r>
     </w:p>
     <w:p>
@@ -1979,7 +3127,7 @@
         <w:ind w:left="360"/>
       </w:pPr>
       <w:r>
-        <w:t>Select a folder on your computer.</w:t>
+        <w:t>Choose a folder on your computer in the dialog that appears.</w:t>
       </w:r>
     </w:p>
     <w:p>
@@ -1988,7 +3136,7 @@
         <w:ind w:left="360"/>
       </w:pPr>
       <w:r>
-        <w:t>PMS uploads all files recursively and creates matching sub-folders in the tree.</w:t>
+        <w:t>DMS uploads every file recursively, creating matching sub-folders in the tree.</w:t>
       </w:r>
     </w:p>
     <w:p>
@@ -1999,12 +3147,12 @@
         <w:rPr>
           <w:color w:val="1D4E89"/>
         </w:rPr>
-        <w:t>4.3  Linking Existing Documents</w:t>
-      </w:r>
-    </w:p>
-    <w:p>
-      <w:r>
-        <w:t>The same document can appear in multiple folders without duplicating the file on disk.</w:t>
+        <w:t>4.3  Pasting Screenshots</w:t>
+      </w:r>
+    </w:p>
+    <w:p>
+      <w:r>
+        <w:t>You don't need to save a file first - a screenshot you just took, or an image copied from elsewhere, can be pasted straight into the current folder.</w:t>
       </w:r>
     </w:p>
     <w:p>
@@ -2013,7 +3161,7 @@
         <w:ind w:left="360"/>
       </w:pPr>
       <w:r>
-        <w:t>Select the folder you want to link the document to.</w:t>
+        <w:t>Select the destination folder in the Tree tab.</w:t>
       </w:r>
     </w:p>
     <w:p>
@@ -2022,7 +3170,7 @@
         <w:ind w:left="360"/>
       </w:pPr>
       <w:r>
-        <w:t>Click Link Existing Document.</w:t>
+        <w:t>Take a screenshot (or copy an image) to the system clipboard.</w:t>
       </w:r>
     </w:p>
     <w:p>
@@ -2031,7 +3179,7 @@
         <w:ind w:left="360"/>
       </w:pPr>
       <w:r>
-        <w:t>A dialog lists all documents in the system.</w:t>
+        <w:t>Click Paste Screenshot, or simply press Ctrl+V (Windows) / Cmd+V (Mac).</w:t>
       </w:r>
     </w:p>
     <w:p>
@@ -2040,16 +3188,7 @@
         <w:ind w:left="360"/>
       </w:pPr>
       <w:r>
-        <w:t>Check the box next to the document(s) you want and click Add Link.</w:t>
-      </w:r>
-    </w:p>
-    <w:p>
-      <w:pPr>
-        <w:pStyle w:val="ListNumber"/>
-        <w:ind w:left="360"/>
-      </w:pPr>
-      <w:r>
-        <w:t>The document now appears in both the original folder and the new folder.</w:t>
+        <w:t>DMS saves the clipboard image as a PDF and adds it to the current folder.</w:t>
       </w:r>
     </w:p>
     <w:p>
@@ -2060,7 +3199,12 @@
         <w:rPr>
           <w:color w:val="1D4E89"/>
         </w:rPr>
-        <w:t>4.4  Viewing a Document</w:t>
+        <w:t>4.4  Linking Existing Documents</w:t>
+      </w:r>
+    </w:p>
+    <w:p>
+      <w:r>
+        <w:t>The same document can be linked into multiple folders without duplicating the file on disk.</w:t>
       </w:r>
     </w:p>
     <w:p>
@@ -2069,7 +3213,7 @@
         <w:ind w:left="360"/>
       </w:pPr>
       <w:r>
-        <w:t>Click the document name or thumbnail to open the Document Viewer.</w:t>
+        <w:t>Select the folder you want to link the document into.</w:t>
       </w:r>
     </w:p>
     <w:p>
@@ -2078,43 +3222,7 @@
         <w:ind w:left="360"/>
       </w:pPr>
       <w:r>
-        <w:t>The viewer opens as an overlay showing a preview on the left.</w:t>
-      </w:r>
-    </w:p>
-    <w:p>
-      <w:pPr>
-        <w:pStyle w:val="ListBullet"/>
-        <w:ind w:left="360"/>
-      </w:pPr>
-      <w:r>
-        <w:t>Images are shown inline.</w:t>
-      </w:r>
-    </w:p>
-    <w:p>
-      <w:pPr>
-        <w:pStyle w:val="ListBullet"/>
-        <w:ind w:left="360"/>
-      </w:pPr>
-      <w:r>
-        <w:t>PDFs open in an embedded viewer with scroll and zoom.</w:t>
-      </w:r>
-    </w:p>
-    <w:p>
-      <w:pPr>
-        <w:pStyle w:val="ListBullet"/>
-        <w:ind w:left="360"/>
-      </w:pPr>
-      <w:r>
-        <w:t>Text files are shown in a readable monospace view.</w:t>
-      </w:r>
-    </w:p>
-    <w:p>
-      <w:pPr>
-        <w:pStyle w:val="ListBullet"/>
-        <w:ind w:left="360"/>
-      </w:pPr>
-      <w:r>
-        <w:t>Office files (Word, Excel, PowerPoint) offer a Download button to open in your local Office app.</w:t>
+        <w:t>Click Link Existing Document.</w:t>
       </w:r>
     </w:p>
     <w:p>
@@ -2123,7 +3231,7 @@
         <w:ind w:left="360"/>
       </w:pPr>
       <w:r>
-        <w:t>The right side of the viewer has buttons for OCR, Key Parameter Extraction, and Download.</w:t>
+        <w:t>A dialog lists all documents in the system.</w:t>
       </w:r>
     </w:p>
     <w:p>
@@ -2132,7 +3240,35 @@
         <w:ind w:left="360"/>
       </w:pPr>
       <w:r>
-        <w:t>Click the ✕ button or press Escape to close the viewer.</w:t>
+        <w:t>Check the document(s) you want and click Add Link.</w:t>
+      </w:r>
+    </w:p>
+    <w:p>
+      <w:pPr>
+        <w:pStyle w:val="ListNumber"/>
+        <w:ind w:left="360"/>
+      </w:pPr>
+      <w:r>
+        <w:t>The document now appears in both the original folder and the new folder.</w:t>
+      </w:r>
+    </w:p>
+    <w:p>
+      <w:pPr>
+        <w:ind w:left="576" w:right="576"/>
+        <w:shd w:val="clear" w:color="auto" w:fill="E6F4EA"/>
+      </w:pPr>
+      <w:r>
+        <w:rPr>
+          <w:b/>
+          <w:color w:val="056F00"/>
+        </w:rPr>
+        <w:t xml:space="preserve">Tip: </w:t>
+      </w:r>
+      <w:r>
+        <w:rPr>
+          <w:color w:val="333333"/>
+        </w:rPr>
+        <w:t>A faster way: just drag a document card and drop it directly onto the target folder in the left-hand tree. It has exactly the same effect as the steps above, without opening the picker dialog first.</w:t>
       </w:r>
     </w:p>
     <w:p>
@@ -2143,22 +3279,873 @@
         <w:rPr>
           <w:color w:val="1D4E89"/>
         </w:rPr>
-        <w:t>4.5  Downloading and Deleting Documents</w:t>
-      </w:r>
-    </w:p>
-    <w:p>
-      <w:r>
-        <w:t>Download: Click the download icon (⬇) on any document card, or click Download inside the viewer.</w:t>
-      </w:r>
-    </w:p>
-    <w:p>
-      <w:r>
-        <w:t>Unlink from folder: Click the trash icon (🗑) on the document card. If the document is linked to other folders, it is only removed from this folder – the file and other links remain intact.</w:t>
-      </w:r>
-    </w:p>
-    <w:p>
-      <w:r>
-        <w:t>Delete permanently: Only available from the Search tab or the Unlinked Documents list. Permanently removes the document from all folders and deletes the file from disk.</w:t>
+        <w:t>4.5  Viewing a Document</w:t>
+      </w:r>
+    </w:p>
+    <w:p>
+      <w:pPr>
+        <w:pStyle w:val="ListNumber"/>
+        <w:ind w:left="360"/>
+      </w:pPr>
+      <w:r>
+        <w:t>Click the document name or thumbnail to open the Document Viewer.</w:t>
+      </w:r>
+    </w:p>
+    <w:p>
+      <w:pPr>
+        <w:pStyle w:val="ListNumber"/>
+        <w:ind w:left="360"/>
+      </w:pPr>
+      <w:r>
+        <w:t>The viewer opens as an overlay with the preview as its main content; you can drag its edges to resize it, drag the title bar to move it, or click Pop Out to turn the viewer into its own separate browser window (for example, to drag it to a second monitor). The divider between the preview and the info panel on the right can also be dragged to resize either side.</w:t>
+      </w:r>
+    </w:p>
+    <w:p>
+      <w:pPr>
+        <w:pStyle w:val="ListBullet"/>
+        <w:ind w:left="360"/>
+      </w:pPr>
+      <w:r>
+        <w:t>Images are shown inline.</w:t>
+      </w:r>
+    </w:p>
+    <w:p>
+      <w:pPr>
+        <w:pStyle w:val="ListBullet"/>
+        <w:ind w:left="360"/>
+      </w:pPr>
+      <w:r>
+        <w:t>PDFs open in an embedded viewer with scrolling and zoom.</w:t>
+      </w:r>
+    </w:p>
+    <w:p>
+      <w:pPr>
+        <w:pStyle w:val="ListBullet"/>
+        <w:ind w:left="360"/>
+      </w:pPr>
+      <w:r>
+        <w:t>Text files are shown in a readable monospace view.</w:t>
+      </w:r>
+    </w:p>
+    <w:p>
+      <w:pPr>
+        <w:pStyle w:val="ListBullet"/>
+        <w:ind w:left="360"/>
+      </w:pPr>
+      <w:r>
+        <w:t>Office files (Word, Excel, PowerPoint) offer a Download button to open in your local Office app.</w:t>
+      </w:r>
+    </w:p>
+    <w:p>
+      <w:pPr>
+        <w:pStyle w:val="ListNumber"/>
+        <w:ind w:left="360"/>
+      </w:pPr>
+      <w:r>
+        <w:t>The viewer's toolbar has buttons for Add Description, View Map Location, Extract Text (OCR), Extract Key Parameters, Scan Barcode (section 4.8), Ask AI (section 4.9, requires an API key - section 6.4), Download, Pop Out, and Close.</w:t>
+      </w:r>
+    </w:p>
+    <w:p>
+      <w:pPr>
+        <w:pStyle w:val="ListNumber"/>
+        <w:ind w:left="360"/>
+      </w:pPr>
+      <w:r>
+        <w:t>Click Close or press Escape to close the viewer.</w:t>
+      </w:r>
+    </w:p>
+    <w:p>
+      <w:pPr>
+        <w:jc w:val="center"/>
+      </w:pPr>
+      <w:r>
+        <w:drawing>
+          <wp:inline xmlns:a="http://schemas.openxmlformats.org/drawingml/2006/main" xmlns:pic="http://schemas.openxmlformats.org/drawingml/2006/picture">
+            <wp:extent cx="5486400" cy="3429000"/>
+            <wp:docPr id="10" name="Picture 10"/>
+            <wp:cNvGraphicFramePr>
+              <a:graphicFrameLocks noChangeAspect="1"/>
+            </wp:cNvGraphicFramePr>
+            <a:graphic>
+              <a:graphicData uri="http://schemas.openxmlformats.org/drawingml/2006/picture">
+                <pic:pic>
+                  <pic:nvPicPr>
+                    <pic:cNvPr id="0" name="05_doc_viewer_pdf.png"/>
+                    <pic:cNvPicPr/>
+                  </pic:nvPicPr>
+                  <pic:blipFill>
+                    <a:blip r:embed="rId18"/>
+                    <a:stretch>
+                      <a:fillRect/>
+                    </a:stretch>
+                  </pic:blipFill>
+                  <pic:spPr>
+                    <a:xfrm>
+                      <a:off x="0" y="0"/>
+                      <a:ext cx="5486400" cy="3429000"/>
+                    </a:xfrm>
+                    <a:prstGeom prst="rect"/>
+                  </pic:spPr>
+                </pic:pic>
+              </a:graphicData>
+            </a:graphic>
+          </wp:inline>
+        </w:drawing>
+      </w:r>
+    </w:p>
+    <w:p>
+      <w:pPr>
+        <w:jc w:val="center"/>
+      </w:pPr>
+      <w:r>
+        <w:rPr>
+          <w:i/>
+          <w:color w:val="707070"/>
+          <w:sz w:val="18"/>
+        </w:rPr>
+        <w:t>Figure 4-1  The PDF document viewer</w:t>
+      </w:r>
+    </w:p>
+    <w:p/>
+    <w:p>
+      <w:pPr>
+        <w:jc w:val="center"/>
+      </w:pPr>
+      <w:r>
+        <w:drawing>
+          <wp:inline xmlns:a="http://schemas.openxmlformats.org/drawingml/2006/main" xmlns:pic="http://schemas.openxmlformats.org/drawingml/2006/picture">
+            <wp:extent cx="5486400" cy="3429000"/>
+            <wp:docPr id="11" name="Picture 11"/>
+            <wp:cNvGraphicFramePr>
+              <a:graphicFrameLocks noChangeAspect="1"/>
+            </wp:cNvGraphicFramePr>
+            <a:graphic>
+              <a:graphicData uri="http://schemas.openxmlformats.org/drawingml/2006/picture">
+                <pic:pic>
+                  <pic:nvPicPr>
+                    <pic:cNvPr id="0" name="06_doc_viewer_image.png"/>
+                    <pic:cNvPicPr/>
+                  </pic:nvPicPr>
+                  <pic:blipFill>
+                    <a:blip r:embed="rId19"/>
+                    <a:stretch>
+                      <a:fillRect/>
+                    </a:stretch>
+                  </pic:blipFill>
+                  <pic:spPr>
+                    <a:xfrm>
+                      <a:off x="0" y="0"/>
+                      <a:ext cx="5486400" cy="3429000"/>
+                    </a:xfrm>
+                    <a:prstGeom prst="rect"/>
+                  </pic:spPr>
+                </pic:pic>
+              </a:graphicData>
+            </a:graphic>
+          </wp:inline>
+        </w:drawing>
+      </w:r>
+    </w:p>
+    <w:p>
+      <w:pPr>
+        <w:jc w:val="center"/>
+      </w:pPr>
+      <w:r>
+        <w:rPr>
+          <w:i/>
+          <w:color w:val="707070"/>
+          <w:sz w:val="18"/>
+        </w:rPr>
+        <w:t>Figure 4-2  The image document viewer</w:t>
+      </w:r>
+    </w:p>
+    <w:p/>
+    <w:p>
+      <w:pPr>
+        <w:jc w:val="center"/>
+      </w:pPr>
+      <w:r>
+        <w:drawing>
+          <wp:inline xmlns:a="http://schemas.openxmlformats.org/drawingml/2006/main" xmlns:pic="http://schemas.openxmlformats.org/drawingml/2006/picture">
+            <wp:extent cx="5486400" cy="2741275"/>
+            <wp:docPr id="12" name="Picture 12"/>
+            <wp:cNvGraphicFramePr>
+              <a:graphicFrameLocks noChangeAspect="1"/>
+            </wp:cNvGraphicFramePr>
+            <a:graphic>
+              <a:graphicData uri="http://schemas.openxmlformats.org/drawingml/2006/picture">
+                <pic:pic>
+                  <pic:nvPicPr>
+                    <pic:cNvPr id="0" name="28_doc_viewer_popout.png"/>
+                    <pic:cNvPicPr/>
+                  </pic:nvPicPr>
+                  <pic:blipFill>
+                    <a:blip r:embed="rId20"/>
+                    <a:stretch>
+                      <a:fillRect/>
+                    </a:stretch>
+                  </pic:blipFill>
+                  <pic:spPr>
+                    <a:xfrm>
+                      <a:off x="0" y="0"/>
+                      <a:ext cx="5486400" cy="2741275"/>
+                    </a:xfrm>
+                    <a:prstGeom prst="rect"/>
+                  </pic:spPr>
+                </pic:pic>
+              </a:graphicData>
+            </a:graphic>
+          </wp:inline>
+        </w:drawing>
+      </w:r>
+    </w:p>
+    <w:p>
+      <w:pPr>
+        <w:jc w:val="center"/>
+      </w:pPr>
+      <w:r>
+        <w:rPr>
+          <w:i/>
+          <w:color w:val="707070"/>
+          <w:sz w:val="18"/>
+        </w:rPr>
+        <w:t>Figure 4-3  The viewer's top toolbar: extract key parameters, scan barcode, ask AI, pop out, and more</w:t>
+      </w:r>
+    </w:p>
+    <w:p/>
+    <w:p>
+      <w:pPr>
+        <w:ind w:left="576" w:right="576"/>
+        <w:shd w:val="clear" w:color="auto" w:fill="E6F4EA"/>
+      </w:pPr>
+      <w:r>
+        <w:rPr>
+          <w:b/>
+          <w:color w:val="056F00"/>
+        </w:rPr>
+        <w:t xml:space="preserve">Tip: </w:t>
+      </w:r>
+      <w:r>
+        <w:rPr>
+          <w:color w:val="333333"/>
+        </w:rPr>
+        <w:t>A document you've opened stays highlighted in its folder's list, so when you come back you can immediately spot which one you were just looking at, without hunting for it again.</w:t>
+      </w:r>
+    </w:p>
+    <w:p>
+      <w:pPr>
+        <w:pStyle w:val="Heading2"/>
+      </w:pPr>
+      <w:r>
+        <w:rPr>
+          <w:color w:val="1D4E89"/>
+        </w:rPr>
+        <w:t>4.6  Downloading, Sending, and Deleting Documents</w:t>
+      </w:r>
+    </w:p>
+    <w:p>
+      <w:r>
+        <w:t>Every document card has a row of icons on the right:</w:t>
+      </w:r>
+    </w:p>
+    <w:tbl>
+      <w:tblPr>
+        <w:tblStyle w:val="TableGrid"/>
+        <w:tblW w:type="auto" w:w="0"/>
+        <w:tblLook w:firstColumn="1" w:firstRow="1" w:lastColumn="0" w:lastRow="0" w:noHBand="0" w:noVBand="1" w:val="04A0"/>
+      </w:tblPr>
+      <w:tblGrid>
+        <w:gridCol w:w="4392"/>
+        <w:gridCol w:w="4392"/>
+      </w:tblGrid>
+      <w:tr>
+        <w:tc>
+          <w:tcPr>
+            <w:tcW w:type="dxa" w:w="1872"/>
+            <w:shd w:val="clear" w:color="auto" w:fill="1E40AF"/>
+          </w:tcPr>
+          <w:p>
+            <w:r>
+              <w:rPr>
+                <w:b/>
+                <w:color w:val="FFFFFF"/>
+              </w:rPr>
+              <w:t>Icon</w:t>
+            </w:r>
+          </w:p>
+        </w:tc>
+        <w:tc>
+          <w:tcPr>
+            <w:tcW w:type="dxa" w:w="6768"/>
+            <w:shd w:val="clear" w:color="auto" w:fill="1E40AF"/>
+          </w:tcPr>
+          <w:p>
+            <w:r>
+              <w:rPr>
+                <w:b/>
+                <w:color w:val="FFFFFF"/>
+              </w:rPr>
+              <w:t>Function</w:t>
+            </w:r>
+          </w:p>
+        </w:tc>
+      </w:tr>
+      <w:tr>
+        <w:tc>
+          <w:tcPr>
+            <w:tcW w:type="dxa" w:w="1872"/>
+          </w:tcPr>
+          <w:p>
+            <w:r>
+              <w:t>SN</w:t>
+            </w:r>
+          </w:p>
+        </w:tc>
+        <w:tc>
+          <w:tcPr>
+            <w:tcW w:type="dxa" w:w="6768"/>
+          </w:tcPr>
+          <w:p>
+            <w:r>
+              <w:t>Set a custom serial number for this document specifically (inherits the folder's SN by default).</w:t>
+            </w:r>
+          </w:p>
+        </w:tc>
+      </w:tr>
+      <w:tr>
+        <w:tc>
+          <w:tcPr>
+            <w:tcW w:type="dxa" w:w="1872"/>
+          </w:tcPr>
+          <w:p>
+            <w:r>
+              <w:t>Link</w:t>
+            </w:r>
+          </w:p>
+        </w:tc>
+        <w:tc>
+          <w:tcPr>
+            <w:tcW w:type="dxa" w:w="6768"/>
+          </w:tcPr>
+          <w:p>
+            <w:r>
+              <w:t>View / manage which folders reference this document.</w:t>
+            </w:r>
+          </w:p>
+        </w:tc>
+      </w:tr>
+      <w:tr>
+        <w:tc>
+          <w:tcPr>
+            <w:tcW w:type="dxa" w:w="1872"/>
+          </w:tcPr>
+          <w:p>
+            <w:r>
+              <w:t>Send to phone</w:t>
+            </w:r>
+          </w:p>
+        </w:tc>
+        <w:tc>
+          <w:tcPr>
+            <w:tcW w:type="dxa" w:w="6768"/>
+          </w:tcPr>
+          <w:p>
+            <w:r>
+              <w:t>Generate a link the document can be opened from on a phone, sent by SMS/iMessage, or copied and shared manually (see section 11.1).</w:t>
+            </w:r>
+          </w:p>
+        </w:tc>
+      </w:tr>
+      <w:tr>
+        <w:tc>
+          <w:tcPr>
+            <w:tcW w:type="dxa" w:w="1872"/>
+          </w:tcPr>
+          <w:p>
+            <w:r>
+              <w:t>Email</w:t>
+            </w:r>
+          </w:p>
+        </w:tc>
+        <w:tc>
+          <w:tcPr>
+            <w:tcW w:type="dxa" w:w="6768"/>
+          </w:tcPr>
+          <w:p>
+            <w:r>
+              <w:t>Send the document as an email attachment (requires SMTP setup - section 13.2; on Mac, if SMTP isn't set up, this opens the system Mail app instead).</w:t>
+            </w:r>
+          </w:p>
+        </w:tc>
+      </w:tr>
+      <w:tr>
+        <w:tc>
+          <w:tcPr>
+            <w:tcW w:type="dxa" w:w="1872"/>
+          </w:tcPr>
+          <w:p>
+            <w:r>
+              <w:t>Delete</w:t>
+            </w:r>
+          </w:p>
+        </w:tc>
+        <w:tc>
+          <w:tcPr>
+            <w:tcW w:type="dxa" w:w="6768"/>
+          </w:tcPr>
+          <w:p>
+            <w:r>
+              <w:t>Unlink from the current folder and soft-delete (moved to “Not Show in Tree” - see section 3.2).</w:t>
+            </w:r>
+          </w:p>
+        </w:tc>
+      </w:tr>
+    </w:tbl>
+    <w:p/>
+    <w:p>
+      <w:r>
+        <w:t>Download: click the download icon on a document card, or the Download button inside the viewer.</w:t>
+      </w:r>
+    </w:p>
+    <w:p>
+      <w:pPr>
+        <w:pStyle w:val="Heading2"/>
+      </w:pPr>
+      <w:r>
+        <w:rPr>
+          <w:color w:val="1D4E89"/>
+        </w:rPr>
+        <w:t>4.7  Duplicate Detection</w:t>
+      </w:r>
+    </w:p>
+    <w:p>
+      <w:r>
+        <w:t>When you upload a file whose name and size both match an existing document, DMS prompts you to avoid wasting space:</w:t>
+      </w:r>
+    </w:p>
+    <w:p>
+      <w:pPr>
+        <w:pStyle w:val="ListBullet"/>
+        <w:ind w:left="360"/>
+      </w:pPr>
+      <w:r>
+        <w:t>Skip - don't upload this duplicate file.</w:t>
+      </w:r>
+    </w:p>
+    <w:p>
+      <w:pPr>
+        <w:pStyle w:val="ListBullet"/>
+        <w:ind w:left="360"/>
+      </w:pPr>
+      <w:r>
+        <w:t>Link only - don't copy the file; just link the existing document into the current folder (recommended - has the same effect as section 4.4).</w:t>
+      </w:r>
+    </w:p>
+    <w:p>
+      <w:pPr>
+        <w:pStyle w:val="ListBullet"/>
+        <w:ind w:left="360"/>
+      </w:pPr>
+      <w:r>
+        <w:t>Upload anyway - upload it as a new, independent document even though the content matches.</w:t>
+      </w:r>
+    </w:p>
+    <w:p>
+      <w:pPr>
+        <w:pStyle w:val="Heading2"/>
+      </w:pPr>
+      <w:r>
+        <w:rPr>
+          <w:color w:val="1D4E89"/>
+        </w:rPr>
+        <w:t>4.8  Barcode Scanning</w:t>
+      </w:r>
+    </w:p>
+    <w:p>
+      <w:r>
+        <w:t>If a photo has a barcode or QR code visible in it (a product label, an equipment nameplate...), DMS can read the code directly from the image - no need to type it in by hand.</w:t>
+      </w:r>
+    </w:p>
+    <w:p>
+      <w:pPr>
+        <w:pStyle w:val="ListNumber"/>
+        <w:ind w:left="360"/>
+      </w:pPr>
+      <w:r>
+        <w:t>Open the viewer for that image (or a PDF containing one).</w:t>
+      </w:r>
+    </w:p>
+    <w:p>
+      <w:pPr>
+        <w:pStyle w:val="ListNumber"/>
+        <w:ind w:left="360"/>
+      </w:pPr>
+      <w:r>
+        <w:t>Click Scan Barcode at the top.</w:t>
+      </w:r>
+    </w:p>
+    <w:p>
+      <w:pPr>
+        <w:pStyle w:val="ListNumber"/>
+        <w:ind w:left="360"/>
+      </w:pPr>
+      <w:r>
+        <w:t>On success, a banner shows the code type and value detected (e.g. “CODE128: 6901234567892”).</w:t>
+      </w:r>
+    </w:p>
+    <w:p>
+      <w:pPr>
+        <w:pStyle w:val="ListNumber"/>
+        <w:ind w:left="360"/>
+      </w:pPr>
+      <w:r>
+        <w:t>The result is saved automatically as the document's “Barcode” parameter, viewable/editable in the metadata section below; if a photo has more than one barcode, they're saved in turn as Barcode, Barcode2, Barcode3, and so on.</w:t>
+      </w:r>
+    </w:p>
+    <w:p>
+      <w:pPr>
+        <w:jc w:val="center"/>
+      </w:pPr>
+      <w:r>
+        <w:drawing>
+          <wp:inline xmlns:a="http://schemas.openxmlformats.org/drawingml/2006/main" xmlns:pic="http://schemas.openxmlformats.org/drawingml/2006/picture">
+            <wp:extent cx="5486400" cy="2253343"/>
+            <wp:docPr id="13" name="Picture 13"/>
+            <wp:cNvGraphicFramePr>
+              <a:graphicFrameLocks noChangeAspect="1"/>
+            </wp:cNvGraphicFramePr>
+            <a:graphic>
+              <a:graphicData uri="http://schemas.openxmlformats.org/drawingml/2006/picture">
+                <pic:pic>
+                  <pic:nvPicPr>
+                    <pic:cNvPr id="0" name="24_scan_barcode.png"/>
+                    <pic:cNvPicPr/>
+                  </pic:nvPicPr>
+                  <pic:blipFill>
+                    <a:blip r:embed="rId21"/>
+                    <a:stretch>
+                      <a:fillRect/>
+                    </a:stretch>
+                  </pic:blipFill>
+                  <pic:spPr>
+                    <a:xfrm>
+                      <a:off x="0" y="0"/>
+                      <a:ext cx="5486400" cy="2253343"/>
+                    </a:xfrm>
+                    <a:prstGeom prst="rect"/>
+                  </pic:spPr>
+                </pic:pic>
+              </a:graphicData>
+            </a:graphic>
+          </wp:inline>
+        </w:drawing>
+      </w:r>
+    </w:p>
+    <w:p>
+      <w:pPr>
+        <w:jc w:val="center"/>
+      </w:pPr>
+      <w:r>
+        <w:rPr>
+          <w:i/>
+          <w:color w:val="707070"/>
+          <w:sz w:val="18"/>
+        </w:rPr>
+        <w:t>Figure 4-4  Scan Barcode: the success banner after a successful read</w:t>
+      </w:r>
+    </w:p>
+    <w:p/>
+    <w:p>
+      <w:pPr>
+        <w:ind w:left="576" w:right="576"/>
+        <w:shd w:val="clear" w:color="auto" w:fill="E6F4EA"/>
+      </w:pPr>
+      <w:r>
+        <w:rPr>
+          <w:b/>
+          <w:color w:val="056F00"/>
+        </w:rPr>
+        <w:t xml:space="preserve">Tip: </w:t>
+      </w:r>
+      <w:r>
+        <w:rPr>
+          <w:color w:val="333333"/>
+        </w:rPr>
+        <w:t>The capture date and GPS location need no extra effort - DMS already pulls those from a photo's EXIF data on upload (see section 4.1); “Scan Barcode” just adds the code's own content. Put together, a single photo can record when, where, and what code all at once.</w:t>
+      </w:r>
+    </w:p>
+    <w:p>
+      <w:pPr>
+        <w:ind w:left="576" w:right="576"/>
+        <w:shd w:val="clear" w:color="auto" w:fill="FFF8E1"/>
+      </w:pPr>
+      <w:r>
+        <w:rPr>
+          <w:b/>
+          <w:color w:val="924E00"/>
+        </w:rPr>
+        <w:t xml:space="preserve">Note: </w:t>
+      </w:r>
+      <w:r>
+        <w:t>This runs entirely offline (built on the open-source zbar library), sends nothing anywhere, and needs no AI key - but it does need a reasonably clean image: the code should be sharp, unobstructed, and have a clear quiet zone (blank margin) around it. QR codes shared as phone screenshots - especially ones with a logo overlaid in the middle, or a background that runs right up to the code's edge, like a WeChat “scan to join group” image - usually can't be read this way; typically only WeChat's own scanner or a phone camera can. That's a known limitation of the underlying library, not a bug.</w:t>
+      </w:r>
+    </w:p>
+    <w:p>
+      <w:pPr>
+        <w:pStyle w:val="Heading2"/>
+      </w:pPr>
+      <w:r>
+        <w:rPr>
+          <w:color w:val="1D4E89"/>
+        </w:rPr>
+        <w:t>4.9  Ask AI About a Document, or One-Click Polish</w:t>
+      </w:r>
+    </w:p>
+    <w:p>
+      <w:r>
+        <w:t>Besides the folder-wide “Ask AI” described in chapter 18 (which reads several documents at once), opening a single document's viewer lets you ask questions about just that one document:</w:t>
+      </w:r>
+    </w:p>
+    <w:p>
+      <w:pPr>
+        <w:pStyle w:val="ListNumber"/>
+        <w:ind w:left="360"/>
+      </w:pPr>
+      <w:r>
+        <w:t>Open the document viewer and click Ask AI at the top.</w:t>
+      </w:r>
+    </w:p>
+    <w:p>
+      <w:pPr>
+        <w:pStyle w:val="ListNumber"/>
+        <w:ind w:left="360"/>
+      </w:pPr>
+      <w:r>
+        <w:t>A panel opens on the right; the AI answers based on whatever text (OCR), description, and key parameters have already been extracted for this document.</w:t>
+      </w:r>
+    </w:p>
+    <w:p>
+      <w:pPr>
+        <w:pStyle w:val="ListNumber"/>
+        <w:ind w:left="360"/>
+      </w:pPr>
+      <w:r>
+        <w:t>Type your question in the box (or click the microphone icon to dictate it), then click Send, or press Ctrl/Cmd+Enter.</w:t>
+      </w:r>
+    </w:p>
+    <w:p>
+      <w:pPr>
+        <w:pStyle w:val="ListNumber"/>
+        <w:ind w:left="360"/>
+      </w:pPr>
+      <w:r>
+        <w:t>The answer appears below, and the question and answer are both appended to a running Q&amp;A record document kept in the same folder, so you can look back at it later.</w:t>
+      </w:r>
+    </w:p>
+    <w:p>
+      <w:pPr>
+        <w:jc w:val="center"/>
+      </w:pPr>
+      <w:r>
+        <w:drawing>
+          <wp:inline xmlns:a="http://schemas.openxmlformats.org/drawingml/2006/main" xmlns:pic="http://schemas.openxmlformats.org/drawingml/2006/picture">
+            <wp:extent cx="5486400" cy="2741275"/>
+            <wp:docPr id="14" name="Picture 14"/>
+            <wp:cNvGraphicFramePr>
+              <a:graphicFrameLocks noChangeAspect="1"/>
+            </wp:cNvGraphicFramePr>
+            <a:graphic>
+              <a:graphicData uri="http://schemas.openxmlformats.org/drawingml/2006/picture">
+                <pic:pic>
+                  <pic:nvPicPr>
+                    <pic:cNvPr id="0" name="30_doc_ask_ai.png"/>
+                    <pic:cNvPicPr/>
+                  </pic:nvPicPr>
+                  <pic:blipFill>
+                    <a:blip r:embed="rId22"/>
+                    <a:stretch>
+                      <a:fillRect/>
+                    </a:stretch>
+                  </pic:blipFill>
+                  <pic:spPr>
+                    <a:xfrm>
+                      <a:off x="0" y="0"/>
+                      <a:ext cx="5486400" cy="2741275"/>
+                    </a:xfrm>
+                    <a:prstGeom prst="rect"/>
+                  </pic:spPr>
+                </pic:pic>
+              </a:graphicData>
+            </a:graphic>
+          </wp:inline>
+        </w:drawing>
+      </w:r>
+    </w:p>
+    <w:p>
+      <w:pPr>
+        <w:jc w:val="center"/>
+      </w:pPr>
+      <w:r>
+        <w:rPr>
+          <w:i/>
+          <w:color w:val="707070"/>
+          <w:sz w:val="18"/>
+        </w:rPr>
+        <w:t>Figure 4-5  Asking AI about a single document (needs a Gemini or DeepSeek API key - section 6.4)</w:t>
+      </w:r>
+    </w:p>
+    <w:p/>
+    <w:p>
+      <w:r>
+        <w:t>The description panel's AI Cleanup button works the same way for a single document's description: choose “Organize / Polish wording / Make concise,” and the AI tidies up rough or dictated text while keeping all the information; the result previews first, and only replaces your text once you click Apply.</w:t>
+      </w:r>
+    </w:p>
+    <w:p>
+      <w:pPr>
+        <w:pStyle w:val="Heading2"/>
+      </w:pPr>
+      <w:r>
+        <w:rPr>
+          <w:color w:val="1D4E89"/>
+        </w:rPr>
+        <w:t>4.10  Convert to PDF (Batch)</w:t>
+      </w:r>
+    </w:p>
+    <w:p>
+      <w:r>
+        <w:t>Need to convert a batch of photos or existing PDFs into a consistent, cleanly named set? You don't have to save each one individually.</w:t>
+      </w:r>
+    </w:p>
+    <w:p>
+      <w:pPr>
+        <w:pStyle w:val="ListNumber"/>
+        <w:ind w:left="360"/>
+      </w:pPr>
+      <w:r>
+        <w:t>Check the images and/or PDFs you want to convert in the folder (use Multi-select, or check them inside the dialog that opens).</w:t>
+      </w:r>
+    </w:p>
+    <w:p>
+      <w:pPr>
+        <w:pStyle w:val="ListNumber"/>
+        <w:ind w:left="360"/>
+      </w:pPr>
+      <w:r>
+        <w:t>Click Convert to PDF; the dialog lists the checked documents and their sizes.</w:t>
+      </w:r>
+    </w:p>
+    <w:p>
+      <w:pPr>
+        <w:pStyle w:val="ListNumber"/>
+        <w:ind w:left="360"/>
+      </w:pPr>
+      <w:r>
+        <w:t>Click Convert N document(s) to PDF.</w:t>
+      </w:r>
+    </w:p>
+    <w:p>
+      <w:pPr>
+        <w:pStyle w:val="ListNumber"/>
+        <w:ind w:left="360"/>
+      </w:pPr>
+      <w:r>
+        <w:t>Each document is converted into its own separate PDF (named with a “YYYY-MM-DD-” prefix whenever a date is known); the originals are moved to “Deleted files” (a soft delete - recoverable, see section 3.2).</w:t>
+      </w:r>
+    </w:p>
+    <w:p>
+      <w:pPr>
+        <w:jc w:val="center"/>
+      </w:pPr>
+      <w:r>
+        <w:drawing>
+          <wp:inline xmlns:a="http://schemas.openxmlformats.org/drawingml/2006/main" xmlns:pic="http://schemas.openxmlformats.org/drawingml/2006/picture">
+            <wp:extent cx="5486400" cy="2741275"/>
+            <wp:docPr id="15" name="Picture 15"/>
+            <wp:cNvGraphicFramePr>
+              <a:graphicFrameLocks noChangeAspect="1"/>
+            </wp:cNvGraphicFramePr>
+            <a:graphic>
+              <a:graphicData uri="http://schemas.openxmlformats.org/drawingml/2006/picture">
+                <pic:pic>
+                  <pic:nvPicPr>
+                    <pic:cNvPr id="0" name="33_convert_to_pdf.png"/>
+                    <pic:cNvPicPr/>
+                  </pic:nvPicPr>
+                  <pic:blipFill>
+                    <a:blip r:embed="rId23"/>
+                    <a:stretch>
+                      <a:fillRect/>
+                    </a:stretch>
+                  </pic:blipFill>
+                  <pic:spPr>
+                    <a:xfrm>
+                      <a:off x="0" y="0"/>
+                      <a:ext cx="5486400" cy="2741275"/>
+                    </a:xfrm>
+                    <a:prstGeom prst="rect"/>
+                  </pic:spPr>
+                </pic:pic>
+              </a:graphicData>
+            </a:graphic>
+          </wp:inline>
+        </w:drawing>
+      </w:r>
+    </w:p>
+    <w:p>
+      <w:pPr>
+        <w:jc w:val="center"/>
+      </w:pPr>
+      <w:r>
+        <w:rPr>
+          <w:i/>
+          <w:color w:val="707070"/>
+          <w:sz w:val="18"/>
+        </w:rPr>
+        <w:t>Figure 4-6  The Convert to PDF dialog, with one document selected</w:t>
+      </w:r>
+    </w:p>
+    <w:p/>
+    <w:p>
+      <w:pPr>
+        <w:pStyle w:val="Heading2"/>
+      </w:pPr>
+      <w:r>
+        <w:rPr>
+          <w:color w:val="1D4E89"/>
+        </w:rPr>
+        <w:t>4.11  On-Disk Filenames and Recovering Deletions</w:t>
+      </w:r>
+    </w:p>
+    <w:p>
+      <w:r>
+        <w:t>These are lower-level improvements that need no action from you, but are useful to know about when browsing files in your system's file manager or troubleshooting:</w:t>
+      </w:r>
+    </w:p>
+    <w:p>
+      <w:pPr>
+        <w:pStyle w:val="ListBullet"/>
+        <w:ind w:left="360"/>
+      </w:pPr>
+      <w:r>
+        <w:t>Filenames on disk now start with the document's name instead of its internal ID (e.g. Inspection Report+DOC-20260920-xxx.pdf), so browsing the storage folder directly in Finder / Explorer immediately tells you what a file is without opening it first.</w:t>
+      </w:r>
+    </w:p>
+    <w:p>
+      <w:pPr>
+        <w:pStyle w:val="ListBullet"/>
+        <w:ind w:left="360"/>
+      </w:pPr>
+      <w:r>
+        <w:t>A failed upload now reports the actual reason (e.g. disk full, no write permission) instead of a bare, unexplained “500 error.”</w:t>
+      </w:r>
+    </w:p>
+    <w:p>
+      <w:pPr>
+        <w:pStyle w:val="ListBullet"/>
+        <w:ind w:left="360"/>
+      </w:pPr>
+      <w:r>
+        <w:t>Before any change to a project's folder structure (adding/removing folders, moving things, batch operations), DMS automatically saves a snapshot of the structure at that moment; if a particular change ever leaves the structure in a bad state, that snapshot can be used to roll back. This safety net runs entirely in the background - you won't see any UI for it during normal use.</w:t>
       </w:r>
     </w:p>
     <w:p>
@@ -2174,7 +4161,7 @@
         <w:rPr>
           <w:color w:val="1E40AF"/>
         </w:rPr>
-        <w:t>5  OCR – Extract Text from Documents</w:t>
+        <w:t>5  OCR - Extract Text from Documents</w:t>
       </w:r>
     </w:p>
     <w:p>
@@ -2190,12 +4177,12 @@
     </w:p>
     <w:p>
       <w:r>
-        <w:t>OCR (Optical Character Recognition) converts scanned images and PDFs into searchable text. PMS uses the Tesseract OCR engine, which supports both English and Chinese (Simplified).</w:t>
-      </w:r>
-    </w:p>
-    <w:p>
-      <w:r>
-        <w:t>PMS uses two methods to extract text:</w:t>
+        <w:t>OCR (Optical Character Recognition) converts scanned images and PDFs into searchable text. DMS uses the Tesseract OCR engine, which supports both English and Chinese (Simplified).</w:t>
+      </w:r>
+    </w:p>
+    <w:p>
+      <w:r>
+        <w:t>DMS uses two methods to extract text:</w:t>
       </w:r>
     </w:p>
     <w:tbl>
@@ -2335,7 +4322,7 @@
         <w:t xml:space="preserve">Note: </w:t>
       </w:r>
       <w:r>
-        <w:t>If Tesseract is not installed on the server machine, OCR for images will not be available. The text layer extraction for digital PDFs will still work.</w:t>
+        <w:t>If Tesseract is not installed on the machine, OCR for images will not be available. Text-layer extraction for digital PDFs still works.</w:t>
       </w:r>
     </w:p>
     <w:p>
@@ -2364,7 +4351,7 @@
         <w:ind w:left="360"/>
       </w:pPr>
       <w:r>
-        <w:t>Click Extract Text (OCR) in the right panel.</w:t>
+        <w:t>Click Extract Text (OCR) in the toolbar.</w:t>
       </w:r>
     </w:p>
     <w:p>
@@ -2373,7 +4360,7 @@
         <w:ind w:left="360"/>
       </w:pPr>
       <w:r>
-        <w:t>PMS extracts text and displays it in the text panel on the right.</w:t>
+        <w:t>DMS extracts text and displays it in the text panel.</w:t>
       </w:r>
     </w:p>
     <w:p>
@@ -2391,7 +4378,7 @@
         <w:ind w:left="360"/>
       </w:pPr>
       <w:r>
-        <w:t>If OCR is needed (scanned document or image), a progress indicator appears.</w:t>
+        <w:t>If OCR is needed (a scan or an image), a progress indicator appears.</w:t>
       </w:r>
     </w:p>
     <w:p>
@@ -2409,7 +4396,7 @@
         <w:ind w:left="360"/>
       </w:pPr>
       <w:r>
-        <w:t>You may correct OCR errors by editing the text directly.</w:t>
+        <w:t>You can correct OCR errors by editing the text directly.</w:t>
       </w:r>
     </w:p>
     <w:p>
@@ -2418,7 +4405,7 @@
         <w:ind w:left="360"/>
       </w:pPr>
       <w:r>
-        <w:t>The panel also shows: number of pages processed, character count, language detected, and extraction method used.</w:t>
+        <w:t>The panel also shows the number of pages processed, character count, detected language, and extraction method used.</w:t>
       </w:r>
     </w:p>
     <w:p>
@@ -2472,7 +4459,7 @@
         <w:ind w:left="360"/>
       </w:pPr>
       <w:r>
-        <w:t>The document now appears in Search results when you search for words it contains.</w:t>
+        <w:t>The document now appears in search results whenever you search for words it contains.</w:t>
       </w:r>
     </w:p>
     <w:p>
@@ -2491,7 +4478,7 @@
         <w:rPr>
           <w:color w:val="333333"/>
         </w:rPr>
-        <w:t>You only need to run OCR once per document. The text is stored and the document remains searchable forever.</w:t>
+        <w:t>You only need to run OCR once per document. The text is stored and the document stays searchable forever.</w:t>
       </w:r>
     </w:p>
     <w:p>
@@ -2523,30 +4510,12 @@
     </w:p>
     <w:p>
       <w:r>
-        <w:t>Key Parameters are user-defined labels (like 'Contract Number', 'Pressure Rating', '人物', '事件') that PMS can automatically find and extract from document text. Each parameter stores two values:</w:t>
-      </w:r>
-    </w:p>
-    <w:p>
-      <w:pPr>
-        <w:pStyle w:val="ListBullet"/>
-        <w:ind w:left="360"/>
-      </w:pPr>
-      <w:r>
-        <w:t>Design value – the required or specified value (e.g. '3000 psi').</w:t>
-      </w:r>
-    </w:p>
-    <w:p>
-      <w:pPr>
-        <w:pStyle w:val="ListBullet"/>
-        <w:ind w:left="360"/>
-      </w:pPr>
-      <w:r>
-        <w:t>Actual value – the measured or certified value found in the document.</w:t>
-      </w:r>
-    </w:p>
-    <w:p>
-      <w:r>
-        <w:t>This lets you quickly compare specifications against actual values across hundreds of documents.</w:t>
+        <w:t>Key Parameters are user-defined labels (like “Contract Number,” “Pressure Rating,” or Chinese labels like “人物” / “事件”) that DMS can automatically find and extract from document text.</w:t>
+      </w:r>
+    </w:p>
+    <w:p>
+      <w:r>
+        <w:t>This lets you quickly compare values across large numbers of documents, and - combined with chapter 6.5 - chart how a given value changes over time.</w:t>
       </w:r>
     </w:p>
     <w:p>
@@ -2575,7 +4544,7 @@
         <w:ind w:left="360"/>
       </w:pPr>
       <w:r>
-        <w:t>Click Extract Key Parameters in the right panel.</w:t>
+        <w:t>Click Extract Key Parameters in the toolbar.</w:t>
       </w:r>
     </w:p>
     <w:p>
@@ -2584,7 +4553,7 @@
         <w:ind w:left="360"/>
       </w:pPr>
       <w:r>
-        <w:t>A list of parameters appears (global defaults + any document-specific ones).</w:t>
+        <w:t>A list of parameters appears (global defaults, plus any you add for this document).</w:t>
       </w:r>
     </w:p>
     <w:p>
@@ -2602,7 +4571,7 @@
         <w:ind w:left="360"/>
       </w:pPr>
       <w:r>
-        <w:t>Optionally toggle Same Line Only to only match values on the same line as the parameter name.</w:t>
+        <w:t>Optionally toggle “Also search the next line when the same line has no value” off if you only want same-line matches.</w:t>
       </w:r>
     </w:p>
     <w:p>
@@ -2611,7 +4580,7 @@
         <w:ind w:left="360"/>
       </w:pPr>
       <w:r>
-        <w:t>Click Extract.</w:t>
+        <w:t>Click Extract from Document Text.</w:t>
       </w:r>
     </w:p>
     <w:p>
@@ -2620,135 +4589,16 @@
         <w:ind w:left="360"/>
       </w:pPr>
       <w:r>
-        <w:t>PMS searches the document text and fills in a results table:</w:t>
-      </w:r>
-    </w:p>
-    <w:tbl>
-      <w:tblPr>
-        <w:tblStyle w:val="TableGrid"/>
-        <w:tblW w:type="auto" w:w="0"/>
-        <w:tblLook w:firstColumn="1" w:firstRow="1" w:lastColumn="0" w:lastRow="0" w:noHBand="0" w:noVBand="1" w:val="04A0"/>
-      </w:tblPr>
-      <w:tblGrid>
-        <w:gridCol w:w="4392"/>
-        <w:gridCol w:w="4392"/>
-      </w:tblGrid>
-      <w:tr>
-        <w:tc>
-          <w:tcPr>
-            <w:tcW w:type="dxa" w:w="2160"/>
-            <w:shd w:val="clear" w:color="auto" w:fill="1E40AF"/>
-          </w:tcPr>
-          <w:p>
-            <w:r>
-              <w:rPr>
-                <w:b/>
-                <w:color w:val="FFFFFF"/>
-              </w:rPr>
-              <w:t>Column</w:t>
-            </w:r>
-          </w:p>
-        </w:tc>
-        <w:tc>
-          <w:tcPr>
-            <w:tcW w:type="dxa" w:w="7200"/>
-            <w:shd w:val="clear" w:color="auto" w:fill="1E40AF"/>
-          </w:tcPr>
-          <w:p>
-            <w:r>
-              <w:rPr>
-                <w:b/>
-                <w:color w:val="FFFFFF"/>
-              </w:rPr>
-              <w:t>Meaning</w:t>
-            </w:r>
-          </w:p>
-        </w:tc>
-      </w:tr>
-      <w:tr>
-        <w:tc>
-          <w:tcPr>
-            <w:tcW w:type="dxa" w:w="2160"/>
-          </w:tcPr>
-          <w:p>
-            <w:r>
-              <w:t>Parameter</w:t>
-            </w:r>
-          </w:p>
-        </w:tc>
-        <w:tc>
-          <w:tcPr>
-            <w:tcW w:type="dxa" w:w="7200"/>
-          </w:tcPr>
-          <w:p>
-            <w:r>
-              <w:t>The label being searched for</w:t>
-            </w:r>
-          </w:p>
-        </w:tc>
-      </w:tr>
-      <w:tr>
-        <w:tc>
-          <w:tcPr>
-            <w:tcW w:type="dxa" w:w="2160"/>
-          </w:tcPr>
-          <w:p>
-            <w:r>
-              <w:t>Found Value</w:t>
-            </w:r>
-          </w:p>
-        </w:tc>
-        <w:tc>
-          <w:tcPr>
-            <w:tcW w:type="dxa" w:w="7200"/>
-          </w:tcPr>
-          <w:p>
-            <w:r>
-              <w:t>The value PMS found in the document text</w:t>
-            </w:r>
-          </w:p>
-        </w:tc>
-      </w:tr>
-      <w:tr>
-        <w:tc>
-          <w:tcPr>
-            <w:tcW w:type="dxa" w:w="2160"/>
-          </w:tcPr>
-          <w:p>
-            <w:r>
-              <w:t>Status</w:t>
-            </w:r>
-          </w:p>
-        </w:tc>
-        <w:tc>
-          <w:tcPr>
-            <w:tcW w:type="dxa" w:w="7200"/>
-          </w:tcPr>
-          <w:p>
-            <w:r>
-              <w:t>✓ Found or NF (Not Found)</w:t>
-            </w:r>
-          </w:p>
-        </w:tc>
-      </w:tr>
-    </w:tbl>
-    <w:p/>
+        <w:t>Review the results and edit any values if needed.</w:t>
+      </w:r>
+    </w:p>
     <w:p>
       <w:pPr>
         <w:pStyle w:val="ListNumber"/>
         <w:ind w:left="360"/>
       </w:pPr>
       <w:r>
-        <w:t>Edit any values if needed.</w:t>
-      </w:r>
-    </w:p>
-    <w:p>
-      <w:pPr>
-        <w:pStyle w:val="ListNumber"/>
-        <w:ind w:left="360"/>
-      </w:pPr>
-      <w:r>
-        <w:t>Click Save Parameters to store the values in the document's metadata.</w:t>
+        <w:t>Click to save the values into the document's metadata.</w:t>
       </w:r>
     </w:p>
     <w:p>
@@ -2767,7 +4617,7 @@
         <w:rPr>
           <w:color w:val="333333"/>
         </w:rPr>
-        <w:t>Metadata is global – changes apply everywhere this document is referenced.</w:t>
+        <w:t>You can also turn on AI-assisted extraction (needs an API key - section 6.4), which reads the document image directly and can be more accurate for handwritten or oddly formatted values, at the cost of being slower.</w:t>
       </w:r>
     </w:p>
     <w:p>
@@ -2814,7 +4664,7 @@
         <w:ind w:left="360"/>
       </w:pPr>
       <w:r>
-        <w:t>Click Restore Defaults to reset to the default Chinese list.</w:t>
+        <w:t>Click Restore Defaults to reset to the default parameter list.</w:t>
       </w:r>
     </w:p>
     <w:p>
@@ -2827,21 +4677,58 @@
       </w:r>
     </w:p>
     <w:p>
-      <w:r>
-        <w:br w:type="page"/>
-      </w:r>
-    </w:p>
-    <w:p>
-      <w:pPr>
-        <w:pStyle w:val="Heading1"/>
+      <w:pPr>
+        <w:jc w:val="center"/>
+      </w:pPr>
+      <w:r>
+        <w:drawing>
+          <wp:inline xmlns:a="http://schemas.openxmlformats.org/drawingml/2006/main" xmlns:pic="http://schemas.openxmlformats.org/drawingml/2006/picture">
+            <wp:extent cx="5486400" cy="3429000"/>
+            <wp:docPr id="16" name="Picture 16"/>
+            <wp:cNvGraphicFramePr>
+              <a:graphicFrameLocks noChangeAspect="1"/>
+            </wp:cNvGraphicFramePr>
+            <a:graphic>
+              <a:graphicData uri="http://schemas.openxmlformats.org/drawingml/2006/picture">
+                <pic:pic>
+                  <pic:nvPicPr>
+                    <pic:cNvPr id="0" name="18_key_parameters.png"/>
+                    <pic:cNvPicPr/>
+                  </pic:nvPicPr>
+                  <pic:blipFill>
+                    <a:blip r:embed="rId24"/>
+                    <a:stretch>
+                      <a:fillRect/>
+                    </a:stretch>
+                  </pic:blipFill>
+                  <pic:spPr>
+                    <a:xfrm>
+                      <a:off x="0" y="0"/>
+                      <a:ext cx="5486400" cy="3429000"/>
+                    </a:xfrm>
+                    <a:prstGeom prst="rect"/>
+                  </pic:spPr>
+                </pic:pic>
+              </a:graphicData>
+            </a:graphic>
+          </wp:inline>
+        </w:drawing>
+      </w:r>
+    </w:p>
+    <w:p>
+      <w:pPr>
+        <w:jc w:val="center"/>
       </w:pPr>
       <w:r>
         <w:rPr>
-          <w:color w:val="1E40AF"/>
+          <w:i/>
+          <w:color w:val="707070"/>
+          <w:sz w:val="18"/>
         </w:rPr>
-        <w:t>7  Searching Documents</w:t>
-      </w:r>
-    </w:p>
+        <w:t>Figure 6-1  The Global Key Parameters dialog</w:t>
+      </w:r>
+    </w:p>
+    <w:p/>
     <w:p>
       <w:pPr>
         <w:pStyle w:val="Heading2"/>
@@ -2850,7 +4737,12 @@
         <w:rPr>
           <w:color w:val="1D4E89"/>
         </w:rPr>
-        <w:t>7.1  Basic Search</w:t>
+        <w:t>6.4  Configuring an AI Provider (Gemini / DeepSeek)</w:t>
+      </w:r>
+    </w:p>
+    <w:p>
+      <w:r>
+        <w:t>AI-assisted key-parameter extraction, Ask AI (both for documents and folders), and the description panel's AI Cleanup and typo-check all share the same API-key setup - configure either provider, or both:</w:t>
       </w:r>
     </w:p>
     <w:p>
@@ -2859,7 +4751,7 @@
         <w:ind w:left="360"/>
       </w:pPr>
       <w:r>
-        <w:t>Click the Search tab (搜索) in the sidebar.</w:t>
+        <w:t>Click any “Configure AI (Gemini)” link wherever it appears (the description panel, an Ask AI panel, the key-parameters panel, and so on all lead to the same dialog) to open the AI Provider Settings dialog.</w:t>
       </w:r>
     </w:p>
     <w:p>
@@ -2868,7 +4760,7 @@
         <w:ind w:left="360"/>
       </w:pPr>
       <w:r>
-        <w:t>Type a word or phrase in the search box.</w:t>
+        <w:t>Paste your own Google Gemini or DeepSeek API key and click the matching Save button.</w:t>
       </w:r>
     </w:p>
     <w:p>
@@ -2877,54 +4769,62 @@
         <w:ind w:left="360"/>
       </w:pPr>
       <w:r>
-        <w:t>Results appear instantly as cards showing:</w:t>
-      </w:r>
-    </w:p>
-    <w:p>
-      <w:pPr>
-        <w:pStyle w:val="ListBullet"/>
-        <w:ind w:left="360"/>
-      </w:pPr>
-      <w:r>
-        <w:t>Document name and file type icon.</w:t>
-      </w:r>
-    </w:p>
-    <w:p>
-      <w:pPr>
-        <w:pStyle w:val="ListBullet"/>
-        <w:ind w:left="360"/>
-      </w:pPr>
-      <w:r>
-        <w:t>Upload date, file size, document ID.</w:t>
-      </w:r>
-    </w:p>
-    <w:p>
-      <w:pPr>
-        <w:pStyle w:val="ListBullet"/>
-        <w:ind w:left="360"/>
-      </w:pPr>
-      <w:r>
-        <w:t>All metadata fields (parameter name / design value / actual value).</w:t>
-      </w:r>
-    </w:p>
-    <w:p>
-      <w:pPr>
-        <w:pStyle w:val="ListBullet"/>
-        <w:ind w:left="360"/>
-      </w:pPr>
-      <w:r>
-        <w:t>GPS-derived location (if available).</w:t>
-      </w:r>
-    </w:p>
-    <w:p>
-      <w:pPr>
-        <w:pStyle w:val="ListBullet"/>
-        <w:ind w:left="360"/>
-      </w:pPr>
-      <w:r>
-        <w:t>Which folders reference this document.</w:t>
-      </w:r>
-    </w:p>
+        <w:t>The two providers' keys are stored completely independently; with both configured, each AI feature generally prefers Gemini and falls back to DeepSeek automatically when Gemini isn't available.</w:t>
+      </w:r>
+    </w:p>
+    <w:p>
+      <w:pPr>
+        <w:jc w:val="center"/>
+      </w:pPr>
+      <w:r>
+        <w:drawing>
+          <wp:inline xmlns:a="http://schemas.openxmlformats.org/drawingml/2006/main" xmlns:pic="http://schemas.openxmlformats.org/drawingml/2006/picture">
+            <wp:extent cx="5486400" cy="2741275"/>
+            <wp:docPr id="17" name="Picture 17"/>
+            <wp:cNvGraphicFramePr>
+              <a:graphicFrameLocks noChangeAspect="1"/>
+            </wp:cNvGraphicFramePr>
+            <a:graphic>
+              <a:graphicData uri="http://schemas.openxmlformats.org/drawingml/2006/picture">
+                <pic:pic>
+                  <pic:nvPicPr>
+                    <pic:cNvPr id="0" name="32_ai_provider_settings.png"/>
+                    <pic:cNvPicPr/>
+                  </pic:nvPicPr>
+                  <pic:blipFill>
+                    <a:blip r:embed="rId25"/>
+                    <a:stretch>
+                      <a:fillRect/>
+                    </a:stretch>
+                  </pic:blipFill>
+                  <pic:spPr>
+                    <a:xfrm>
+                      <a:off x="0" y="0"/>
+                      <a:ext cx="5486400" cy="2741275"/>
+                    </a:xfrm>
+                    <a:prstGeom prst="rect"/>
+                  </pic:spPr>
+                </pic:pic>
+              </a:graphicData>
+            </a:graphic>
+          </wp:inline>
+        </w:drawing>
+      </w:r>
+    </w:p>
+    <w:p>
+      <w:pPr>
+        <w:jc w:val="center"/>
+      </w:pPr>
+      <w:r>
+        <w:rPr>
+          <w:i/>
+          <w:color w:val="707070"/>
+          <w:sz w:val="18"/>
+        </w:rPr>
+        <w:t>Figure 6-2  AI Provider Settings: Gemini and DeepSeek configured separately</w:t>
+      </w:r>
+    </w:p>
+    <w:p/>
     <w:p>
       <w:pPr>
         <w:ind w:left="576" w:right="576"/>
@@ -2938,7 +4838,246 @@
         <w:t xml:space="preserve">Note: </w:t>
       </w:r>
       <w:r>
-        <w:t>Search is case-insensitive and partial-match – typing 'pump' will find 'Pump Assembly', 'centrifugal pump', etc.</w:t>
+        <w:t>These AI features are opt-in and need an internet connection; with no key configured at all, every core DMS feature (folder management, uploads, OCR, barcode scanning, search, and so on) still runs fully offline and is unaffected. Keys are stored only on this machine (a local server-side file) and are never uploaded to any DMS-related or third-party server.</w:t>
+      </w:r>
+    </w:p>
+    <w:p>
+      <w:pPr>
+        <w:pStyle w:val="Heading2"/>
+      </w:pPr>
+      <w:r>
+        <w:rPr>
+          <w:color w:val="1D4E89"/>
+        </w:rPr>
+        <w:t>6.5  Parameter Trend Charts and Snapshots</w:t>
+      </w:r>
+    </w:p>
+    <w:p>
+      <w:r>
+        <w:t>Chart how a key parameter's value changes over time - useful for blood pressure, account balances, inventory levels, or any reading that needs to be logged repeatedly and reviewed for trends.</w:t>
+      </w:r>
+    </w:p>
+    <w:p>
+      <w:pPr>
+        <w:pStyle w:val="ListNumber"/>
+        <w:ind w:left="360"/>
+      </w:pPr>
+      <w:r>
+        <w:t>Select a folder and click the Trend Chart button in the toolbar.</w:t>
+      </w:r>
+    </w:p>
+    <w:p>
+      <w:pPr>
+        <w:pStyle w:val="ListNumber"/>
+        <w:ind w:left="360"/>
+      </w:pPr>
+      <w:r>
+        <w:t>In the Parameter dropdown, choose which key parameter to plot (only parameters with a numeric value somewhere in this folder or its sub-folders are listed); choose a line or bar chart, pick a field for the horizontal axis (such as document date), and “Include sub-folders” controls whether documents in child folders count too.</w:t>
+      </w:r>
+    </w:p>
+    <w:p>
+      <w:pPr>
+        <w:jc w:val="center"/>
+      </w:pPr>
+      <w:r>
+        <w:drawing>
+          <wp:inline xmlns:a="http://schemas.openxmlformats.org/drawingml/2006/main" xmlns:pic="http://schemas.openxmlformats.org/drawingml/2006/picture">
+            <wp:extent cx="5486400" cy="2741275"/>
+            <wp:docPr id="18" name="Picture 18"/>
+            <wp:cNvGraphicFramePr>
+              <a:graphicFrameLocks noChangeAspect="1"/>
+            </wp:cNvGraphicFramePr>
+            <a:graphic>
+              <a:graphicData uri="http://schemas.openxmlformats.org/drawingml/2006/picture">
+                <pic:pic>
+                  <pic:nvPicPr>
+                    <pic:cNvPr id="0" name="29_trend_chart.png"/>
+                    <pic:cNvPicPr/>
+                  </pic:nvPicPr>
+                  <pic:blipFill>
+                    <a:blip r:embed="rId26"/>
+                    <a:stretch>
+                      <a:fillRect/>
+                    </a:stretch>
+                  </pic:blipFill>
+                  <pic:spPr>
+                    <a:xfrm>
+                      <a:off x="0" y="0"/>
+                      <a:ext cx="5486400" cy="2741275"/>
+                    </a:xfrm>
+                    <a:prstGeom prst="rect"/>
+                  </pic:spPr>
+                </pic:pic>
+              </a:graphicData>
+            </a:graphic>
+          </wp:inline>
+        </w:drawing>
+      </w:r>
+    </w:p>
+    <w:p>
+      <w:pPr>
+        <w:jc w:val="center"/>
+      </w:pPr>
+      <w:r>
+        <w:rPr>
+          <w:i/>
+          <w:color w:val="707070"/>
+          <w:sz w:val="18"/>
+        </w:rPr>
+        <w:t>Figure 6-3  The trend chart window (this folder has no numeric parameters yet; picking one shows a line/bar chart)</w:t>
+      </w:r>
+    </w:p>
+    <w:p/>
+    <w:p>
+      <w:pPr>
+        <w:pStyle w:val="ListNumber"/>
+        <w:ind w:left="360"/>
+      </w:pPr>
+      <w:r>
+        <w:t>Like the document viewer, the chart window can be dragged, resized by its edges, or popped out into its own window; the axis ranges can also be set manually instead of relying on auto-scaling.</w:t>
+      </w:r>
+    </w:p>
+    <w:p>
+      <w:pPr>
+        <w:pStyle w:val="ListNumber"/>
+        <w:ind w:left="360"/>
+      </w:pPr>
+      <w:r>
+        <w:t>Happy with a particular parameter's chart? Click Save Snapshot - DMS records that parameter's current total/latest value into an “[X] History.xlsx” document; save a few snapshots over time and you get a chart of how the value has changed.</w:t>
+      </w:r>
+    </w:p>
+    <w:p>
+      <w:pPr>
+        <w:ind w:left="576" w:right="576"/>
+        <w:shd w:val="clear" w:color="auto" w:fill="E6F4EA"/>
+      </w:pPr>
+      <w:r>
+        <w:rPr>
+          <w:b/>
+          <w:color w:val="056F00"/>
+        </w:rPr>
+        <w:t xml:space="preserve">Tip: </w:t>
+      </w:r>
+      <w:r>
+        <w:rPr>
+          <w:color w:val="333333"/>
+        </w:rPr>
+        <w:t>Typical use: click Save Snapshot on a “Bank Account” folder's balance parameter at the end of each month; after a few months you'll have a chart of the balance trend. The same pattern works for blood pressure, body weight, or periodic inventory counts.</w:t>
+      </w:r>
+    </w:p>
+    <w:p>
+      <w:r>
+        <w:br w:type="page"/>
+      </w:r>
+    </w:p>
+    <w:p>
+      <w:pPr>
+        <w:pStyle w:val="Heading1"/>
+      </w:pPr>
+      <w:r>
+        <w:rPr>
+          <w:color w:val="1E40AF"/>
+        </w:rPr>
+        <w:t>7  Searching Documents</w:t>
+      </w:r>
+    </w:p>
+    <w:p>
+      <w:pPr>
+        <w:pStyle w:val="Heading2"/>
+      </w:pPr>
+      <w:r>
+        <w:rPr>
+          <w:color w:val="1D4E89"/>
+        </w:rPr>
+        <w:t>7.1  Basic Search</w:t>
+      </w:r>
+    </w:p>
+    <w:p>
+      <w:pPr>
+        <w:pStyle w:val="ListNumber"/>
+        <w:ind w:left="360"/>
+      </w:pPr>
+      <w:r>
+        <w:t>Click the Search tab in the sidebar.</w:t>
+      </w:r>
+    </w:p>
+    <w:p>
+      <w:pPr>
+        <w:pStyle w:val="ListNumber"/>
+        <w:ind w:left="360"/>
+      </w:pPr>
+      <w:r>
+        <w:t>Type a word or phrase in the search box.</w:t>
+      </w:r>
+    </w:p>
+    <w:p>
+      <w:pPr>
+        <w:pStyle w:val="ListNumber"/>
+        <w:ind w:left="360"/>
+      </w:pPr>
+      <w:r>
+        <w:t>Results appear instantly as cards showing:</w:t>
+      </w:r>
+    </w:p>
+    <w:p>
+      <w:pPr>
+        <w:pStyle w:val="ListBullet"/>
+        <w:ind w:left="360"/>
+      </w:pPr>
+      <w:r>
+        <w:t>Document name and file type icon.</w:t>
+      </w:r>
+    </w:p>
+    <w:p>
+      <w:pPr>
+        <w:pStyle w:val="ListBullet"/>
+        <w:ind w:left="360"/>
+      </w:pPr>
+      <w:r>
+        <w:t>Upload date, file size, document ID.</w:t>
+      </w:r>
+    </w:p>
+    <w:p>
+      <w:pPr>
+        <w:pStyle w:val="ListBullet"/>
+        <w:ind w:left="360"/>
+      </w:pPr>
+      <w:r>
+        <w:t>All metadata fields (parameter name / value).</w:t>
+      </w:r>
+    </w:p>
+    <w:p>
+      <w:pPr>
+        <w:pStyle w:val="ListBullet"/>
+        <w:ind w:left="360"/>
+      </w:pPr>
+      <w:r>
+        <w:t>GPS-derived location (if available).</w:t>
+      </w:r>
+    </w:p>
+    <w:p>
+      <w:pPr>
+        <w:pStyle w:val="ListBullet"/>
+        <w:ind w:left="360"/>
+      </w:pPr>
+      <w:r>
+        <w:t>Which folders reference this document.</w:t>
+      </w:r>
+    </w:p>
+    <w:p>
+      <w:pPr>
+        <w:ind w:left="576" w:right="576"/>
+        <w:shd w:val="clear" w:color="auto" w:fill="FFF8E1"/>
+      </w:pPr>
+      <w:r>
+        <w:rPr>
+          <w:b/>
+          <w:color w:val="924E00"/>
+        </w:rPr>
+        <w:t xml:space="preserve">Note: </w:t>
+      </w:r>
+      <w:r>
+        <w:t>Search is case-insensitive and partial-match - typing “pump” will find “Pump Assembly,” “centrifugal pump,” and so on.</w:t>
       </w:r>
     </w:p>
     <w:p>
@@ -3023,7 +5162,7 @@
           </w:tcPr>
           <w:p>
             <w:r>
-              <w:t>Scope Node</w:t>
+              <w:t>Scope</w:t>
             </w:r>
           </w:p>
         </w:tc>
@@ -3033,7 +5172,7 @@
           </w:tcPr>
           <w:p>
             <w:r>
-              <w:t>Enable Scope to selected node to search only within the currently selected folder and its sub-folders.</w:t>
+              <w:t>Enable “Scope to selected node” to search only within the currently selected folder and its sub-folders.</w:t>
             </w:r>
           </w:p>
         </w:tc>
@@ -3055,7 +5194,7 @@
           </w:tcPr>
           <w:p>
             <w:r>
-              <w:t>Enter a parameter name and/or value to find documents with matching metadata (e.g. Pressure = 3000 psi).</w:t>
+              <w:t>Enter a parameter name and/or value to find documents with matching metadata.</w:t>
             </w:r>
           </w:p>
         </w:tc>
@@ -3064,6 +5203,59 @@
     <w:p/>
     <w:p>
       <w:pPr>
+        <w:jc w:val="center"/>
+      </w:pPr>
+      <w:r>
+        <w:drawing>
+          <wp:inline xmlns:a="http://schemas.openxmlformats.org/drawingml/2006/main" xmlns:pic="http://schemas.openxmlformats.org/drawingml/2006/picture">
+            <wp:extent cx="5486400" cy="3429000"/>
+            <wp:docPr id="19" name="Picture 19"/>
+            <wp:cNvGraphicFramePr>
+              <a:graphicFrameLocks noChangeAspect="1"/>
+            </wp:cNvGraphicFramePr>
+            <a:graphic>
+              <a:graphicData uri="http://schemas.openxmlformats.org/drawingml/2006/picture">
+                <pic:pic>
+                  <pic:nvPicPr>
+                    <pic:cNvPr id="0" name="07_search.png"/>
+                    <pic:cNvPicPr/>
+                  </pic:nvPicPr>
+                  <pic:blipFill>
+                    <a:blip r:embed="rId27"/>
+                    <a:stretch>
+                      <a:fillRect/>
+                    </a:stretch>
+                  </pic:blipFill>
+                  <pic:spPr>
+                    <a:xfrm>
+                      <a:off x="0" y="0"/>
+                      <a:ext cx="5486400" cy="3429000"/>
+                    </a:xfrm>
+                    <a:prstGeom prst="rect"/>
+                  </pic:spPr>
+                </pic:pic>
+              </a:graphicData>
+            </a:graphic>
+          </wp:inline>
+        </w:drawing>
+      </w:r>
+    </w:p>
+    <w:p>
+      <w:pPr>
+        <w:jc w:val="center"/>
+      </w:pPr>
+      <w:r>
+        <w:rPr>
+          <w:i/>
+          <w:color w:val="707070"/>
+          <w:sz w:val="18"/>
+        </w:rPr>
+        <w:t>Figure 7-1  Example search results</w:t>
+      </w:r>
+    </w:p>
+    <w:p/>
+    <w:p>
+      <w:pPr>
         <w:pStyle w:val="Heading2"/>
       </w:pPr>
       <w:r>
@@ -3088,7 +5280,7 @@
         <w:ind w:left="360"/>
       </w:pPr>
       <w:r>
-        <w:t>Double-click a result card to switch to the Tree tab and jump directly to the folder containing that document.</w:t>
+        <w:t>Double-click a result card to switch to the Tree tab and jump straight to the folder containing that document.</w:t>
       </w:r>
     </w:p>
     <w:p>
@@ -3104,12 +5296,12 @@
         <w:rPr>
           <w:color w:val="1E40AF"/>
         </w:rPr>
-        <w:t>8  Generating a Databook PDF</w:t>
-      </w:r>
-    </w:p>
-    <w:p>
-      <w:r>
-        <w:t>The Databook feature combines selected documents into a single, professional PDF with a cover page, table of contents, bookmarks, section headers, and page numbers.</w:t>
+        <w:t>8  Generating a Databook (PDF / Word)</w:t>
+      </w:r>
+    </w:p>
+    <w:p>
+      <w:r>
+        <w:t>The Databook feature combines selected documents into a single, professional document with a cover page, table of contents, section headers, and page numbers. Two modes are available: manually checking documents to build a PDF (8.1-8.2), or automatically generating an editable Word document from a folder's structure (8.3).</w:t>
       </w:r>
     </w:p>
     <w:p>
@@ -3120,7 +5312,7 @@
         <w:rPr>
           <w:color w:val="1D4E89"/>
         </w:rPr>
-        <w:t>8.1  Selecting Documents</w:t>
+        <w:t>8.1  Selecting Documents (PDF mode)</w:t>
       </w:r>
     </w:p>
     <w:p>
@@ -3129,7 +5321,7 @@
         <w:ind w:left="360"/>
       </w:pPr>
       <w:r>
-        <w:t>Click the Databook tab (数据手册) in the sidebar.</w:t>
+        <w:t>Click the Databook tab in the sidebar.</w:t>
       </w:r>
     </w:p>
     <w:p>
@@ -3138,7 +5330,7 @@
         <w:ind w:left="360"/>
       </w:pPr>
       <w:r>
-        <w:t>The tree is shown with a checkbox next to each document.</w:t>
+        <w:t>The tree is shown with a checkbox next to each folder, plus a Select All link.</w:t>
       </w:r>
     </w:p>
     <w:p>
@@ -3147,7 +5339,7 @@
         <w:ind w:left="360"/>
       </w:pPr>
       <w:r>
-        <w:t>Check individual documents, or:</w:t>
+        <w:t>Check individual documents, or use the shortcuts:</w:t>
       </w:r>
     </w:p>
     <w:p>
@@ -3156,7 +5348,7 @@
         <w:ind w:left="360"/>
       </w:pPr>
       <w:r>
-        <w:t>Click Select All at Node to select all documents in a specific folder.</w:t>
+        <w:t>Click Select All next to a folder to select every document in that folder (optionally including sub-folders).</w:t>
       </w:r>
     </w:p>
     <w:p>
@@ -3165,16 +5357,7 @@
         <w:ind w:left="360"/>
       </w:pPr>
       <w:r>
-        <w:t>Click Select All in Subtree to select all documents in a folder and all its sub-folders.</w:t>
-      </w:r>
-    </w:p>
-    <w:p>
-      <w:pPr>
-        <w:pStyle w:val="ListBullet"/>
-        <w:ind w:left="360"/>
-      </w:pPr>
-      <w:r>
-        <w:t>Click Clear to deselect all.</w:t>
+        <w:t>Click Clear to deselect everything.</w:t>
       </w:r>
     </w:p>
     <w:p>
@@ -3193,9 +5376,62 @@
         <w:rPr>
           <w:color w:val="333333"/>
         </w:rPr>
-        <w:t>Your selection is saved automatically, so you can close and reopen PMS and your selection will still be there.</w:t>
-      </w:r>
-    </w:p>
+        <w:t>Your selection is saved automatically - close and reopen DMS and it will still be there.</w:t>
+      </w:r>
+    </w:p>
+    <w:p>
+      <w:pPr>
+        <w:jc w:val="center"/>
+      </w:pPr>
+      <w:r>
+        <w:drawing>
+          <wp:inline xmlns:a="http://schemas.openxmlformats.org/drawingml/2006/main" xmlns:pic="http://schemas.openxmlformats.org/drawingml/2006/picture">
+            <wp:extent cx="5486400" cy="3429000"/>
+            <wp:docPr id="20" name="Picture 20"/>
+            <wp:cNvGraphicFramePr>
+              <a:graphicFrameLocks noChangeAspect="1"/>
+            </wp:cNvGraphicFramePr>
+            <a:graphic>
+              <a:graphicData uri="http://schemas.openxmlformats.org/drawingml/2006/picture">
+                <pic:pic>
+                  <pic:nvPicPr>
+                    <pic:cNvPr id="0" name="08_databook_tab.png"/>
+                    <pic:cNvPicPr/>
+                  </pic:nvPicPr>
+                  <pic:blipFill>
+                    <a:blip r:embed="rId28"/>
+                    <a:stretch>
+                      <a:fillRect/>
+                    </a:stretch>
+                  </pic:blipFill>
+                  <pic:spPr>
+                    <a:xfrm>
+                      <a:off x="0" y="0"/>
+                      <a:ext cx="5486400" cy="3429000"/>
+                    </a:xfrm>
+                    <a:prstGeom prst="rect"/>
+                  </pic:spPr>
+                </pic:pic>
+              </a:graphicData>
+            </a:graphic>
+          </wp:inline>
+        </w:drawing>
+      </w:r>
+    </w:p>
+    <w:p>
+      <w:pPr>
+        <w:jc w:val="center"/>
+      </w:pPr>
+      <w:r>
+        <w:rPr>
+          <w:i/>
+          <w:color w:val="707070"/>
+          <w:sz w:val="18"/>
+        </w:rPr>
+        <w:t>Figure 8-1  The Databook tab: checking documents to include</w:t>
+      </w:r>
+    </w:p>
+    <w:p/>
     <w:p>
       <w:pPr>
         <w:pStyle w:val="Heading2"/>
@@ -3222,25 +5458,7 @@
         <w:ind w:left="360"/>
       </w:pPr>
       <w:r>
-        <w:t>In the dialog, enter:</w:t>
-      </w:r>
-    </w:p>
-    <w:p>
-      <w:pPr>
-        <w:pStyle w:val="ListBullet"/>
-        <w:ind w:left="360"/>
-      </w:pPr>
-      <w:r>
-        <w:t>Title – the main title shown on the cover page.</w:t>
-      </w:r>
-    </w:p>
-    <w:p>
-      <w:pPr>
-        <w:pStyle w:val="ListBullet"/>
-        <w:ind w:left="360"/>
-      </w:pPr>
-      <w:r>
-        <w:t>Subtitle – a secondary line (e.g. project name, revision number).</w:t>
+        <w:t>In the dialog, enter a Title (the main heading on the cover page) and a Subtitle (a secondary line, e.g. project name or revision number).</w:t>
       </w:r>
     </w:p>
     <w:p>
@@ -3249,7 +5467,7 @@
         <w:ind w:left="360"/>
       </w:pPr>
       <w:r>
-        <w:t>Click Generate.</w:t>
+        <w:t>Click Generate and Download.</w:t>
       </w:r>
     </w:p>
     <w:p>
@@ -3258,78 +5476,81 @@
         <w:ind w:left="360"/>
       </w:pPr>
       <w:r>
-        <w:t>PMS creates the PDF on the server and your browser downloads it automatically.</w:t>
-      </w:r>
-    </w:p>
-    <w:p>
-      <w:r>
-        <w:t>The generated PDF includes:</w:t>
-      </w:r>
-    </w:p>
-    <w:p>
-      <w:pPr>
-        <w:pStyle w:val="ListBullet"/>
-        <w:ind w:left="360"/>
-      </w:pPr>
-      <w:r>
-        <w:t>Cover page with title, subtitle, and date.</w:t>
-      </w:r>
-    </w:p>
-    <w:p>
-      <w:pPr>
-        <w:pStyle w:val="ListBullet"/>
-        <w:ind w:left="360"/>
-      </w:pPr>
-      <w:r>
-        <w:t>Table of Contents with clickable bookmarks.</w:t>
-      </w:r>
-    </w:p>
-    <w:p>
-      <w:pPr>
-        <w:pStyle w:val="ListBullet"/>
-        <w:ind w:left="360"/>
-      </w:pPr>
-      <w:r>
-        <w:t>Section header pages matching your folder names.</w:t>
-      </w:r>
-    </w:p>
-    <w:p>
-      <w:pPr>
-        <w:pStyle w:val="ListBullet"/>
-        <w:ind w:left="360"/>
-      </w:pPr>
-      <w:r>
-        <w:t>All selected documents in tree order.</w:t>
-      </w:r>
-    </w:p>
-    <w:p>
-      <w:pPr>
-        <w:pStyle w:val="ListBullet"/>
-        <w:ind w:left="360"/>
-      </w:pPr>
-      <w:r>
-        <w:t>Page numbers and footer on every page.</w:t>
-      </w:r>
-    </w:p>
-    <w:p>
-      <w:r>
-        <w:br w:type="page"/>
-      </w:r>
-    </w:p>
-    <w:p>
-      <w:pPr>
-        <w:pStyle w:val="Heading1"/>
+        <w:t>DMS generates the PDF on the server and your browser downloads it automatically.</w:t>
+      </w:r>
+    </w:p>
+    <w:p>
+      <w:r>
+        <w:t>The generated PDF includes: a cover page (title, subtitle, date), a table of contents with clickable bookmarks, section-header pages, all selected documents in tree order, and page numbers/footers throughout.</w:t>
+      </w:r>
+    </w:p>
+    <w:p>
+      <w:pPr>
+        <w:jc w:val="center"/>
+      </w:pPr>
+      <w:r>
+        <w:drawing>
+          <wp:inline xmlns:a="http://schemas.openxmlformats.org/drawingml/2006/main" xmlns:pic="http://schemas.openxmlformats.org/drawingml/2006/picture">
+            <wp:extent cx="5486400" cy="3429000"/>
+            <wp:docPr id="21" name="Picture 21"/>
+            <wp:cNvGraphicFramePr>
+              <a:graphicFrameLocks noChangeAspect="1"/>
+            </wp:cNvGraphicFramePr>
+            <a:graphic>
+              <a:graphicData uri="http://schemas.openxmlformats.org/drawingml/2006/picture">
+                <pic:pic>
+                  <pic:nvPicPr>
+                    <pic:cNvPr id="0" name="09_databook_dialog.png"/>
+                    <pic:cNvPicPr/>
+                  </pic:nvPicPr>
+                  <pic:blipFill>
+                    <a:blip r:embed="rId29"/>
+                    <a:stretch>
+                      <a:fillRect/>
+                    </a:stretch>
+                  </pic:blipFill>
+                  <pic:spPr>
+                    <a:xfrm>
+                      <a:off x="0" y="0"/>
+                      <a:ext cx="5486400" cy="3429000"/>
+                    </a:xfrm>
+                    <a:prstGeom prst="rect"/>
+                  </pic:spPr>
+                </pic:pic>
+              </a:graphicData>
+            </a:graphic>
+          </wp:inline>
+        </w:drawing>
+      </w:r>
+    </w:p>
+    <w:p>
+      <w:pPr>
+        <w:jc w:val="center"/>
       </w:pPr>
       <w:r>
         <w:rPr>
-          <w:color w:val="1E40AF"/>
+          <w:i/>
+          <w:color w:val="707070"/>
+          <w:sz w:val="18"/>
         </w:rPr>
-        <w:t>9  Merging Documents</w:t>
-      </w:r>
-    </w:p>
-    <w:p>
-      <w:r>
-        <w:t>Merge combines multiple PDFs (and images) from a folder into a single PDF file, which is then saved back to that folder.</w:t>
+        <w:t>Figure 8-2  The Generate Databook dialog</w:t>
+      </w:r>
+    </w:p>
+    <w:p/>
+    <w:p>
+      <w:pPr>
+        <w:pStyle w:val="Heading2"/>
+      </w:pPr>
+      <w:r>
+        <w:rPr>
+          <w:color w:val="1D4E89"/>
+        </w:rPr>
+        <w:t>8.3  Auto-Generating a Word Databook from a Folder</w:t>
+      </w:r>
+    </w:p>
+    <w:p>
+      <w:r>
+        <w:t>Instead of hand-checking individual documents, this mode only needs you to pick one “top” folder - DMS automatically turns the folder structure into chapters, producing a .docx file you can keep editing and reformatting in Word - useful when you need to tweak layout before submitting it, or the recipient specifically wants Word rather than PDF.</w:t>
       </w:r>
     </w:p>
     <w:p>
@@ -3338,7 +5559,7 @@
         <w:ind w:left="360"/>
       </w:pPr>
       <w:r>
-        <w:t>Select a folder in the Tree tab.</w:t>
+        <w:t>Click the Databook tab in the sidebar, then switch to Auto-Generate by Folder (Word).</w:t>
       </w:r>
     </w:p>
     <w:p>
@@ -3347,7 +5568,7 @@
         <w:ind w:left="360"/>
       </w:pPr>
       <w:r>
-        <w:t>Click the Merge Documents button in the main content panel.</w:t>
+        <w:t>Check one folder - each of its sub-folders (nesting to any depth) becomes a chapter, documents within a chapter keep their existing folder order, and each document is followed by its own description text.</w:t>
       </w:r>
     </w:p>
     <w:p>
@@ -3356,54 +5577,62 @@
         <w:ind w:left="360"/>
       </w:pPr>
       <w:r>
-        <w:t>A dialog opens showing all documents in the folder.</w:t>
-      </w:r>
-    </w:p>
-    <w:p>
-      <w:pPr>
-        <w:pStyle w:val="ListNumber"/>
-        <w:ind w:left="360"/>
-      </w:pPr>
-      <w:r>
-        <w:t>Optionally check Include Subfolders to also include documents from sub-folders.</w:t>
-      </w:r>
-    </w:p>
-    <w:p>
-      <w:pPr>
-        <w:pStyle w:val="ListNumber"/>
-        <w:ind w:left="360"/>
-      </w:pPr>
-      <w:r>
-        <w:t>Check the documents you want to merge (or click Select All).</w:t>
-      </w:r>
-    </w:p>
-    <w:p>
-      <w:pPr>
-        <w:pStyle w:val="ListNumber"/>
-        <w:ind w:left="360"/>
-      </w:pPr>
-      <w:r>
-        <w:t>Enter a name for the output file in the Output Filename field.</w:t>
-      </w:r>
-    </w:p>
-    <w:p>
-      <w:pPr>
-        <w:pStyle w:val="ListNumber"/>
-        <w:ind w:left="360"/>
-      </w:pPr>
-      <w:r>
-        <w:t>Click Merge.</w:t>
-      </w:r>
-    </w:p>
-    <w:p>
-      <w:pPr>
-        <w:pStyle w:val="ListNumber"/>
-        <w:ind w:left="360"/>
-      </w:pPr>
-      <w:r>
-        <w:t>PMS creates the merged PDF and adds it to the current folder.</w:t>
-      </w:r>
-    </w:p>
+        <w:t>Click the generate button; DMS builds the .docx file on the server and your browser downloads it.</w:t>
+      </w:r>
+    </w:p>
+    <w:p>
+      <w:pPr>
+        <w:jc w:val="center"/>
+      </w:pPr>
+      <w:r>
+        <w:drawing>
+          <wp:inline xmlns:a="http://schemas.openxmlformats.org/drawingml/2006/main" xmlns:pic="http://schemas.openxmlformats.org/drawingml/2006/picture">
+            <wp:extent cx="5486400" cy="2741275"/>
+            <wp:docPr id="22" name="Picture 22"/>
+            <wp:cNvGraphicFramePr>
+              <a:graphicFrameLocks noChangeAspect="1"/>
+            </wp:cNvGraphicFramePr>
+            <a:graphic>
+              <a:graphicData uri="http://schemas.openxmlformats.org/drawingml/2006/picture">
+                <pic:pic>
+                  <pic:nvPicPr>
+                    <pic:cNvPr id="0" name="34_databook_docx.png"/>
+                    <pic:cNvPicPr/>
+                  </pic:nvPicPr>
+                  <pic:blipFill>
+                    <a:blip r:embed="rId30"/>
+                    <a:stretch>
+                      <a:fillRect/>
+                    </a:stretch>
+                  </pic:blipFill>
+                  <pic:spPr>
+                    <a:xfrm>
+                      <a:off x="0" y="0"/>
+                      <a:ext cx="5486400" cy="2741275"/>
+                    </a:xfrm>
+                    <a:prstGeom prst="rect"/>
+                  </pic:spPr>
+                </pic:pic>
+              </a:graphicData>
+            </a:graphic>
+          </wp:inline>
+        </w:drawing>
+      </w:r>
+    </w:p>
+    <w:p>
+      <w:pPr>
+        <w:jc w:val="center"/>
+      </w:pPr>
+      <w:r>
+        <w:rPr>
+          <w:i/>
+          <w:color w:val="707070"/>
+          <w:sz w:val="18"/>
+        </w:rPr>
+        <w:t>Figure 8-3  The Databook tab's two modes: “Manual selection (PDF)” and “Auto-generate by folder (Word)”</w:t>
+      </w:r>
+    </w:p>
+    <w:p/>
     <w:p>
       <w:pPr>
         <w:ind w:left="576" w:right="576"/>
@@ -3417,7 +5646,7 @@
         <w:t xml:space="preserve">Note: </w:t>
       </w:r>
       <w:r>
-        <w:t>The original documents remain in the folder after merging. You can manually unlink them if you no longer need individual copies.</w:t>
+        <w:t>Both modes create a brand-new file and never modify the original documents in your folders. The Word mode's tables, headings, and body text are native, editable Word content - not PDF pages pasted in as images - so you can freely add, remove, or reformat text afterward.</w:t>
       </w:r>
     </w:p>
     <w:p>
@@ -3433,12 +5662,156 @@
         <w:rPr>
           <w:color w:val="1E40AF"/>
         </w:rPr>
-        <w:t>10  Project Management</w:t>
-      </w:r>
-    </w:p>
-    <w:p>
-      <w:r>
-        <w:t>The Project menu (in the header bar) provides tools for backing up, restoring, and importing data.</w:t>
+        <w:t>9  Merging Documents into a Single PDF</w:t>
+      </w:r>
+    </w:p>
+    <w:p>
+      <w:r>
+        <w:t>Merge combines multiple PDFs and images from a folder into one PDF file, which is then added back into that folder.</w:t>
+      </w:r>
+    </w:p>
+    <w:p>
+      <w:pPr>
+        <w:pStyle w:val="ListNumber"/>
+        <w:ind w:left="360"/>
+      </w:pPr>
+      <w:r>
+        <w:t>Select a folder in the Tree tab.</w:t>
+      </w:r>
+    </w:p>
+    <w:p>
+      <w:pPr>
+        <w:pStyle w:val="ListNumber"/>
+        <w:ind w:left="360"/>
+      </w:pPr>
+      <w:r>
+        <w:t>Click Merge Documents in the main content panel.</w:t>
+      </w:r>
+    </w:p>
+    <w:p>
+      <w:pPr>
+        <w:pStyle w:val="ListNumber"/>
+        <w:ind w:left="360"/>
+      </w:pPr>
+      <w:r>
+        <w:t>A dialog opens listing the documents in the folder.</w:t>
+      </w:r>
+    </w:p>
+    <w:p>
+      <w:pPr>
+        <w:pStyle w:val="ListNumber"/>
+        <w:ind w:left="360"/>
+      </w:pPr>
+      <w:r>
+        <w:t>Check the documents to merge (or click Select All).</w:t>
+      </w:r>
+    </w:p>
+    <w:p>
+      <w:pPr>
+        <w:pStyle w:val="ListNumber"/>
+        <w:ind w:left="360"/>
+      </w:pPr>
+      <w:r>
+        <w:t>Click Merge.</w:t>
+      </w:r>
+    </w:p>
+    <w:p>
+      <w:pPr>
+        <w:pStyle w:val="ListNumber"/>
+        <w:ind w:left="360"/>
+      </w:pPr>
+      <w:r>
+        <w:t>DMS creates the merged PDF and adds it to the current folder.</w:t>
+      </w:r>
+    </w:p>
+    <w:p>
+      <w:pPr>
+        <w:ind w:left="576" w:right="576"/>
+        <w:shd w:val="clear" w:color="auto" w:fill="FFF8E1"/>
+      </w:pPr>
+      <w:r>
+        <w:rPr>
+          <w:b/>
+          <w:color w:val="924E00"/>
+        </w:rPr>
+        <w:t xml:space="preserve">Note: </w:t>
+      </w:r>
+      <w:r>
+        <w:t>Merging only supports PDF and image formats; Word/Excel/PowerPoint and other formats should be saved as PDF first, then uploaded and merged. The original documents remain in the folder afterward - unlink them manually if you no longer need the individual copies.</w:t>
+      </w:r>
+    </w:p>
+    <w:p>
+      <w:pPr>
+        <w:jc w:val="center"/>
+      </w:pPr>
+      <w:r>
+        <w:drawing>
+          <wp:inline xmlns:a="http://schemas.openxmlformats.org/drawingml/2006/main" xmlns:pic="http://schemas.openxmlformats.org/drawingml/2006/picture">
+            <wp:extent cx="5486400" cy="3429000"/>
+            <wp:docPr id="23" name="Picture 23"/>
+            <wp:cNvGraphicFramePr>
+              <a:graphicFrameLocks noChangeAspect="1"/>
+            </wp:cNvGraphicFramePr>
+            <a:graphic>
+              <a:graphicData uri="http://schemas.openxmlformats.org/drawingml/2006/picture">
+                <pic:pic>
+                  <pic:nvPicPr>
+                    <pic:cNvPr id="0" name="10_combine_dialog.png"/>
+                    <pic:cNvPicPr/>
+                  </pic:nvPicPr>
+                  <pic:blipFill>
+                    <a:blip r:embed="rId31"/>
+                    <a:stretch>
+                      <a:fillRect/>
+                    </a:stretch>
+                  </pic:blipFill>
+                  <pic:spPr>
+                    <a:xfrm>
+                      <a:off x="0" y="0"/>
+                      <a:ext cx="5486400" cy="3429000"/>
+                    </a:xfrm>
+                    <a:prstGeom prst="rect"/>
+                  </pic:spPr>
+                </pic:pic>
+              </a:graphicData>
+            </a:graphic>
+          </wp:inline>
+        </w:drawing>
+      </w:r>
+    </w:p>
+    <w:p>
+      <w:pPr>
+        <w:jc w:val="center"/>
+      </w:pPr>
+      <w:r>
+        <w:rPr>
+          <w:i/>
+          <w:color w:val="707070"/>
+          <w:sz w:val="18"/>
+        </w:rPr>
+        <w:t>Figure 9-1  The merge-documents dialog</w:t>
+      </w:r>
+    </w:p>
+    <w:p/>
+    <w:p>
+      <w:r>
+        <w:br w:type="page"/>
+      </w:r>
+    </w:p>
+    <w:p>
+      <w:pPr>
+        <w:pStyle w:val="Heading1"/>
+      </w:pPr>
+      <w:r>
+        <w:rPr>
+          <w:color w:val="1E40AF"/>
+        </w:rPr>
+        <w:t>10  Face Recognition</w:t>
+      </w:r>
+    </w:p>
+    <w:p>
+      <w:r>
+        <w:t>The optional face-recognition component lets you tag faces in your photos and later browse them by person, with DMS automatically matching new photos of people it already knows.</w:t>
       </w:r>
     </w:p>
     <w:p>
@@ -3449,12 +5822,7 @@
         <w:rPr>
           <w:color w:val="1D4E89"/>
         </w:rPr>
-        <w:t>10.1  Export Project (.dms)</w:t>
-      </w:r>
-    </w:p>
-    <w:p>
-      <w:r>
-        <w:t>Creates a complete backup of your entire project – all folder structure, document metadata, and document files – as a single .dms file (which is a ZIP archive).</w:t>
+        <w:t>10.1  Installing the Face Recognition Component</w:t>
       </w:r>
     </w:p>
     <w:p>
@@ -3463,7 +5831,7 @@
         <w:ind w:left="360"/>
       </w:pPr>
       <w:r>
-        <w:t>Click Project in the header bar.</w:t>
+        <w:t>Click the Faces tab in the sidebar.</w:t>
       </w:r>
     </w:p>
     <w:p>
@@ -3472,7 +5840,7 @@
         <w:ind w:left="360"/>
       </w:pPr>
       <w:r>
-        <w:t>Choose Export Project (.dms).</w:t>
+        <w:t>If the component (deepface) isn't installed yet, a prompt explains this and offers an Auto-install deepface button.</w:t>
       </w:r>
     </w:p>
     <w:p>
@@ -3481,7 +5849,346 @@
         <w:ind w:left="360"/>
       </w:pPr>
       <w:r>
-        <w:t>Your browser downloads a file named something like project_backup_20260610.dms.</w:t>
+        <w:t>Click it and wait - this downloads TensorFlow and related libraries in the background and can take several minutes on a slow connection; you can keep using the rest of the app meanwhile.</w:t>
+      </w:r>
+    </w:p>
+    <w:p>
+      <w:pPr>
+        <w:jc w:val="center"/>
+      </w:pPr>
+      <w:r>
+        <w:drawing>
+          <wp:inline xmlns:a="http://schemas.openxmlformats.org/drawingml/2006/main" xmlns:pic="http://schemas.openxmlformats.org/drawingml/2006/picture">
+            <wp:extent cx="5486400" cy="3429000"/>
+            <wp:docPr id="24" name="Picture 24"/>
+            <wp:cNvGraphicFramePr>
+              <a:graphicFrameLocks noChangeAspect="1"/>
+            </wp:cNvGraphicFramePr>
+            <a:graphic>
+              <a:graphicData uri="http://schemas.openxmlformats.org/drawingml/2006/picture">
+                <pic:pic>
+                  <pic:nvPicPr>
+                    <pic:cNvPr id="0" name="16_face_tab.png"/>
+                    <pic:cNvPicPr/>
+                  </pic:nvPicPr>
+                  <pic:blipFill>
+                    <a:blip r:embed="rId32"/>
+                    <a:stretch>
+                      <a:fillRect/>
+                    </a:stretch>
+                  </pic:blipFill>
+                  <pic:spPr>
+                    <a:xfrm>
+                      <a:off x="0" y="0"/>
+                      <a:ext cx="5486400" cy="3429000"/>
+                    </a:xfrm>
+                    <a:prstGeom prst="rect"/>
+                  </pic:spPr>
+                </pic:pic>
+              </a:graphicData>
+            </a:graphic>
+          </wp:inline>
+        </w:drawing>
+      </w:r>
+    </w:p>
+    <w:p>
+      <w:pPr>
+        <w:jc w:val="center"/>
+      </w:pPr>
+      <w:r>
+        <w:rPr>
+          <w:i/>
+          <w:color w:val="707070"/>
+          <w:sz w:val="18"/>
+        </w:rPr>
+        <w:t>Figure 10-1  The Faces tab (shown here with the component already installed, hence the empty state; before installing, you'd instead see a prompt with an Auto-install deepface button)</w:t>
+      </w:r>
+    </w:p>
+    <w:p/>
+    <w:p>
+      <w:pPr>
+        <w:pStyle w:val="Heading2"/>
+      </w:pPr>
+      <w:r>
+        <w:rPr>
+          <w:color w:val="1D4E89"/>
+        </w:rPr>
+        <w:t>10.2  Tagging Faces</w:t>
+      </w:r>
+    </w:p>
+    <w:p>
+      <w:pPr>
+        <w:pStyle w:val="ListNumber"/>
+        <w:ind w:left="360"/>
+      </w:pPr>
+      <w:r>
+        <w:t>From a folder, click Tag Faces to enter selection mode.</w:t>
+      </w:r>
+    </w:p>
+    <w:p>
+      <w:pPr>
+        <w:pStyle w:val="ListNumber"/>
+        <w:ind w:left="360"/>
+      </w:pPr>
+      <w:r>
+        <w:t>Check the photos you want DMS to scan for faces.</w:t>
+      </w:r>
+    </w:p>
+    <w:p>
+      <w:pPr>
+        <w:jc w:val="center"/>
+      </w:pPr>
+      <w:r>
+        <w:drawing>
+          <wp:inline xmlns:a="http://schemas.openxmlformats.org/drawingml/2006/main" xmlns:pic="http://schemas.openxmlformats.org/drawingml/2006/picture">
+            <wp:extent cx="5486400" cy="3429000"/>
+            <wp:docPr id="25" name="Picture 25"/>
+            <wp:cNvGraphicFramePr>
+              <a:graphicFrameLocks noChangeAspect="1"/>
+            </wp:cNvGraphicFramePr>
+            <a:graphic>
+              <a:graphicData uri="http://schemas.openxmlformats.org/drawingml/2006/picture">
+                <pic:pic>
+                  <pic:nvPicPr>
+                    <pic:cNvPr id="0" name="21_face_select_mode.png"/>
+                    <pic:cNvPicPr/>
+                  </pic:nvPicPr>
+                  <pic:blipFill>
+                    <a:blip r:embed="rId33"/>
+                    <a:stretch>
+                      <a:fillRect/>
+                    </a:stretch>
+                  </pic:blipFill>
+                  <pic:spPr>
+                    <a:xfrm>
+                      <a:off x="0" y="0"/>
+                      <a:ext cx="5486400" cy="3429000"/>
+                    </a:xfrm>
+                    <a:prstGeom prst="rect"/>
+                  </pic:spPr>
+                </pic:pic>
+              </a:graphicData>
+            </a:graphic>
+          </wp:inline>
+        </w:drawing>
+      </w:r>
+    </w:p>
+    <w:p>
+      <w:pPr>
+        <w:jc w:val="center"/>
+      </w:pPr>
+      <w:r>
+        <w:rPr>
+          <w:i/>
+          <w:color w:val="707070"/>
+          <w:sz w:val="18"/>
+        </w:rPr>
+        <w:t>Figure 10-2  Selection mode: photos checked for face detection</w:t>
+      </w:r>
+    </w:p>
+    <w:p/>
+    <w:p>
+      <w:pPr>
+        <w:pStyle w:val="ListNumber"/>
+        <w:ind w:left="360"/>
+      </w:pPr>
+      <w:r>
+        <w:t>Click to run detection; DMS finds faces in the checked photos.</w:t>
+      </w:r>
+    </w:p>
+    <w:p>
+      <w:pPr>
+        <w:jc w:val="center"/>
+      </w:pPr>
+      <w:r>
+        <w:drawing>
+          <wp:inline xmlns:a="http://schemas.openxmlformats.org/drawingml/2006/main" xmlns:pic="http://schemas.openxmlformats.org/drawingml/2006/picture">
+            <wp:extent cx="5486400" cy="3429000"/>
+            <wp:docPr id="26" name="Picture 26"/>
+            <wp:cNvGraphicFramePr>
+              <a:graphicFrameLocks noChangeAspect="1"/>
+            </wp:cNvGraphicFramePr>
+            <a:graphic>
+              <a:graphicData uri="http://schemas.openxmlformats.org/drawingml/2006/picture">
+                <pic:pic>
+                  <pic:nvPicPr>
+                    <pic:cNvPr id="0" name="22_face_tagging_dialog.png"/>
+                    <pic:cNvPicPr/>
+                  </pic:nvPicPr>
+                  <pic:blipFill>
+                    <a:blip r:embed="rId34"/>
+                    <a:stretch>
+                      <a:fillRect/>
+                    </a:stretch>
+                  </pic:blipFill>
+                  <pic:spPr>
+                    <a:xfrm>
+                      <a:off x="0" y="0"/>
+                      <a:ext cx="5486400" cy="3429000"/>
+                    </a:xfrm>
+                    <a:prstGeom prst="rect"/>
+                  </pic:spPr>
+                </pic:pic>
+              </a:graphicData>
+            </a:graphic>
+          </wp:inline>
+        </w:drawing>
+      </w:r>
+    </w:p>
+    <w:p>
+      <w:pPr>
+        <w:jc w:val="center"/>
+      </w:pPr>
+      <w:r>
+        <w:rPr>
+          <w:i/>
+          <w:color w:val="707070"/>
+          <w:sz w:val="18"/>
+        </w:rPr>
+        <w:t>Figure 10-3  Face detection in progress</w:t>
+      </w:r>
+    </w:p>
+    <w:p/>
+    <w:p>
+      <w:pPr>
+        <w:pStyle w:val="ListNumber"/>
+        <w:ind w:left="360"/>
+      </w:pPr>
+      <w:r>
+        <w:t>For each detected face, type a person's name (or pick an existing one) to tag it.</w:t>
+      </w:r>
+    </w:p>
+    <w:p>
+      <w:pPr>
+        <w:pStyle w:val="Heading2"/>
+      </w:pPr>
+      <w:r>
+        <w:rPr>
+          <w:color w:val="1D4E89"/>
+        </w:rPr>
+        <w:t>10.3  Browsing by Person / Auto-Matching</w:t>
+      </w:r>
+    </w:p>
+    <w:p>
+      <w:r>
+        <w:t>Once some faces are tagged, the Faces tab lets you browse photos grouped by person. New photos you tag later are automatically compared against known faces and suggested matches, so you don't have to name every single photo of the same person from scratch.</w:t>
+      </w:r>
+    </w:p>
+    <w:p>
+      <w:r>
+        <w:br w:type="page"/>
+      </w:r>
+    </w:p>
+    <w:p>
+      <w:pPr>
+        <w:pStyle w:val="Heading1"/>
+      </w:pPr>
+      <w:r>
+        <w:rPr>
+          <w:color w:val="1E40AF"/>
+        </w:rPr>
+        <w:t>11  Remote and Mobile Upload</w:t>
+      </w:r>
+    </w:p>
+    <w:p>
+      <w:pPr>
+        <w:pStyle w:val="Heading2"/>
+      </w:pPr>
+      <w:r>
+        <w:rPr>
+          <w:color w:val="1D4E89"/>
+        </w:rPr>
+        <w:t>11.1  Sending a Single Document to a Phone</w:t>
+      </w:r>
+    </w:p>
+    <w:p>
+      <w:r>
+        <w:t>Click the “send to phone” icon on any document card to generate a link that opens the document directly on a phone's browser - share it by SMS/iMessage, or copy the link and send it any way you like.</w:t>
+      </w:r>
+    </w:p>
+    <w:p>
+      <w:pPr>
+        <w:pStyle w:val="Heading2"/>
+      </w:pPr>
+      <w:r>
+        <w:rPr>
+          <w:color w:val="1D4E89"/>
+        </w:rPr>
+        <w:t>11.2  Remote Upload (QR-Code Batch Intake)</w:t>
+      </w:r>
+    </w:p>
+    <w:p>
+      <w:r>
+        <w:t>To receive a batch of photos or files from someone else's phone (or your own) without emailing them one by one, use Remote Upload from the desktop launcher: it shows a QR code that, once scanned, opens an upload page on the phone's browser, and anything uploaded there lands directly in the folder you chose on the desktop.</w:t>
+      </w:r>
+    </w:p>
+    <w:p>
+      <w:pPr>
+        <w:ind w:left="576" w:right="576"/>
+        <w:shd w:val="clear" w:color="auto" w:fill="FFF8E1"/>
+      </w:pPr>
+      <w:r>
+        <w:rPr>
+          <w:b/>
+          <w:color w:val="924E00"/>
+        </w:rPr>
+        <w:t xml:space="preserve">Note: </w:t>
+      </w:r>
+      <w:r>
+        <w:t>Remote upload works over your local network by default; sending or receiving across the open internet requires the tunnel/ngrok setup described alongside that feature in the app, which is outside the scope of this manual section.</w:t>
+      </w:r>
+    </w:p>
+    <w:p>
+      <w:r>
+        <w:br w:type="page"/>
+      </w:r>
+    </w:p>
+    <w:p>
+      <w:pPr>
+        <w:pStyle w:val="Heading1"/>
+      </w:pPr>
+      <w:r>
+        <w:rPr>
+          <w:color w:val="1E40AF"/>
+        </w:rPr>
+        <w:t>12  Project Management</w:t>
+      </w:r>
+    </w:p>
+    <w:p>
+      <w:r>
+        <w:t>The Project menu (in the header bar) provides tools for backing up, restoring, merging, and importing data.</w:t>
+      </w:r>
+    </w:p>
+    <w:p>
+      <w:pPr>
+        <w:pStyle w:val="Heading2"/>
+      </w:pPr>
+      <w:r>
+        <w:rPr>
+          <w:color w:val="1D4E89"/>
+        </w:rPr>
+        <w:t>12.1  Export Index Backup (METADATA)</w:t>
+      </w:r>
+    </w:p>
+    <w:p>
+      <w:r>
+        <w:t>Backs up only the folder-tree structure and metadata (not the actual document files) as a .dms file, named with a METADATA- prefix. Much smaller and faster than a full backup - useful for structural snapshots.</w:t>
+      </w:r>
+    </w:p>
+    <w:p>
+      <w:pPr>
+        <w:pStyle w:val="Heading2"/>
+      </w:pPr>
+      <w:r>
+        <w:rPr>
+          <w:color w:val="1D4E89"/>
+        </w:rPr>
+        <w:t>12.2  Export Full Backup (COMP)</w:t>
+      </w:r>
+    </w:p>
+    <w:p>
+      <w:r>
+        <w:t>Backs up the entire folder tree and every document file, packaged as a .dms file with a COMP- prefix. This is a complete, self-contained backup of the project.</w:t>
       </w:r>
     </w:p>
     <w:p>
@@ -3511,12 +6218,39 @@
         <w:rPr>
           <w:color w:val="1D4E89"/>
         </w:rPr>
-        <w:t>10.2  Import Project (.dms)</w:t>
-      </w:r>
-    </w:p>
-    <w:p>
-      <w:r>
-        <w:t>Restores a previously exported project on any computer running PMS.</w:t>
+        <w:t>12.3  Export Selected Folders (PART)</w:t>
+      </w:r>
+    </w:p>
+    <w:p>
+      <w:r>
+        <w:t>Lets you pick specific folders to export (with their files), producing a .dms file with a PART- prefix - useful for sharing or archiving just part of a project.</w:t>
+      </w:r>
+    </w:p>
+    <w:p>
+      <w:pPr>
+        <w:pStyle w:val="Heading2"/>
+      </w:pPr>
+      <w:r>
+        <w:rPr>
+          <w:color w:val="1D4E89"/>
+        </w:rPr>
+        <w:t>12.4  Backup Retention Rules</w:t>
+      </w:r>
+    </w:p>
+    <w:p>
+      <w:r>
+        <w:t>The project keeps the 10 most recent .dms backups in the project's root folder; older ones are automatically moved into a “Not Shown in The Tree” archive folder at the root of the storage directory (not to be confused with the similarly named “Not Show in Tree” node inside the document tree from section 3.2, which holds soft-deleted documents instead).</w:t>
+      </w:r>
+    </w:p>
+    <w:p>
+      <w:pPr>
+        <w:pStyle w:val="Heading2"/>
+      </w:pPr>
+      <w:r>
+        <w:rPr>
+          <w:color w:val="1D4E89"/>
+        </w:rPr>
+        <w:t>12.5  Import a Project (.dms)</w:t>
       </w:r>
     </w:p>
     <w:p>
@@ -3525,7 +6259,7 @@
         <w:ind w:left="360"/>
       </w:pPr>
       <w:r>
-        <w:t>Click Project → Import Project (.dms).</w:t>
+        <w:t>Click Project, then Import Project (.dms) and select the file.</w:t>
       </w:r>
     </w:p>
     <w:p>
@@ -3534,7 +6268,7 @@
         <w:ind w:left="360"/>
       </w:pPr>
       <w:r>
-        <w:t>Select the .dms file.</w:t>
+        <w:t>Choose a destination folder for the import (a new, empty folder is recommended).</w:t>
       </w:r>
     </w:p>
     <w:p>
@@ -3543,7 +6277,7 @@
         <w:ind w:left="360"/>
       </w:pPr>
       <w:r>
-        <w:t>In the dialog, choose a Target Folder on your computer (a new empty folder is recommended).</w:t>
+        <w:t>Click Import and Switch.</w:t>
       </w:r>
     </w:p>
     <w:p>
@@ -3552,16 +6286,7 @@
         <w:ind w:left="360"/>
       </w:pPr>
       <w:r>
-        <w:t>Click Import.</w:t>
-      </w:r>
-    </w:p>
-    <w:p>
-      <w:pPr>
-        <w:pStyle w:val="ListNumber"/>
-        <w:ind w:left="360"/>
-      </w:pPr>
-      <w:r>
-        <w:t>PMS extracts all files and rebuilds the tree structure.</w:t>
+        <w:t>DMS extracts the files and rebuilds the tree structure, and switches the active project to it.</w:t>
       </w:r>
     </w:p>
     <w:p>
@@ -3577,7 +6302,7 @@
         <w:t xml:space="preserve">Note: </w:t>
       </w:r>
       <w:r>
-        <w:t>If you import into a folder that already contains data, you will be prompted to confirm whether to overwrite.</w:t>
+        <w:t>Importing only restores the folder-tree structure; it never deletes files already on disk.</w:t>
       </w:r>
     </w:p>
     <w:p>
@@ -3588,54 +6313,12 @@
         <w:rPr>
           <w:color w:val="1D4E89"/>
         </w:rPr>
-        <w:t>10.3  CSV Export</w:t>
-      </w:r>
-    </w:p>
-    <w:p>
-      <w:r>
-        <w:t>Exports all document metadata as a CSV spreadsheet.</w:t>
-      </w:r>
-    </w:p>
-    <w:p>
-      <w:pPr>
-        <w:pStyle w:val="ListNumber"/>
-        <w:ind w:left="360"/>
-      </w:pPr>
-      <w:r>
-        <w:t>Click Project → Export CSV.</w:t>
-      </w:r>
-    </w:p>
-    <w:p>
-      <w:pPr>
-        <w:pStyle w:val="ListNumber"/>
-        <w:ind w:left="360"/>
-      </w:pPr>
-      <w:r>
-        <w:t>Your browser downloads a CSV file.</w:t>
-      </w:r>
-    </w:p>
-    <w:p>
-      <w:r>
-        <w:t>The CSV contains one row per document with columns for: Document ID, Name, File Size, Upload Date, and all metadata parameter fields.</w:t>
-      </w:r>
-    </w:p>
-    <w:p>
-      <w:pPr>
-        <w:ind w:left="576" w:right="576"/>
-        <w:shd w:val="clear" w:color="auto" w:fill="E6F4EA"/>
-      </w:pPr>
-      <w:r>
-        <w:rPr>
-          <w:b/>
-          <w:color w:val="056F00"/>
-        </w:rPr>
-        <w:t xml:space="preserve">Tip: </w:t>
-      </w:r>
-      <w:r>
-        <w:rPr>
-          <w:color w:val="333333"/>
-        </w:rPr>
-        <w:t>Open the CSV in Microsoft Excel or Google Sheets for analysis, reporting, or sharing with colleagues.</w:t>
+        <w:t>12.6  CSV Export</w:t>
+      </w:r>
+    </w:p>
+    <w:p>
+      <w:r>
+        <w:t>Click Project, then Export Metadata (CSV) to download a spreadsheet with one row per document, including document ID, name, size, upload date, and metadata fields. Open it in Excel or Google Sheets for analysis or sharing.</w:t>
       </w:r>
     </w:p>
     <w:p>
@@ -3646,12 +6329,28 @@
         <w:rPr>
           <w:color w:val="1D4E89"/>
         </w:rPr>
-        <w:t>10.4  Batch ZIP Import</w:t>
-      </w:r>
-    </w:p>
-    <w:p>
-      <w:r>
-        <w:t>Quickly upload many files and automatically sort them into folders using a naming convention.</w:t>
+        <w:t>12.7  Batch ZIP Import</w:t>
+      </w:r>
+    </w:p>
+    <w:p>
+      <w:r>
+        <w:t>Upload many files at once from a ZIP archive and have DMS automatically sort them into matching folders by filename prefix. Folders referenced by a filename must already exist in the tree; documents with an unrecognized folder name are left unlinked.</w:t>
+      </w:r>
+    </w:p>
+    <w:p>
+      <w:pPr>
+        <w:pStyle w:val="Heading2"/>
+      </w:pPr>
+      <w:r>
+        <w:rPr>
+          <w:color w:val="1D4E89"/>
+        </w:rPr>
+        <w:t>12.8  Hierarchy Import (with auto de-duplication)</w:t>
+      </w:r>
+    </w:p>
+    <w:p>
+      <w:r>
+        <w:t>Builds a folder tree quickly from a plain text file.</w:t>
       </w:r>
     </w:p>
     <w:p>
@@ -3660,7 +6359,7 @@
         <w:ind w:left="360"/>
       </w:pPr>
       <w:r>
-        <w:t>Prepare a ZIP file. Name each file using the pattern: FolderName#Description.pdf (e.g. Pump_Assembly#test_report.pdf).</w:t>
+        <w:t>Prepare a text file with 2-3 comma-separated columns per line: folder name, parent folder name, description (optional). The first line is the root folder, with the parent-folder column omitted for it.</w:t>
       </w:r>
     </w:p>
     <w:p>
@@ -3669,7 +6368,7 @@
         <w:ind w:left="360"/>
       </w:pPr>
       <w:r>
-        <w:t>Click Project → Batch ZIP Import.</w:t>
+        <w:t>Click Project, then Create Folder Tree from Hierarchy, and upload (or paste) the text.</w:t>
       </w:r>
     </w:p>
     <w:p>
@@ -3678,16 +6377,276 @@
         <w:ind w:left="360"/>
       </w:pPr>
       <w:r>
-        <w:t>Select your ZIP file.</w:t>
-      </w:r>
-    </w:p>
+        <w:t>DMS validates the structure and shows a preview, including any errors.</w:t>
+      </w:r>
+    </w:p>
+    <w:p>
+      <w:pPr>
+        <w:jc w:val="center"/>
+      </w:pPr>
+      <w:r>
+        <w:drawing>
+          <wp:inline xmlns:a="http://schemas.openxmlformats.org/drawingml/2006/main" xmlns:pic="http://schemas.openxmlformats.org/drawingml/2006/picture">
+            <wp:extent cx="5486400" cy="3429000"/>
+            <wp:docPr id="27" name="Picture 27"/>
+            <wp:cNvGraphicFramePr>
+              <a:graphicFrameLocks noChangeAspect="1"/>
+            </wp:cNvGraphicFramePr>
+            <a:graphic>
+              <a:graphicData uri="http://schemas.openxmlformats.org/drawingml/2006/picture">
+                <pic:pic>
+                  <pic:nvPicPr>
+                    <pic:cNvPr id="0" name="12_hierarchy_import_empty.png"/>
+                    <pic:cNvPicPr/>
+                  </pic:nvPicPr>
+                  <pic:blipFill>
+                    <a:blip r:embed="rId35"/>
+                    <a:stretch>
+                      <a:fillRect/>
+                    </a:stretch>
+                  </pic:blipFill>
+                  <pic:spPr>
+                    <a:xfrm>
+                      <a:off x="0" y="0"/>
+                      <a:ext cx="5486400" cy="3429000"/>
+                    </a:xfrm>
+                    <a:prstGeom prst="rect"/>
+                  </pic:spPr>
+                </pic:pic>
+              </a:graphicData>
+            </a:graphic>
+          </wp:inline>
+        </w:drawing>
+      </w:r>
+    </w:p>
+    <w:p>
+      <w:pPr>
+        <w:jc w:val="center"/>
+      </w:pPr>
+      <w:r>
+        <w:rPr>
+          <w:i/>
+          <w:color w:val="707070"/>
+          <w:sz w:val="18"/>
+        </w:rPr>
+        <w:t>Figure 12-1  The hierarchy import dialog (initial state)</w:t>
+      </w:r>
+    </w:p>
+    <w:p/>
+    <w:p>
+      <w:pPr>
+        <w:jc w:val="center"/>
+      </w:pPr>
+      <w:r>
+        <w:drawing>
+          <wp:inline xmlns:a="http://schemas.openxmlformats.org/drawingml/2006/main" xmlns:pic="http://schemas.openxmlformats.org/drawingml/2006/picture">
+            <wp:extent cx="5486400" cy="3429000"/>
+            <wp:docPr id="28" name="Picture 28"/>
+            <wp:cNvGraphicFramePr>
+              <a:graphicFrameLocks noChangeAspect="1"/>
+            </wp:cNvGraphicFramePr>
+            <a:graphic>
+              <a:graphicData uri="http://schemas.openxmlformats.org/drawingml/2006/picture">
+                <pic:pic>
+                  <pic:nvPicPr>
+                    <pic:cNvPr id="0" name="14_hierarchy_import_error.png"/>
+                    <pic:cNvPicPr/>
+                  </pic:nvPicPr>
+                  <pic:blipFill>
+                    <a:blip r:embed="rId36"/>
+                    <a:stretch>
+                      <a:fillRect/>
+                    </a:stretch>
+                  </pic:blipFill>
+                  <pic:spPr>
+                    <a:xfrm>
+                      <a:off x="0" y="0"/>
+                      <a:ext cx="5486400" cy="3429000"/>
+                    </a:xfrm>
+                    <a:prstGeom prst="rect"/>
+                  </pic:spPr>
+                </pic:pic>
+              </a:graphicData>
+            </a:graphic>
+          </wp:inline>
+        </w:drawing>
+      </w:r>
+    </w:p>
+    <w:p>
+      <w:pPr>
+        <w:jc w:val="center"/>
+      </w:pPr>
+      <w:r>
+        <w:rPr>
+          <w:i/>
+          <w:color w:val="707070"/>
+          <w:sz w:val="18"/>
+        </w:rPr>
+        <w:t>Figure 12-2  With auto-numbering off, a duplicate folder name is flagged as an error</w:t>
+      </w:r>
+    </w:p>
+    <w:p/>
+    <w:p>
+      <w:pPr>
+        <w:jc w:val="center"/>
+      </w:pPr>
+      <w:r>
+        <w:drawing>
+          <wp:inline xmlns:a="http://schemas.openxmlformats.org/drawingml/2006/main" xmlns:pic="http://schemas.openxmlformats.org/drawingml/2006/picture">
+            <wp:extent cx="5486400" cy="3429000"/>
+            <wp:docPr id="29" name="Picture 29"/>
+            <wp:cNvGraphicFramePr>
+              <a:graphicFrameLocks noChangeAspect="1"/>
+            </wp:cNvGraphicFramePr>
+            <a:graphic>
+              <a:graphicData uri="http://schemas.openxmlformats.org/drawingml/2006/picture">
+                <pic:pic>
+                  <pic:nvPicPr>
+                    <pic:cNvPr id="0" name="15_hierarchy_import_dedupe_ok.png"/>
+                    <pic:cNvPicPr/>
+                  </pic:nvPicPr>
+                  <pic:blipFill>
+                    <a:blip r:embed="rId37"/>
+                    <a:stretch>
+                      <a:fillRect/>
+                    </a:stretch>
+                  </pic:blipFill>
+                  <pic:spPr>
+                    <a:xfrm>
+                      <a:off x="0" y="0"/>
+                      <a:ext cx="5486400" cy="3429000"/>
+                    </a:xfrm>
+                    <a:prstGeom prst="rect"/>
+                  </pic:spPr>
+                </pic:pic>
+              </a:graphicData>
+            </a:graphic>
+          </wp:inline>
+        </w:drawing>
+      </w:r>
+    </w:p>
+    <w:p>
+      <w:pPr>
+        <w:jc w:val="center"/>
+      </w:pPr>
+      <w:r>
+        <w:rPr>
+          <w:i/>
+          <w:color w:val="707070"/>
+          <w:sz w:val="18"/>
+        </w:rPr>
+        <w:t>Figure 12-3  With auto-numbering on, the duplicate name is numbered and passes validation</w:t>
+      </w:r>
+    </w:p>
+    <w:p/>
     <w:p>
       <w:pPr>
         <w:pStyle w:val="ListNumber"/>
         <w:ind w:left="360"/>
       </w:pPr>
       <w:r>
-        <w:t>PMS reads each filename, matches it to the folder name before the # character, and places the document in that folder.</w:t>
+        <w:t>Click Create; all folders appear in the tree immediately.</w:t>
+      </w:r>
+    </w:p>
+    <w:p>
+      <w:pPr>
+        <w:pStyle w:val="Heading2"/>
+      </w:pPr>
+      <w:r>
+        <w:rPr>
+          <w:color w:val="1D4E89"/>
+        </w:rPr>
+        <w:t>12.9  Downloading This Manual from Inside the App</w:t>
+      </w:r>
+    </w:p>
+    <w:p>
+      <w:r>
+        <w:t>Click Project, then Download User Manual (.docx) under the Downloads section, to get the same manual you're reading now, generated fresh from inside the running app.</w:t>
+      </w:r>
+    </w:p>
+    <w:p>
+      <w:pPr>
+        <w:jc w:val="center"/>
+      </w:pPr>
+      <w:r>
+        <w:drawing>
+          <wp:inline xmlns:a="http://schemas.openxmlformats.org/drawingml/2006/main" xmlns:pic="http://schemas.openxmlformats.org/drawingml/2006/picture">
+            <wp:extent cx="5486400" cy="3429000"/>
+            <wp:docPr id="30" name="Picture 30"/>
+            <wp:cNvGraphicFramePr>
+              <a:graphicFrameLocks noChangeAspect="1"/>
+            </wp:cNvGraphicFramePr>
+            <a:graphic>
+              <a:graphicData uri="http://schemas.openxmlformats.org/drawingml/2006/picture">
+                <pic:pic>
+                  <pic:nvPicPr>
+                    <pic:cNvPr id="0" name="11_project_menu.png"/>
+                    <pic:cNvPicPr/>
+                  </pic:nvPicPr>
+                  <pic:blipFill>
+                    <a:blip r:embed="rId38"/>
+                    <a:stretch>
+                      <a:fillRect/>
+                    </a:stretch>
+                  </pic:blipFill>
+                  <pic:spPr>
+                    <a:xfrm>
+                      <a:off x="0" y="0"/>
+                      <a:ext cx="5486400" cy="3429000"/>
+                    </a:xfrm>
+                    <a:prstGeom prst="rect"/>
+                  </pic:spPr>
+                </pic:pic>
+              </a:graphicData>
+            </a:graphic>
+          </wp:inline>
+        </w:drawing>
+      </w:r>
+    </w:p>
+    <w:p>
+      <w:pPr>
+        <w:jc w:val="center"/>
+      </w:pPr>
+      <w:r>
+        <w:rPr>
+          <w:i/>
+          <w:color w:val="707070"/>
+          <w:sz w:val="18"/>
+        </w:rPr>
+        <w:t>Figure 12-4  The Project menu: export, import, and settings</w:t>
+      </w:r>
+    </w:p>
+    <w:p/>
+    <w:p>
+      <w:r>
+        <w:br w:type="page"/>
+      </w:r>
+    </w:p>
+    <w:p>
+      <w:pPr>
+        <w:pStyle w:val="Heading1"/>
+      </w:pPr>
+      <w:r>
+        <w:rPr>
+          <w:color w:val="1E40AF"/>
+        </w:rPr>
+        <w:t>13  Cloud Sync and Email</w:t>
+      </w:r>
+    </w:p>
+    <w:p>
+      <w:pPr>
+        <w:pStyle w:val="Heading2"/>
+      </w:pPr>
+      <w:r>
+        <w:rPr>
+          <w:color w:val="1D4E89"/>
+        </w:rPr>
+        <w:t>13.1  Using OneDrive to Sync Storage</w:t>
+      </w:r>
+    </w:p>
+    <w:p>
+      <w:r>
+        <w:t>Pointing your DMS storage folder at a location synced by OneDrive (or a similar cloud-sync service) gives you automatic off-site backup with no extra steps - every change DMS makes on disk gets picked up and uploaded by the sync client in the background, the same as any other file in that folder.</w:t>
       </w:r>
     </w:p>
     <w:p>
@@ -3703,7 +6662,7 @@
         <w:t xml:space="preserve">Note: </w:t>
       </w:r>
       <w:r>
-        <w:t>Folders must already exist in the tree before importing. Documents with unrecognised folder names are placed in an Unlinked state.</w:t>
+        <w:t>Very large libraries, or a very slow internet connection, can make cloud sync lag behind your local changes; this is a property of the sync client, not of DMS.</w:t>
       </w:r>
     </w:p>
     <w:p>
@@ -3714,12 +6673,12 @@
         <w:rPr>
           <w:color w:val="1D4E89"/>
         </w:rPr>
-        <w:t>10.5  Hierarchy Import (Build Tree from Text File)</w:t>
-      </w:r>
-    </w:p>
-    <w:p>
-      <w:r>
-        <w:t>Quickly create a folder tree structure from a plain text file.</w:t>
+        <w:t>13.2  Email Sending Setup</w:t>
+      </w:r>
+    </w:p>
+    <w:p>
+      <w:r>
+        <w:t>To use the “email” action on a document card, configure an SMTP account first.</w:t>
       </w:r>
     </w:p>
     <w:p>
@@ -3728,198 +6687,80 @@
         <w:ind w:left="360"/>
       </w:pPr>
       <w:r>
-        <w:t>Prepare a text file (.txt). Each line should contain: NodeID [ParentNodeID]</w:t>
-      </w:r>
-    </w:p>
-    <w:p>
-      <w:r>
-        <w:t>Example:</w:t>
-      </w:r>
-    </w:p>
-    <w:p>
-      <w:pPr>
-        <w:pStyle w:val="NoSpacing"/>
-        <w:ind w:left="576"/>
+        <w:t>Click Project, then Email Sending Setup.</w:t>
+      </w:r>
+    </w:p>
+    <w:p>
+      <w:pPr>
+        <w:pStyle w:val="ListNumber"/>
+        <w:ind w:left="360"/>
+      </w:pPr>
+      <w:r>
+        <w:t>Enter your SMTP server, port, username, and password (an app-specific password is usually required for Gmail/Outlook accounts with two-factor authentication).</w:t>
+      </w:r>
+    </w:p>
+    <w:p>
+      <w:pPr>
+        <w:pStyle w:val="ListNumber"/>
+        <w:ind w:left="360"/>
+      </w:pPr>
+      <w:r>
+        <w:t>Save the settings; DMS uses them to send documents as attachments going forward.</w:t>
+      </w:r>
+    </w:p>
+    <w:p>
+      <w:pPr>
+        <w:jc w:val="center"/>
+      </w:pPr>
+      <w:r>
+        <w:drawing>
+          <wp:inline xmlns:a="http://schemas.openxmlformats.org/drawingml/2006/main" xmlns:pic="http://schemas.openxmlformats.org/drawingml/2006/picture">
+            <wp:extent cx="5486400" cy="3429000"/>
+            <wp:docPr id="31" name="Picture 31"/>
+            <wp:cNvGraphicFramePr>
+              <a:graphicFrameLocks noChangeAspect="1"/>
+            </wp:cNvGraphicFramePr>
+            <a:graphic>
+              <a:graphicData uri="http://schemas.openxmlformats.org/drawingml/2006/picture">
+                <pic:pic>
+                  <pic:nvPicPr>
+                    <pic:cNvPr id="0" name="20_email_settings.png"/>
+                    <pic:cNvPicPr/>
+                  </pic:nvPicPr>
+                  <pic:blipFill>
+                    <a:blip r:embed="rId39"/>
+                    <a:stretch>
+                      <a:fillRect/>
+                    </a:stretch>
+                  </pic:blipFill>
+                  <pic:spPr>
+                    <a:xfrm>
+                      <a:off x="0" y="0"/>
+                      <a:ext cx="5486400" cy="3429000"/>
+                    </a:xfrm>
+                    <a:prstGeom prst="rect"/>
+                  </pic:spPr>
+                </pic:pic>
+              </a:graphicData>
+            </a:graphic>
+          </wp:inline>
+        </w:drawing>
+      </w:r>
+    </w:p>
+    <w:p>
+      <w:pPr>
+        <w:jc w:val="center"/>
       </w:pPr>
       <w:r>
         <w:rPr>
-          <w:rFonts w:ascii="Courier New" w:hAnsi="Courier New"/>
+          <w:i/>
+          <w:color w:val="707070"/>
           <w:sz w:val="18"/>
         </w:rPr>
-        <w:t>Assembly</w:t>
-        <w:br/>
-        <w:t>Pump_Housing Assembly</w:t>
-        <w:br/>
-        <w:t>Rotor Assembly</w:t>
-        <w:br/>
-        <w:t>Impeller Rotor</w:t>
-        <w:br/>
-        <w:t>Shaft Rotor</w:t>
+        <w:t>Figure 13-1  Email sending (SMTP) settings dialog</w:t>
       </w:r>
     </w:p>
     <w:p/>
-    <w:p>
-      <w:pPr>
-        <w:pStyle w:val="ListNumber"/>
-        <w:ind w:left="360"/>
-      </w:pPr>
-      <w:r>
-        <w:t>Click Project → Create Folder Tree from Hierarchy.</w:t>
-      </w:r>
-    </w:p>
-    <w:p>
-      <w:pPr>
-        <w:pStyle w:val="ListNumber"/>
-        <w:ind w:left="360"/>
-      </w:pPr>
-      <w:r>
-        <w:t>Upload your text file (or paste the text).</w:t>
-      </w:r>
-    </w:p>
-    <w:p>
-      <w:pPr>
-        <w:pStyle w:val="ListNumber"/>
-        <w:ind w:left="360"/>
-      </w:pPr>
-      <w:r>
-        <w:t>PMS validates the structure, shows a preview, and reports how many nodes will be created.</w:t>
-      </w:r>
-    </w:p>
-    <w:p>
-      <w:pPr>
-        <w:pStyle w:val="ListNumber"/>
-        <w:ind w:left="360"/>
-      </w:pPr>
-      <w:r>
-        <w:t>Click Create.</w:t>
-      </w:r>
-    </w:p>
-    <w:p>
-      <w:pPr>
-        <w:pStyle w:val="ListNumber"/>
-        <w:ind w:left="360"/>
-      </w:pPr>
-      <w:r>
-        <w:t>All folders appear in the tree immediately.</w:t>
-      </w:r>
-    </w:p>
-    <w:p>
-      <w:r>
-        <w:br w:type="page"/>
-      </w:r>
-    </w:p>
-    <w:p>
-      <w:pPr>
-        <w:pStyle w:val="Heading1"/>
-      </w:pPr>
-      <w:r>
-        <w:rPr>
-          <w:color w:val="1E40AF"/>
-        </w:rPr>
-        <w:t>11  Password Protection</w:t>
-      </w:r>
-    </w:p>
-    <w:p>
-      <w:r>
-        <w:t>You can protect PMS with a password so that only authorised users can access the data.</w:t>
-      </w:r>
-    </w:p>
-    <w:p>
-      <w:r>
-        <w:t>Set a password:</w:t>
-      </w:r>
-    </w:p>
-    <w:p>
-      <w:pPr>
-        <w:pStyle w:val="ListNumber"/>
-        <w:ind w:left="360"/>
-      </w:pPr>
-      <w:r>
-        <w:t>Click Project → Set Password.</w:t>
-      </w:r>
-    </w:p>
-    <w:p>
-      <w:pPr>
-        <w:pStyle w:val="ListNumber"/>
-        <w:ind w:left="360"/>
-      </w:pPr>
-      <w:r>
-        <w:t>Enter and confirm your chosen password.</w:t>
-      </w:r>
-    </w:p>
-    <w:p>
-      <w:pPr>
-        <w:pStyle w:val="ListNumber"/>
-        <w:ind w:left="360"/>
-      </w:pPr>
-      <w:r>
-        <w:t>Click Set.</w:t>
-      </w:r>
-    </w:p>
-    <w:p>
-      <w:pPr>
-        <w:pStyle w:val="ListNumber"/>
-        <w:ind w:left="360"/>
-      </w:pPr>
-      <w:r>
-        <w:t>On the next PMS startup, a login screen will appear before the main interface.</w:t>
-      </w:r>
-    </w:p>
-    <w:p>
-      <w:r>
-        <w:t>Remove the password:</w:t>
-      </w:r>
-    </w:p>
-    <w:p>
-      <w:pPr>
-        <w:pStyle w:val="ListNumber"/>
-        <w:ind w:left="360"/>
-      </w:pPr>
-      <w:r>
-        <w:t>Click Project → Change Password.</w:t>
-      </w:r>
-    </w:p>
-    <w:p>
-      <w:pPr>
-        <w:pStyle w:val="ListNumber"/>
-        <w:ind w:left="360"/>
-      </w:pPr>
-      <w:r>
-        <w:t>Enter your current password to confirm, then leave the new password fields blank.</w:t>
-      </w:r>
-    </w:p>
-    <w:p>
-      <w:pPr>
-        <w:pStyle w:val="ListNumber"/>
-        <w:ind w:left="360"/>
-      </w:pPr>
-      <w:r>
-        <w:t>Click Set to remove password protection.</w:t>
-      </w:r>
-    </w:p>
-    <w:p>
-      <w:r>
-        <w:t>Logout:</w:t>
-      </w:r>
-    </w:p>
-    <w:p>
-      <w:pPr>
-        <w:pStyle w:val="ListBullet"/>
-        <w:ind w:left="360"/>
-      </w:pPr>
-      <w:r>
-        <w:t>Click the Logout button in the header bar.</w:t>
-      </w:r>
-    </w:p>
-    <w:p>
-      <w:pPr>
-        <w:pStyle w:val="ListBullet"/>
-        <w:ind w:left="360"/>
-      </w:pPr>
-      <w:r>
-        <w:t>PMS returns to the login screen. The server keeps running; only the browser session ends.</w:t>
-      </w:r>
-    </w:p>
     <w:p>
       <w:pPr>
         <w:ind w:left="576" w:right="576"/>
@@ -3933,7 +6774,7 @@
         <w:t xml:space="preserve">Note: </w:t>
       </w:r>
       <w:r>
-        <w:t>The password is stored as a salted hash on the server using 100,000 iterations of SHA-256 – it is not stored in plain text.</w:t>
+        <w:t>On Mac, if SMTP hasn't been configured, clicking the email action instead opens your system Mail app with the document attached, so the feature still works without any setup.</w:t>
       </w:r>
     </w:p>
     <w:p>
@@ -3949,7 +6790,193 @@
         <w:rPr>
           <w:color w:val="1E40AF"/>
         </w:rPr>
-        <w:t>12  Keyboard Shortcuts</w:t>
+        <w:t>14  Password Protection</w:t>
+      </w:r>
+    </w:p>
+    <w:p>
+      <w:r>
+        <w:t>You can protect DMS with a password so that only authorized users can access the data - strongly recommended once you've enabled LAN access, remote upload, or saved any website login credentials (section 3.6).</w:t>
+      </w:r>
+    </w:p>
+    <w:p>
+      <w:r>
+        <w:t>Set a password:</w:t>
+      </w:r>
+    </w:p>
+    <w:p>
+      <w:pPr>
+        <w:pStyle w:val="ListNumber"/>
+        <w:ind w:left="360"/>
+      </w:pPr>
+      <w:r>
+        <w:t>Click Project, then Set Password.</w:t>
+      </w:r>
+    </w:p>
+    <w:p>
+      <w:pPr>
+        <w:pStyle w:val="ListNumber"/>
+        <w:ind w:left="360"/>
+      </w:pPr>
+      <w:r>
+        <w:t>Enter and confirm your chosen password.</w:t>
+      </w:r>
+    </w:p>
+    <w:p>
+      <w:pPr>
+        <w:pStyle w:val="ListNumber"/>
+        <w:ind w:left="360"/>
+      </w:pPr>
+      <w:r>
+        <w:t>Click Set.</w:t>
+      </w:r>
+    </w:p>
+    <w:p>
+      <w:pPr>
+        <w:pStyle w:val="ListNumber"/>
+        <w:ind w:left="360"/>
+      </w:pPr>
+      <w:r>
+        <w:t>On the next DMS startup, a login screen appears before the main interface.</w:t>
+      </w:r>
+    </w:p>
+    <w:p>
+      <w:r>
+        <w:t>Remove the password:</w:t>
+      </w:r>
+    </w:p>
+    <w:p>
+      <w:pPr>
+        <w:pStyle w:val="ListNumber"/>
+        <w:ind w:left="360"/>
+      </w:pPr>
+      <w:r>
+        <w:t>Click Project, then Change Password.</w:t>
+      </w:r>
+    </w:p>
+    <w:p>
+      <w:pPr>
+        <w:pStyle w:val="ListNumber"/>
+        <w:ind w:left="360"/>
+      </w:pPr>
+      <w:r>
+        <w:t>Enter your current password to confirm, then leave the new password fields blank.</w:t>
+      </w:r>
+    </w:p>
+    <w:p>
+      <w:pPr>
+        <w:pStyle w:val="ListNumber"/>
+        <w:ind w:left="360"/>
+      </w:pPr>
+      <w:r>
+        <w:t>Click Set to remove password protection.</w:t>
+      </w:r>
+    </w:p>
+    <w:p>
+      <w:r>
+        <w:t>Logout:</w:t>
+      </w:r>
+    </w:p>
+    <w:p>
+      <w:pPr>
+        <w:pStyle w:val="ListBullet"/>
+        <w:ind w:left="360"/>
+      </w:pPr>
+      <w:r>
+        <w:t>Click Logout in the header bar.</w:t>
+      </w:r>
+    </w:p>
+    <w:p>
+      <w:pPr>
+        <w:pStyle w:val="ListBullet"/>
+        <w:ind w:left="360"/>
+      </w:pPr>
+      <w:r>
+        <w:t>DMS returns to the login screen. The server keeps running; only the browser session ends.</w:t>
+      </w:r>
+    </w:p>
+    <w:p>
+      <w:pPr>
+        <w:ind w:left="576" w:right="576"/>
+        <w:shd w:val="clear" w:color="auto" w:fill="FFF8E1"/>
+      </w:pPr>
+      <w:r>
+        <w:rPr>
+          <w:b/>
+          <w:color w:val="924E00"/>
+        </w:rPr>
+        <w:t xml:space="preserve">Note: </w:t>
+      </w:r>
+      <w:r>
+        <w:t>The password is stored as a salted hash on the server (SHA-256, 100,000 iterations) - never in plain text. A folder's saved website login password (section 3.6) uses a separate, independent reversible-encryption scheme; the two don't affect each other.</w:t>
+      </w:r>
+    </w:p>
+    <w:p>
+      <w:pPr>
+        <w:jc w:val="center"/>
+      </w:pPr>
+      <w:r>
+        <w:drawing>
+          <wp:inline xmlns:a="http://schemas.openxmlformats.org/drawingml/2006/main" xmlns:pic="http://schemas.openxmlformats.org/drawingml/2006/picture">
+            <wp:extent cx="5486400" cy="3429000"/>
+            <wp:docPr id="32" name="Picture 32"/>
+            <wp:cNvGraphicFramePr>
+              <a:graphicFrameLocks noChangeAspect="1"/>
+            </wp:cNvGraphicFramePr>
+            <a:graphic>
+              <a:graphicData uri="http://schemas.openxmlformats.org/drawingml/2006/picture">
+                <pic:pic>
+                  <pic:nvPicPr>
+                    <pic:cNvPr id="0" name="19_password_dialog.png"/>
+                    <pic:cNvPicPr/>
+                  </pic:nvPicPr>
+                  <pic:blipFill>
+                    <a:blip r:embed="rId40"/>
+                    <a:stretch>
+                      <a:fillRect/>
+                    </a:stretch>
+                  </pic:blipFill>
+                  <pic:spPr>
+                    <a:xfrm>
+                      <a:off x="0" y="0"/>
+                      <a:ext cx="5486400" cy="3429000"/>
+                    </a:xfrm>
+                    <a:prstGeom prst="rect"/>
+                  </pic:spPr>
+                </pic:pic>
+              </a:graphicData>
+            </a:graphic>
+          </wp:inline>
+        </w:drawing>
+      </w:r>
+    </w:p>
+    <w:p>
+      <w:pPr>
+        <w:jc w:val="center"/>
+      </w:pPr>
+      <w:r>
+        <w:rPr>
+          <w:i/>
+          <w:color w:val="707070"/>
+          <w:sz w:val="18"/>
+        </w:rPr>
+        <w:t>Figure 14-1  The set/remove password dialog</w:t>
+      </w:r>
+    </w:p>
+    <w:p/>
+    <w:p>
+      <w:r>
+        <w:br w:type="page"/>
+      </w:r>
+    </w:p>
+    <w:p>
+      <w:pPr>
+        <w:pStyle w:val="Heading1"/>
+      </w:pPr>
+      <w:r>
+        <w:rPr>
+          <w:color w:val="1E40AF"/>
+        </w:rPr>
+        <w:t>15  Keyboard Shortcuts</w:t>
       </w:r>
     </w:p>
     <w:tbl>
@@ -4099,7 +7126,29 @@
           </w:tcPr>
           <w:p>
             <w:r>
-              <w:t>Escape  or click  ✕</w:t>
+              <w:t>Escape, or click Close</w:t>
+            </w:r>
+          </w:p>
+        </w:tc>
+      </w:tr>
+      <w:tr>
+        <w:tc>
+          <w:tcPr>
+            <w:tcW w:type="dxa" w:w="5040"/>
+          </w:tcPr>
+          <w:p>
+            <w:r>
+              <w:t>Paste a clipboard image into the current folder</w:t>
+            </w:r>
+          </w:p>
+        </w:tc>
+        <w:tc>
+          <w:tcPr>
+            <w:tcW w:type="dxa" w:w="4320"/>
+          </w:tcPr>
+          <w:p>
+            <w:r>
+              <w:t>Ctrl+V (Windows) / Cmd+V (Mac)</w:t>
             </w:r>
           </w:p>
         </w:tc>
@@ -4121,29 +7170,7 @@
           </w:tcPr>
           <w:p>
             <w:r>
-              <w:t>Ctrl + C</w:t>
-            </w:r>
-          </w:p>
-        </w:tc>
-      </w:tr>
-      <w:tr>
-        <w:tc>
-          <w:tcPr>
-            <w:tcW w:type="dxa" w:w="5040"/>
-          </w:tcPr>
-          <w:p>
-            <w:r>
-              <w:t>Paste text</w:t>
-            </w:r>
-          </w:p>
-        </w:tc>
-        <w:tc>
-          <w:tcPr>
-            <w:tcW w:type="dxa" w:w="4320"/>
-          </w:tcPr>
-          <w:p>
-            <w:r>
-              <w:t>Ctrl + V</w:t>
+              <w:t>Ctrl+C</w:t>
             </w:r>
           </w:p>
         </w:tc>
@@ -4165,7 +7192,7 @@
           </w:tcPr>
           <w:p>
             <w:r>
-              <w:t>Ctrl + A</w:t>
+              <w:t>Ctrl+A</w:t>
             </w:r>
           </w:p>
         </w:tc>
@@ -4187,7 +7214,7 @@
           </w:tcPr>
           <w:p>
             <w:r>
-              <w:t>Ctrl + Z</w:t>
+              <w:t>Ctrl+Z</w:t>
             </w:r>
           </w:p>
         </w:tc>
@@ -4207,7 +7234,532 @@
         <w:rPr>
           <w:color w:val="1E40AF"/>
         </w:rPr>
-        <w:t>13  Troubleshooting</w:t>
+        <w:t>16  Working with Multiple Projects at Once</w:t>
+      </w:r>
+    </w:p>
+    <w:p>
+      <w:r>
+        <w:t>DMS is no longer limited to one project at a time.</w:t>
+      </w:r>
+    </w:p>
+    <w:p>
+      <w:pPr>
+        <w:pStyle w:val="ListNumber"/>
+        <w:ind w:left="360"/>
+      </w:pPr>
+      <w:r>
+        <w:t>Click the Project menu in the header bar and choose the “open another project” option (or simply run DMS.app / DMS.exe again and pick a different project in the startup window described in section 1.3).</w:t>
+      </w:r>
+    </w:p>
+    <w:p>
+      <w:pPr>
+        <w:pStyle w:val="ListNumber"/>
+        <w:ind w:left="360"/>
+      </w:pPr>
+      <w:r>
+        <w:t>DMS starts a separate window and its own service for the new project, on a different local port, completely independent of the first window - both can be logged in and used at the same time without kicking each other's session out.</w:t>
+      </w:r>
+    </w:p>
+    <w:p>
+      <w:pPr>
+        <w:pStyle w:val="ListNumber"/>
+        <w:ind w:left="360"/>
+      </w:pPr>
+      <w:r>
+        <w:t>Opening the same project folder again is detected, and DMS switches to the existing window for it instead of starting a duplicate service.</w:t>
+      </w:r>
+    </w:p>
+    <w:p>
+      <w:pPr>
+        <w:ind w:left="576" w:right="576"/>
+        <w:shd w:val="clear" w:color="auto" w:fill="FFF8E1"/>
+      </w:pPr>
+      <w:r>
+        <w:rPr>
+          <w:b/>
+          <w:color w:val="924E00"/>
+        </w:rPr>
+        <w:t xml:space="preserve">Note: </w:t>
+      </w:r>
+      <w:r>
+        <w:t>Every normal quit (the red close button, the Quit DMS button, Cmd+Q, Dock right-click quit, and so on) records that project's path, so the next plain double-click launch's Continue with last project (section 1.3) points to it - if several project windows were open, “last” means whichever one you quit most recently.</w:t>
+      </w:r>
+    </w:p>
+    <w:p>
+      <w:r>
+        <w:br w:type="page"/>
+      </w:r>
+    </w:p>
+    <w:p>
+      <w:pPr>
+        <w:pStyle w:val="Heading1"/>
+      </w:pPr>
+      <w:r>
+        <w:rPr>
+          <w:color w:val="1E40AF"/>
+        </w:rPr>
+        <w:t>17  Combining Another Project In</w:t>
+      </w:r>
+    </w:p>
+    <w:p>
+      <w:r>
+        <w:t>If the same material was organized separately on two computers (or by two different people), and you now want to merge it into one, you don't have to move files by hand - Combine Project automatically folds another independent project's folder tree and documents into the one you're currently using.</w:t>
+      </w:r>
+    </w:p>
+    <w:p>
+      <w:pPr>
+        <w:pStyle w:val="ListNumber"/>
+        <w:ind w:left="360"/>
+      </w:pPr>
+      <w:r>
+        <w:t>Click the Project menu in the header bar.</w:t>
+      </w:r>
+    </w:p>
+    <w:p>
+      <w:pPr>
+        <w:pStyle w:val="ListNumber"/>
+        <w:ind w:left="360"/>
+      </w:pPr>
+      <w:r>
+        <w:t>Under Import, choose Combine other sub-project...</w:t>
+      </w:r>
+    </w:p>
+    <w:p>
+      <w:pPr>
+        <w:pStyle w:val="ListNumber"/>
+        <w:ind w:left="360"/>
+      </w:pPr>
+      <w:r>
+        <w:t>In the dialog, click Add sub-project folder... and choose another independent DMS project's storage folder (you can add more than one).</w:t>
+      </w:r>
+    </w:p>
+    <w:p>
+      <w:pPr>
+        <w:pStyle w:val="ListNumber"/>
+        <w:ind w:left="360"/>
+      </w:pPr>
+      <w:r>
+        <w:t>Click Preview (no changes made) to see what the merge will do before committing, or skip straight to Combine.</w:t>
+      </w:r>
+    </w:p>
+    <w:p>
+      <w:pPr>
+        <w:jc w:val="center"/>
+      </w:pPr>
+      <w:r>
+        <w:drawing>
+          <wp:inline xmlns:a="http://schemas.openxmlformats.org/drawingml/2006/main" xmlns:pic="http://schemas.openxmlformats.org/drawingml/2006/picture">
+            <wp:extent cx="5486400" cy="2741275"/>
+            <wp:docPr id="33" name="Picture 33"/>
+            <wp:cNvGraphicFramePr>
+              <a:graphicFrameLocks noChangeAspect="1"/>
+            </wp:cNvGraphicFramePr>
+            <a:graphic>
+              <a:graphicData uri="http://schemas.openxmlformats.org/drawingml/2006/picture">
+                <pic:pic>
+                  <pic:nvPicPr>
+                    <pic:cNvPr id="0" name="31_combine_project.png"/>
+                    <pic:cNvPicPr/>
+                  </pic:nvPicPr>
+                  <pic:blipFill>
+                    <a:blip r:embed="rId41"/>
+                    <a:stretch>
+                      <a:fillRect/>
+                    </a:stretch>
+                  </pic:blipFill>
+                  <pic:spPr>
+                    <a:xfrm>
+                      <a:off x="0" y="0"/>
+                      <a:ext cx="5486400" cy="2741275"/>
+                    </a:xfrm>
+                    <a:prstGeom prst="rect"/>
+                  </pic:spPr>
+                </pic:pic>
+              </a:graphicData>
+            </a:graphic>
+          </wp:inline>
+        </w:drawing>
+      </w:r>
+    </w:p>
+    <w:p>
+      <w:pPr>
+        <w:jc w:val="center"/>
+      </w:pPr>
+      <w:r>
+        <w:rPr>
+          <w:i/>
+          <w:color w:val="707070"/>
+          <w:sz w:val="18"/>
+        </w:rPr>
+        <w:t>Figure 17-1  The Combine Other Sub-Project dialog</w:t>
+      </w:r>
+    </w:p>
+    <w:p/>
+    <w:p>
+      <w:r>
+        <w:t>Merge rules:</w:t>
+      </w:r>
+    </w:p>
+    <w:p>
+      <w:pPr>
+        <w:pStyle w:val="ListBullet"/>
+        <w:ind w:left="360"/>
+      </w:pPr>
+      <w:r>
+        <w:t>Folders with the same name are merged into the matching folder in the current project - you won't end up with two side-by-side folders of the same name.</w:t>
+      </w:r>
+    </w:p>
+    <w:p>
+      <w:pPr>
+        <w:pStyle w:val="ListBullet"/>
+        <w:ind w:left="360"/>
+      </w:pPr>
+      <w:r>
+        <w:t>Documents that are byte-for-byte identical are automatically recognized as duplicates and skipped, rather than importing twice and wasting space.</w:t>
+      </w:r>
+    </w:p>
+    <w:p>
+      <w:pPr>
+        <w:pStyle w:val="ListBullet"/>
+        <w:ind w:left="360"/>
+      </w:pPr>
+      <w:r>
+        <w:t>Files and folders in the original project are never modified or deleted - this is a one-way, copy-style operation, and the source project can keep being used independently afterward.</w:t>
+      </w:r>
+    </w:p>
+    <w:p>
+      <w:pPr>
+        <w:ind w:left="576" w:right="576"/>
+        <w:shd w:val="clear" w:color="auto" w:fill="E6F4EA"/>
+      </w:pPr>
+      <w:r>
+        <w:rPr>
+          <w:b/>
+          <w:color w:val="056F00"/>
+        </w:rPr>
+        <w:t xml:space="preserve">Tip: </w:t>
+      </w:r>
+      <w:r>
+        <w:rPr>
+          <w:color w:val="333333"/>
+        </w:rPr>
+        <w:t>Good fit for: two computers (or two people) who each organized part of the same material for a while and now want one combined project; also useful for folding a small “inspection photos” side-project back into the main one.</w:t>
+      </w:r>
+    </w:p>
+    <w:p>
+      <w:r>
+        <w:br w:type="page"/>
+      </w:r>
+    </w:p>
+    <w:p>
+      <w:pPr>
+        <w:pStyle w:val="Heading1"/>
+      </w:pPr>
+      <w:r>
+        <w:rPr>
+          <w:color w:val="1E40AF"/>
+        </w:rPr>
+        <w:t>18  Folder-Level “Ask AI”: Batch Document Q&amp;A and PDF Export</w:t>
+      </w:r>
+    </w:p>
+    <w:p>
+      <w:r>
+        <w:t>Section 4.9 covers asking about a single document. To have AI read several documents in a folder at once to answer a question (“how much do these receipts add up to in total”), use the Ask AI button in the folder toolbar.</w:t>
+      </w:r>
+    </w:p>
+    <w:p>
+      <w:pPr>
+        <w:pStyle w:val="ListNumber"/>
+        <w:ind w:left="360"/>
+      </w:pPr>
+      <w:r>
+        <w:t>Select the target folder and click Ask AI in the toolbar.</w:t>
+      </w:r>
+    </w:p>
+    <w:p>
+      <w:pPr>
+        <w:pStyle w:val="ListNumber"/>
+        <w:ind w:left="360"/>
+      </w:pPr>
+      <w:r>
+        <w:t>The dialog lists every document in that folder (and its sub-folders) with a checkbox; check the ones to hand to the AI. The view toggle in the top-right switches between List / Small / Large / Extra-large thumbnails to help you see what you're picking - your choice of size is remembered for next time.</w:t>
+      </w:r>
+    </w:p>
+    <w:p>
+      <w:pPr>
+        <w:pStyle w:val="ListNumber"/>
+        <w:ind w:left="360"/>
+      </w:pPr>
+      <w:r>
+        <w:t>Type your request or question in the box below (or dictate it), then choose one of two paths:</w:t>
+      </w:r>
+    </w:p>
+    <w:p>
+      <w:pPr>
+        <w:pStyle w:val="ListBullet"/>
+        <w:ind w:left="360"/>
+      </w:pPr>
+      <w:r>
+        <w:t>Ask AI Now - the AI (Gemini or DeepSeek) reads the checked documents' content and answers, citing which documents it drew on; turning on “Let AI look at photos/scans” lets it directly “read” photos and scans with no text layer too (Gemini only, slower). This needs an API key configured first (section 6.4).</w:t>
+      </w:r>
+    </w:p>
+    <w:p>
+      <w:pPr>
+        <w:pStyle w:val="ListBullet"/>
+        <w:ind w:left="360"/>
+      </w:pPr>
+      <w:r>
+        <w:t>Build PDF (for tools like ChatGPT) - assembles the checked documents (photos annotated with capture date/location/notes, PDFs merged as-is) into one complete PDF, handy for copying or handing to an external AI tool like ChatGPT or Claude for further follow-up questions. This option needs no API key.</w:t>
+      </w:r>
+    </w:p>
+    <w:p>
+      <w:pPr>
+        <w:jc w:val="center"/>
+      </w:pPr>
+      <w:r>
+        <w:drawing>
+          <wp:inline xmlns:a="http://schemas.openxmlformats.org/drawingml/2006/main" xmlns:pic="http://schemas.openxmlformats.org/drawingml/2006/picture">
+            <wp:extent cx="5486400" cy="2737425"/>
+            <wp:docPr id="34" name="Picture 34"/>
+            <wp:cNvGraphicFramePr>
+              <a:graphicFrameLocks noChangeAspect="1"/>
+            </wp:cNvGraphicFramePr>
+            <a:graphic>
+              <a:graphicData uri="http://schemas.openxmlformats.org/drawingml/2006/picture">
+                <pic:pic>
+                  <pic:nvPicPr>
+                    <pic:cNvPr id="0" name="26_folder_ask_ai.png"/>
+                    <pic:cNvPicPr/>
+                  </pic:nvPicPr>
+                  <pic:blipFill>
+                    <a:blip r:embed="rId42"/>
+                    <a:stretch>
+                      <a:fillRect/>
+                    </a:stretch>
+                  </pic:blipFill>
+                  <pic:spPr>
+                    <a:xfrm>
+                      <a:off x="0" y="0"/>
+                      <a:ext cx="5486400" cy="2737425"/>
+                    </a:xfrm>
+                    <a:prstGeom prst="rect"/>
+                  </pic:spPr>
+                </pic:pic>
+              </a:graphicData>
+            </a:graphic>
+          </wp:inline>
+        </w:drawing>
+      </w:r>
+    </w:p>
+    <w:p>
+      <w:pPr>
+        <w:jc w:val="center"/>
+      </w:pPr>
+      <w:r>
+        <w:rPr>
+          <w:i/>
+          <w:color w:val="707070"/>
+          <w:sz w:val="18"/>
+        </w:rPr>
+        <w:t>Figure 18-1  Asking AI about a folder: picking documents and choosing how to proceed</w:t>
+      </w:r>
+    </w:p>
+    <w:p/>
+    <w:p>
+      <w:pPr>
+        <w:pStyle w:val="ListNumber"/>
+        <w:ind w:left="360"/>
+      </w:pPr>
+      <w:r>
+        <w:t>Checking “Archive the answer to the folder's Q&amp;A record” appends the exchange to a running “AI Q&amp;A Record.pdf” in that folder, so it keeps building into a useful reference instead of being lost after you close the dialog.</w:t>
+      </w:r>
+    </w:p>
+    <w:p>
+      <w:pPr>
+        <w:ind w:left="576" w:right="576"/>
+        <w:shd w:val="clear" w:color="auto" w:fill="E6F4EA"/>
+      </w:pPr>
+      <w:r>
+        <w:rPr>
+          <w:b/>
+          <w:color w:val="056F00"/>
+        </w:rPr>
+        <w:t xml:space="preserve">Tip: </w:t>
+      </w:r>
+      <w:r>
+        <w:rPr>
+          <w:color w:val="333333"/>
+        </w:rPr>
+        <w:t>Example: check all the receipts, bank statements, and last year's tax return in a “Tax Documents” folder and ask “about how much of a refund am I looking at this year”; or build a PDF and hand it to another AI tool for a second opinion.</w:t>
+      </w:r>
+    </w:p>
+    <w:p>
+      <w:r>
+        <w:br w:type="page"/>
+      </w:r>
+    </w:p>
+    <w:p>
+      <w:pPr>
+        <w:pStyle w:val="Heading1"/>
+      </w:pPr>
+      <w:r>
+        <w:rPr>
+          <w:color w:val="1E40AF"/>
+        </w:rPr>
+        <w:t>19  Icon View: Pop-Out Window and Batch Actions</w:t>
+      </w:r>
+    </w:p>
+    <w:p>
+      <w:r>
+        <w:t>Besides the default list view, a folder's documents can be switched to an “icon view” (thumbnail browsing similar to a file explorer's grid mode), which can also be popped out into its own separate window.</w:t>
+      </w:r>
+    </w:p>
+    <w:p>
+      <w:pPr>
+        <w:pStyle w:val="ListNumber"/>
+        <w:ind w:left="360"/>
+      </w:pPr>
+      <w:r>
+        <w:t>In a folder's document area, click the icon-view toggle (the grid icon next to the list-view icon).</w:t>
+      </w:r>
+    </w:p>
+    <w:p>
+      <w:pPr>
+        <w:pStyle w:val="ListNumber"/>
+        <w:ind w:left="360"/>
+      </w:pPr>
+      <w:r>
+        <w:t>Switch between Small and Large thumbnails (an Extra-large size is available in the pop-out window only).</w:t>
+      </w:r>
+    </w:p>
+    <w:p>
+      <w:pPr>
+        <w:pStyle w:val="ListNumber"/>
+        <w:ind w:left="360"/>
+      </w:pPr>
+      <w:r>
+        <w:t>Click Pop Out to open the icon view in its own browser window - drag it to a second monitor, resize it freely, and it no longer takes up space in the main window.</w:t>
+      </w:r>
+    </w:p>
+    <w:p>
+      <w:pPr>
+        <w:jc w:val="center"/>
+      </w:pPr>
+      <w:r>
+        <w:drawing>
+          <wp:inline xmlns:a="http://schemas.openxmlformats.org/drawingml/2006/main" xmlns:pic="http://schemas.openxmlformats.org/drawingml/2006/picture">
+            <wp:extent cx="5486400" cy="2578748"/>
+            <wp:docPr id="35" name="Picture 35"/>
+            <wp:cNvGraphicFramePr>
+              <a:graphicFrameLocks noChangeAspect="1"/>
+            </wp:cNvGraphicFramePr>
+            <a:graphic>
+              <a:graphicData uri="http://schemas.openxmlformats.org/drawingml/2006/picture">
+                <pic:pic>
+                  <pic:nvPicPr>
+                    <pic:cNvPr id="0" name="37_popout_grid.png"/>
+                    <pic:cNvPicPr/>
+                  </pic:nvPicPr>
+                  <pic:blipFill>
+                    <a:blip r:embed="rId43"/>
+                    <a:stretch>
+                      <a:fillRect/>
+                    </a:stretch>
+                  </pic:blipFill>
+                  <pic:spPr>
+                    <a:xfrm>
+                      <a:off x="0" y="0"/>
+                      <a:ext cx="5486400" cy="2578748"/>
+                    </a:xfrm>
+                    <a:prstGeom prst="rect"/>
+                  </pic:spPr>
+                </pic:pic>
+              </a:graphicData>
+            </a:graphic>
+          </wp:inline>
+        </w:drawing>
+      </w:r>
+    </w:p>
+    <w:p>
+      <w:pPr>
+        <w:jc w:val="center"/>
+      </w:pPr>
+      <w:r>
+        <w:rPr>
+          <w:i/>
+          <w:color w:val="707070"/>
+          <w:sz w:val="18"/>
+        </w:rPr>
+        <w:t>Figure 19-1  The pop-out icon-view window: multi-select mode allows batch download, delete, or prefixing</w:t>
+      </w:r>
+    </w:p>
+    <w:p/>
+    <w:p>
+      <w:pPr>
+        <w:pStyle w:val="ListNumber"/>
+        <w:ind w:left="360"/>
+      </w:pPr>
+      <w:r>
+        <w:t>Click Multi-select in the top-right of the pop-out window, check some files, and then:</w:t>
+      </w:r>
+    </w:p>
+    <w:p>
+      <w:pPr>
+        <w:pStyle w:val="ListBullet"/>
+        <w:ind w:left="360"/>
+      </w:pPr>
+      <w:r>
+        <w:t>Download - downloads the checked files one after another.</w:t>
+      </w:r>
+    </w:p>
+    <w:p>
+      <w:pPr>
+        <w:pStyle w:val="ListBullet"/>
+        <w:ind w:left="360"/>
+      </w:pPr>
+      <w:r>
+        <w:t>Add Prefix - adds the same prefix to a batch of filenames at once (for example, appending a note after the date), a one-shot batch rename.</w:t>
+      </w:r>
+    </w:p>
+    <w:p>
+      <w:pPr>
+        <w:pStyle w:val="ListBullet"/>
+        <w:ind w:left="360"/>
+      </w:pPr>
+      <w:r>
+        <w:t>Delete - soft-deletes the checked files in bulk (moved to “Not Show in Tree” - section 3.2).</w:t>
+      </w:r>
+    </w:p>
+    <w:p>
+      <w:pPr>
+        <w:ind w:left="576" w:right="576"/>
+        <w:shd w:val="clear" w:color="auto" w:fill="FFF8E1"/>
+      </w:pPr>
+      <w:r>
+        <w:rPr>
+          <w:b/>
+          <w:color w:val="924E00"/>
+        </w:rPr>
+        <w:t xml:space="preserve">Note: </w:t>
+      </w:r>
+      <w:r>
+        <w:t>The pop-out window talks to the main window through the browser's own tab-messaging mechanism; if it hasn't communicated with the main window for a while, reopening the folder in the main window may show the pop-out as “expired” - just click Pop Out again to open a fresh one. No documents are affected either way.</w:t>
+      </w:r>
+    </w:p>
+    <w:p>
+      <w:r>
+        <w:br w:type="page"/>
+      </w:r>
+    </w:p>
+    <w:p>
+      <w:pPr>
+        <w:pStyle w:val="Heading1"/>
+      </w:pPr>
+      <w:r>
+        <w:rPr>
+          <w:color w:val="1E40AF"/>
+        </w:rPr>
+        <w:t>20  Troubleshooting</w:t>
       </w:r>
     </w:p>
     <w:tbl>
@@ -4259,7 +7811,7 @@
           </w:tcPr>
           <w:p>
             <w:r>
-              <w:t>Windows SmartScreen blocks PMS.exe</w:t>
+              <w:t>Windows SmartScreen blocks DMS.exe, or double-clicking does nothing</w:t>
             </w:r>
           </w:p>
         </w:tc>
@@ -4269,7 +7821,29 @@
           </w:tcPr>
           <w:p>
             <w:r>
-              <w:t>Click 'More info' then 'Run anyway'. This appears because the file is not commercially signed; it is safe.</w:t>
+              <w:t>Click ‘More info’ then ‘Run anyway’; if there's no response at all, the file is most likely blocked - see section 1.4 to unblock it.</w:t>
+            </w:r>
+          </w:p>
+        </w:tc>
+      </w:tr>
+      <w:tr>
+        <w:tc>
+          <w:tcPr>
+            <w:tcW w:type="dxa" w:w="3600"/>
+          </w:tcPr>
+          <w:p>
+            <w:r>
+              <w:t>macOS says ‘cannot verify the developer’</w:t>
+            </w:r>
+          </w:p>
+        </w:tc>
+        <w:tc>
+          <w:tcPr>
+            <w:tcW w:type="dxa" w:w="5760"/>
+          </w:tcPr>
+          <w:p>
+            <w:r>
+              <w:t>Go to System Settings -&gt; Privacy &amp; Security, find the notice, and click Open Anyway.</w:t>
             </w:r>
           </w:p>
         </w:tc>
@@ -4291,7 +7865,7 @@
           </w:tcPr>
           <w:p>
             <w:r>
-              <w:t>Open your browser manually and go to http://localhost:5000</w:t>
+              <w:t>Open your browser manually and go to http://127.0.0.1:8765 (or whichever port the console/log shows).</w:t>
             </w:r>
           </w:p>
         </w:tc>
@@ -4303,7 +7877,7 @@
           </w:tcPr>
           <w:p>
             <w:r>
-              <w:t>Browser shows 'This site can't be reached'</w:t>
+              <w:t>Browser shows ‘this site can't be reached’, or an action reports ‘Failed to fetch’</w:t>
             </w:r>
           </w:p>
         </w:tc>
@@ -4313,7 +7887,7 @@
           </w:tcPr>
           <w:p>
             <w:r>
-              <w:t>Make sure the PMS.exe console window is still running in the background. Relaunch PMS.exe if needed.</w:t>
+              <w:t>Make sure the DMS background process is still running (a console window or tray icon on Windows; a menu-bar / Dock icon on Mac). Relaunch DMS if it has quit. If you just clicked Quit DMS, the server shutting down is expected.</w:t>
             </w:r>
           </w:p>
         </w:tc>
@@ -4325,7 +7899,7 @@
           </w:tcPr>
           <w:p>
             <w:r>
-              <w:t>OCR button is greyed out or says Tesseract not available</w:t>
+              <w:t>Clicking ‘Auto-install deepface’ shows ‘Installing...’ for a long time</w:t>
             </w:r>
           </w:p>
         </w:tc>
@@ -4335,7 +7909,29 @@
           </w:tcPr>
           <w:p>
             <w:r>
-              <w:t>Tesseract OCR is an optional component. Install it from https://github.com/UB-Mannheim/tesseract/wiki and restart PMS.</w:t>
+              <w:t>This is normal - installation runs in the background and downloading TensorFlow and related components can take ten-plus minutes on a slow connection. You can keep using the rest of the app; the button returns to normal automatically when done, no page refresh needed.</w:t>
+            </w:r>
+          </w:p>
+        </w:tc>
+      </w:tr>
+      <w:tr>
+        <w:tc>
+          <w:tcPr>
+            <w:tcW w:type="dxa" w:w="3600"/>
+          </w:tcPr>
+          <w:p>
+            <w:r>
+              <w:t>The OCR button is greyed out or says Tesseract is unavailable</w:t>
+            </w:r>
+          </w:p>
+        </w:tc>
+        <w:tc>
+          <w:tcPr>
+            <w:tcW w:type="dxa" w:w="5760"/>
+          </w:tcPr>
+          <w:p>
+            <w:r>
+              <w:t>Tesseract OCR is an optional component. On Windows, install it from the UB-Mannheim build; on Mac, run brew install tesseract, then restart DMS.</w:t>
             </w:r>
           </w:p>
         </w:tc>
@@ -4357,7 +7953,7 @@
           </w:tcPr>
           <w:p>
             <w:r>
-              <w:t>Install the Tesseract Chinese Simplified language pack (chi_sim.traineddata). See Tesseract documentation.</w:t>
+              <w:t>Install Tesseract's Simplified Chinese language pack (chi_sim.traineddata). See the Tesseract documentation.</w:t>
             </w:r>
           </w:p>
         </w:tc>
@@ -4379,7 +7975,7 @@
           </w:tcPr>
           <w:p>
             <w:r>
-              <w:t>The reverse-geocoding service (Nominatim) requires internet access. Check your network connection.</w:t>
+              <w:t>Reverse-geocoding needs an internet connection - check your network.</w:t>
             </w:r>
           </w:p>
         </w:tc>
@@ -4391,7 +7987,7 @@
           </w:tcPr>
           <w:p>
             <w:r>
-              <w:t>Uploaded file does not appear in the document list</w:t>
+              <w:t>An uploaded file does not appear in the document list</w:t>
             </w:r>
           </w:p>
         </w:tc>
@@ -4401,7 +7997,7 @@
           </w:tcPr>
           <w:p>
             <w:r>
-              <w:t>Refresh the browser page (F5). The file may have been uploaded successfully but the page did not update.</w:t>
+              <w:t>Refresh the browser page (F5) - the file may have uploaded successfully even though the page didn't auto-update.</w:t>
             </w:r>
           </w:p>
         </w:tc>
@@ -4413,7 +8009,7 @@
           </w:tcPr>
           <w:p>
             <w:r>
-              <w:t>Cannot find a document I uploaded earlier</w:t>
+              <w:t>Can't find a document uploaded or deleted earlier</w:t>
             </w:r>
           </w:p>
         </w:tc>
@@ -4423,7 +8019,7 @@
           </w:tcPr>
           <w:p>
             <w:r>
-              <w:t>Use the Search tab to search for the filename or content. The document may be in a different folder.</w:t>
+              <w:t>Use the Search tab to search by filename or content; a deleted document may be sitting in the ‘Not Show in Tree’ recycle-bin folder (section 3.2).</w:t>
             </w:r>
           </w:p>
         </w:tc>
@@ -4435,7 +8031,7 @@
           </w:tcPr>
           <w:p>
             <w:r>
-              <w:t>PMS.exe closes immediately on launch</w:t>
+              <w:t>DMS quits immediately after launching</w:t>
             </w:r>
           </w:p>
         </w:tc>
@@ -4445,7 +8041,7 @@
           </w:tcPr>
           <w:p>
             <w:r>
-              <w:t>Make sure no other program is using port 5000 on your computer. Restart your computer and try again.</w:t>
+              <w:t>Make sure nothing else on your computer is using the port DMS wants (starting near 8765); restart your computer and try again.</w:t>
             </w:r>
           </w:p>
         </w:tc>
@@ -4457,7 +8053,7 @@
           </w:tcPr>
           <w:p>
             <w:r>
-              <w:t>Databook PDF generation fails</w:t>
+              <w:t>Generating a databook or merged PDF fails, or shows an ‘Unsupported type’ placeholder page</w:t>
             </w:r>
           </w:p>
         </w:tc>
@@ -4467,7 +8063,161 @@
           </w:tcPr>
           <w:p>
             <w:r>
-              <w:t>Ensure all selected documents are valid PDFs or images. Corrupted files can prevent generation.</w:t>
+              <w:t>Merging only supports PDF and image formats; save Word/Excel/PowerPoint files as PDF first, then upload and merge (chapter 9).</w:t>
+            </w:r>
+          </w:p>
+        </w:tc>
+      </w:tr>
+      <w:tr>
+        <w:tc>
+          <w:tcPr>
+            <w:tcW w:type="dxa" w:w="3600"/>
+          </w:tcPr>
+          <w:p>
+            <w:r>
+              <w:t>The storage folder has a lot of .dms files piling up</w:t>
+            </w:r>
+          </w:p>
+        </w:tc>
+        <w:tc>
+          <w:tcPr>
+            <w:tcW w:type="dxa" w:w="5760"/>
+          </w:tcPr>
+          <w:p>
+            <w:r>
+              <w:t>This is normal automatic backup behaviour (section 12.4); once there are more than 10, older files are archived into a ‘Not Shown in The Tree’ sub-folder automatically - the count doesn't grow forever.</w:t>
+            </w:r>
+          </w:p>
+        </w:tc>
+      </w:tr>
+      <w:tr>
+        <w:tc>
+          <w:tcPr>
+            <w:tcW w:type="dxa" w:w="3600"/>
+          </w:tcPr>
+          <w:p>
+            <w:r>
+              <w:t>Scan Barcode says ‘no barcode detected in the image’</w:t>
+            </w:r>
+          </w:p>
+        </w:tc>
+        <w:tc>
+          <w:tcPr>
+            <w:tcW w:type="dxa" w:w="5760"/>
+          </w:tcPr>
+          <w:p>
+            <w:r>
+              <w:t>Make sure the barcode itself is sharp, unobstructed, and has a blank margin around it. QR codes shared as phone screenshots - especially ones with a logo in the middle or a background that runs to the code's edge, like a WeChat ‘scan to join group’ image - usually can't be read this way; see section 4.8.</w:t>
+            </w:r>
+          </w:p>
+        </w:tc>
+      </w:tr>
+      <w:tr>
+        <w:tc>
+          <w:tcPr>
+            <w:tcW w:type="dxa" w:w="3600"/>
+          </w:tcPr>
+          <w:p>
+            <w:r>
+              <w:t>A ‘Transcribe Recording’ or ‘AI Cleanup’ button shows ‘Configure AI (Gemini)’ instead</w:t>
+            </w:r>
+          </w:p>
+        </w:tc>
+        <w:tc>
+          <w:tcPr>
+            <w:tcW w:type="dxa" w:w="5760"/>
+          </w:tcPr>
+          <w:p>
+            <w:r>
+              <w:t>You haven't configured a Gemini API key yet. Click the link, paste your key when prompted, and save - see section 6.4.</w:t>
+            </w:r>
+          </w:p>
+        </w:tc>
+      </w:tr>
+      <w:tr>
+        <w:tc>
+          <w:tcPr>
+            <w:tcW w:type="dxa" w:w="3600"/>
+          </w:tcPr>
+          <w:p>
+            <w:r>
+              <w:t>Transcribing a recording produces no change, or reports failure</w:t>
+            </w:r>
+          </w:p>
+        </w:tc>
+        <w:tc>
+          <w:tcPr>
+            <w:tcW w:type="dxa" w:w="5760"/>
+          </w:tcPr>
+          <w:p>
+            <w:r>
+              <w:t>Make sure the recording actually contains clear speech (music, silence, or background noise alone is reported as ‘no speech detected’); an ‘UNAVAILABLE’ or high-demand error usually means the Gemini service is temporarily busy - retry shortly.</w:t>
+            </w:r>
+          </w:p>
+        </w:tc>
+      </w:tr>
+      <w:tr>
+        <w:tc>
+          <w:tcPr>
+            <w:tcW w:type="dxa" w:w="3600"/>
+          </w:tcPr>
+          <w:p>
+            <w:r>
+              <w:t>‘Continue with last project’ is greyed out at startup</w:t>
+            </w:r>
+          </w:p>
+        </w:tc>
+        <w:tc>
+          <w:tcPr>
+            <w:tcW w:type="dxa" w:w="5760"/>
+          </w:tcPr>
+          <w:p>
+            <w:r>
+              <w:t>There's no recorded normal-quit yet (first run, or the process was force-killed last time) - use Select a project... or New project... instead; see section 1.3.</w:t>
+            </w:r>
+          </w:p>
+        </w:tc>
+      </w:tr>
+      <w:tr>
+        <w:tc>
+          <w:tcPr>
+            <w:tcW w:type="dxa" w:w="3600"/>
+          </w:tcPr>
+          <w:p>
+            <w:r>
+              <w:t>The pop-out icon-view window shows ‘this window has expired’</w:t>
+            </w:r>
+          </w:p>
+        </w:tc>
+        <w:tc>
+          <w:tcPr>
+            <w:tcW w:type="dxa" w:w="5760"/>
+          </w:tcPr>
+          <w:p>
+            <w:r>
+              <w:t>Go back to the main window and click Pop Out again to open a fresh one - this is the normal expiry of a one-time handoff token between the two windows and doesn't affect any documents.</w:t>
+            </w:r>
+          </w:p>
+        </w:tc>
+      </w:tr>
+      <w:tr>
+        <w:tc>
+          <w:tcPr>
+            <w:tcW w:type="dxa" w:w="3600"/>
+          </w:tcPr>
+          <w:p>
+            <w:r>
+              <w:t>After combining a project, a folder has fewer documents than expected</w:t>
+            </w:r>
+          </w:p>
+        </w:tc>
+        <w:tc>
+          <w:tcPr>
+            <w:tcW w:type="dxa" w:w="5760"/>
+          </w:tcPr>
+          <w:p>
+            <w:r>
+              <w:t>Byte-for-byte identical documents are recognized as duplicates and skipped by design; to keep both copies, rename or slightly modify the document in the source project before combining - see chapter 17.</w:t>
             </w:r>
           </w:p>
         </w:tc>
@@ -4515,7 +8265,7 @@
         <w:ind w:left="360"/>
       </w:pPr>
       <w:r>
-        <w:t>Your operating system version (e.g. Windows 11).</w:t>
+        <w:t>Your operating system version (e.g. Windows 11 or macOS 15).</w:t>
       </w:r>
     </w:p>
     <w:p>
@@ -4547,7 +8297,7 @@
       <w:tr>
         <w:tc>
           <w:tcPr>
-            <w:tcW w:type="dxa" w:w="3600"/>
+            <w:tcW w:type="dxa" w:w="3888"/>
             <w:shd w:val="clear" w:color="auto" w:fill="1E40AF"/>
           </w:tcPr>
           <w:p>
@@ -4562,7 +8312,7 @@
         </w:tc>
         <w:tc>
           <w:tcPr>
-            <w:tcW w:type="dxa" w:w="6480"/>
+            <w:tcW w:type="dxa" w:w="6192"/>
             <w:shd w:val="clear" w:color="auto" w:fill="1E40AF"/>
           </w:tcPr>
           <w:p>
@@ -4579,7 +8329,7 @@
       <w:tr>
         <w:tc>
           <w:tcPr>
-            <w:tcW w:type="dxa" w:w="3600"/>
+            <w:tcW w:type="dxa" w:w="3888"/>
           </w:tcPr>
           <w:p>
             <w:r>
@@ -4589,11 +8339,11 @@
         </w:tc>
         <w:tc>
           <w:tcPr>
-            <w:tcW w:type="dxa" w:w="6480"/>
+            <w:tcW w:type="dxa" w:w="6192"/>
           </w:tcPr>
           <w:p>
             <w:r>
-              <w:t>Select parent → click ＋ New Folder → type name → Enter</w:t>
+              <w:t>Select parent -&gt; New Folder -&gt; type name -&gt; Enter</w:t>
             </w:r>
           </w:p>
         </w:tc>
@@ -4601,7 +8351,7 @@
       <w:tr>
         <w:tc>
           <w:tcPr>
-            <w:tcW w:type="dxa" w:w="3600"/>
+            <w:tcW w:type="dxa" w:w="3888"/>
           </w:tcPr>
           <w:p>
             <w:r>
@@ -4611,11 +8361,11 @@
         </w:tc>
         <w:tc>
           <w:tcPr>
-            <w:tcW w:type="dxa" w:w="6480"/>
+            <w:tcW w:type="dxa" w:w="6192"/>
           </w:tcPr>
           <w:p>
             <w:r>
-              <w:t>Select folder → Upload Files → pick files</w:t>
+              <w:t>Select folder -&gt; Upload Files / Upload (no year/month folders) -&gt; pick files</w:t>
             </w:r>
           </w:p>
         </w:tc>
@@ -4623,7 +8373,29 @@
       <w:tr>
         <w:tc>
           <w:tcPr>
-            <w:tcW w:type="dxa" w:w="3600"/>
+            <w:tcW w:type="dxa" w:w="3888"/>
+          </w:tcPr>
+          <w:p>
+            <w:r>
+              <w:t>Paste a screenshot</w:t>
+            </w:r>
+          </w:p>
+        </w:tc>
+        <w:tc>
+          <w:tcPr>
+            <w:tcW w:type="dxa" w:w="6192"/>
+          </w:tcPr>
+          <w:p>
+            <w:r>
+              <w:t>Select folder -&gt; Ctrl+V / Cmd+V, or click Paste Screenshot</w:t>
+            </w:r>
+          </w:p>
+        </w:tc>
+      </w:tr>
+      <w:tr>
+        <w:tc>
+          <w:tcPr>
+            <w:tcW w:type="dxa" w:w="3888"/>
           </w:tcPr>
           <w:p>
             <w:r>
@@ -4633,7 +8405,7 @@
         </w:tc>
         <w:tc>
           <w:tcPr>
-            <w:tcW w:type="dxa" w:w="6480"/>
+            <w:tcW w:type="dxa" w:w="6192"/>
           </w:tcPr>
           <w:p>
             <w:r>
@@ -4645,7 +8417,7 @@
       <w:tr>
         <w:tc>
           <w:tcPr>
-            <w:tcW w:type="dxa" w:w="3600"/>
+            <w:tcW w:type="dxa" w:w="3888"/>
           </w:tcPr>
           <w:p>
             <w:r>
@@ -4655,11 +8427,11 @@
         </w:tc>
         <w:tc>
           <w:tcPr>
-            <w:tcW w:type="dxa" w:w="6480"/>
+            <w:tcW w:type="dxa" w:w="6192"/>
           </w:tcPr>
           <w:p>
             <w:r>
-              <w:t>Open viewer → Extract Text (OCR) → Save &amp; Make Searchable</w:t>
+              <w:t>Open viewer -&gt; Extract Text (OCR) -&gt; Save &amp; Make Searchable</w:t>
             </w:r>
           </w:p>
         </w:tc>
@@ -4667,7 +8439,7 @@
       <w:tr>
         <w:tc>
           <w:tcPr>
-            <w:tcW w:type="dxa" w:w="3600"/>
+            <w:tcW w:type="dxa" w:w="3888"/>
           </w:tcPr>
           <w:p>
             <w:r>
@@ -4677,11 +8449,11 @@
         </w:tc>
         <w:tc>
           <w:tcPr>
-            <w:tcW w:type="dxa" w:w="6480"/>
+            <w:tcW w:type="dxa" w:w="6192"/>
           </w:tcPr>
           <w:p>
             <w:r>
-              <w:t>Click Search tab → type keyword</w:t>
+              <w:t>Click Search tab -&gt; type keyword</w:t>
             </w:r>
           </w:p>
         </w:tc>
@@ -4689,21 +8461,21 @@
       <w:tr>
         <w:tc>
           <w:tcPr>
-            <w:tcW w:type="dxa" w:w="3600"/>
+            <w:tcW w:type="dxa" w:w="3888"/>
           </w:tcPr>
           <w:p>
             <w:r>
-              <w:t>Export project backup</w:t>
+              <w:t>Save a folder's website login</w:t>
             </w:r>
           </w:p>
         </w:tc>
         <w:tc>
           <w:tcPr>
-            <w:tcW w:type="dxa" w:w="6480"/>
+            <w:tcW w:type="dxa" w:w="6192"/>
           </w:tcPr>
           <w:p>
             <w:r>
-              <w:t>Project menu → Export Project (.dms)</w:t>
+              <w:t>Pencil icon -&gt; Login Credentials -&gt; fill in site/account/password -&gt; Done</w:t>
             </w:r>
           </w:p>
         </w:tc>
@@ -4711,21 +8483,21 @@
       <w:tr>
         <w:tc>
           <w:tcPr>
-            <w:tcW w:type="dxa" w:w="3600"/>
+            <w:tcW w:type="dxa" w:w="3888"/>
           </w:tcPr>
           <w:p>
             <w:r>
-              <w:t>Generate a combined PDF</w:t>
+              <w:t>Generate a combined PDF (databook)</w:t>
             </w:r>
           </w:p>
         </w:tc>
         <w:tc>
           <w:tcPr>
-            <w:tcW w:type="dxa" w:w="6480"/>
+            <w:tcW w:type="dxa" w:w="6192"/>
           </w:tcPr>
           <w:p>
             <w:r>
-              <w:t>Databook tab → check documents → Generate Databook</w:t>
+              <w:t>Databook tab -&gt; check documents -&gt; Generate Databook</w:t>
             </w:r>
           </w:p>
         </w:tc>
@@ -4733,7 +8505,7 @@
       <w:tr>
         <w:tc>
           <w:tcPr>
-            <w:tcW w:type="dxa" w:w="3600"/>
+            <w:tcW w:type="dxa" w:w="3888"/>
           </w:tcPr>
           <w:p>
             <w:r>
@@ -4743,11 +8515,11 @@
         </w:tc>
         <w:tc>
           <w:tcPr>
-            <w:tcW w:type="dxa" w:w="6480"/>
+            <w:tcW w:type="dxa" w:w="6192"/>
           </w:tcPr>
           <w:p>
             <w:r>
-              <w:t>Select folder → Merge Documents → select files → Merge</w:t>
+              <w:t>Select folder -&gt; Merge Documents -&gt; select files -&gt; Merge</w:t>
             </w:r>
           </w:p>
         </w:tc>
@@ -4755,7 +8527,73 @@
       <w:tr>
         <w:tc>
           <w:tcPr>
-            <w:tcW w:type="dxa" w:w="3600"/>
+            <w:tcW w:type="dxa" w:w="3888"/>
+          </w:tcPr>
+          <w:p>
+            <w:r>
+              <w:t>Tag faces in photos</w:t>
+            </w:r>
+          </w:p>
+        </w:tc>
+        <w:tc>
+          <w:tcPr>
+            <w:tcW w:type="dxa" w:w="6192"/>
+          </w:tcPr>
+          <w:p>
+            <w:r>
+              <w:t>Tag Faces -&gt; check photos -&gt; detect -&gt; name each face</w:t>
+            </w:r>
+          </w:p>
+        </w:tc>
+      </w:tr>
+      <w:tr>
+        <w:tc>
+          <w:tcPr>
+            <w:tcW w:type="dxa" w:w="3888"/>
+          </w:tcPr>
+          <w:p>
+            <w:r>
+              <w:t>Send a document to a phone</w:t>
+            </w:r>
+          </w:p>
+        </w:tc>
+        <w:tc>
+          <w:tcPr>
+            <w:tcW w:type="dxa" w:w="6192"/>
+          </w:tcPr>
+          <w:p>
+            <w:r>
+              <w:t>Document card -&gt; send-to-phone icon -&gt; enter number</w:t>
+            </w:r>
+          </w:p>
+        </w:tc>
+      </w:tr>
+      <w:tr>
+        <w:tc>
+          <w:tcPr>
+            <w:tcW w:type="dxa" w:w="3888"/>
+          </w:tcPr>
+          <w:p>
+            <w:r>
+              <w:t>Receive files from someone else remotely</w:t>
+            </w:r>
+          </w:p>
+        </w:tc>
+        <w:tc>
+          <w:tcPr>
+            <w:tcW w:type="dxa" w:w="6192"/>
+          </w:tcPr>
+          <w:p>
+            <w:r>
+              <w:t>Desktop launcher -&gt; Remote Upload -&gt; they scan the QR code</w:t>
+            </w:r>
+          </w:p>
+        </w:tc>
+      </w:tr>
+      <w:tr>
+        <w:tc>
+          <w:tcPr>
+            <w:tcW w:type="dxa" w:w="3888"/>
           </w:tcPr>
           <w:p>
             <w:r>
@@ -4765,11 +8603,11 @@
         </w:tc>
         <w:tc>
           <w:tcPr>
-            <w:tcW w:type="dxa" w:w="6480"/>
+            <w:tcW w:type="dxa" w:w="6192"/>
           </w:tcPr>
           <w:p>
             <w:r>
-              <w:t>Drag &amp; drop the folder to new location in tree</w:t>
+              <w:t>Drag and drop the folder to its new place in the tree</w:t>
             </w:r>
           </w:p>
         </w:tc>
@@ -4777,7 +8615,7 @@
       <w:tr>
         <w:tc>
           <w:tcPr>
-            <w:tcW w:type="dxa" w:w="3600"/>
+            <w:tcW w:type="dxa" w:w="3888"/>
           </w:tcPr>
           <w:p>
             <w:r>
@@ -4787,11 +8625,11 @@
         </w:tc>
         <w:tc>
           <w:tcPr>
-            <w:tcW w:type="dxa" w:w="6480"/>
+            <w:tcW w:type="dxa" w:w="6192"/>
           </w:tcPr>
           <w:p>
             <w:r>
-              <w:t>Click pencil icon on folder → enter SN → Done</w:t>
+              <w:t>Pencil icon on folder -&gt; enter SN -&gt; Done</w:t>
             </w:r>
           </w:p>
         </w:tc>
@@ -4799,7 +8637,29 @@
       <w:tr>
         <w:tc>
           <w:tcPr>
-            <w:tcW w:type="dxa" w:w="3600"/>
+            <w:tcW w:type="dxa" w:w="3888"/>
+          </w:tcPr>
+          <w:p>
+            <w:r>
+              <w:t>Export index / full / selected backup</w:t>
+            </w:r>
+          </w:p>
+        </w:tc>
+        <w:tc>
+          <w:tcPr>
+            <w:tcW w:type="dxa" w:w="6192"/>
+          </w:tcPr>
+          <w:p>
+            <w:r>
+              <w:t>Project menu -&gt; Export Index / Full / Selected Backup</w:t>
+            </w:r>
+          </w:p>
+        </w:tc>
+      </w:tr>
+      <w:tr>
+        <w:tc>
+          <w:tcPr>
+            <w:tcW w:type="dxa" w:w="3888"/>
           </w:tcPr>
           <w:p>
             <w:r>
@@ -4809,11 +8669,11 @@
         </w:tc>
         <w:tc>
           <w:tcPr>
-            <w:tcW w:type="dxa" w:w="6480"/>
+            <w:tcW w:type="dxa" w:w="6192"/>
           </w:tcPr>
           <w:p>
             <w:r>
-              <w:t>Project menu → Export CSV</w:t>
+              <w:t>Project menu -&gt; Export Metadata (CSV)</w:t>
             </w:r>
           </w:p>
         </w:tc>
@@ -4821,7 +8681,7 @@
       <w:tr>
         <w:tc>
           <w:tcPr>
-            <w:tcW w:type="dxa" w:w="3600"/>
+            <w:tcW w:type="dxa" w:w="3888"/>
           </w:tcPr>
           <w:p>
             <w:r>
@@ -4831,11 +8691,363 @@
         </w:tc>
         <w:tc>
           <w:tcPr>
-            <w:tcW w:type="dxa" w:w="6480"/>
+            <w:tcW w:type="dxa" w:w="6192"/>
           </w:tcPr>
           <w:p>
             <w:r>
-              <w:t>Project menu → Set Password</w:t>
+              <w:t>Project menu -&gt; Set Password</w:t>
+            </w:r>
+          </w:p>
+        </w:tc>
+      </w:tr>
+      <w:tr>
+        <w:tc>
+          <w:tcPr>
+            <w:tcW w:type="dxa" w:w="3888"/>
+          </w:tcPr>
+          <w:p>
+            <w:r>
+              <w:t>Set up email sending</w:t>
+            </w:r>
+          </w:p>
+        </w:tc>
+        <w:tc>
+          <w:tcPr>
+            <w:tcW w:type="dxa" w:w="6192"/>
+          </w:tcPr>
+          <w:p>
+            <w:r>
+              <w:t>Project menu -&gt; Email Sending Setup</w:t>
+            </w:r>
+          </w:p>
+        </w:tc>
+      </w:tr>
+      <w:tr>
+        <w:tc>
+          <w:tcPr>
+            <w:tcW w:type="dxa" w:w="3888"/>
+          </w:tcPr>
+          <w:p>
+            <w:r>
+              <w:t>Dictate a description into a folder/document</w:t>
+            </w:r>
+          </w:p>
+        </w:tc>
+        <w:tc>
+          <w:tcPr>
+            <w:tcW w:type="dxa" w:w="6192"/>
+          </w:tcPr>
+          <w:p>
+            <w:r>
+              <w:t>Description panel -&gt; Voice Input -&gt; pick Chinese/EN -&gt; speak</w:t>
+            </w:r>
+          </w:p>
+        </w:tc>
+      </w:tr>
+      <w:tr>
+        <w:tc>
+          <w:tcPr>
+            <w:tcW w:type="dxa" w:w="3888"/>
+          </w:tcPr>
+          <w:p>
+            <w:r>
+              <w:t>Transcribe an uploaded recording into a description</w:t>
+            </w:r>
+          </w:p>
+        </w:tc>
+        <w:tc>
+          <w:tcPr>
+            <w:tcW w:type="dxa" w:w="6192"/>
+          </w:tcPr>
+          <w:p>
+            <w:r>
+              <w:t>Description panel -&gt; Transcribe Recording -&gt; pick a file</w:t>
+            </w:r>
+          </w:p>
+        </w:tc>
+      </w:tr>
+      <w:tr>
+        <w:tc>
+          <w:tcPr>
+            <w:tcW w:type="dxa" w:w="3888"/>
+          </w:tcPr>
+          <w:p>
+            <w:r>
+              <w:t>Clean up / polish a description with AI</w:t>
+            </w:r>
+          </w:p>
+        </w:tc>
+        <w:tc>
+          <w:tcPr>
+            <w:tcW w:type="dxa" w:w="6192"/>
+          </w:tcPr>
+          <w:p>
+            <w:r>
+              <w:t>Description panel -&gt; pick a mode -&gt; Clean up with AI -&gt; Apply</w:t>
+            </w:r>
+          </w:p>
+        </w:tc>
+      </w:tr>
+      <w:tr>
+        <w:tc>
+          <w:tcPr>
+            <w:tcW w:type="dxa" w:w="3888"/>
+          </w:tcPr>
+          <w:p>
+            <w:r>
+              <w:t>Save a description as an updatable PDF</w:t>
+            </w:r>
+          </w:p>
+        </w:tc>
+        <w:tc>
+          <w:tcPr>
+            <w:tcW w:type="dxa" w:w="6192"/>
+          </w:tcPr>
+          <w:p>
+            <w:r>
+              <w:t>Description panel -&gt; Save as PDF (click again after editing to update the same file)</w:t>
+            </w:r>
+          </w:p>
+        </w:tc>
+      </w:tr>
+      <w:tr>
+        <w:tc>
+          <w:tcPr>
+            <w:tcW w:type="dxa" w:w="3888"/>
+          </w:tcPr>
+          <w:p>
+            <w:r>
+              <w:t>Scan a barcode/QR code in a photo</w:t>
+            </w:r>
+          </w:p>
+        </w:tc>
+        <w:tc>
+          <w:tcPr>
+            <w:tcW w:type="dxa" w:w="6192"/>
+          </w:tcPr>
+          <w:p>
+            <w:r>
+              <w:t>Open image viewer -&gt; Scan Barcode</w:t>
+            </w:r>
+          </w:p>
+        </w:tc>
+      </w:tr>
+      <w:tr>
+        <w:tc>
+          <w:tcPr>
+            <w:tcW w:type="dxa" w:w="3888"/>
+          </w:tcPr>
+          <w:p>
+            <w:r>
+              <w:t>Unblock a Windows ‘blocked’ file</w:t>
+            </w:r>
+          </w:p>
+        </w:tc>
+        <w:tc>
+          <w:tcPr>
+            <w:tcW w:type="dxa" w:w="6192"/>
+          </w:tcPr>
+          <w:p>
+            <w:r>
+              <w:t>Right-click DMS.exe -&gt; Properties -&gt; check Unblock -&gt; Apply -&gt; OK</w:t>
+            </w:r>
+          </w:p>
+        </w:tc>
+      </w:tr>
+      <w:tr>
+        <w:tc>
+          <w:tcPr>
+            <w:tcW w:type="dxa" w:w="3888"/>
+          </w:tcPr>
+          <w:p>
+            <w:r>
+              <w:t>Continue with the last project / start a new blank one</w:t>
+            </w:r>
+          </w:p>
+        </w:tc>
+        <w:tc>
+          <w:tcPr>
+            <w:tcW w:type="dxa" w:w="6192"/>
+          </w:tcPr>
+          <w:p>
+            <w:r>
+              <w:t>Double-click DMS.app / DMS.exe -&gt; pick the matching button in the startup window</w:t>
+            </w:r>
+          </w:p>
+        </w:tc>
+      </w:tr>
+      <w:tr>
+        <w:tc>
+          <w:tcPr>
+            <w:tcW w:type="dxa" w:w="3888"/>
+          </w:tcPr>
+          <w:p>
+            <w:r>
+              <w:t>Combine another project in</w:t>
+            </w:r>
+          </w:p>
+        </w:tc>
+        <w:tc>
+          <w:tcPr>
+            <w:tcW w:type="dxa" w:w="6192"/>
+          </w:tcPr>
+          <w:p>
+            <w:r>
+              <w:t>Project menu -&gt; Combine other sub-project... -&gt; add folder(s) -&gt; Combine</w:t>
+            </w:r>
+          </w:p>
+        </w:tc>
+      </w:tr>
+      <w:tr>
+        <w:tc>
+          <w:tcPr>
+            <w:tcW w:type="dxa" w:w="3888"/>
+          </w:tcPr>
+          <w:p>
+            <w:r>
+              <w:t>Ask AI about several documents in a folder at once</w:t>
+            </w:r>
+          </w:p>
+        </w:tc>
+        <w:tc>
+          <w:tcPr>
+            <w:tcW w:type="dxa" w:w="6192"/>
+          </w:tcPr>
+          <w:p>
+            <w:r>
+              <w:t>Folder toolbar -&gt; Ask AI -&gt; check documents -&gt; Ask AI Now</w:t>
+            </w:r>
+          </w:p>
+        </w:tc>
+      </w:tr>
+      <w:tr>
+        <w:tc>
+          <w:tcPr>
+            <w:tcW w:type="dxa" w:w="3888"/>
+          </w:tcPr>
+          <w:p>
+            <w:r>
+              <w:t>Batch-convert images/PDFs into individual PDFs</w:t>
+            </w:r>
+          </w:p>
+        </w:tc>
+        <w:tc>
+          <w:tcPr>
+            <w:tcW w:type="dxa" w:w="6192"/>
+          </w:tcPr>
+          <w:p>
+            <w:r>
+              <w:t>Select documents -&gt; Convert to PDF -&gt; confirm</w:t>
+            </w:r>
+          </w:p>
+        </w:tc>
+      </w:tr>
+      <w:tr>
+        <w:tc>
+          <w:tcPr>
+            <w:tcW w:type="dxa" w:w="3888"/>
+          </w:tcPr>
+          <w:p>
+            <w:r>
+              <w:t>Pop the icon view out into its own window</w:t>
+            </w:r>
+          </w:p>
+        </w:tc>
+        <w:tc>
+          <w:tcPr>
+            <w:tcW w:type="dxa" w:w="6192"/>
+          </w:tcPr>
+          <w:p>
+            <w:r>
+              <w:t>Switch to icon view -&gt; Pop Out</w:t>
+            </w:r>
+          </w:p>
+        </w:tc>
+      </w:tr>
+      <w:tr>
+        <w:tc>
+          <w:tcPr>
+            <w:tcW w:type="dxa" w:w="3888"/>
+          </w:tcPr>
+          <w:p>
+            <w:r>
+              <w:t>Multi-select folders to delete/download in bulk</w:t>
+            </w:r>
+          </w:p>
+        </w:tc>
+        <w:tc>
+          <w:tcPr>
+            <w:tcW w:type="dxa" w:w="6192"/>
+          </w:tcPr>
+          <w:p>
+            <w:r>
+              <w:t>Tree toolbar -&gt; Multi-select Folders -&gt; check -&gt; Download/Delete</w:t>
+            </w:r>
+          </w:p>
+        </w:tc>
+      </w:tr>
+      <w:tr>
+        <w:tc>
+          <w:tcPr>
+            <w:tcW w:type="dxa" w:w="3888"/>
+          </w:tcPr>
+          <w:p>
+            <w:r>
+              <w:t>Chart a parameter's value over time</w:t>
+            </w:r>
+          </w:p>
+        </w:tc>
+        <w:tc>
+          <w:tcPr>
+            <w:tcW w:type="dxa" w:w="6192"/>
+          </w:tcPr>
+          <w:p>
+            <w:r>
+              <w:t>Select folder -&gt; Trend Chart -&gt; pick a parameter -&gt; Save Snapshot</w:t>
+            </w:r>
+          </w:p>
+        </w:tc>
+      </w:tr>
+      <w:tr>
+        <w:tc>
+          <w:tcPr>
+            <w:tcW w:type="dxa" w:w="3888"/>
+          </w:tcPr>
+          <w:p>
+            <w:r>
+              <w:t>Auto-generate a Word databook from a folder</w:t>
+            </w:r>
+          </w:p>
+        </w:tc>
+        <w:tc>
+          <w:tcPr>
+            <w:tcW w:type="dxa" w:w="6192"/>
+          </w:tcPr>
+          <w:p>
+            <w:r>
+              <w:t>Databook tab -&gt; Auto-generate by folder (Word) -&gt; check a folder</w:t>
+            </w:r>
+          </w:p>
+        </w:tc>
+      </w:tr>
+      <w:tr>
+        <w:tc>
+          <w:tcPr>
+            <w:tcW w:type="dxa" w:w="3888"/>
+          </w:tcPr>
+          <w:p>
+            <w:r>
+              <w:t>Configure a Gemini / DeepSeek API key</w:t>
+            </w:r>
+          </w:p>
+        </w:tc>
+        <w:tc>
+          <w:tcPr>
+            <w:tcW w:type="dxa" w:w="6192"/>
+          </w:tcPr>
+          <w:p>
+            <w:r>
+              <w:t>Any ‘Configure AI’ link -&gt; paste key -&gt; Save</w:t>
             </w:r>
           </w:p>
         </w:tc>

--- a/PMS_User_Manual.docx
+++ b/PMS_User_Manual.docx
@@ -5081,6 +5081,110 @@
       </w:r>
     </w:p>
     <w:p>
+      <w:r>
+        <w:t>When you type more than one word, the “Multi-word match” control next to the search box decides how they combine:</w:t>
+      </w:r>
+    </w:p>
+    <w:p>
+      <w:pPr>
+        <w:pStyle w:val="ListBullet"/>
+        <w:ind w:left="360"/>
+      </w:pPr>
+      <w:r>
+        <w:t>All words (AND) - the default. A document must contain every word you typed (in any order) to match.</w:t>
+      </w:r>
+    </w:p>
+    <w:p>
+      <w:pPr>
+        <w:pStyle w:val="ListBullet"/>
+        <w:ind w:left="360"/>
+      </w:pPr>
+      <w:r>
+        <w:t>Any word (OR) - a document matches if it contains at least one of the words.</w:t>
+      </w:r>
+    </w:p>
+    <w:p>
+      <w:pPr>
+        <w:pStyle w:val="ListBullet"/>
+        <w:ind w:left="360"/>
+      </w:pPr>
+      <w:r>
+        <w:t>Whole sentence - the entire contents of the search box is matched verbatim, as one exact phrase, instead of being split into separate words.</w:t>
+      </w:r>
+    </w:p>
+    <w:p>
+      <w:pPr>
+        <w:jc w:val="center"/>
+      </w:pPr>
+      <w:r>
+        <w:drawing>
+          <wp:inline xmlns:a="http://schemas.openxmlformats.org/drawingml/2006/main" xmlns:pic="http://schemas.openxmlformats.org/drawingml/2006/picture">
+            <wp:extent cx="5486400" cy="2936720"/>
+            <wp:docPr id="19" name="Picture 19"/>
+            <wp:cNvGraphicFramePr>
+              <a:graphicFrameLocks noChangeAspect="1"/>
+            </wp:cNvGraphicFramePr>
+            <a:graphic>
+              <a:graphicData uri="http://schemas.openxmlformats.org/drawingml/2006/picture">
+                <pic:pic>
+                  <pic:nvPicPr>
+                    <pic:cNvPr id="0" name="38_search_match_modes.png"/>
+                    <pic:cNvPicPr/>
+                  </pic:nvPicPr>
+                  <pic:blipFill>
+                    <a:blip r:embed="rId27"/>
+                    <a:stretch>
+                      <a:fillRect/>
+                    </a:stretch>
+                  </pic:blipFill>
+                  <pic:spPr>
+                    <a:xfrm>
+                      <a:off x="0" y="0"/>
+                      <a:ext cx="5486400" cy="2936720"/>
+                    </a:xfrm>
+                    <a:prstGeom prst="rect"/>
+                  </pic:spPr>
+                </pic:pic>
+              </a:graphicData>
+            </a:graphic>
+          </wp:inline>
+        </w:drawing>
+      </w:r>
+    </w:p>
+    <w:p>
+      <w:pPr>
+        <w:jc w:val="center"/>
+      </w:pPr>
+      <w:r>
+        <w:rPr>
+          <w:i/>
+          <w:color w:val="707070"/>
+          <w:sz w:val="18"/>
+        </w:rPr>
+        <w:t>Figure 7-1a  The Multi-word match control: All words (AND) / Any word (OR) / Whole sentence</w:t>
+      </w:r>
+    </w:p>
+    <w:p/>
+    <w:p>
+      <w:pPr>
+        <w:ind w:left="576" w:right="576"/>
+        <w:shd w:val="clear" w:color="auto" w:fill="E6F4EA"/>
+      </w:pPr>
+      <w:r>
+        <w:rPr>
+          <w:b/>
+          <w:color w:val="056F00"/>
+        </w:rPr>
+        <w:t xml:space="preserve">Tip: </w:t>
+      </w:r>
+      <w:r>
+        <w:rPr>
+          <w:color w:val="333333"/>
+        </w:rPr>
+        <w:t>Switch to “Any word (OR)” when you're not sure which of several related terms a document uses (e.g. “invoice receipt bill”); switch to “Whole sentence” when you want to find one specific phrase and AND/OR are turning up too many unrelated partial matches.</w:t>
+      </w:r>
+    </w:p>
+    <w:p>
       <w:pPr>
         <w:pStyle w:val="Heading2"/>
       </w:pPr>
@@ -5209,7 +5313,7 @@
         <w:drawing>
           <wp:inline xmlns:a="http://schemas.openxmlformats.org/drawingml/2006/main" xmlns:pic="http://schemas.openxmlformats.org/drawingml/2006/picture">
             <wp:extent cx="5486400" cy="3429000"/>
-            <wp:docPr id="19" name="Picture 19"/>
+            <wp:docPr id="20" name="Picture 20"/>
             <wp:cNvGraphicFramePr>
               <a:graphicFrameLocks noChangeAspect="1"/>
             </wp:cNvGraphicFramePr>
@@ -5218,184 +5322,6 @@
                 <pic:pic>
                   <pic:nvPicPr>
                     <pic:cNvPr id="0" name="07_search.png"/>
-                    <pic:cNvPicPr/>
-                  </pic:nvPicPr>
-                  <pic:blipFill>
-                    <a:blip r:embed="rId27"/>
-                    <a:stretch>
-                      <a:fillRect/>
-                    </a:stretch>
-                  </pic:blipFill>
-                  <pic:spPr>
-                    <a:xfrm>
-                      <a:off x="0" y="0"/>
-                      <a:ext cx="5486400" cy="3429000"/>
-                    </a:xfrm>
-                    <a:prstGeom prst="rect"/>
-                  </pic:spPr>
-                </pic:pic>
-              </a:graphicData>
-            </a:graphic>
-          </wp:inline>
-        </w:drawing>
-      </w:r>
-    </w:p>
-    <w:p>
-      <w:pPr>
-        <w:jc w:val="center"/>
-      </w:pPr>
-      <w:r>
-        <w:rPr>
-          <w:i/>
-          <w:color w:val="707070"/>
-          <w:sz w:val="18"/>
-        </w:rPr>
-        <w:t>Figure 7-1  Example search results</w:t>
-      </w:r>
-    </w:p>
-    <w:p/>
-    <w:p>
-      <w:pPr>
-        <w:pStyle w:val="Heading2"/>
-      </w:pPr>
-      <w:r>
-        <w:rPr>
-          <w:color w:val="1D4E89"/>
-        </w:rPr>
-        <w:t>7.3  Opening and Jumping to Results</w:t>
-      </w:r>
-    </w:p>
-    <w:p>
-      <w:pPr>
-        <w:pStyle w:val="ListBullet"/>
-        <w:ind w:left="360"/>
-      </w:pPr>
-      <w:r>
-        <w:t>Click a result card to open the Document Viewer for that document.</w:t>
-      </w:r>
-    </w:p>
-    <w:p>
-      <w:pPr>
-        <w:pStyle w:val="ListBullet"/>
-        <w:ind w:left="360"/>
-      </w:pPr>
-      <w:r>
-        <w:t>Double-click a result card to switch to the Tree tab and jump straight to the folder containing that document.</w:t>
-      </w:r>
-    </w:p>
-    <w:p>
-      <w:r>
-        <w:br w:type="page"/>
-      </w:r>
-    </w:p>
-    <w:p>
-      <w:pPr>
-        <w:pStyle w:val="Heading1"/>
-      </w:pPr>
-      <w:r>
-        <w:rPr>
-          <w:color w:val="1E40AF"/>
-        </w:rPr>
-        <w:t>8  Generating a Databook (PDF / Word)</w:t>
-      </w:r>
-    </w:p>
-    <w:p>
-      <w:r>
-        <w:t>The Databook feature combines selected documents into a single, professional document with a cover page, table of contents, section headers, and page numbers. Two modes are available: manually checking documents to build a PDF (8.1-8.2), or automatically generating an editable Word document from a folder's structure (8.3).</w:t>
-      </w:r>
-    </w:p>
-    <w:p>
-      <w:pPr>
-        <w:pStyle w:val="Heading2"/>
-      </w:pPr>
-      <w:r>
-        <w:rPr>
-          <w:color w:val="1D4E89"/>
-        </w:rPr>
-        <w:t>8.1  Selecting Documents (PDF mode)</w:t>
-      </w:r>
-    </w:p>
-    <w:p>
-      <w:pPr>
-        <w:pStyle w:val="ListNumber"/>
-        <w:ind w:left="360"/>
-      </w:pPr>
-      <w:r>
-        <w:t>Click the Databook tab in the sidebar.</w:t>
-      </w:r>
-    </w:p>
-    <w:p>
-      <w:pPr>
-        <w:pStyle w:val="ListNumber"/>
-        <w:ind w:left="360"/>
-      </w:pPr>
-      <w:r>
-        <w:t>The tree is shown with a checkbox next to each folder, plus a Select All link.</w:t>
-      </w:r>
-    </w:p>
-    <w:p>
-      <w:pPr>
-        <w:pStyle w:val="ListNumber"/>
-        <w:ind w:left="360"/>
-      </w:pPr>
-      <w:r>
-        <w:t>Check individual documents, or use the shortcuts:</w:t>
-      </w:r>
-    </w:p>
-    <w:p>
-      <w:pPr>
-        <w:pStyle w:val="ListBullet"/>
-        <w:ind w:left="360"/>
-      </w:pPr>
-      <w:r>
-        <w:t>Click Select All next to a folder to select every document in that folder (optionally including sub-folders).</w:t>
-      </w:r>
-    </w:p>
-    <w:p>
-      <w:pPr>
-        <w:pStyle w:val="ListBullet"/>
-        <w:ind w:left="360"/>
-      </w:pPr>
-      <w:r>
-        <w:t>Click Clear to deselect everything.</w:t>
-      </w:r>
-    </w:p>
-    <w:p>
-      <w:pPr>
-        <w:ind w:left="576" w:right="576"/>
-        <w:shd w:val="clear" w:color="auto" w:fill="E6F4EA"/>
-      </w:pPr>
-      <w:r>
-        <w:rPr>
-          <w:b/>
-          <w:color w:val="056F00"/>
-        </w:rPr>
-        <w:t xml:space="preserve">Tip: </w:t>
-      </w:r>
-      <w:r>
-        <w:rPr>
-          <w:color w:val="333333"/>
-        </w:rPr>
-        <w:t>Your selection is saved automatically - close and reopen DMS and it will still be there.</w:t>
-      </w:r>
-    </w:p>
-    <w:p>
-      <w:pPr>
-        <w:jc w:val="center"/>
-      </w:pPr>
-      <w:r>
-        <w:drawing>
-          <wp:inline xmlns:a="http://schemas.openxmlformats.org/drawingml/2006/main" xmlns:pic="http://schemas.openxmlformats.org/drawingml/2006/picture">
-            <wp:extent cx="5486400" cy="3429000"/>
-            <wp:docPr id="20" name="Picture 20"/>
-            <wp:cNvGraphicFramePr>
-              <a:graphicFrameLocks noChangeAspect="1"/>
-            </wp:cNvGraphicFramePr>
-            <a:graphic>
-              <a:graphicData uri="http://schemas.openxmlformats.org/drawingml/2006/picture">
-                <pic:pic>
-                  <pic:nvPicPr>
-                    <pic:cNvPr id="0" name="08_databook_tab.png"/>
                     <pic:cNvPicPr/>
                   </pic:nvPicPr>
                   <pic:blipFill>
@@ -5428,7 +5354,7 @@
           <w:color w:val="707070"/>
           <w:sz w:val="18"/>
         </w:rPr>
-        <w:t>Figure 8-1  The Databook tab: checking documents to include</w:t>
+        <w:t>Figure 7-1  Example search results</w:t>
       </w:r>
     </w:p>
     <w:p/>
@@ -5440,7 +5366,57 @@
         <w:rPr>
           <w:color w:val="1D4E89"/>
         </w:rPr>
-        <w:t>8.2  Generating the PDF</w:t>
+        <w:t>7.3  Opening and Jumping to Results</w:t>
+      </w:r>
+    </w:p>
+    <w:p>
+      <w:pPr>
+        <w:pStyle w:val="ListBullet"/>
+        <w:ind w:left="360"/>
+      </w:pPr>
+      <w:r>
+        <w:t>Click a result card to open the Document Viewer for that document.</w:t>
+      </w:r>
+    </w:p>
+    <w:p>
+      <w:pPr>
+        <w:pStyle w:val="ListBullet"/>
+        <w:ind w:left="360"/>
+      </w:pPr>
+      <w:r>
+        <w:t>Double-click a result card to switch to the Tree tab and jump straight to the folder containing that document.</w:t>
+      </w:r>
+    </w:p>
+    <w:p>
+      <w:r>
+        <w:br w:type="page"/>
+      </w:r>
+    </w:p>
+    <w:p>
+      <w:pPr>
+        <w:pStyle w:val="Heading1"/>
+      </w:pPr>
+      <w:r>
+        <w:rPr>
+          <w:color w:val="1E40AF"/>
+        </w:rPr>
+        <w:t>8  Generating a Databook (PDF / Word)</w:t>
+      </w:r>
+    </w:p>
+    <w:p>
+      <w:r>
+        <w:t>The Databook feature combines selected documents into a single, professional document with a cover page, table of contents, section headers, and page numbers. Two modes are available: manually checking documents to build a PDF (8.1-8.2), or automatically generating an editable Word document from a folder's structure (8.3).</w:t>
+      </w:r>
+    </w:p>
+    <w:p>
+      <w:pPr>
+        <w:pStyle w:val="Heading2"/>
+      </w:pPr>
+      <w:r>
+        <w:rPr>
+          <w:color w:val="1D4E89"/>
+        </w:rPr>
+        <w:t>8.1  Selecting Documents (PDF mode)</w:t>
       </w:r>
     </w:p>
     <w:p>
@@ -5449,7 +5425,7 @@
         <w:ind w:left="360"/>
       </w:pPr>
       <w:r>
-        <w:t>After selecting documents, click Generate Databook.</w:t>
+        <w:t>Click the Databook tab in the sidebar.</w:t>
       </w:r>
     </w:p>
     <w:p>
@@ -5458,7 +5434,7 @@
         <w:ind w:left="360"/>
       </w:pPr>
       <w:r>
-        <w:t>In the dialog, enter a Title (the main heading on the cover page) and a Subtitle (a secondary line, e.g. project name or revision number).</w:t>
+        <w:t>The tree is shown with a checkbox next to each folder, plus a Select All link.</w:t>
       </w:r>
     </w:p>
     <w:p>
@@ -5467,21 +5443,44 @@
         <w:ind w:left="360"/>
       </w:pPr>
       <w:r>
-        <w:t>Click Generate and Download.</w:t>
-      </w:r>
-    </w:p>
-    <w:p>
-      <w:pPr>
-        <w:pStyle w:val="ListNumber"/>
+        <w:t>Check individual documents, or use the shortcuts:</w:t>
+      </w:r>
+    </w:p>
+    <w:p>
+      <w:pPr>
+        <w:pStyle w:val="ListBullet"/>
         <w:ind w:left="360"/>
       </w:pPr>
       <w:r>
-        <w:t>DMS generates the PDF on the server and your browser downloads it automatically.</w:t>
-      </w:r>
-    </w:p>
-    <w:p>
-      <w:r>
-        <w:t>The generated PDF includes: a cover page (title, subtitle, date), a table of contents with clickable bookmarks, section-header pages, all selected documents in tree order, and page numbers/footers throughout.</w:t>
+        <w:t>Click Select All next to a folder to select every document in that folder (optionally including sub-folders).</w:t>
+      </w:r>
+    </w:p>
+    <w:p>
+      <w:pPr>
+        <w:pStyle w:val="ListBullet"/>
+        <w:ind w:left="360"/>
+      </w:pPr>
+      <w:r>
+        <w:t>Click Clear to deselect everything.</w:t>
+      </w:r>
+    </w:p>
+    <w:p>
+      <w:pPr>
+        <w:ind w:left="576" w:right="576"/>
+        <w:shd w:val="clear" w:color="auto" w:fill="E6F4EA"/>
+      </w:pPr>
+      <w:r>
+        <w:rPr>
+          <w:b/>
+          <w:color w:val="056F00"/>
+        </w:rPr>
+        <w:t xml:space="preserve">Tip: </w:t>
+      </w:r>
+      <w:r>
+        <w:rPr>
+          <w:color w:val="333333"/>
+        </w:rPr>
+        <w:t>Your selection is saved automatically - close and reopen DMS and it will still be there.</w:t>
       </w:r>
     </w:p>
     <w:p>
@@ -5500,7 +5499,7 @@
               <a:graphicData uri="http://schemas.openxmlformats.org/drawingml/2006/picture">
                 <pic:pic>
                   <pic:nvPicPr>
-                    <pic:cNvPr id="0" name="09_databook_dialog.png"/>
+                    <pic:cNvPr id="0" name="08_databook_tab.png"/>
                     <pic:cNvPicPr/>
                   </pic:nvPicPr>
                   <pic:blipFill>
@@ -5533,6 +5532,111 @@
           <w:color w:val="707070"/>
           <w:sz w:val="18"/>
         </w:rPr>
+        <w:t>Figure 8-1  The Databook tab: checking documents to include</w:t>
+      </w:r>
+    </w:p>
+    <w:p/>
+    <w:p>
+      <w:pPr>
+        <w:pStyle w:val="Heading2"/>
+      </w:pPr>
+      <w:r>
+        <w:rPr>
+          <w:color w:val="1D4E89"/>
+        </w:rPr>
+        <w:t>8.2  Generating the PDF</w:t>
+      </w:r>
+    </w:p>
+    <w:p>
+      <w:pPr>
+        <w:pStyle w:val="ListNumber"/>
+        <w:ind w:left="360"/>
+      </w:pPr>
+      <w:r>
+        <w:t>After selecting documents, click Generate Databook.</w:t>
+      </w:r>
+    </w:p>
+    <w:p>
+      <w:pPr>
+        <w:pStyle w:val="ListNumber"/>
+        <w:ind w:left="360"/>
+      </w:pPr>
+      <w:r>
+        <w:t>In the dialog, enter a Title (the main heading on the cover page) and a Subtitle (a secondary line, e.g. project name or revision number).</w:t>
+      </w:r>
+    </w:p>
+    <w:p>
+      <w:pPr>
+        <w:pStyle w:val="ListNumber"/>
+        <w:ind w:left="360"/>
+      </w:pPr>
+      <w:r>
+        <w:t>Click Generate and Download.</w:t>
+      </w:r>
+    </w:p>
+    <w:p>
+      <w:pPr>
+        <w:pStyle w:val="ListNumber"/>
+        <w:ind w:left="360"/>
+      </w:pPr>
+      <w:r>
+        <w:t>DMS generates the PDF on the server and your browser downloads it automatically.</w:t>
+      </w:r>
+    </w:p>
+    <w:p>
+      <w:r>
+        <w:t>The generated PDF includes: a cover page (title, subtitle, date), a table of contents with clickable bookmarks, section-header pages, all selected documents in tree order, and page numbers/footers throughout.</w:t>
+      </w:r>
+    </w:p>
+    <w:p>
+      <w:pPr>
+        <w:jc w:val="center"/>
+      </w:pPr>
+      <w:r>
+        <w:drawing>
+          <wp:inline xmlns:a="http://schemas.openxmlformats.org/drawingml/2006/main" xmlns:pic="http://schemas.openxmlformats.org/drawingml/2006/picture">
+            <wp:extent cx="5486400" cy="3429000"/>
+            <wp:docPr id="22" name="Picture 22"/>
+            <wp:cNvGraphicFramePr>
+              <a:graphicFrameLocks noChangeAspect="1"/>
+            </wp:cNvGraphicFramePr>
+            <a:graphic>
+              <a:graphicData uri="http://schemas.openxmlformats.org/drawingml/2006/picture">
+                <pic:pic>
+                  <pic:nvPicPr>
+                    <pic:cNvPr id="0" name="09_databook_dialog.png"/>
+                    <pic:cNvPicPr/>
+                  </pic:nvPicPr>
+                  <pic:blipFill>
+                    <a:blip r:embed="rId30"/>
+                    <a:stretch>
+                      <a:fillRect/>
+                    </a:stretch>
+                  </pic:blipFill>
+                  <pic:spPr>
+                    <a:xfrm>
+                      <a:off x="0" y="0"/>
+                      <a:ext cx="5486400" cy="3429000"/>
+                    </a:xfrm>
+                    <a:prstGeom prst="rect"/>
+                  </pic:spPr>
+                </pic:pic>
+              </a:graphicData>
+            </a:graphic>
+          </wp:inline>
+        </w:drawing>
+      </w:r>
+    </w:p>
+    <w:p>
+      <w:pPr>
+        <w:jc w:val="center"/>
+      </w:pPr>
+      <w:r>
+        <w:rPr>
+          <w:i/>
+          <w:color w:val="707070"/>
+          <w:sz w:val="18"/>
+        </w:rPr>
         <w:t>Figure 8-2  The Generate Databook dialog</w:t>
       </w:r>
     </w:p>
@@ -5588,7 +5692,7 @@
         <w:drawing>
           <wp:inline xmlns:a="http://schemas.openxmlformats.org/drawingml/2006/main" xmlns:pic="http://schemas.openxmlformats.org/drawingml/2006/picture">
             <wp:extent cx="5486400" cy="2741275"/>
-            <wp:docPr id="22" name="Picture 22"/>
+            <wp:docPr id="23" name="Picture 23"/>
             <wp:cNvGraphicFramePr>
               <a:graphicFrameLocks noChangeAspect="1"/>
             </wp:cNvGraphicFramePr>
@@ -5600,7 +5704,7 @@
                     <pic:cNvPicPr/>
                   </pic:nvPicPr>
                   <pic:blipFill>
-                    <a:blip r:embed="rId30"/>
+                    <a:blip r:embed="rId31"/>
                     <a:stretch>
                       <a:fillRect/>
                     </a:stretch>
@@ -5748,7 +5852,7 @@
         <w:drawing>
           <wp:inline xmlns:a="http://schemas.openxmlformats.org/drawingml/2006/main" xmlns:pic="http://schemas.openxmlformats.org/drawingml/2006/picture">
             <wp:extent cx="5486400" cy="3429000"/>
-            <wp:docPr id="23" name="Picture 23"/>
+            <wp:docPr id="24" name="Picture 24"/>
             <wp:cNvGraphicFramePr>
               <a:graphicFrameLocks noChangeAspect="1"/>
             </wp:cNvGraphicFramePr>
@@ -5757,118 +5861,6 @@
                 <pic:pic>
                   <pic:nvPicPr>
                     <pic:cNvPr id="0" name="10_combine_dialog.png"/>
-                    <pic:cNvPicPr/>
-                  </pic:nvPicPr>
-                  <pic:blipFill>
-                    <a:blip r:embed="rId31"/>
-                    <a:stretch>
-                      <a:fillRect/>
-                    </a:stretch>
-                  </pic:blipFill>
-                  <pic:spPr>
-                    <a:xfrm>
-                      <a:off x="0" y="0"/>
-                      <a:ext cx="5486400" cy="3429000"/>
-                    </a:xfrm>
-                    <a:prstGeom prst="rect"/>
-                  </pic:spPr>
-                </pic:pic>
-              </a:graphicData>
-            </a:graphic>
-          </wp:inline>
-        </w:drawing>
-      </w:r>
-    </w:p>
-    <w:p>
-      <w:pPr>
-        <w:jc w:val="center"/>
-      </w:pPr>
-      <w:r>
-        <w:rPr>
-          <w:i/>
-          <w:color w:val="707070"/>
-          <w:sz w:val="18"/>
-        </w:rPr>
-        <w:t>Figure 9-1  The merge-documents dialog</w:t>
-      </w:r>
-    </w:p>
-    <w:p/>
-    <w:p>
-      <w:r>
-        <w:br w:type="page"/>
-      </w:r>
-    </w:p>
-    <w:p>
-      <w:pPr>
-        <w:pStyle w:val="Heading1"/>
-      </w:pPr>
-      <w:r>
-        <w:rPr>
-          <w:color w:val="1E40AF"/>
-        </w:rPr>
-        <w:t>10  Face Recognition</w:t>
-      </w:r>
-    </w:p>
-    <w:p>
-      <w:r>
-        <w:t>The optional face-recognition component lets you tag faces in your photos and later browse them by person, with DMS automatically matching new photos of people it already knows.</w:t>
-      </w:r>
-    </w:p>
-    <w:p>
-      <w:pPr>
-        <w:pStyle w:val="Heading2"/>
-      </w:pPr>
-      <w:r>
-        <w:rPr>
-          <w:color w:val="1D4E89"/>
-        </w:rPr>
-        <w:t>10.1  Installing the Face Recognition Component</w:t>
-      </w:r>
-    </w:p>
-    <w:p>
-      <w:pPr>
-        <w:pStyle w:val="ListNumber"/>
-        <w:ind w:left="360"/>
-      </w:pPr>
-      <w:r>
-        <w:t>Click the Faces tab in the sidebar.</w:t>
-      </w:r>
-    </w:p>
-    <w:p>
-      <w:pPr>
-        <w:pStyle w:val="ListNumber"/>
-        <w:ind w:left="360"/>
-      </w:pPr>
-      <w:r>
-        <w:t>If the component (deepface) isn't installed yet, a prompt explains this and offers an Auto-install deepface button.</w:t>
-      </w:r>
-    </w:p>
-    <w:p>
-      <w:pPr>
-        <w:pStyle w:val="ListNumber"/>
-        <w:ind w:left="360"/>
-      </w:pPr>
-      <w:r>
-        <w:t>Click it and wait - this downloads TensorFlow and related libraries in the background and can take several minutes on a slow connection; you can keep using the rest of the app meanwhile.</w:t>
-      </w:r>
-    </w:p>
-    <w:p>
-      <w:pPr>
-        <w:jc w:val="center"/>
-      </w:pPr>
-      <w:r>
-        <w:drawing>
-          <wp:inline xmlns:a="http://schemas.openxmlformats.org/drawingml/2006/main" xmlns:pic="http://schemas.openxmlformats.org/drawingml/2006/picture">
-            <wp:extent cx="5486400" cy="3429000"/>
-            <wp:docPr id="24" name="Picture 24"/>
-            <wp:cNvGraphicFramePr>
-              <a:graphicFrameLocks noChangeAspect="1"/>
-            </wp:cNvGraphicFramePr>
-            <a:graphic>
-              <a:graphicData uri="http://schemas.openxmlformats.org/drawingml/2006/picture">
-                <pic:pic>
-                  <pic:nvPicPr>
-                    <pic:cNvPr id="0" name="16_face_tab.png"/>
                     <pic:cNvPicPr/>
                   </pic:nvPicPr>
                   <pic:blipFill>
@@ -5901,10 +5893,31 @@
           <w:color w:val="707070"/>
           <w:sz w:val="18"/>
         </w:rPr>
-        <w:t>Figure 10-1  The Faces tab (shown here with the component already installed, hence the empty state; before installing, you'd instead see a prompt with an Auto-install deepface button)</w:t>
+        <w:t>Figure 9-1  The merge-documents dialog</w:t>
       </w:r>
     </w:p>
     <w:p/>
+    <w:p>
+      <w:r>
+        <w:br w:type="page"/>
+      </w:r>
+    </w:p>
+    <w:p>
+      <w:pPr>
+        <w:pStyle w:val="Heading1"/>
+      </w:pPr>
+      <w:r>
+        <w:rPr>
+          <w:color w:val="1E40AF"/>
+        </w:rPr>
+        <w:t>10  Face Recognition</w:t>
+      </w:r>
+    </w:p>
+    <w:p>
+      <w:r>
+        <w:t>The optional face-recognition component lets you tag faces in your photos and later browse them by person, with DMS automatically matching new photos of people it already knows.</w:t>
+      </w:r>
+    </w:p>
     <w:p>
       <w:pPr>
         <w:pStyle w:val="Heading2"/>
@@ -5913,7 +5926,7 @@
         <w:rPr>
           <w:color w:val="1D4E89"/>
         </w:rPr>
-        <w:t>10.2  Tagging Faces</w:t>
+        <w:t>10.1  Installing the Face Recognition Component</w:t>
       </w:r>
     </w:p>
     <w:p>
@@ -5922,7 +5935,7 @@
         <w:ind w:left="360"/>
       </w:pPr>
       <w:r>
-        <w:t>From a folder, click Tag Faces to enter selection mode.</w:t>
+        <w:t>Click the Faces tab in the sidebar.</w:t>
       </w:r>
     </w:p>
     <w:p>
@@ -5931,7 +5944,16 @@
         <w:ind w:left="360"/>
       </w:pPr>
       <w:r>
-        <w:t>Check the photos you want DMS to scan for faces.</w:t>
+        <w:t>If the component (deepface) isn't installed yet, a prompt explains this and offers an Auto-install deepface button.</w:t>
+      </w:r>
+    </w:p>
+    <w:p>
+      <w:pPr>
+        <w:pStyle w:val="ListNumber"/>
+        <w:ind w:left="360"/>
+      </w:pPr>
+      <w:r>
+        <w:t>Click it and wait - this downloads TensorFlow and related libraries in the background and can take several minutes on a slow connection; you can keep using the rest of the app meanwhile.</w:t>
       </w:r>
     </w:p>
     <w:p>
@@ -5950,7 +5972,7 @@
               <a:graphicData uri="http://schemas.openxmlformats.org/drawingml/2006/picture">
                 <pic:pic>
                   <pic:nvPicPr>
-                    <pic:cNvPr id="0" name="21_face_select_mode.png"/>
+                    <pic:cNvPr id="0" name="16_face_tab.png"/>
                     <pic:cNvPicPr/>
                   </pic:nvPicPr>
                   <pic:blipFill>
@@ -5983,17 +6005,37 @@
           <w:color w:val="707070"/>
           <w:sz w:val="18"/>
         </w:rPr>
-        <w:t>Figure 10-2  Selection mode: photos checked for face detection</w:t>
+        <w:t>Figure 10-1  The Faces tab (shown here with the component already installed, hence the empty state; before installing, you'd instead see a prompt with an Auto-install deepface button)</w:t>
       </w:r>
     </w:p>
     <w:p/>
+    <w:p>
+      <w:pPr>
+        <w:pStyle w:val="Heading2"/>
+      </w:pPr>
+      <w:r>
+        <w:rPr>
+          <w:color w:val="1D4E89"/>
+        </w:rPr>
+        <w:t>10.2  Tagging Faces</w:t>
+      </w:r>
+    </w:p>
     <w:p>
       <w:pPr>
         <w:pStyle w:val="ListNumber"/>
         <w:ind w:left="360"/>
       </w:pPr>
       <w:r>
-        <w:t>Click to run detection; DMS finds faces in the checked photos.</w:t>
+        <w:t>From a folder, click Tag Faces to enter selection mode.</w:t>
+      </w:r>
+    </w:p>
+    <w:p>
+      <w:pPr>
+        <w:pStyle w:val="ListNumber"/>
+        <w:ind w:left="360"/>
+      </w:pPr>
+      <w:r>
+        <w:t>Check the photos you want DMS to scan for faces.</w:t>
       </w:r>
     </w:p>
     <w:p>
@@ -6012,7 +6054,7 @@
               <a:graphicData uri="http://schemas.openxmlformats.org/drawingml/2006/picture">
                 <pic:pic>
                   <pic:nvPicPr>
-                    <pic:cNvPr id="0" name="22_face_tagging_dialog.png"/>
+                    <pic:cNvPr id="0" name="21_face_select_mode.png"/>
                     <pic:cNvPicPr/>
                   </pic:nvPicPr>
                   <pic:blipFill>
@@ -6045,7 +6087,7 @@
           <w:color w:val="707070"/>
           <w:sz w:val="18"/>
         </w:rPr>
-        <w:t>Figure 10-3  Face detection in progress</w:t>
+        <w:t>Figure 10-2  Selection mode: photos checked for face detection</w:t>
       </w:r>
     </w:p>
     <w:p/>
@@ -6055,329 +6097,7 @@
         <w:ind w:left="360"/>
       </w:pPr>
       <w:r>
-        <w:t>For each detected face, type a person's name (or pick an existing one) to tag it.</w:t>
-      </w:r>
-    </w:p>
-    <w:p>
-      <w:pPr>
-        <w:pStyle w:val="Heading2"/>
-      </w:pPr>
-      <w:r>
-        <w:rPr>
-          <w:color w:val="1D4E89"/>
-        </w:rPr>
-        <w:t>10.3  Browsing by Person / Auto-Matching</w:t>
-      </w:r>
-    </w:p>
-    <w:p>
-      <w:r>
-        <w:t>Once some faces are tagged, the Faces tab lets you browse photos grouped by person. New photos you tag later are automatically compared against known faces and suggested matches, so you don't have to name every single photo of the same person from scratch.</w:t>
-      </w:r>
-    </w:p>
-    <w:p>
-      <w:r>
-        <w:br w:type="page"/>
-      </w:r>
-    </w:p>
-    <w:p>
-      <w:pPr>
-        <w:pStyle w:val="Heading1"/>
-      </w:pPr>
-      <w:r>
-        <w:rPr>
-          <w:color w:val="1E40AF"/>
-        </w:rPr>
-        <w:t>11  Remote and Mobile Upload</w:t>
-      </w:r>
-    </w:p>
-    <w:p>
-      <w:pPr>
-        <w:pStyle w:val="Heading2"/>
-      </w:pPr>
-      <w:r>
-        <w:rPr>
-          <w:color w:val="1D4E89"/>
-        </w:rPr>
-        <w:t>11.1  Sending a Single Document to a Phone</w:t>
-      </w:r>
-    </w:p>
-    <w:p>
-      <w:r>
-        <w:t>Click the “send to phone” icon on any document card to generate a link that opens the document directly on a phone's browser - share it by SMS/iMessage, or copy the link and send it any way you like.</w:t>
-      </w:r>
-    </w:p>
-    <w:p>
-      <w:pPr>
-        <w:pStyle w:val="Heading2"/>
-      </w:pPr>
-      <w:r>
-        <w:rPr>
-          <w:color w:val="1D4E89"/>
-        </w:rPr>
-        <w:t>11.2  Remote Upload (QR-Code Batch Intake)</w:t>
-      </w:r>
-    </w:p>
-    <w:p>
-      <w:r>
-        <w:t>To receive a batch of photos or files from someone else's phone (or your own) without emailing them one by one, use Remote Upload from the desktop launcher: it shows a QR code that, once scanned, opens an upload page on the phone's browser, and anything uploaded there lands directly in the folder you chose on the desktop.</w:t>
-      </w:r>
-    </w:p>
-    <w:p>
-      <w:pPr>
-        <w:ind w:left="576" w:right="576"/>
-        <w:shd w:val="clear" w:color="auto" w:fill="FFF8E1"/>
-      </w:pPr>
-      <w:r>
-        <w:rPr>
-          <w:b/>
-          <w:color w:val="924E00"/>
-        </w:rPr>
-        <w:t xml:space="preserve">Note: </w:t>
-      </w:r>
-      <w:r>
-        <w:t>Remote upload works over your local network by default; sending or receiving across the open internet requires the tunnel/ngrok setup described alongside that feature in the app, which is outside the scope of this manual section.</w:t>
-      </w:r>
-    </w:p>
-    <w:p>
-      <w:r>
-        <w:br w:type="page"/>
-      </w:r>
-    </w:p>
-    <w:p>
-      <w:pPr>
-        <w:pStyle w:val="Heading1"/>
-      </w:pPr>
-      <w:r>
-        <w:rPr>
-          <w:color w:val="1E40AF"/>
-        </w:rPr>
-        <w:t>12  Project Management</w:t>
-      </w:r>
-    </w:p>
-    <w:p>
-      <w:r>
-        <w:t>The Project menu (in the header bar) provides tools for backing up, restoring, merging, and importing data.</w:t>
-      </w:r>
-    </w:p>
-    <w:p>
-      <w:pPr>
-        <w:pStyle w:val="Heading2"/>
-      </w:pPr>
-      <w:r>
-        <w:rPr>
-          <w:color w:val="1D4E89"/>
-        </w:rPr>
-        <w:t>12.1  Export Index Backup (METADATA)</w:t>
-      </w:r>
-    </w:p>
-    <w:p>
-      <w:r>
-        <w:t>Backs up only the folder-tree structure and metadata (not the actual document files) as a .dms file, named with a METADATA- prefix. Much smaller and faster than a full backup - useful for structural snapshots.</w:t>
-      </w:r>
-    </w:p>
-    <w:p>
-      <w:pPr>
-        <w:pStyle w:val="Heading2"/>
-      </w:pPr>
-      <w:r>
-        <w:rPr>
-          <w:color w:val="1D4E89"/>
-        </w:rPr>
-        <w:t>12.2  Export Full Backup (COMP)</w:t>
-      </w:r>
-    </w:p>
-    <w:p>
-      <w:r>
-        <w:t>Backs up the entire folder tree and every document file, packaged as a .dms file with a COMP- prefix. This is a complete, self-contained backup of the project.</w:t>
-      </w:r>
-    </w:p>
-    <w:p>
-      <w:pPr>
-        <w:ind w:left="576" w:right="576"/>
-        <w:shd w:val="clear" w:color="auto" w:fill="E6F4EA"/>
-      </w:pPr>
-      <w:r>
-        <w:rPr>
-          <w:b/>
-          <w:color w:val="056F00"/>
-        </w:rPr>
-        <w:t xml:space="preserve">Tip: </w:t>
-      </w:r>
-      <w:r>
-        <w:rPr>
-          <w:color w:val="333333"/>
-        </w:rPr>
-        <w:t>Save this file to a USB drive or cloud storage as a regular backup.</w:t>
-      </w:r>
-    </w:p>
-    <w:p>
-      <w:pPr>
-        <w:pStyle w:val="Heading2"/>
-      </w:pPr>
-      <w:r>
-        <w:rPr>
-          <w:color w:val="1D4E89"/>
-        </w:rPr>
-        <w:t>12.3  Export Selected Folders (PART)</w:t>
-      </w:r>
-    </w:p>
-    <w:p>
-      <w:r>
-        <w:t>Lets you pick specific folders to export (with their files), producing a .dms file with a PART- prefix - useful for sharing or archiving just part of a project.</w:t>
-      </w:r>
-    </w:p>
-    <w:p>
-      <w:pPr>
-        <w:pStyle w:val="Heading2"/>
-      </w:pPr>
-      <w:r>
-        <w:rPr>
-          <w:color w:val="1D4E89"/>
-        </w:rPr>
-        <w:t>12.4  Backup Retention Rules</w:t>
-      </w:r>
-    </w:p>
-    <w:p>
-      <w:r>
-        <w:t>The project keeps the 10 most recent .dms backups in the project's root folder; older ones are automatically moved into a “Not Shown in The Tree” archive folder at the root of the storage directory (not to be confused with the similarly named “Not Show in Tree” node inside the document tree from section 3.2, which holds soft-deleted documents instead).</w:t>
-      </w:r>
-    </w:p>
-    <w:p>
-      <w:pPr>
-        <w:pStyle w:val="Heading2"/>
-      </w:pPr>
-      <w:r>
-        <w:rPr>
-          <w:color w:val="1D4E89"/>
-        </w:rPr>
-        <w:t>12.5  Import a Project (.dms)</w:t>
-      </w:r>
-    </w:p>
-    <w:p>
-      <w:pPr>
-        <w:pStyle w:val="ListNumber"/>
-        <w:ind w:left="360"/>
-      </w:pPr>
-      <w:r>
-        <w:t>Click Project, then Import Project (.dms) and select the file.</w:t>
-      </w:r>
-    </w:p>
-    <w:p>
-      <w:pPr>
-        <w:pStyle w:val="ListNumber"/>
-        <w:ind w:left="360"/>
-      </w:pPr>
-      <w:r>
-        <w:t>Choose a destination folder for the import (a new, empty folder is recommended).</w:t>
-      </w:r>
-    </w:p>
-    <w:p>
-      <w:pPr>
-        <w:pStyle w:val="ListNumber"/>
-        <w:ind w:left="360"/>
-      </w:pPr>
-      <w:r>
-        <w:t>Click Import and Switch.</w:t>
-      </w:r>
-    </w:p>
-    <w:p>
-      <w:pPr>
-        <w:pStyle w:val="ListNumber"/>
-        <w:ind w:left="360"/>
-      </w:pPr>
-      <w:r>
-        <w:t>DMS extracts the files and rebuilds the tree structure, and switches the active project to it.</w:t>
-      </w:r>
-    </w:p>
-    <w:p>
-      <w:pPr>
-        <w:ind w:left="576" w:right="576"/>
-        <w:shd w:val="clear" w:color="auto" w:fill="FFF8E1"/>
-      </w:pPr>
-      <w:r>
-        <w:rPr>
-          <w:b/>
-          <w:color w:val="924E00"/>
-        </w:rPr>
-        <w:t xml:space="preserve">Note: </w:t>
-      </w:r>
-      <w:r>
-        <w:t>Importing only restores the folder-tree structure; it never deletes files already on disk.</w:t>
-      </w:r>
-    </w:p>
-    <w:p>
-      <w:pPr>
-        <w:pStyle w:val="Heading2"/>
-      </w:pPr>
-      <w:r>
-        <w:rPr>
-          <w:color w:val="1D4E89"/>
-        </w:rPr>
-        <w:t>12.6  CSV Export</w:t>
-      </w:r>
-    </w:p>
-    <w:p>
-      <w:r>
-        <w:t>Click Project, then Export Metadata (CSV) to download a spreadsheet with one row per document, including document ID, name, size, upload date, and metadata fields. Open it in Excel or Google Sheets for analysis or sharing.</w:t>
-      </w:r>
-    </w:p>
-    <w:p>
-      <w:pPr>
-        <w:pStyle w:val="Heading2"/>
-      </w:pPr>
-      <w:r>
-        <w:rPr>
-          <w:color w:val="1D4E89"/>
-        </w:rPr>
-        <w:t>12.7  Batch ZIP Import</w:t>
-      </w:r>
-    </w:p>
-    <w:p>
-      <w:r>
-        <w:t>Upload many files at once from a ZIP archive and have DMS automatically sort them into matching folders by filename prefix. Folders referenced by a filename must already exist in the tree; documents with an unrecognized folder name are left unlinked.</w:t>
-      </w:r>
-    </w:p>
-    <w:p>
-      <w:pPr>
-        <w:pStyle w:val="Heading2"/>
-      </w:pPr>
-      <w:r>
-        <w:rPr>
-          <w:color w:val="1D4E89"/>
-        </w:rPr>
-        <w:t>12.8  Hierarchy Import (with auto de-duplication)</w:t>
-      </w:r>
-    </w:p>
-    <w:p>
-      <w:r>
-        <w:t>Builds a folder tree quickly from a plain text file.</w:t>
-      </w:r>
-    </w:p>
-    <w:p>
-      <w:pPr>
-        <w:pStyle w:val="ListNumber"/>
-        <w:ind w:left="360"/>
-      </w:pPr>
-      <w:r>
-        <w:t>Prepare a text file with 2-3 comma-separated columns per line: folder name, parent folder name, description (optional). The first line is the root folder, with the parent-folder column omitted for it.</w:t>
-      </w:r>
-    </w:p>
-    <w:p>
-      <w:pPr>
-        <w:pStyle w:val="ListNumber"/>
-        <w:ind w:left="360"/>
-      </w:pPr>
-      <w:r>
-        <w:t>Click Project, then Create Folder Tree from Hierarchy, and upload (or paste) the text.</w:t>
-      </w:r>
-    </w:p>
-    <w:p>
-      <w:pPr>
-        <w:pStyle w:val="ListNumber"/>
-        <w:ind w:left="360"/>
-      </w:pPr>
-      <w:r>
-        <w:t>DMS validates the structure and shows a preview, including any errors.</w:t>
+        <w:t>Click to run detection; DMS finds faces in the checked photos.</w:t>
       </w:r>
     </w:p>
     <w:p>
@@ -6396,7 +6116,7 @@
               <a:graphicData uri="http://schemas.openxmlformats.org/drawingml/2006/picture">
                 <pic:pic>
                   <pic:nvPicPr>
-                    <pic:cNvPr id="0" name="12_hierarchy_import_empty.png"/>
+                    <pic:cNvPr id="0" name="22_face_tagging_dialog.png"/>
                     <pic:cNvPicPr/>
                   </pic:nvPicPr>
                   <pic:blipFill>
@@ -6429,10 +6149,341 @@
           <w:color w:val="707070"/>
           <w:sz w:val="18"/>
         </w:rPr>
-        <w:t>Figure 12-1  The hierarchy import dialog (initial state)</w:t>
+        <w:t>Figure 10-3  Face detection in progress</w:t>
       </w:r>
     </w:p>
     <w:p/>
+    <w:p>
+      <w:pPr>
+        <w:pStyle w:val="ListNumber"/>
+        <w:ind w:left="360"/>
+      </w:pPr>
+      <w:r>
+        <w:t>For each detected face, type a person's name (or pick an existing one) to tag it.</w:t>
+      </w:r>
+    </w:p>
+    <w:p>
+      <w:pPr>
+        <w:pStyle w:val="Heading2"/>
+      </w:pPr>
+      <w:r>
+        <w:rPr>
+          <w:color w:val="1D4E89"/>
+        </w:rPr>
+        <w:t>10.3  Browsing by Person / Auto-Matching</w:t>
+      </w:r>
+    </w:p>
+    <w:p>
+      <w:r>
+        <w:t>Once some faces are tagged, the Faces tab lets you browse photos grouped by person. New photos you tag later are automatically compared against known faces and suggested matches, so you don't have to name every single photo of the same person from scratch.</w:t>
+      </w:r>
+    </w:p>
+    <w:p>
+      <w:r>
+        <w:br w:type="page"/>
+      </w:r>
+    </w:p>
+    <w:p>
+      <w:pPr>
+        <w:pStyle w:val="Heading1"/>
+      </w:pPr>
+      <w:r>
+        <w:rPr>
+          <w:color w:val="1E40AF"/>
+        </w:rPr>
+        <w:t>11  Remote and Mobile Upload</w:t>
+      </w:r>
+    </w:p>
+    <w:p>
+      <w:pPr>
+        <w:pStyle w:val="Heading2"/>
+      </w:pPr>
+      <w:r>
+        <w:rPr>
+          <w:color w:val="1D4E89"/>
+        </w:rPr>
+        <w:t>11.1  Sending a Single Document to a Phone</w:t>
+      </w:r>
+    </w:p>
+    <w:p>
+      <w:r>
+        <w:t>Click the “send to phone” icon on any document card to generate a link that opens the document directly on a phone's browser - share it by SMS/iMessage, or copy the link and send it any way you like.</w:t>
+      </w:r>
+    </w:p>
+    <w:p>
+      <w:pPr>
+        <w:pStyle w:val="Heading2"/>
+      </w:pPr>
+      <w:r>
+        <w:rPr>
+          <w:color w:val="1D4E89"/>
+        </w:rPr>
+        <w:t>11.2  Remote Upload (QR-Code Batch Intake)</w:t>
+      </w:r>
+    </w:p>
+    <w:p>
+      <w:r>
+        <w:t>To receive a batch of photos or files from someone else's phone (or your own) without emailing them one by one, use Remote Upload from the desktop launcher: it shows a QR code that, once scanned, opens an upload page on the phone's browser, and anything uploaded there lands directly in the folder you chose on the desktop.</w:t>
+      </w:r>
+    </w:p>
+    <w:p>
+      <w:pPr>
+        <w:ind w:left="576" w:right="576"/>
+        <w:shd w:val="clear" w:color="auto" w:fill="FFF8E1"/>
+      </w:pPr>
+      <w:r>
+        <w:rPr>
+          <w:b/>
+          <w:color w:val="924E00"/>
+        </w:rPr>
+        <w:t xml:space="preserve">Note: </w:t>
+      </w:r>
+      <w:r>
+        <w:t>Remote upload works over your local network by default; sending or receiving across the open internet requires the tunnel/ngrok setup described alongside that feature in the app, which is outside the scope of this manual section.</w:t>
+      </w:r>
+    </w:p>
+    <w:p>
+      <w:r>
+        <w:br w:type="page"/>
+      </w:r>
+    </w:p>
+    <w:p>
+      <w:pPr>
+        <w:pStyle w:val="Heading1"/>
+      </w:pPr>
+      <w:r>
+        <w:rPr>
+          <w:color w:val="1E40AF"/>
+        </w:rPr>
+        <w:t>12  Project Management</w:t>
+      </w:r>
+    </w:p>
+    <w:p>
+      <w:r>
+        <w:t>The Project menu (in the header bar) provides tools for backing up, restoring, merging, and importing data.</w:t>
+      </w:r>
+    </w:p>
+    <w:p>
+      <w:pPr>
+        <w:pStyle w:val="Heading2"/>
+      </w:pPr>
+      <w:r>
+        <w:rPr>
+          <w:color w:val="1D4E89"/>
+        </w:rPr>
+        <w:t>12.1  Export Index Backup (METADATA)</w:t>
+      </w:r>
+    </w:p>
+    <w:p>
+      <w:r>
+        <w:t>Backs up only the folder-tree structure and metadata (not the actual document files) as a .dms file, named with a METADATA- prefix. Much smaller and faster than a full backup - useful for structural snapshots.</w:t>
+      </w:r>
+    </w:p>
+    <w:p>
+      <w:pPr>
+        <w:pStyle w:val="Heading2"/>
+      </w:pPr>
+      <w:r>
+        <w:rPr>
+          <w:color w:val="1D4E89"/>
+        </w:rPr>
+        <w:t>12.2  Export Full Backup (COMP)</w:t>
+      </w:r>
+    </w:p>
+    <w:p>
+      <w:r>
+        <w:t>Backs up the entire folder tree and every document file, packaged as a .dms file with a COMP- prefix. This is a complete, self-contained backup of the project.</w:t>
+      </w:r>
+    </w:p>
+    <w:p>
+      <w:pPr>
+        <w:ind w:left="576" w:right="576"/>
+        <w:shd w:val="clear" w:color="auto" w:fill="E6F4EA"/>
+      </w:pPr>
+      <w:r>
+        <w:rPr>
+          <w:b/>
+          <w:color w:val="056F00"/>
+        </w:rPr>
+        <w:t xml:space="preserve">Tip: </w:t>
+      </w:r>
+      <w:r>
+        <w:rPr>
+          <w:color w:val="333333"/>
+        </w:rPr>
+        <w:t>Save this file to a USB drive or cloud storage as a regular backup.</w:t>
+      </w:r>
+    </w:p>
+    <w:p>
+      <w:pPr>
+        <w:pStyle w:val="Heading2"/>
+      </w:pPr>
+      <w:r>
+        <w:rPr>
+          <w:color w:val="1D4E89"/>
+        </w:rPr>
+        <w:t>12.3  Export Selected Folders (PART)</w:t>
+      </w:r>
+    </w:p>
+    <w:p>
+      <w:r>
+        <w:t>Lets you pick specific folders to export (with their files), producing a .dms file with a PART- prefix - useful for sharing or archiving just part of a project.</w:t>
+      </w:r>
+    </w:p>
+    <w:p>
+      <w:pPr>
+        <w:pStyle w:val="Heading2"/>
+      </w:pPr>
+      <w:r>
+        <w:rPr>
+          <w:color w:val="1D4E89"/>
+        </w:rPr>
+        <w:t>12.4  Backup Retention Rules</w:t>
+      </w:r>
+    </w:p>
+    <w:p>
+      <w:r>
+        <w:t>The project keeps the 10 most recent .dms backups in the project's root folder; older ones are automatically moved into a “Not Shown in The Tree” archive folder at the root of the storage directory (not to be confused with the similarly named “Not Show in Tree” node inside the document tree from section 3.2, which holds soft-deleted documents instead).</w:t>
+      </w:r>
+    </w:p>
+    <w:p>
+      <w:pPr>
+        <w:pStyle w:val="Heading2"/>
+      </w:pPr>
+      <w:r>
+        <w:rPr>
+          <w:color w:val="1D4E89"/>
+        </w:rPr>
+        <w:t>12.5  Import a Project (.dms)</w:t>
+      </w:r>
+    </w:p>
+    <w:p>
+      <w:pPr>
+        <w:pStyle w:val="ListNumber"/>
+        <w:ind w:left="360"/>
+      </w:pPr>
+      <w:r>
+        <w:t>Click Project, then Import Project (.dms) and select the file.</w:t>
+      </w:r>
+    </w:p>
+    <w:p>
+      <w:pPr>
+        <w:pStyle w:val="ListNumber"/>
+        <w:ind w:left="360"/>
+      </w:pPr>
+      <w:r>
+        <w:t>Choose a destination folder for the import (a new, empty folder is recommended).</w:t>
+      </w:r>
+    </w:p>
+    <w:p>
+      <w:pPr>
+        <w:pStyle w:val="ListNumber"/>
+        <w:ind w:left="360"/>
+      </w:pPr>
+      <w:r>
+        <w:t>Click Import and Switch.</w:t>
+      </w:r>
+    </w:p>
+    <w:p>
+      <w:pPr>
+        <w:pStyle w:val="ListNumber"/>
+        <w:ind w:left="360"/>
+      </w:pPr>
+      <w:r>
+        <w:t>DMS extracts the files and rebuilds the tree structure, and switches the active project to it.</w:t>
+      </w:r>
+    </w:p>
+    <w:p>
+      <w:pPr>
+        <w:ind w:left="576" w:right="576"/>
+        <w:shd w:val="clear" w:color="auto" w:fill="FFF8E1"/>
+      </w:pPr>
+      <w:r>
+        <w:rPr>
+          <w:b/>
+          <w:color w:val="924E00"/>
+        </w:rPr>
+        <w:t xml:space="preserve">Note: </w:t>
+      </w:r>
+      <w:r>
+        <w:t>Importing only restores the folder-tree structure; it never deletes files already on disk.</w:t>
+      </w:r>
+    </w:p>
+    <w:p>
+      <w:pPr>
+        <w:pStyle w:val="Heading2"/>
+      </w:pPr>
+      <w:r>
+        <w:rPr>
+          <w:color w:val="1D4E89"/>
+        </w:rPr>
+        <w:t>12.6  CSV Export</w:t>
+      </w:r>
+    </w:p>
+    <w:p>
+      <w:r>
+        <w:t>Click Project, then Export Metadata (CSV) to download a spreadsheet with one row per document, including document ID, name, size, upload date, and metadata fields. Open it in Excel or Google Sheets for analysis or sharing.</w:t>
+      </w:r>
+    </w:p>
+    <w:p>
+      <w:pPr>
+        <w:pStyle w:val="Heading2"/>
+      </w:pPr>
+      <w:r>
+        <w:rPr>
+          <w:color w:val="1D4E89"/>
+        </w:rPr>
+        <w:t>12.7  Batch ZIP Import</w:t>
+      </w:r>
+    </w:p>
+    <w:p>
+      <w:r>
+        <w:t>Upload many files at once from a ZIP archive and have DMS automatically sort them into matching folders by filename prefix. Folders referenced by a filename must already exist in the tree; documents with an unrecognized folder name are left unlinked.</w:t>
+      </w:r>
+    </w:p>
+    <w:p>
+      <w:pPr>
+        <w:pStyle w:val="Heading2"/>
+      </w:pPr>
+      <w:r>
+        <w:rPr>
+          <w:color w:val="1D4E89"/>
+        </w:rPr>
+        <w:t>12.8  Hierarchy Import (with auto de-duplication)</w:t>
+      </w:r>
+    </w:p>
+    <w:p>
+      <w:r>
+        <w:t>Builds a folder tree quickly from a plain text file.</w:t>
+      </w:r>
+    </w:p>
+    <w:p>
+      <w:pPr>
+        <w:pStyle w:val="ListNumber"/>
+        <w:ind w:left="360"/>
+      </w:pPr>
+      <w:r>
+        <w:t>Prepare a text file with 2-3 comma-separated columns per line: folder name, parent folder name, description (optional). The first line is the root folder, with the parent-folder column omitted for it.</w:t>
+      </w:r>
+    </w:p>
+    <w:p>
+      <w:pPr>
+        <w:pStyle w:val="ListNumber"/>
+        <w:ind w:left="360"/>
+      </w:pPr>
+      <w:r>
+        <w:t>Click Project, then Create Folder Tree from Hierarchy, and upload (or paste) the text.</w:t>
+      </w:r>
+    </w:p>
+    <w:p>
+      <w:pPr>
+        <w:pStyle w:val="ListNumber"/>
+        <w:ind w:left="360"/>
+      </w:pPr>
+      <w:r>
+        <w:t>DMS validates the structure and shows a preview, including any errors.</w:t>
+      </w:r>
+    </w:p>
     <w:p>
       <w:pPr>
         <w:jc w:val="center"/>
@@ -6449,7 +6500,7 @@
               <a:graphicData uri="http://schemas.openxmlformats.org/drawingml/2006/picture">
                 <pic:pic>
                   <pic:nvPicPr>
-                    <pic:cNvPr id="0" name="14_hierarchy_import_error.png"/>
+                    <pic:cNvPr id="0" name="12_hierarchy_import_empty.png"/>
                     <pic:cNvPicPr/>
                   </pic:nvPicPr>
                   <pic:blipFill>
@@ -6482,7 +6533,7 @@
           <w:color w:val="707070"/>
           <w:sz w:val="18"/>
         </w:rPr>
-        <w:t>Figure 12-2  With auto-numbering off, a duplicate folder name is flagged as an error</w:t>
+        <w:t>Figure 12-1  The hierarchy import dialog (initial state)</w:t>
       </w:r>
     </w:p>
     <w:p/>
@@ -6502,7 +6553,7 @@
               <a:graphicData uri="http://schemas.openxmlformats.org/drawingml/2006/picture">
                 <pic:pic>
                   <pic:nvPicPr>
-                    <pic:cNvPr id="0" name="15_hierarchy_import_dedupe_ok.png"/>
+                    <pic:cNvPr id="0" name="14_hierarchy_import_error.png"/>
                     <pic:cNvPicPr/>
                   </pic:nvPicPr>
                   <pic:blipFill>
@@ -6535,35 +6586,10 @@
           <w:color w:val="707070"/>
           <w:sz w:val="18"/>
         </w:rPr>
-        <w:t>Figure 12-3  With auto-numbering on, the duplicate name is numbered and passes validation</w:t>
+        <w:t>Figure 12-2  With auto-numbering off, a duplicate folder name is flagged as an error</w:t>
       </w:r>
     </w:p>
     <w:p/>
-    <w:p>
-      <w:pPr>
-        <w:pStyle w:val="ListNumber"/>
-        <w:ind w:left="360"/>
-      </w:pPr>
-      <w:r>
-        <w:t>Click Create; all folders appear in the tree immediately.</w:t>
-      </w:r>
-    </w:p>
-    <w:p>
-      <w:pPr>
-        <w:pStyle w:val="Heading2"/>
-      </w:pPr>
-      <w:r>
-        <w:rPr>
-          <w:color w:val="1D4E89"/>
-        </w:rPr>
-        <w:t>12.9  Downloading This Manual from Inside the App</w:t>
-      </w:r>
-    </w:p>
-    <w:p>
-      <w:r>
-        <w:t>Click Project, then Download User Manual (.docx) under the Downloads section, to get the same manual you're reading now, generated fresh from inside the running app.</w:t>
-      </w:r>
-    </w:p>
     <w:p>
       <w:pPr>
         <w:jc w:val="center"/>
@@ -6580,7 +6606,7 @@
               <a:graphicData uri="http://schemas.openxmlformats.org/drawingml/2006/picture">
                 <pic:pic>
                   <pic:nvPicPr>
-                    <pic:cNvPr id="0" name="11_project_menu.png"/>
+                    <pic:cNvPr id="0" name="15_hierarchy_import_dedupe_ok.png"/>
                     <pic:cNvPicPr/>
                   </pic:nvPicPr>
                   <pic:blipFill>
@@ -6613,24 +6639,17 @@
           <w:color w:val="707070"/>
           <w:sz w:val="18"/>
         </w:rPr>
-        <w:t>Figure 12-4  The Project menu: export, import, and settings</w:t>
+        <w:t>Figure 12-3  With auto-numbering on, the duplicate name is numbered and passes validation</w:t>
       </w:r>
     </w:p>
     <w:p/>
     <w:p>
-      <w:r>
-        <w:br w:type="page"/>
-      </w:r>
-    </w:p>
-    <w:p>
-      <w:pPr>
-        <w:pStyle w:val="Heading1"/>
-      </w:pPr>
-      <w:r>
-        <w:rPr>
-          <w:color w:val="1E40AF"/>
-        </w:rPr>
-        <w:t>13  Cloud Sync and Email</w:t>
+      <w:pPr>
+        <w:pStyle w:val="ListNumber"/>
+        <w:ind w:left="360"/>
+      </w:pPr>
+      <w:r>
+        <w:t>Click Create; all folders appear in the tree immediately.</w:t>
       </w:r>
     </w:p>
     <w:p>
@@ -6641,71 +6660,12 @@
         <w:rPr>
           <w:color w:val="1D4E89"/>
         </w:rPr>
-        <w:t>13.1  Using OneDrive to Sync Storage</w:t>
-      </w:r>
-    </w:p>
-    <w:p>
-      <w:r>
-        <w:t>Pointing your DMS storage folder at a location synced by OneDrive (or a similar cloud-sync service) gives you automatic off-site backup with no extra steps - every change DMS makes on disk gets picked up and uploaded by the sync client in the background, the same as any other file in that folder.</w:t>
-      </w:r>
-    </w:p>
-    <w:p>
-      <w:pPr>
-        <w:ind w:left="576" w:right="576"/>
-        <w:shd w:val="clear" w:color="auto" w:fill="FFF8E1"/>
-      </w:pPr>
-      <w:r>
-        <w:rPr>
-          <w:b/>
-          <w:color w:val="924E00"/>
-        </w:rPr>
-        <w:t xml:space="preserve">Note: </w:t>
-      </w:r>
-      <w:r>
-        <w:t>Very large libraries, or a very slow internet connection, can make cloud sync lag behind your local changes; this is a property of the sync client, not of DMS.</w:t>
-      </w:r>
-    </w:p>
-    <w:p>
-      <w:pPr>
-        <w:pStyle w:val="Heading2"/>
-      </w:pPr>
-      <w:r>
-        <w:rPr>
-          <w:color w:val="1D4E89"/>
-        </w:rPr>
-        <w:t>13.2  Email Sending Setup</w:t>
-      </w:r>
-    </w:p>
-    <w:p>
-      <w:r>
-        <w:t>To use the “email” action on a document card, configure an SMTP account first.</w:t>
-      </w:r>
-    </w:p>
-    <w:p>
-      <w:pPr>
-        <w:pStyle w:val="ListNumber"/>
-        <w:ind w:left="360"/>
-      </w:pPr>
-      <w:r>
-        <w:t>Click Project, then Email Sending Setup.</w:t>
-      </w:r>
-    </w:p>
-    <w:p>
-      <w:pPr>
-        <w:pStyle w:val="ListNumber"/>
-        <w:ind w:left="360"/>
-      </w:pPr>
-      <w:r>
-        <w:t>Enter your SMTP server, port, username, and password (an app-specific password is usually required for Gmail/Outlook accounts with two-factor authentication).</w:t>
-      </w:r>
-    </w:p>
-    <w:p>
-      <w:pPr>
-        <w:pStyle w:val="ListNumber"/>
-        <w:ind w:left="360"/>
-      </w:pPr>
-      <w:r>
-        <w:t>Save the settings; DMS uses them to send documents as attachments going forward.</w:t>
+        <w:t>12.9  Downloading This Manual from Inside the App</w:t>
+      </w:r>
+    </w:p>
+    <w:p>
+      <w:r>
+        <w:t>Click Project, then Download User Manual (.docx) under the Downloads section, to get the same manual you're reading now, generated fresh from inside the running app.</w:t>
       </w:r>
     </w:p>
     <w:p>
@@ -6724,7 +6684,7 @@
               <a:graphicData uri="http://schemas.openxmlformats.org/drawingml/2006/picture">
                 <pic:pic>
                   <pic:nvPicPr>
-                    <pic:cNvPr id="0" name="20_email_settings.png"/>
+                    <pic:cNvPr id="0" name="11_project_menu.png"/>
                     <pic:cNvPicPr/>
                   </pic:nvPicPr>
                   <pic:blipFill>
@@ -6757,10 +6717,42 @@
           <w:color w:val="707070"/>
           <w:sz w:val="18"/>
         </w:rPr>
-        <w:t>Figure 13-1  Email sending (SMTP) settings dialog</w:t>
+        <w:t>Figure 12-4  The Project menu: export, import, and settings</w:t>
       </w:r>
     </w:p>
     <w:p/>
+    <w:p>
+      <w:r>
+        <w:br w:type="page"/>
+      </w:r>
+    </w:p>
+    <w:p>
+      <w:pPr>
+        <w:pStyle w:val="Heading1"/>
+      </w:pPr>
+      <w:r>
+        <w:rPr>
+          <w:color w:val="1E40AF"/>
+        </w:rPr>
+        <w:t>13  Cloud Sync and Email</w:t>
+      </w:r>
+    </w:p>
+    <w:p>
+      <w:pPr>
+        <w:pStyle w:val="Heading2"/>
+      </w:pPr>
+      <w:r>
+        <w:rPr>
+          <w:color w:val="1D4E89"/>
+        </w:rPr>
+        <w:t>13.1  Using OneDrive to Sync Storage</w:t>
+      </w:r>
+    </w:p>
+    <w:p>
+      <w:r>
+        <w:t>Pointing your DMS storage folder at a location synced by OneDrive (or a similar cloud-sync service) gives you automatic off-site backup with no extra steps - every change DMS makes on disk gets picked up and uploaded by the sync client in the background, the same as any other file in that folder.</w:t>
+      </w:r>
+    </w:p>
     <w:p>
       <w:pPr>
         <w:ind w:left="576" w:right="576"/>
@@ -6774,33 +6766,23 @@
         <w:t xml:space="preserve">Note: </w:t>
       </w:r>
       <w:r>
-        <w:t>On Mac, if SMTP hasn't been configured, clicking the email action instead opens your system Mail app with the document attached, so the feature still works without any setup.</w:t>
-      </w:r>
-    </w:p>
-    <w:p>
-      <w:r>
-        <w:br w:type="page"/>
-      </w:r>
-    </w:p>
-    <w:p>
-      <w:pPr>
-        <w:pStyle w:val="Heading1"/>
+        <w:t>Very large libraries, or a very slow internet connection, can make cloud sync lag behind your local changes; this is a property of the sync client, not of DMS.</w:t>
+      </w:r>
+    </w:p>
+    <w:p>
+      <w:pPr>
+        <w:pStyle w:val="Heading2"/>
       </w:pPr>
       <w:r>
         <w:rPr>
-          <w:color w:val="1E40AF"/>
+          <w:color w:val="1D4E89"/>
         </w:rPr>
-        <w:t>14  Password Protection</w:t>
-      </w:r>
-    </w:p>
-    <w:p>
-      <w:r>
-        <w:t>You can protect DMS with a password so that only authorized users can access the data - strongly recommended once you've enabled LAN access, remote upload, or saved any website login credentials (section 3.6).</w:t>
-      </w:r>
-    </w:p>
-    <w:p>
-      <w:r>
-        <w:t>Set a password:</w:t>
+        <w:t>13.2  Email Sending Setup</w:t>
+      </w:r>
+    </w:p>
+    <w:p>
+      <w:r>
+        <w:t>To use the “email” action on a document card, configure an SMTP account first.</w:t>
       </w:r>
     </w:p>
     <w:p>
@@ -6809,7 +6791,7 @@
         <w:ind w:left="360"/>
       </w:pPr>
       <w:r>
-        <w:t>Click Project, then Set Password.</w:t>
+        <w:t>Click Project, then Email Sending Setup.</w:t>
       </w:r>
     </w:p>
     <w:p>
@@ -6818,7 +6800,7 @@
         <w:ind w:left="360"/>
       </w:pPr>
       <w:r>
-        <w:t>Enter and confirm your chosen password.</w:t>
+        <w:t>Enter your SMTP server, port, username, and password (an app-specific password is usually required for Gmail/Outlook accounts with two-factor authentication).</w:t>
       </w:r>
     </w:p>
     <w:p>
@@ -6827,87 +6809,7 @@
         <w:ind w:left="360"/>
       </w:pPr>
       <w:r>
-        <w:t>Click Set.</w:t>
-      </w:r>
-    </w:p>
-    <w:p>
-      <w:pPr>
-        <w:pStyle w:val="ListNumber"/>
-        <w:ind w:left="360"/>
-      </w:pPr>
-      <w:r>
-        <w:t>On the next DMS startup, a login screen appears before the main interface.</w:t>
-      </w:r>
-    </w:p>
-    <w:p>
-      <w:r>
-        <w:t>Remove the password:</w:t>
-      </w:r>
-    </w:p>
-    <w:p>
-      <w:pPr>
-        <w:pStyle w:val="ListNumber"/>
-        <w:ind w:left="360"/>
-      </w:pPr>
-      <w:r>
-        <w:t>Click Project, then Change Password.</w:t>
-      </w:r>
-    </w:p>
-    <w:p>
-      <w:pPr>
-        <w:pStyle w:val="ListNumber"/>
-        <w:ind w:left="360"/>
-      </w:pPr>
-      <w:r>
-        <w:t>Enter your current password to confirm, then leave the new password fields blank.</w:t>
-      </w:r>
-    </w:p>
-    <w:p>
-      <w:pPr>
-        <w:pStyle w:val="ListNumber"/>
-        <w:ind w:left="360"/>
-      </w:pPr>
-      <w:r>
-        <w:t>Click Set to remove password protection.</w:t>
-      </w:r>
-    </w:p>
-    <w:p>
-      <w:r>
-        <w:t>Logout:</w:t>
-      </w:r>
-    </w:p>
-    <w:p>
-      <w:pPr>
-        <w:pStyle w:val="ListBullet"/>
-        <w:ind w:left="360"/>
-      </w:pPr>
-      <w:r>
-        <w:t>Click Logout in the header bar.</w:t>
-      </w:r>
-    </w:p>
-    <w:p>
-      <w:pPr>
-        <w:pStyle w:val="ListBullet"/>
-        <w:ind w:left="360"/>
-      </w:pPr>
-      <w:r>
-        <w:t>DMS returns to the login screen. The server keeps running; only the browser session ends.</w:t>
-      </w:r>
-    </w:p>
-    <w:p>
-      <w:pPr>
-        <w:ind w:left="576" w:right="576"/>
-        <w:shd w:val="clear" w:color="auto" w:fill="FFF8E1"/>
-      </w:pPr>
-      <w:r>
-        <w:rPr>
-          <w:b/>
-          <w:color w:val="924E00"/>
-        </w:rPr>
-        <w:t xml:space="preserve">Note: </w:t>
-      </w:r>
-      <w:r>
-        <w:t>The password is stored as a salted hash on the server (SHA-256, 100,000 iterations) - never in plain text. A folder's saved website login password (section 3.6) uses a separate, independent reversible-encryption scheme; the two don't affect each other.</w:t>
+        <w:t>Save the settings; DMS uses them to send documents as attachments going forward.</w:t>
       </w:r>
     </w:p>
     <w:p>
@@ -6926,11 +6828,213 @@
               <a:graphicData uri="http://schemas.openxmlformats.org/drawingml/2006/picture">
                 <pic:pic>
                   <pic:nvPicPr>
+                    <pic:cNvPr id="0" name="20_email_settings.png"/>
+                    <pic:cNvPicPr/>
+                  </pic:nvPicPr>
+                  <pic:blipFill>
+                    <a:blip r:embed="rId40"/>
+                    <a:stretch>
+                      <a:fillRect/>
+                    </a:stretch>
+                  </pic:blipFill>
+                  <pic:spPr>
+                    <a:xfrm>
+                      <a:off x="0" y="0"/>
+                      <a:ext cx="5486400" cy="3429000"/>
+                    </a:xfrm>
+                    <a:prstGeom prst="rect"/>
+                  </pic:spPr>
+                </pic:pic>
+              </a:graphicData>
+            </a:graphic>
+          </wp:inline>
+        </w:drawing>
+      </w:r>
+    </w:p>
+    <w:p>
+      <w:pPr>
+        <w:jc w:val="center"/>
+      </w:pPr>
+      <w:r>
+        <w:rPr>
+          <w:i/>
+          <w:color w:val="707070"/>
+          <w:sz w:val="18"/>
+        </w:rPr>
+        <w:t>Figure 13-1  Email sending (SMTP) settings dialog</w:t>
+      </w:r>
+    </w:p>
+    <w:p/>
+    <w:p>
+      <w:pPr>
+        <w:ind w:left="576" w:right="576"/>
+        <w:shd w:val="clear" w:color="auto" w:fill="FFF8E1"/>
+      </w:pPr>
+      <w:r>
+        <w:rPr>
+          <w:b/>
+          <w:color w:val="924E00"/>
+        </w:rPr>
+        <w:t xml:space="preserve">Note: </w:t>
+      </w:r>
+      <w:r>
+        <w:t>On Mac, if SMTP hasn't been configured, clicking the email action instead opens your system Mail app with the document attached, so the feature still works without any setup.</w:t>
+      </w:r>
+    </w:p>
+    <w:p>
+      <w:r>
+        <w:br w:type="page"/>
+      </w:r>
+    </w:p>
+    <w:p>
+      <w:pPr>
+        <w:pStyle w:val="Heading1"/>
+      </w:pPr>
+      <w:r>
+        <w:rPr>
+          <w:color w:val="1E40AF"/>
+        </w:rPr>
+        <w:t>14  Password Protection</w:t>
+      </w:r>
+    </w:p>
+    <w:p>
+      <w:r>
+        <w:t>You can protect DMS with a password so that only authorized users can access the data - strongly recommended once you've enabled LAN access, remote upload, or saved any website login credentials (section 3.6).</w:t>
+      </w:r>
+    </w:p>
+    <w:p>
+      <w:r>
+        <w:t>Set a password:</w:t>
+      </w:r>
+    </w:p>
+    <w:p>
+      <w:pPr>
+        <w:pStyle w:val="ListNumber"/>
+        <w:ind w:left="360"/>
+      </w:pPr>
+      <w:r>
+        <w:t>Click Project, then Set Password.</w:t>
+      </w:r>
+    </w:p>
+    <w:p>
+      <w:pPr>
+        <w:pStyle w:val="ListNumber"/>
+        <w:ind w:left="360"/>
+      </w:pPr>
+      <w:r>
+        <w:t>Enter and confirm your chosen password.</w:t>
+      </w:r>
+    </w:p>
+    <w:p>
+      <w:pPr>
+        <w:pStyle w:val="ListNumber"/>
+        <w:ind w:left="360"/>
+      </w:pPr>
+      <w:r>
+        <w:t>Click Set.</w:t>
+      </w:r>
+    </w:p>
+    <w:p>
+      <w:pPr>
+        <w:pStyle w:val="ListNumber"/>
+        <w:ind w:left="360"/>
+      </w:pPr>
+      <w:r>
+        <w:t>On the next DMS startup, a login screen appears before the main interface.</w:t>
+      </w:r>
+    </w:p>
+    <w:p>
+      <w:r>
+        <w:t>Remove the password:</w:t>
+      </w:r>
+    </w:p>
+    <w:p>
+      <w:pPr>
+        <w:pStyle w:val="ListNumber"/>
+        <w:ind w:left="360"/>
+      </w:pPr>
+      <w:r>
+        <w:t>Click Project, then Change Password.</w:t>
+      </w:r>
+    </w:p>
+    <w:p>
+      <w:pPr>
+        <w:pStyle w:val="ListNumber"/>
+        <w:ind w:left="360"/>
+      </w:pPr>
+      <w:r>
+        <w:t>Enter your current password to confirm, then leave the new password fields blank.</w:t>
+      </w:r>
+    </w:p>
+    <w:p>
+      <w:pPr>
+        <w:pStyle w:val="ListNumber"/>
+        <w:ind w:left="360"/>
+      </w:pPr>
+      <w:r>
+        <w:t>Click Set to remove password protection.</w:t>
+      </w:r>
+    </w:p>
+    <w:p>
+      <w:r>
+        <w:t>Logout:</w:t>
+      </w:r>
+    </w:p>
+    <w:p>
+      <w:pPr>
+        <w:pStyle w:val="ListBullet"/>
+        <w:ind w:left="360"/>
+      </w:pPr>
+      <w:r>
+        <w:t>Click Logout in the header bar.</w:t>
+      </w:r>
+    </w:p>
+    <w:p>
+      <w:pPr>
+        <w:pStyle w:val="ListBullet"/>
+        <w:ind w:left="360"/>
+      </w:pPr>
+      <w:r>
+        <w:t>DMS returns to the login screen. The server keeps running; only the browser session ends.</w:t>
+      </w:r>
+    </w:p>
+    <w:p>
+      <w:pPr>
+        <w:ind w:left="576" w:right="576"/>
+        <w:shd w:val="clear" w:color="auto" w:fill="FFF8E1"/>
+      </w:pPr>
+      <w:r>
+        <w:rPr>
+          <w:b/>
+          <w:color w:val="924E00"/>
+        </w:rPr>
+        <w:t xml:space="preserve">Note: </w:t>
+      </w:r>
+      <w:r>
+        <w:t>The password is stored as a salted hash on the server (SHA-256, 100,000 iterations) - never in plain text. A folder's saved website login password (section 3.6) uses a separate, independent reversible-encryption scheme; the two don't affect each other.</w:t>
+      </w:r>
+    </w:p>
+    <w:p>
+      <w:pPr>
+        <w:jc w:val="center"/>
+      </w:pPr>
+      <w:r>
+        <w:drawing>
+          <wp:inline xmlns:a="http://schemas.openxmlformats.org/drawingml/2006/main" xmlns:pic="http://schemas.openxmlformats.org/drawingml/2006/picture">
+            <wp:extent cx="5486400" cy="3429000"/>
+            <wp:docPr id="33" name="Picture 33"/>
+            <wp:cNvGraphicFramePr>
+              <a:graphicFrameLocks noChangeAspect="1"/>
+            </wp:cNvGraphicFramePr>
+            <a:graphic>
+              <a:graphicData uri="http://schemas.openxmlformats.org/drawingml/2006/picture">
+                <pic:pic>
+                  <pic:nvPicPr>
                     <pic:cNvPr id="0" name="19_password_dialog.png"/>
                     <pic:cNvPicPr/>
                   </pic:nvPicPr>
                   <pic:blipFill>
-                    <a:blip r:embed="rId40"/>
+                    <a:blip r:embed="rId41"/>
                     <a:stretch>
                       <a:fillRect/>
                     </a:stretch>
@@ -7350,7 +7454,7 @@
         <w:drawing>
           <wp:inline xmlns:a="http://schemas.openxmlformats.org/drawingml/2006/main" xmlns:pic="http://schemas.openxmlformats.org/drawingml/2006/picture">
             <wp:extent cx="5486400" cy="2741275"/>
-            <wp:docPr id="33" name="Picture 33"/>
+            <wp:docPr id="34" name="Picture 34"/>
             <wp:cNvGraphicFramePr>
               <a:graphicFrameLocks noChangeAspect="1"/>
             </wp:cNvGraphicFramePr>
@@ -7362,7 +7466,7 @@
                     <pic:cNvPicPr/>
                   </pic:nvPicPr>
                   <pic:blipFill>
-                    <a:blip r:embed="rId41"/>
+                    <a:blip r:embed="rId42"/>
                     <a:stretch>
                       <a:fillRect/>
                     </a:stretch>
@@ -7520,7 +7624,7 @@
         <w:drawing>
           <wp:inline xmlns:a="http://schemas.openxmlformats.org/drawingml/2006/main" xmlns:pic="http://schemas.openxmlformats.org/drawingml/2006/picture">
             <wp:extent cx="5486400" cy="2737425"/>
-            <wp:docPr id="34" name="Picture 34"/>
+            <wp:docPr id="35" name="Picture 35"/>
             <wp:cNvGraphicFramePr>
               <a:graphicFrameLocks noChangeAspect="1"/>
             </wp:cNvGraphicFramePr>
@@ -7532,7 +7636,7 @@
                     <pic:cNvPicPr/>
                   </pic:nvPicPr>
                   <pic:blipFill>
-                    <a:blip r:embed="rId42"/>
+                    <a:blip r:embed="rId43"/>
                     <a:stretch>
                       <a:fillRect/>
                     </a:stretch>
@@ -7649,7 +7753,7 @@
         <w:drawing>
           <wp:inline xmlns:a="http://schemas.openxmlformats.org/drawingml/2006/main" xmlns:pic="http://schemas.openxmlformats.org/drawingml/2006/picture">
             <wp:extent cx="5486400" cy="2578748"/>
-            <wp:docPr id="35" name="Picture 35"/>
+            <wp:docPr id="36" name="Picture 36"/>
             <wp:cNvGraphicFramePr>
               <a:graphicFrameLocks noChangeAspect="1"/>
             </wp:cNvGraphicFramePr>
@@ -7661,7 +7765,7 @@
                     <pic:cNvPicPr/>
                   </pic:nvPicPr>
                   <pic:blipFill>
-                    <a:blip r:embed="rId43"/>
+                    <a:blip r:embed="rId44"/>
                     <a:stretch>
                       <a:fillRect/>
                     </a:stretch>

--- a/PMS_User_Manual.docx
+++ b/PMS_User_Manual.docx
@@ -236,6 +236,14 @@
     </w:p>
     <w:p>
       <w:pPr>
+        <w:ind w:left="576"/>
+      </w:pPr>
+      <w:r>
+        <w:t>3.9  Setting a Photo Root Folder</w:t>
+      </w:r>
+    </w:p>
+    <w:p>
+      <w:pPr>
         <w:ind w:left="0"/>
       </w:pPr>
       <w:r>
@@ -335,6 +343,14 @@
     </w:p>
     <w:p>
       <w:pPr>
+        <w:ind w:left="576"/>
+      </w:pPr>
+      <w:r>
+        <w:t>4.12  Batch Document Actions (Multi-select: Download, Batch Rename, Find Near-Duplicates)</w:t>
+      </w:r>
+    </w:p>
+    <w:p>
+      <w:pPr>
         <w:ind w:left="0"/>
       </w:pPr>
       <w:r>
@@ -417,6 +433,14 @@
       </w:pPr>
       <w:r>
         <w:t>6.5  Parameter Trend Charts and Snapshots</w:t>
+      </w:r>
+    </w:p>
+    <w:p>
+      <w:pPr>
+        <w:ind w:left="576"/>
+      </w:pPr>
+      <w:r>
+        <w:t>6.6  Batch AI Parameter Extraction (Multi-select Documents)</w:t>
       </w:r>
     </w:p>
     <w:p>
@@ -1500,6 +1524,25 @@
           <w:color w:val="333333"/>
         </w:rPr>
         <w:t>Drag the vertical divider between the sidebar and the content panel to resize either side. Double-click the divider to reset to the default width.</w:t>
+      </w:r>
+    </w:p>
+    <w:p>
+      <w:pPr>
+        <w:ind w:left="576" w:right="576"/>
+        <w:shd w:val="clear" w:color="auto" w:fill="E6F4EA"/>
+      </w:pPr>
+      <w:r>
+        <w:rPr>
+          <w:b/>
+          <w:color w:val="056F00"/>
+        </w:rPr>
+        <w:t xml:space="preserve">Tip: </w:t>
+      </w:r>
+      <w:r>
+        <w:rPr>
+          <w:color w:val="333333"/>
+        </w:rPr>
+        <w:t>The storage path shown in the middle of the header bar is itself a button - click it anytime to open a Change storage location dialog and point DMS at a different folder on your computer, no restart and no need to go back through the section 1.3 startup screen (see section 1.3 for the first-time setup).</w:t>
       </w:r>
     </w:p>
     <w:p>
@@ -2794,6 +2837,130 @@
     </w:p>
     <w:p/>
     <w:p>
+      <w:pPr>
+        <w:pStyle w:val="Heading2"/>
+      </w:pPr>
+      <w:r>
+        <w:rPr>
+          <w:color w:val="1D4E89"/>
+        </w:rPr>
+        <w:t>3.9  Setting a Photo Root Folder</w:t>
+      </w:r>
+    </w:p>
+    <w:p>
+      <w:r>
+        <w:t>Section 4.1 explains that uploading a photo automatically creates “year/month” subfolders under the current folder. If you'd rather have every photo in the whole project archived by year/month under one fixed location - instead of scattered under whichever folder you happened to upload into - you can designate a “photo root” folder:</w:t>
+      </w:r>
+    </w:p>
+    <w:p>
+      <w:pPr>
+        <w:pStyle w:val="ListNumber"/>
+        <w:ind w:left="360"/>
+      </w:pPr>
+      <w:r>
+        <w:t>Right-click the folder you want to use as the root, and choose Set as photo root folder.</w:t>
+      </w:r>
+    </w:p>
+    <w:p>
+      <w:pPr>
+        <w:pStyle w:val="ListNumber"/>
+        <w:ind w:left="360"/>
+      </w:pPr>
+      <w:r>
+        <w:t>That folder gets a small camera-icon marker in the tree.</w:t>
+      </w:r>
+    </w:p>
+    <w:p>
+      <w:pPr>
+        <w:pStyle w:val="ListNumber"/>
+        <w:ind w:left="360"/>
+      </w:pPr>
+      <w:r>
+        <w:t>From then on, uploading a photo anywhere in the tree (as long as you're not using the “current folder” upload mode) creates its year/month subfolders under this designated root, not under whatever folder you uploaded into.</w:t>
+      </w:r>
+    </w:p>
+    <w:p>
+      <w:pPr>
+        <w:pStyle w:val="ListNumber"/>
+        <w:ind w:left="360"/>
+      </w:pPr>
+      <w:r>
+        <w:t>To undo it, right-click the marked folder and choose Unset photo root folder.</w:t>
+      </w:r>
+    </w:p>
+    <w:p>
+      <w:pPr>
+        <w:jc w:val="center"/>
+      </w:pPr>
+      <w:r>
+        <w:drawing>
+          <wp:inline xmlns:a="http://schemas.openxmlformats.org/drawingml/2006/main" xmlns:pic="http://schemas.openxmlformats.org/drawingml/2006/picture">
+            <wp:extent cx="5486400" cy="2936720"/>
+            <wp:docPr id="10" name="Picture 10"/>
+            <wp:cNvGraphicFramePr>
+              <a:graphicFrameLocks noChangeAspect="1"/>
+            </wp:cNvGraphicFramePr>
+            <a:graphic>
+              <a:graphicData uri="http://schemas.openxmlformats.org/drawingml/2006/picture">
+                <pic:pic>
+                  <pic:nvPicPr>
+                    <pic:cNvPr id="0" name="39_photo_root_context_menu.png"/>
+                    <pic:cNvPicPr/>
+                  </pic:nvPicPr>
+                  <pic:blipFill>
+                    <a:blip r:embed="rId18"/>
+                    <a:stretch>
+                      <a:fillRect/>
+                    </a:stretch>
+                  </pic:blipFill>
+                  <pic:spPr>
+                    <a:xfrm>
+                      <a:off x="0" y="0"/>
+                      <a:ext cx="5486400" cy="2936720"/>
+                    </a:xfrm>
+                    <a:prstGeom prst="rect"/>
+                  </pic:spPr>
+                </pic:pic>
+              </a:graphicData>
+            </a:graphic>
+          </wp:inline>
+        </w:drawing>
+      </w:r>
+    </w:p>
+    <w:p>
+      <w:pPr>
+        <w:jc w:val="center"/>
+      </w:pPr>
+      <w:r>
+        <w:rPr>
+          <w:i/>
+          <w:color w:val="707070"/>
+          <w:sz w:val="18"/>
+        </w:rPr>
+        <w:t>Figure 3-8  Folder right-click menu: Set/Unset photo root folder</w:t>
+      </w:r>
+    </w:p>
+    <w:p/>
+    <w:p>
+      <w:pPr>
+        <w:ind w:left="576" w:right="576"/>
+        <w:shd w:val="clear" w:color="auto" w:fill="E6F4EA"/>
+      </w:pPr>
+      <w:r>
+        <w:rPr>
+          <w:b/>
+          <w:color w:val="056F00"/>
+        </w:rPr>
+        <w:t xml:space="preserve">Tip: </w:t>
+      </w:r>
+      <w:r>
+        <w:rPr>
+          <w:color w:val="333333"/>
+        </w:rPr>
+        <w:t>Handy for funneling every photo from every device and every folder into one central “Photo Library” folder organized by year/month, while each business folder keeps only the documents relevant to it, unmixed with photos.</w:t>
+      </w:r>
+    </w:p>
+    <w:p>
       <w:r>
         <w:br w:type="page"/>
       </w:r>
@@ -3362,7 +3529,7 @@
         <w:drawing>
           <wp:inline xmlns:a="http://schemas.openxmlformats.org/drawingml/2006/main" xmlns:pic="http://schemas.openxmlformats.org/drawingml/2006/picture">
             <wp:extent cx="5486400" cy="3429000"/>
-            <wp:docPr id="10" name="Picture 10"/>
+            <wp:docPr id="11" name="Picture 11"/>
             <wp:cNvGraphicFramePr>
               <a:graphicFrameLocks noChangeAspect="1"/>
             </wp:cNvGraphicFramePr>
@@ -3371,59 +3538,6 @@
                 <pic:pic>
                   <pic:nvPicPr>
                     <pic:cNvPr id="0" name="05_doc_viewer_pdf.png"/>
-                    <pic:cNvPicPr/>
-                  </pic:nvPicPr>
-                  <pic:blipFill>
-                    <a:blip r:embed="rId18"/>
-                    <a:stretch>
-                      <a:fillRect/>
-                    </a:stretch>
-                  </pic:blipFill>
-                  <pic:spPr>
-                    <a:xfrm>
-                      <a:off x="0" y="0"/>
-                      <a:ext cx="5486400" cy="3429000"/>
-                    </a:xfrm>
-                    <a:prstGeom prst="rect"/>
-                  </pic:spPr>
-                </pic:pic>
-              </a:graphicData>
-            </a:graphic>
-          </wp:inline>
-        </w:drawing>
-      </w:r>
-    </w:p>
-    <w:p>
-      <w:pPr>
-        <w:jc w:val="center"/>
-      </w:pPr>
-      <w:r>
-        <w:rPr>
-          <w:i/>
-          <w:color w:val="707070"/>
-          <w:sz w:val="18"/>
-        </w:rPr>
-        <w:t>Figure 4-1  The PDF document viewer</w:t>
-      </w:r>
-    </w:p>
-    <w:p/>
-    <w:p>
-      <w:pPr>
-        <w:jc w:val="center"/>
-      </w:pPr>
-      <w:r>
-        <w:drawing>
-          <wp:inline xmlns:a="http://schemas.openxmlformats.org/drawingml/2006/main" xmlns:pic="http://schemas.openxmlformats.org/drawingml/2006/picture">
-            <wp:extent cx="5486400" cy="3429000"/>
-            <wp:docPr id="11" name="Picture 11"/>
-            <wp:cNvGraphicFramePr>
-              <a:graphicFrameLocks noChangeAspect="1"/>
-            </wp:cNvGraphicFramePr>
-            <a:graphic>
-              <a:graphicData uri="http://schemas.openxmlformats.org/drawingml/2006/picture">
-                <pic:pic>
-                  <pic:nvPicPr>
-                    <pic:cNvPr id="0" name="06_doc_viewer_image.png"/>
                     <pic:cNvPicPr/>
                   </pic:nvPicPr>
                   <pic:blipFill>
@@ -3456,6 +3570,59 @@
           <w:color w:val="707070"/>
           <w:sz w:val="18"/>
         </w:rPr>
+        <w:t>Figure 4-1  The PDF document viewer</w:t>
+      </w:r>
+    </w:p>
+    <w:p/>
+    <w:p>
+      <w:pPr>
+        <w:jc w:val="center"/>
+      </w:pPr>
+      <w:r>
+        <w:drawing>
+          <wp:inline xmlns:a="http://schemas.openxmlformats.org/drawingml/2006/main" xmlns:pic="http://schemas.openxmlformats.org/drawingml/2006/picture">
+            <wp:extent cx="5486400" cy="3429000"/>
+            <wp:docPr id="12" name="Picture 12"/>
+            <wp:cNvGraphicFramePr>
+              <a:graphicFrameLocks noChangeAspect="1"/>
+            </wp:cNvGraphicFramePr>
+            <a:graphic>
+              <a:graphicData uri="http://schemas.openxmlformats.org/drawingml/2006/picture">
+                <pic:pic>
+                  <pic:nvPicPr>
+                    <pic:cNvPr id="0" name="06_doc_viewer_image.png"/>
+                    <pic:cNvPicPr/>
+                  </pic:nvPicPr>
+                  <pic:blipFill>
+                    <a:blip r:embed="rId20"/>
+                    <a:stretch>
+                      <a:fillRect/>
+                    </a:stretch>
+                  </pic:blipFill>
+                  <pic:spPr>
+                    <a:xfrm>
+                      <a:off x="0" y="0"/>
+                      <a:ext cx="5486400" cy="3429000"/>
+                    </a:xfrm>
+                    <a:prstGeom prst="rect"/>
+                  </pic:spPr>
+                </pic:pic>
+              </a:graphicData>
+            </a:graphic>
+          </wp:inline>
+        </w:drawing>
+      </w:r>
+    </w:p>
+    <w:p>
+      <w:pPr>
+        <w:jc w:val="center"/>
+      </w:pPr>
+      <w:r>
+        <w:rPr>
+          <w:i/>
+          <w:color w:val="707070"/>
+          <w:sz w:val="18"/>
+        </w:rPr>
         <w:t>Figure 4-2  The image document viewer</w:t>
       </w:r>
     </w:p>
@@ -3468,7 +3635,7 @@
         <w:drawing>
           <wp:inline xmlns:a="http://schemas.openxmlformats.org/drawingml/2006/main" xmlns:pic="http://schemas.openxmlformats.org/drawingml/2006/picture">
             <wp:extent cx="5486400" cy="2741275"/>
-            <wp:docPr id="12" name="Picture 12"/>
+            <wp:docPr id="13" name="Picture 13"/>
             <wp:cNvGraphicFramePr>
               <a:graphicFrameLocks noChangeAspect="1"/>
             </wp:cNvGraphicFramePr>
@@ -3480,7 +3647,7 @@
                     <pic:cNvPicPr/>
                   </pic:nvPicPr>
                   <pic:blipFill>
-                    <a:blip r:embed="rId20"/>
+                    <a:blip r:embed="rId21"/>
                     <a:stretch>
                       <a:fillRect/>
                     </a:stretch>
@@ -3810,7 +3977,7 @@
         <w:drawing>
           <wp:inline xmlns:a="http://schemas.openxmlformats.org/drawingml/2006/main" xmlns:pic="http://schemas.openxmlformats.org/drawingml/2006/picture">
             <wp:extent cx="5486400" cy="2253343"/>
-            <wp:docPr id="13" name="Picture 13"/>
+            <wp:docPr id="14" name="Picture 14"/>
             <wp:cNvGraphicFramePr>
               <a:graphicFrameLocks noChangeAspect="1"/>
             </wp:cNvGraphicFramePr>
@@ -3822,7 +3989,7 @@
                     <pic:cNvPicPr/>
                   </pic:nvPicPr>
                   <pic:blipFill>
-                    <a:blip r:embed="rId21"/>
+                    <a:blip r:embed="rId22"/>
                     <a:stretch>
                       <a:fillRect/>
                     </a:stretch>
@@ -3950,7 +4117,7 @@
         <w:drawing>
           <wp:inline xmlns:a="http://schemas.openxmlformats.org/drawingml/2006/main" xmlns:pic="http://schemas.openxmlformats.org/drawingml/2006/picture">
             <wp:extent cx="5486400" cy="2741275"/>
-            <wp:docPr id="14" name="Picture 14"/>
+            <wp:docPr id="15" name="Picture 15"/>
             <wp:cNvGraphicFramePr>
               <a:graphicFrameLocks noChangeAspect="1"/>
             </wp:cNvGraphicFramePr>
@@ -3959,116 +4126,6 @@
                 <pic:pic>
                   <pic:nvPicPr>
                     <pic:cNvPr id="0" name="30_doc_ask_ai.png"/>
-                    <pic:cNvPicPr/>
-                  </pic:nvPicPr>
-                  <pic:blipFill>
-                    <a:blip r:embed="rId22"/>
-                    <a:stretch>
-                      <a:fillRect/>
-                    </a:stretch>
-                  </pic:blipFill>
-                  <pic:spPr>
-                    <a:xfrm>
-                      <a:off x="0" y="0"/>
-                      <a:ext cx="5486400" cy="2741275"/>
-                    </a:xfrm>
-                    <a:prstGeom prst="rect"/>
-                  </pic:spPr>
-                </pic:pic>
-              </a:graphicData>
-            </a:graphic>
-          </wp:inline>
-        </w:drawing>
-      </w:r>
-    </w:p>
-    <w:p>
-      <w:pPr>
-        <w:jc w:val="center"/>
-      </w:pPr>
-      <w:r>
-        <w:rPr>
-          <w:i/>
-          <w:color w:val="707070"/>
-          <w:sz w:val="18"/>
-        </w:rPr>
-        <w:t>Figure 4-5  Asking AI about a single document (needs a Gemini or DeepSeek API key - section 6.4)</w:t>
-      </w:r>
-    </w:p>
-    <w:p/>
-    <w:p>
-      <w:r>
-        <w:t>The description panel's AI Cleanup button works the same way for a single document's description: choose “Organize / Polish wording / Make concise,” and the AI tidies up rough or dictated text while keeping all the information; the result previews first, and only replaces your text once you click Apply.</w:t>
-      </w:r>
-    </w:p>
-    <w:p>
-      <w:pPr>
-        <w:pStyle w:val="Heading2"/>
-      </w:pPr>
-      <w:r>
-        <w:rPr>
-          <w:color w:val="1D4E89"/>
-        </w:rPr>
-        <w:t>4.10  Convert to PDF (Batch)</w:t>
-      </w:r>
-    </w:p>
-    <w:p>
-      <w:r>
-        <w:t>Need to convert a batch of photos or existing PDFs into a consistent, cleanly named set? You don't have to save each one individually.</w:t>
-      </w:r>
-    </w:p>
-    <w:p>
-      <w:pPr>
-        <w:pStyle w:val="ListNumber"/>
-        <w:ind w:left="360"/>
-      </w:pPr>
-      <w:r>
-        <w:t>Check the images and/or PDFs you want to convert in the folder (use Multi-select, or check them inside the dialog that opens).</w:t>
-      </w:r>
-    </w:p>
-    <w:p>
-      <w:pPr>
-        <w:pStyle w:val="ListNumber"/>
-        <w:ind w:left="360"/>
-      </w:pPr>
-      <w:r>
-        <w:t>Click Convert to PDF; the dialog lists the checked documents and their sizes.</w:t>
-      </w:r>
-    </w:p>
-    <w:p>
-      <w:pPr>
-        <w:pStyle w:val="ListNumber"/>
-        <w:ind w:left="360"/>
-      </w:pPr>
-      <w:r>
-        <w:t>Click Convert N document(s) to PDF.</w:t>
-      </w:r>
-    </w:p>
-    <w:p>
-      <w:pPr>
-        <w:pStyle w:val="ListNumber"/>
-        <w:ind w:left="360"/>
-      </w:pPr>
-      <w:r>
-        <w:t>Each document is converted into its own separate PDF (named with a “YYYY-MM-DD-” prefix whenever a date is known); the originals are moved to “Deleted files” (a soft delete - recoverable, see section 3.2).</w:t>
-      </w:r>
-    </w:p>
-    <w:p>
-      <w:pPr>
-        <w:jc w:val="center"/>
-      </w:pPr>
-      <w:r>
-        <w:drawing>
-          <wp:inline xmlns:a="http://schemas.openxmlformats.org/drawingml/2006/main" xmlns:pic="http://schemas.openxmlformats.org/drawingml/2006/picture">
-            <wp:extent cx="5486400" cy="2741275"/>
-            <wp:docPr id="15" name="Picture 15"/>
-            <wp:cNvGraphicFramePr>
-              <a:graphicFrameLocks noChangeAspect="1"/>
-            </wp:cNvGraphicFramePr>
-            <a:graphic>
-              <a:graphicData uri="http://schemas.openxmlformats.org/drawingml/2006/picture">
-                <pic:pic>
-                  <pic:nvPicPr>
-                    <pic:cNvPr id="0" name="33_convert_to_pdf.png"/>
                     <pic:cNvPicPr/>
                   </pic:nvPicPr>
                   <pic:blipFill>
@@ -4101,6 +4158,116 @@
           <w:color w:val="707070"/>
           <w:sz w:val="18"/>
         </w:rPr>
+        <w:t>Figure 4-5  Asking AI about a single document (needs a Gemini or DeepSeek API key - section 6.4)</w:t>
+      </w:r>
+    </w:p>
+    <w:p/>
+    <w:p>
+      <w:r>
+        <w:t>The description panel's AI Cleanup button works the same way for a single document's description: choose “Organize / Polish wording / Make concise,” and the AI tidies up rough or dictated text while keeping all the information; the result previews first, and only replaces your text once you click Apply.</w:t>
+      </w:r>
+    </w:p>
+    <w:p>
+      <w:pPr>
+        <w:pStyle w:val="Heading2"/>
+      </w:pPr>
+      <w:r>
+        <w:rPr>
+          <w:color w:val="1D4E89"/>
+        </w:rPr>
+        <w:t>4.10  Convert to PDF (Batch)</w:t>
+      </w:r>
+    </w:p>
+    <w:p>
+      <w:r>
+        <w:t>Need to convert a batch of photos or existing PDFs into a consistent, cleanly named set? You don't have to save each one individually.</w:t>
+      </w:r>
+    </w:p>
+    <w:p>
+      <w:pPr>
+        <w:pStyle w:val="ListNumber"/>
+        <w:ind w:left="360"/>
+      </w:pPr>
+      <w:r>
+        <w:t>Check the images and/or PDFs you want to convert in the folder (use Multi-select, or check them inside the dialog that opens).</w:t>
+      </w:r>
+    </w:p>
+    <w:p>
+      <w:pPr>
+        <w:pStyle w:val="ListNumber"/>
+        <w:ind w:left="360"/>
+      </w:pPr>
+      <w:r>
+        <w:t>Click Convert to PDF; the dialog lists the checked documents and their sizes.</w:t>
+      </w:r>
+    </w:p>
+    <w:p>
+      <w:pPr>
+        <w:pStyle w:val="ListNumber"/>
+        <w:ind w:left="360"/>
+      </w:pPr>
+      <w:r>
+        <w:t>Click Convert N document(s) to PDF.</w:t>
+      </w:r>
+    </w:p>
+    <w:p>
+      <w:pPr>
+        <w:pStyle w:val="ListNumber"/>
+        <w:ind w:left="360"/>
+      </w:pPr>
+      <w:r>
+        <w:t>Each document is converted into its own separate PDF (named with a “YYYY-MM-DD-” prefix whenever a date is known); the originals are moved to “Deleted files” (a soft delete - recoverable, see section 3.2).</w:t>
+      </w:r>
+    </w:p>
+    <w:p>
+      <w:pPr>
+        <w:jc w:val="center"/>
+      </w:pPr>
+      <w:r>
+        <w:drawing>
+          <wp:inline xmlns:a="http://schemas.openxmlformats.org/drawingml/2006/main" xmlns:pic="http://schemas.openxmlformats.org/drawingml/2006/picture">
+            <wp:extent cx="5486400" cy="2741275"/>
+            <wp:docPr id="16" name="Picture 16"/>
+            <wp:cNvGraphicFramePr>
+              <a:graphicFrameLocks noChangeAspect="1"/>
+            </wp:cNvGraphicFramePr>
+            <a:graphic>
+              <a:graphicData uri="http://schemas.openxmlformats.org/drawingml/2006/picture">
+                <pic:pic>
+                  <pic:nvPicPr>
+                    <pic:cNvPr id="0" name="33_convert_to_pdf.png"/>
+                    <pic:cNvPicPr/>
+                  </pic:nvPicPr>
+                  <pic:blipFill>
+                    <a:blip r:embed="rId24"/>
+                    <a:stretch>
+                      <a:fillRect/>
+                    </a:stretch>
+                  </pic:blipFill>
+                  <pic:spPr>
+                    <a:xfrm>
+                      <a:off x="0" y="0"/>
+                      <a:ext cx="5486400" cy="2741275"/>
+                    </a:xfrm>
+                    <a:prstGeom prst="rect"/>
+                  </pic:spPr>
+                </pic:pic>
+              </a:graphicData>
+            </a:graphic>
+          </wp:inline>
+        </w:drawing>
+      </w:r>
+    </w:p>
+    <w:p>
+      <w:pPr>
+        <w:jc w:val="center"/>
+      </w:pPr>
+      <w:r>
+        <w:rPr>
+          <w:i/>
+          <w:color w:val="707070"/>
+          <w:sz w:val="18"/>
+        </w:rPr>
         <w:t>Figure 4-6  The Convert to PDF dialog, with one document selected</w:t>
       </w:r>
     </w:p>
@@ -4146,6 +4313,164 @@
       </w:pPr>
       <w:r>
         <w:t>Before any change to a project's folder structure (adding/removing folders, moving things, batch operations), DMS automatically saves a snapshot of the structure at that moment; if a particular change ever leaves the structure in a bad state, that snapshot can be used to roll back. This safety net runs entirely in the background - you won't see any UI for it during normal use.</w:t>
+      </w:r>
+    </w:p>
+    <w:p>
+      <w:pPr>
+        <w:pStyle w:val="Heading2"/>
+      </w:pPr>
+      <w:r>
+        <w:rPr>
+          <w:color w:val="1D4E89"/>
+        </w:rPr>
+        <w:t>4.12  Batch Document Actions (Multi-select: Download, Batch Rename, Find Near-Duplicates)</w:t>
+      </w:r>
+    </w:p>
+    <w:p>
+      <w:r>
+        <w:t>The document list has a row of batch-action buttons above it that work on every document in the current folder, without needing to pop out the grid-view window first (Section 19 covers the pop-out window's own batch actions - the two can be used together):</w:t>
+      </w:r>
+    </w:p>
+    <w:p>
+      <w:pPr>
+        <w:jc w:val="center"/>
+      </w:pPr>
+      <w:r>
+        <w:drawing>
+          <wp:inline xmlns:a="http://schemas.openxmlformats.org/drawingml/2006/main" xmlns:pic="http://schemas.openxmlformats.org/drawingml/2006/picture">
+            <wp:extent cx="5486400" cy="2936720"/>
+            <wp:docPr id="17" name="Picture 17"/>
+            <wp:cNvGraphicFramePr>
+              <a:graphicFrameLocks noChangeAspect="1"/>
+            </wp:cNvGraphicFramePr>
+            <a:graphic>
+              <a:graphicData uri="http://schemas.openxmlformats.org/drawingml/2006/picture">
+                <pic:pic>
+                  <pic:nvPicPr>
+                    <pic:cNvPr id="0" name="40_multiselect_toolbar.png"/>
+                    <pic:cNvPicPr/>
+                  </pic:nvPicPr>
+                  <pic:blipFill>
+                    <a:blip r:embed="rId25"/>
+                    <a:stretch>
+                      <a:fillRect/>
+                    </a:stretch>
+                  </pic:blipFill>
+                  <pic:spPr>
+                    <a:xfrm>
+                      <a:off x="0" y="0"/>
+                      <a:ext cx="5486400" cy="2936720"/>
+                    </a:xfrm>
+                    <a:prstGeom prst="rect"/>
+                  </pic:spPr>
+                </pic:pic>
+              </a:graphicData>
+            </a:graphic>
+          </wp:inline>
+        </w:drawing>
+      </w:r>
+    </w:p>
+    <w:p>
+      <w:pPr>
+        <w:jc w:val="center"/>
+      </w:pPr>
+      <w:r>
+        <w:rPr>
+          <w:i/>
+          <w:color w:val="707070"/>
+          <w:sz w:val="18"/>
+        </w:rPr>
+        <w:t>Figure 4-7  Document list toolbar: Select, AI-fill parameter, Batch rename, Find near-duplicates</w:t>
+      </w:r>
+    </w:p>
+    <w:p/>
+    <w:p>
+      <w:pPr>
+        <w:pStyle w:val="ListBullet"/>
+        <w:ind w:left="360"/>
+      </w:pPr>
+      <w:r>
+        <w:t>Select - check one or more documents, then either Download them to a folder (defaults to your Downloads folder) or Unlink them from the current folder (the documents themselves are soft-deleted - see section 3.2).</w:t>
+      </w:r>
+    </w:p>
+    <w:p>
+      <w:pPr>
+        <w:pStyle w:val="ListBullet"/>
+        <w:ind w:left="360"/>
+      </w:pPr>
+      <w:r>
+        <w:t>AI-fill parameter - multi-select documents and have AI read one parameter's value off each and fill it in for all of them at once; see section 6.6 for the full flow.</w:t>
+      </w:r>
+    </w:p>
+    <w:p>
+      <w:pPr>
+        <w:pStyle w:val="ListBullet"/>
+        <w:ind w:left="360"/>
+      </w:pPr>
+      <w:r>
+        <w:t>Batch rename - renames every document in the current folder to “date + location - original name” (the date comes from the document's own capture/archive date, and documents where no date can be resolved are skipped; the location comes from the document's location metadata and is omitted if there isn't one). The actual file on disk is renamed too. Clicking it shows a preview first; nothing changes until you confirm.</w:t>
+      </w:r>
+    </w:p>
+    <w:p>
+      <w:pPr>
+        <w:jc w:val="center"/>
+      </w:pPr>
+      <w:r>
+        <w:drawing>
+          <wp:inline xmlns:a="http://schemas.openxmlformats.org/drawingml/2006/main" xmlns:pic="http://schemas.openxmlformats.org/drawingml/2006/picture">
+            <wp:extent cx="5486400" cy="2936720"/>
+            <wp:docPr id="18" name="Picture 18"/>
+            <wp:cNvGraphicFramePr>
+              <a:graphicFrameLocks noChangeAspect="1"/>
+            </wp:cNvGraphicFramePr>
+            <a:graphic>
+              <a:graphicData uri="http://schemas.openxmlformats.org/drawingml/2006/picture">
+                <pic:pic>
+                  <pic:nvPicPr>
+                    <pic:cNvPr id="0" name="42_batch_rename_preview.png"/>
+                    <pic:cNvPicPr/>
+                  </pic:nvPicPr>
+                  <pic:blipFill>
+                    <a:blip r:embed="rId26"/>
+                    <a:stretch>
+                      <a:fillRect/>
+                    </a:stretch>
+                  </pic:blipFill>
+                  <pic:spPr>
+                    <a:xfrm>
+                      <a:off x="0" y="0"/>
+                      <a:ext cx="5486400" cy="2936720"/>
+                    </a:xfrm>
+                    <a:prstGeom prst="rect"/>
+                  </pic:spPr>
+                </pic:pic>
+              </a:graphicData>
+            </a:graphic>
+          </wp:inline>
+        </w:drawing>
+      </w:r>
+    </w:p>
+    <w:p>
+      <w:pPr>
+        <w:jc w:val="center"/>
+      </w:pPr>
+      <w:r>
+        <w:rPr>
+          <w:i/>
+          <w:color w:val="707070"/>
+          <w:sz w:val="18"/>
+        </w:rPr>
+        <w:t>Figure 4-8  Batch rename preview: nothing is renamed until you confirm</w:t>
+      </w:r>
+    </w:p>
+    <w:p/>
+    <w:p>
+      <w:pPr>
+        <w:pStyle w:val="ListBullet"/>
+        <w:ind w:left="360"/>
+      </w:pPr>
+      <w:r>
+        <w:t>Find near-duplicates - check a few photos (or click Select all photos to grab every photo in the folder), then drag the Similarity threshold slider (50%-100%); DMS compares the selected photos pairwise and flags ones that look highly similar to each other (e.g. several near-identical burst-mode shots), making it easy to spot redundant photos to clean up. This is a “looks similar” fuzzy match, a different mechanism from section 4.7's exact filename-and-size match at upload time.</w:t>
       </w:r>
     </w:p>
     <w:p>
@@ -4684,7 +5009,7 @@
         <w:drawing>
           <wp:inline xmlns:a="http://schemas.openxmlformats.org/drawingml/2006/main" xmlns:pic="http://schemas.openxmlformats.org/drawingml/2006/picture">
             <wp:extent cx="5486400" cy="3429000"/>
-            <wp:docPr id="16" name="Picture 16"/>
+            <wp:docPr id="19" name="Picture 19"/>
             <wp:cNvGraphicFramePr>
               <a:graphicFrameLocks noChangeAspect="1"/>
             </wp:cNvGraphicFramePr>
@@ -4696,7 +5021,7 @@
                     <pic:cNvPicPr/>
                   </pic:nvPicPr>
                   <pic:blipFill>
-                    <a:blip r:embed="rId24"/>
+                    <a:blip r:embed="rId27"/>
                     <a:stretch>
                       <a:fillRect/>
                     </a:stretch>
@@ -4780,7 +5105,7 @@
         <w:drawing>
           <wp:inline xmlns:a="http://schemas.openxmlformats.org/drawingml/2006/main" xmlns:pic="http://schemas.openxmlformats.org/drawingml/2006/picture">
             <wp:extent cx="5486400" cy="2741275"/>
-            <wp:docPr id="17" name="Picture 17"/>
+            <wp:docPr id="20" name="Picture 20"/>
             <wp:cNvGraphicFramePr>
               <a:graphicFrameLocks noChangeAspect="1"/>
             </wp:cNvGraphicFramePr>
@@ -4792,7 +5117,7 @@
                     <pic:cNvPicPr/>
                   </pic:nvPicPr>
                   <pic:blipFill>
-                    <a:blip r:embed="rId25"/>
+                    <a:blip r:embed="rId28"/>
                     <a:stretch>
                       <a:fillRect/>
                     </a:stretch>
@@ -4843,6 +5168,25 @@
     </w:p>
     <w:p>
       <w:pPr>
+        <w:ind w:left="576" w:right="576"/>
+        <w:shd w:val="clear" w:color="auto" w:fill="E6F4EA"/>
+      </w:pPr>
+      <w:r>
+        <w:rPr>
+          <w:b/>
+          <w:color w:val="056F00"/>
+        </w:rPr>
+        <w:t xml:space="preserve">Tip: </w:t>
+      </w:r>
+      <w:r>
+        <w:rPr>
+          <w:color w:val="333333"/>
+        </w:rPr>
+        <w:t>Next to “Detailed Gemini setup steps (including how to get a free/paid key)” in the dialog is a Download setup guide (.docx) link, with screenshots showing how to sign up for a Google account and request a free Gemini API key - handy if you've never gotten one before.</w:t>
+      </w:r>
+    </w:p>
+    <w:p>
+      <w:pPr>
         <w:pStyle w:val="Heading2"/>
       </w:pPr>
       <w:r>
@@ -4883,7 +5227,7 @@
         <w:drawing>
           <wp:inline xmlns:a="http://schemas.openxmlformats.org/drawingml/2006/main" xmlns:pic="http://schemas.openxmlformats.org/drawingml/2006/picture">
             <wp:extent cx="5486400" cy="2741275"/>
-            <wp:docPr id="18" name="Picture 18"/>
+            <wp:docPr id="21" name="Picture 21"/>
             <wp:cNvGraphicFramePr>
               <a:graphicFrameLocks noChangeAspect="1"/>
             </wp:cNvGraphicFramePr>
@@ -4895,7 +5239,7 @@
                     <pic:cNvPicPr/>
                   </pic:nvPicPr>
                   <pic:blipFill>
-                    <a:blip r:embed="rId26"/>
+                    <a:blip r:embed="rId29"/>
                     <a:stretch>
                       <a:fillRect/>
                     </a:stretch>
@@ -4966,19 +5310,12 @@
       </w:r>
     </w:p>
     <w:p>
-      <w:r>
-        <w:br w:type="page"/>
-      </w:r>
-    </w:p>
-    <w:p>
-      <w:pPr>
-        <w:pStyle w:val="Heading1"/>
-      </w:pPr>
-      <w:r>
-        <w:rPr>
-          <w:color w:val="1E40AF"/>
-        </w:rPr>
-        <w:t>7  Searching Documents</w:t>
+      <w:pPr>
+        <w:pStyle w:val="ListNumber"/>
+        <w:ind w:left="360"/>
+      </w:pPr>
+      <w:r>
+        <w:t>Once there are enough data points, click Fit with Gemini in the chart window (it becomes Re-analyze once you have a result) to have Gemini fit a trend line across the values and comment on it in plain language (e.g. “overall upward trend; the latest reading is slightly above average”). Needs a Gemini API key configured first (section 6.4).</w:t>
       </w:r>
     </w:p>
     <w:p>
@@ -4989,7 +5326,12 @@
         <w:rPr>
           <w:color w:val="1D4E89"/>
         </w:rPr>
-        <w:t>7.1  Basic Search</w:t>
+        <w:t>6.6  Batch AI Parameter Extraction (Multi-select Documents)</w:t>
+      </w:r>
+    </w:p>
+    <w:p>
+      <w:r>
+        <w:t>Section 6.2 covers opening one document and manually checking parameters to extract them one at a time. To fill in the same parameter across a whole batch of documents at once, use AI-fill parameter in the document list toolbar instead - no need to open each document individually.</w:t>
       </w:r>
     </w:p>
     <w:p>
@@ -4998,7 +5340,7 @@
         <w:ind w:left="360"/>
       </w:pPr>
       <w:r>
-        <w:t>Click the Search tab in the sidebar.</w:t>
+        <w:t>Above a folder's document list, click AI-fill parameter; the toolbar switches to multi-select mode.</w:t>
       </w:r>
     </w:p>
     <w:p>
@@ -5007,7 +5349,7 @@
         <w:ind w:left="360"/>
       </w:pPr>
       <w:r>
-        <w:t>Type a word or phrase in the search box.</w:t>
+        <w:t>Check the documents to process (or click Select all), then click AI-extract parameter on the right.</w:t>
       </w:r>
     </w:p>
     <w:p>
@@ -5016,52 +5358,69 @@
         <w:ind w:left="360"/>
       </w:pPr>
       <w:r>
-        <w:t>Results appear instantly as cards showing:</w:t>
-      </w:r>
-    </w:p>
-    <w:p>
-      <w:pPr>
-        <w:pStyle w:val="ListBullet"/>
+        <w:t>In the dialog, pick an existing key parameter from the dropdown, or type a new parameter name below it.</w:t>
+      </w:r>
+    </w:p>
+    <w:p>
+      <w:pPr>
+        <w:jc w:val="center"/>
+      </w:pPr>
+      <w:r>
+        <w:drawing>
+          <wp:inline xmlns:a="http://schemas.openxmlformats.org/drawingml/2006/main" xmlns:pic="http://schemas.openxmlformats.org/drawingml/2006/picture">
+            <wp:extent cx="5486400" cy="2936720"/>
+            <wp:docPr id="22" name="Picture 22"/>
+            <wp:cNvGraphicFramePr>
+              <a:graphicFrameLocks noChangeAspect="1"/>
+            </wp:cNvGraphicFramePr>
+            <a:graphic>
+              <a:graphicData uri="http://schemas.openxmlformats.org/drawingml/2006/picture">
+                <pic:pic>
+                  <pic:nvPicPr>
+                    <pic:cNvPr id="0" name="41_ai_fill_parameter.png"/>
+                    <pic:cNvPicPr/>
+                  </pic:nvPicPr>
+                  <pic:blipFill>
+                    <a:blip r:embed="rId30"/>
+                    <a:stretch>
+                      <a:fillRect/>
+                    </a:stretch>
+                  </pic:blipFill>
+                  <pic:spPr>
+                    <a:xfrm>
+                      <a:off x="0" y="0"/>
+                      <a:ext cx="5486400" cy="2936720"/>
+                    </a:xfrm>
+                    <a:prstGeom prst="rect"/>
+                  </pic:spPr>
+                </pic:pic>
+              </a:graphicData>
+            </a:graphic>
+          </wp:inline>
+        </w:drawing>
+      </w:r>
+    </w:p>
+    <w:p>
+      <w:pPr>
+        <w:jc w:val="center"/>
+      </w:pPr>
+      <w:r>
+        <w:rPr>
+          <w:i/>
+          <w:color w:val="707070"/>
+          <w:sz w:val="18"/>
+        </w:rPr>
+        <w:t>Figure 6-4  The AI-extract parameter dialog: choose a parameter, with the document count checked</w:t>
+      </w:r>
+    </w:p>
+    <w:p/>
+    <w:p>
+      <w:pPr>
+        <w:pStyle w:val="ListNumber"/>
         <w:ind w:left="360"/>
       </w:pPr>
       <w:r>
-        <w:t>Document name and file type icon.</w:t>
-      </w:r>
-    </w:p>
-    <w:p>
-      <w:pPr>
-        <w:pStyle w:val="ListBullet"/>
-        <w:ind w:left="360"/>
-      </w:pPr>
-      <w:r>
-        <w:t>Upload date, file size, document ID.</w:t>
-      </w:r>
-    </w:p>
-    <w:p>
-      <w:pPr>
-        <w:pStyle w:val="ListBullet"/>
-        <w:ind w:left="360"/>
-      </w:pPr>
-      <w:r>
-        <w:t>All metadata fields (parameter name / value).</w:t>
-      </w:r>
-    </w:p>
-    <w:p>
-      <w:pPr>
-        <w:pStyle w:val="ListBullet"/>
-        <w:ind w:left="360"/>
-      </w:pPr>
-      <w:r>
-        <w:t>GPS-derived location (if available).</w:t>
-      </w:r>
-    </w:p>
-    <w:p>
-      <w:pPr>
-        <w:pStyle w:val="ListBullet"/>
-        <w:ind w:left="360"/>
-      </w:pPr>
-      <w:r>
-        <w:t>Which folders reference this document.</w:t>
+        <w:t>Click Start extracting. DMS reads each selected document's page images to find that parameter's value (it doesn't need to match the document's text verbatim); results are listed for you to review first, and only get written into each document's “Actual Value” once you click Apply.</w:t>
       </w:r>
     </w:p>
     <w:p>
@@ -5077,6 +5436,121 @@
         <w:t xml:space="preserve">Note: </w:t>
       </w:r>
       <w:r>
+        <w:t>Because this reads the page images themselves, it works just as well on scans and photos with no text layer. Needs a Gemini API key configured first (section 6.4).</w:t>
+      </w:r>
+    </w:p>
+    <w:p>
+      <w:r>
+        <w:br w:type="page"/>
+      </w:r>
+    </w:p>
+    <w:p>
+      <w:pPr>
+        <w:pStyle w:val="Heading1"/>
+      </w:pPr>
+      <w:r>
+        <w:rPr>
+          <w:color w:val="1E40AF"/>
+        </w:rPr>
+        <w:t>7  Searching Documents</w:t>
+      </w:r>
+    </w:p>
+    <w:p>
+      <w:pPr>
+        <w:pStyle w:val="Heading2"/>
+      </w:pPr>
+      <w:r>
+        <w:rPr>
+          <w:color w:val="1D4E89"/>
+        </w:rPr>
+        <w:t>7.1  Basic Search</w:t>
+      </w:r>
+    </w:p>
+    <w:p>
+      <w:pPr>
+        <w:pStyle w:val="ListNumber"/>
+        <w:ind w:left="360"/>
+      </w:pPr>
+      <w:r>
+        <w:t>Click the Search tab in the sidebar.</w:t>
+      </w:r>
+    </w:p>
+    <w:p>
+      <w:pPr>
+        <w:pStyle w:val="ListNumber"/>
+        <w:ind w:left="360"/>
+      </w:pPr>
+      <w:r>
+        <w:t>Type a word or phrase in the search box.</w:t>
+      </w:r>
+    </w:p>
+    <w:p>
+      <w:pPr>
+        <w:pStyle w:val="ListNumber"/>
+        <w:ind w:left="360"/>
+      </w:pPr>
+      <w:r>
+        <w:t>Results appear instantly as cards showing:</w:t>
+      </w:r>
+    </w:p>
+    <w:p>
+      <w:pPr>
+        <w:pStyle w:val="ListBullet"/>
+        <w:ind w:left="360"/>
+      </w:pPr>
+      <w:r>
+        <w:t>Document name and file type icon.</w:t>
+      </w:r>
+    </w:p>
+    <w:p>
+      <w:pPr>
+        <w:pStyle w:val="ListBullet"/>
+        <w:ind w:left="360"/>
+      </w:pPr>
+      <w:r>
+        <w:t>Upload date, file size, document ID.</w:t>
+      </w:r>
+    </w:p>
+    <w:p>
+      <w:pPr>
+        <w:pStyle w:val="ListBullet"/>
+        <w:ind w:left="360"/>
+      </w:pPr>
+      <w:r>
+        <w:t>All metadata fields (parameter name / value).</w:t>
+      </w:r>
+    </w:p>
+    <w:p>
+      <w:pPr>
+        <w:pStyle w:val="ListBullet"/>
+        <w:ind w:left="360"/>
+      </w:pPr>
+      <w:r>
+        <w:t>GPS-derived location (if available).</w:t>
+      </w:r>
+    </w:p>
+    <w:p>
+      <w:pPr>
+        <w:pStyle w:val="ListBullet"/>
+        <w:ind w:left="360"/>
+      </w:pPr>
+      <w:r>
+        <w:t>Which folders reference this document.</w:t>
+      </w:r>
+    </w:p>
+    <w:p>
+      <w:pPr>
+        <w:ind w:left="576" w:right="576"/>
+        <w:shd w:val="clear" w:color="auto" w:fill="FFF8E1"/>
+      </w:pPr>
+      <w:r>
+        <w:rPr>
+          <w:b/>
+          <w:color w:val="924E00"/>
+        </w:rPr>
+        <w:t xml:space="preserve">Note: </w:t>
+      </w:r>
+      <w:r>
         <w:t>Search is case-insensitive and partial-match - typing “pump” will find “Pump Assembly,” “centrifugal pump,” and so on.</w:t>
       </w:r>
     </w:p>
@@ -5120,7 +5594,7 @@
         <w:drawing>
           <wp:inline xmlns:a="http://schemas.openxmlformats.org/drawingml/2006/main" xmlns:pic="http://schemas.openxmlformats.org/drawingml/2006/picture">
             <wp:extent cx="5486400" cy="2936720"/>
-            <wp:docPr id="19" name="Picture 19"/>
+            <wp:docPr id="23" name="Picture 23"/>
             <wp:cNvGraphicFramePr>
               <a:graphicFrameLocks noChangeAspect="1"/>
             </wp:cNvGraphicFramePr>
@@ -5132,7 +5606,7 @@
                     <pic:cNvPicPr/>
                   </pic:nvPicPr>
                   <pic:blipFill>
-                    <a:blip r:embed="rId27"/>
+                    <a:blip r:embed="rId31"/>
                     <a:stretch>
                       <a:fillRect/>
                     </a:stretch>
@@ -5313,7 +5787,7 @@
         <w:drawing>
           <wp:inline xmlns:a="http://schemas.openxmlformats.org/drawingml/2006/main" xmlns:pic="http://schemas.openxmlformats.org/drawingml/2006/picture">
             <wp:extent cx="5486400" cy="3429000"/>
-            <wp:docPr id="20" name="Picture 20"/>
+            <wp:docPr id="24" name="Picture 24"/>
             <wp:cNvGraphicFramePr>
               <a:graphicFrameLocks noChangeAspect="1"/>
             </wp:cNvGraphicFramePr>
@@ -5322,545 +5796,6 @@
                 <pic:pic>
                   <pic:nvPicPr>
                     <pic:cNvPr id="0" name="07_search.png"/>
-                    <pic:cNvPicPr/>
-                  </pic:nvPicPr>
-                  <pic:blipFill>
-                    <a:blip r:embed="rId28"/>
-                    <a:stretch>
-                      <a:fillRect/>
-                    </a:stretch>
-                  </pic:blipFill>
-                  <pic:spPr>
-                    <a:xfrm>
-                      <a:off x="0" y="0"/>
-                      <a:ext cx="5486400" cy="3429000"/>
-                    </a:xfrm>
-                    <a:prstGeom prst="rect"/>
-                  </pic:spPr>
-                </pic:pic>
-              </a:graphicData>
-            </a:graphic>
-          </wp:inline>
-        </w:drawing>
-      </w:r>
-    </w:p>
-    <w:p>
-      <w:pPr>
-        <w:jc w:val="center"/>
-      </w:pPr>
-      <w:r>
-        <w:rPr>
-          <w:i/>
-          <w:color w:val="707070"/>
-          <w:sz w:val="18"/>
-        </w:rPr>
-        <w:t>Figure 7-1  Example search results</w:t>
-      </w:r>
-    </w:p>
-    <w:p/>
-    <w:p>
-      <w:pPr>
-        <w:pStyle w:val="Heading2"/>
-      </w:pPr>
-      <w:r>
-        <w:rPr>
-          <w:color w:val="1D4E89"/>
-        </w:rPr>
-        <w:t>7.3  Opening and Jumping to Results</w:t>
-      </w:r>
-    </w:p>
-    <w:p>
-      <w:pPr>
-        <w:pStyle w:val="ListBullet"/>
-        <w:ind w:left="360"/>
-      </w:pPr>
-      <w:r>
-        <w:t>Click a result card to open the Document Viewer for that document.</w:t>
-      </w:r>
-    </w:p>
-    <w:p>
-      <w:pPr>
-        <w:pStyle w:val="ListBullet"/>
-        <w:ind w:left="360"/>
-      </w:pPr>
-      <w:r>
-        <w:t>Double-click a result card to switch to the Tree tab and jump straight to the folder containing that document.</w:t>
-      </w:r>
-    </w:p>
-    <w:p>
-      <w:r>
-        <w:br w:type="page"/>
-      </w:r>
-    </w:p>
-    <w:p>
-      <w:pPr>
-        <w:pStyle w:val="Heading1"/>
-      </w:pPr>
-      <w:r>
-        <w:rPr>
-          <w:color w:val="1E40AF"/>
-        </w:rPr>
-        <w:t>8  Generating a Databook (PDF / Word)</w:t>
-      </w:r>
-    </w:p>
-    <w:p>
-      <w:r>
-        <w:t>The Databook feature combines selected documents into a single, professional document with a cover page, table of contents, section headers, and page numbers. Two modes are available: manually checking documents to build a PDF (8.1-8.2), or automatically generating an editable Word document from a folder's structure (8.3).</w:t>
-      </w:r>
-    </w:p>
-    <w:p>
-      <w:pPr>
-        <w:pStyle w:val="Heading2"/>
-      </w:pPr>
-      <w:r>
-        <w:rPr>
-          <w:color w:val="1D4E89"/>
-        </w:rPr>
-        <w:t>8.1  Selecting Documents (PDF mode)</w:t>
-      </w:r>
-    </w:p>
-    <w:p>
-      <w:pPr>
-        <w:pStyle w:val="ListNumber"/>
-        <w:ind w:left="360"/>
-      </w:pPr>
-      <w:r>
-        <w:t>Click the Databook tab in the sidebar.</w:t>
-      </w:r>
-    </w:p>
-    <w:p>
-      <w:pPr>
-        <w:pStyle w:val="ListNumber"/>
-        <w:ind w:left="360"/>
-      </w:pPr>
-      <w:r>
-        <w:t>The tree is shown with a checkbox next to each folder, plus a Select All link.</w:t>
-      </w:r>
-    </w:p>
-    <w:p>
-      <w:pPr>
-        <w:pStyle w:val="ListNumber"/>
-        <w:ind w:left="360"/>
-      </w:pPr>
-      <w:r>
-        <w:t>Check individual documents, or use the shortcuts:</w:t>
-      </w:r>
-    </w:p>
-    <w:p>
-      <w:pPr>
-        <w:pStyle w:val="ListBullet"/>
-        <w:ind w:left="360"/>
-      </w:pPr>
-      <w:r>
-        <w:t>Click Select All next to a folder to select every document in that folder (optionally including sub-folders).</w:t>
-      </w:r>
-    </w:p>
-    <w:p>
-      <w:pPr>
-        <w:pStyle w:val="ListBullet"/>
-        <w:ind w:left="360"/>
-      </w:pPr>
-      <w:r>
-        <w:t>Click Clear to deselect everything.</w:t>
-      </w:r>
-    </w:p>
-    <w:p>
-      <w:pPr>
-        <w:ind w:left="576" w:right="576"/>
-        <w:shd w:val="clear" w:color="auto" w:fill="E6F4EA"/>
-      </w:pPr>
-      <w:r>
-        <w:rPr>
-          <w:b/>
-          <w:color w:val="056F00"/>
-        </w:rPr>
-        <w:t xml:space="preserve">Tip: </w:t>
-      </w:r>
-      <w:r>
-        <w:rPr>
-          <w:color w:val="333333"/>
-        </w:rPr>
-        <w:t>Your selection is saved automatically - close and reopen DMS and it will still be there.</w:t>
-      </w:r>
-    </w:p>
-    <w:p>
-      <w:pPr>
-        <w:jc w:val="center"/>
-      </w:pPr>
-      <w:r>
-        <w:drawing>
-          <wp:inline xmlns:a="http://schemas.openxmlformats.org/drawingml/2006/main" xmlns:pic="http://schemas.openxmlformats.org/drawingml/2006/picture">
-            <wp:extent cx="5486400" cy="3429000"/>
-            <wp:docPr id="21" name="Picture 21"/>
-            <wp:cNvGraphicFramePr>
-              <a:graphicFrameLocks noChangeAspect="1"/>
-            </wp:cNvGraphicFramePr>
-            <a:graphic>
-              <a:graphicData uri="http://schemas.openxmlformats.org/drawingml/2006/picture">
-                <pic:pic>
-                  <pic:nvPicPr>
-                    <pic:cNvPr id="0" name="08_databook_tab.png"/>
-                    <pic:cNvPicPr/>
-                  </pic:nvPicPr>
-                  <pic:blipFill>
-                    <a:blip r:embed="rId29"/>
-                    <a:stretch>
-                      <a:fillRect/>
-                    </a:stretch>
-                  </pic:blipFill>
-                  <pic:spPr>
-                    <a:xfrm>
-                      <a:off x="0" y="0"/>
-                      <a:ext cx="5486400" cy="3429000"/>
-                    </a:xfrm>
-                    <a:prstGeom prst="rect"/>
-                  </pic:spPr>
-                </pic:pic>
-              </a:graphicData>
-            </a:graphic>
-          </wp:inline>
-        </w:drawing>
-      </w:r>
-    </w:p>
-    <w:p>
-      <w:pPr>
-        <w:jc w:val="center"/>
-      </w:pPr>
-      <w:r>
-        <w:rPr>
-          <w:i/>
-          <w:color w:val="707070"/>
-          <w:sz w:val="18"/>
-        </w:rPr>
-        <w:t>Figure 8-1  The Databook tab: checking documents to include</w:t>
-      </w:r>
-    </w:p>
-    <w:p/>
-    <w:p>
-      <w:pPr>
-        <w:pStyle w:val="Heading2"/>
-      </w:pPr>
-      <w:r>
-        <w:rPr>
-          <w:color w:val="1D4E89"/>
-        </w:rPr>
-        <w:t>8.2  Generating the PDF</w:t>
-      </w:r>
-    </w:p>
-    <w:p>
-      <w:pPr>
-        <w:pStyle w:val="ListNumber"/>
-        <w:ind w:left="360"/>
-      </w:pPr>
-      <w:r>
-        <w:t>After selecting documents, click Generate Databook.</w:t>
-      </w:r>
-    </w:p>
-    <w:p>
-      <w:pPr>
-        <w:pStyle w:val="ListNumber"/>
-        <w:ind w:left="360"/>
-      </w:pPr>
-      <w:r>
-        <w:t>In the dialog, enter a Title (the main heading on the cover page) and a Subtitle (a secondary line, e.g. project name or revision number).</w:t>
-      </w:r>
-    </w:p>
-    <w:p>
-      <w:pPr>
-        <w:pStyle w:val="ListNumber"/>
-        <w:ind w:left="360"/>
-      </w:pPr>
-      <w:r>
-        <w:t>Click Generate and Download.</w:t>
-      </w:r>
-    </w:p>
-    <w:p>
-      <w:pPr>
-        <w:pStyle w:val="ListNumber"/>
-        <w:ind w:left="360"/>
-      </w:pPr>
-      <w:r>
-        <w:t>DMS generates the PDF on the server and your browser downloads it automatically.</w:t>
-      </w:r>
-    </w:p>
-    <w:p>
-      <w:r>
-        <w:t>The generated PDF includes: a cover page (title, subtitle, date), a table of contents with clickable bookmarks, section-header pages, all selected documents in tree order, and page numbers/footers throughout.</w:t>
-      </w:r>
-    </w:p>
-    <w:p>
-      <w:pPr>
-        <w:jc w:val="center"/>
-      </w:pPr>
-      <w:r>
-        <w:drawing>
-          <wp:inline xmlns:a="http://schemas.openxmlformats.org/drawingml/2006/main" xmlns:pic="http://schemas.openxmlformats.org/drawingml/2006/picture">
-            <wp:extent cx="5486400" cy="3429000"/>
-            <wp:docPr id="22" name="Picture 22"/>
-            <wp:cNvGraphicFramePr>
-              <a:graphicFrameLocks noChangeAspect="1"/>
-            </wp:cNvGraphicFramePr>
-            <a:graphic>
-              <a:graphicData uri="http://schemas.openxmlformats.org/drawingml/2006/picture">
-                <pic:pic>
-                  <pic:nvPicPr>
-                    <pic:cNvPr id="0" name="09_databook_dialog.png"/>
-                    <pic:cNvPicPr/>
-                  </pic:nvPicPr>
-                  <pic:blipFill>
-                    <a:blip r:embed="rId30"/>
-                    <a:stretch>
-                      <a:fillRect/>
-                    </a:stretch>
-                  </pic:blipFill>
-                  <pic:spPr>
-                    <a:xfrm>
-                      <a:off x="0" y="0"/>
-                      <a:ext cx="5486400" cy="3429000"/>
-                    </a:xfrm>
-                    <a:prstGeom prst="rect"/>
-                  </pic:spPr>
-                </pic:pic>
-              </a:graphicData>
-            </a:graphic>
-          </wp:inline>
-        </w:drawing>
-      </w:r>
-    </w:p>
-    <w:p>
-      <w:pPr>
-        <w:jc w:val="center"/>
-      </w:pPr>
-      <w:r>
-        <w:rPr>
-          <w:i/>
-          <w:color w:val="707070"/>
-          <w:sz w:val="18"/>
-        </w:rPr>
-        <w:t>Figure 8-2  The Generate Databook dialog</w:t>
-      </w:r>
-    </w:p>
-    <w:p/>
-    <w:p>
-      <w:pPr>
-        <w:pStyle w:val="Heading2"/>
-      </w:pPr>
-      <w:r>
-        <w:rPr>
-          <w:color w:val="1D4E89"/>
-        </w:rPr>
-        <w:t>8.3  Auto-Generating a Word Databook from a Folder</w:t>
-      </w:r>
-    </w:p>
-    <w:p>
-      <w:r>
-        <w:t>Instead of hand-checking individual documents, this mode only needs you to pick one “top” folder - DMS automatically turns the folder structure into chapters, producing a .docx file you can keep editing and reformatting in Word - useful when you need to tweak layout before submitting it, or the recipient specifically wants Word rather than PDF.</w:t>
-      </w:r>
-    </w:p>
-    <w:p>
-      <w:pPr>
-        <w:pStyle w:val="ListNumber"/>
-        <w:ind w:left="360"/>
-      </w:pPr>
-      <w:r>
-        <w:t>Click the Databook tab in the sidebar, then switch to Auto-Generate by Folder (Word).</w:t>
-      </w:r>
-    </w:p>
-    <w:p>
-      <w:pPr>
-        <w:pStyle w:val="ListNumber"/>
-        <w:ind w:left="360"/>
-      </w:pPr>
-      <w:r>
-        <w:t>Check one folder - each of its sub-folders (nesting to any depth) becomes a chapter, documents within a chapter keep their existing folder order, and each document is followed by its own description text.</w:t>
-      </w:r>
-    </w:p>
-    <w:p>
-      <w:pPr>
-        <w:pStyle w:val="ListNumber"/>
-        <w:ind w:left="360"/>
-      </w:pPr>
-      <w:r>
-        <w:t>Click the generate button; DMS builds the .docx file on the server and your browser downloads it.</w:t>
-      </w:r>
-    </w:p>
-    <w:p>
-      <w:pPr>
-        <w:jc w:val="center"/>
-      </w:pPr>
-      <w:r>
-        <w:drawing>
-          <wp:inline xmlns:a="http://schemas.openxmlformats.org/drawingml/2006/main" xmlns:pic="http://schemas.openxmlformats.org/drawingml/2006/picture">
-            <wp:extent cx="5486400" cy="2741275"/>
-            <wp:docPr id="23" name="Picture 23"/>
-            <wp:cNvGraphicFramePr>
-              <a:graphicFrameLocks noChangeAspect="1"/>
-            </wp:cNvGraphicFramePr>
-            <a:graphic>
-              <a:graphicData uri="http://schemas.openxmlformats.org/drawingml/2006/picture">
-                <pic:pic>
-                  <pic:nvPicPr>
-                    <pic:cNvPr id="0" name="34_databook_docx.png"/>
-                    <pic:cNvPicPr/>
-                  </pic:nvPicPr>
-                  <pic:blipFill>
-                    <a:blip r:embed="rId31"/>
-                    <a:stretch>
-                      <a:fillRect/>
-                    </a:stretch>
-                  </pic:blipFill>
-                  <pic:spPr>
-                    <a:xfrm>
-                      <a:off x="0" y="0"/>
-                      <a:ext cx="5486400" cy="2741275"/>
-                    </a:xfrm>
-                    <a:prstGeom prst="rect"/>
-                  </pic:spPr>
-                </pic:pic>
-              </a:graphicData>
-            </a:graphic>
-          </wp:inline>
-        </w:drawing>
-      </w:r>
-    </w:p>
-    <w:p>
-      <w:pPr>
-        <w:jc w:val="center"/>
-      </w:pPr>
-      <w:r>
-        <w:rPr>
-          <w:i/>
-          <w:color w:val="707070"/>
-          <w:sz w:val="18"/>
-        </w:rPr>
-        <w:t>Figure 8-3  The Databook tab's two modes: “Manual selection (PDF)” and “Auto-generate by folder (Word)”</w:t>
-      </w:r>
-    </w:p>
-    <w:p/>
-    <w:p>
-      <w:pPr>
-        <w:ind w:left="576" w:right="576"/>
-        <w:shd w:val="clear" w:color="auto" w:fill="FFF8E1"/>
-      </w:pPr>
-      <w:r>
-        <w:rPr>
-          <w:b/>
-          <w:color w:val="924E00"/>
-        </w:rPr>
-        <w:t xml:space="preserve">Note: </w:t>
-      </w:r>
-      <w:r>
-        <w:t>Both modes create a brand-new file and never modify the original documents in your folders. The Word mode's tables, headings, and body text are native, editable Word content - not PDF pages pasted in as images - so you can freely add, remove, or reformat text afterward.</w:t>
-      </w:r>
-    </w:p>
-    <w:p>
-      <w:r>
-        <w:br w:type="page"/>
-      </w:r>
-    </w:p>
-    <w:p>
-      <w:pPr>
-        <w:pStyle w:val="Heading1"/>
-      </w:pPr>
-      <w:r>
-        <w:rPr>
-          <w:color w:val="1E40AF"/>
-        </w:rPr>
-        <w:t>9  Merging Documents into a Single PDF</w:t>
-      </w:r>
-    </w:p>
-    <w:p>
-      <w:r>
-        <w:t>Merge combines multiple PDFs and images from a folder into one PDF file, which is then added back into that folder.</w:t>
-      </w:r>
-    </w:p>
-    <w:p>
-      <w:pPr>
-        <w:pStyle w:val="ListNumber"/>
-        <w:ind w:left="360"/>
-      </w:pPr>
-      <w:r>
-        <w:t>Select a folder in the Tree tab.</w:t>
-      </w:r>
-    </w:p>
-    <w:p>
-      <w:pPr>
-        <w:pStyle w:val="ListNumber"/>
-        <w:ind w:left="360"/>
-      </w:pPr>
-      <w:r>
-        <w:t>Click Merge Documents in the main content panel.</w:t>
-      </w:r>
-    </w:p>
-    <w:p>
-      <w:pPr>
-        <w:pStyle w:val="ListNumber"/>
-        <w:ind w:left="360"/>
-      </w:pPr>
-      <w:r>
-        <w:t>A dialog opens listing the documents in the folder.</w:t>
-      </w:r>
-    </w:p>
-    <w:p>
-      <w:pPr>
-        <w:pStyle w:val="ListNumber"/>
-        <w:ind w:left="360"/>
-      </w:pPr>
-      <w:r>
-        <w:t>Check the documents to merge (or click Select All).</w:t>
-      </w:r>
-    </w:p>
-    <w:p>
-      <w:pPr>
-        <w:pStyle w:val="ListNumber"/>
-        <w:ind w:left="360"/>
-      </w:pPr>
-      <w:r>
-        <w:t>Click Merge.</w:t>
-      </w:r>
-    </w:p>
-    <w:p>
-      <w:pPr>
-        <w:pStyle w:val="ListNumber"/>
-        <w:ind w:left="360"/>
-      </w:pPr>
-      <w:r>
-        <w:t>DMS creates the merged PDF and adds it to the current folder.</w:t>
-      </w:r>
-    </w:p>
-    <w:p>
-      <w:pPr>
-        <w:ind w:left="576" w:right="576"/>
-        <w:shd w:val="clear" w:color="auto" w:fill="FFF8E1"/>
-      </w:pPr>
-      <w:r>
-        <w:rPr>
-          <w:b/>
-          <w:color w:val="924E00"/>
-        </w:rPr>
-        <w:t xml:space="preserve">Note: </w:t>
-      </w:r>
-      <w:r>
-        <w:t>Merging only supports PDF and image formats; Word/Excel/PowerPoint and other formats should be saved as PDF first, then uploaded and merged. The original documents remain in the folder afterward - unlink them manually if you no longer need the individual copies.</w:t>
-      </w:r>
-    </w:p>
-    <w:p>
-      <w:pPr>
-        <w:jc w:val="center"/>
-      </w:pPr>
-      <w:r>
-        <w:drawing>
-          <wp:inline xmlns:a="http://schemas.openxmlformats.org/drawingml/2006/main" xmlns:pic="http://schemas.openxmlformats.org/drawingml/2006/picture">
-            <wp:extent cx="5486400" cy="3429000"/>
-            <wp:docPr id="24" name="Picture 24"/>
-            <wp:cNvGraphicFramePr>
-              <a:graphicFrameLocks noChangeAspect="1"/>
-            </wp:cNvGraphicFramePr>
-            <a:graphic>
-              <a:graphicData uri="http://schemas.openxmlformats.org/drawingml/2006/picture">
-                <pic:pic>
-                  <pic:nvPicPr>
-                    <pic:cNvPr id="0" name="10_combine_dialog.png"/>
                     <pic:cNvPicPr/>
                   </pic:nvPicPr>
                   <pic:blipFill>
@@ -5893,10 +5828,39 @@
           <w:color w:val="707070"/>
           <w:sz w:val="18"/>
         </w:rPr>
-        <w:t>Figure 9-1  The merge-documents dialog</w:t>
+        <w:t>Figure 7-1  Example search results</w:t>
       </w:r>
     </w:p>
     <w:p/>
+    <w:p>
+      <w:pPr>
+        <w:pStyle w:val="Heading2"/>
+      </w:pPr>
+      <w:r>
+        <w:rPr>
+          <w:color w:val="1D4E89"/>
+        </w:rPr>
+        <w:t>7.3  Opening and Jumping to Results</w:t>
+      </w:r>
+    </w:p>
+    <w:p>
+      <w:pPr>
+        <w:pStyle w:val="ListBullet"/>
+        <w:ind w:left="360"/>
+      </w:pPr>
+      <w:r>
+        <w:t>Click a result card to open the Document Viewer for that document.</w:t>
+      </w:r>
+    </w:p>
+    <w:p>
+      <w:pPr>
+        <w:pStyle w:val="ListBullet"/>
+        <w:ind w:left="360"/>
+      </w:pPr>
+      <w:r>
+        <w:t>Double-click a result card to switch to the Tree tab and jump straight to the folder containing that document.</w:t>
+      </w:r>
+    </w:p>
     <w:p>
       <w:r>
         <w:br w:type="page"/>
@@ -5910,12 +5874,12 @@
         <w:rPr>
           <w:color w:val="1E40AF"/>
         </w:rPr>
-        <w:t>10  Face Recognition</w:t>
-      </w:r>
-    </w:p>
-    <w:p>
-      <w:r>
-        <w:t>The optional face-recognition component lets you tag faces in your photos and later browse them by person, with DMS automatically matching new photos of people it already knows.</w:t>
+        <w:t>8  Generating a Databook (PDF / Word)</w:t>
+      </w:r>
+    </w:p>
+    <w:p>
+      <w:r>
+        <w:t>The Databook feature combines selected documents into a single, professional document with a cover page, table of contents, section headers, and page numbers. Two modes are available: manually checking documents to build a PDF (8.1-8.2), or automatically generating an editable Word document from a folder's structure (8.3).</w:t>
       </w:r>
     </w:p>
     <w:p>
@@ -5926,7 +5890,7 @@
         <w:rPr>
           <w:color w:val="1D4E89"/>
         </w:rPr>
-        <w:t>10.1  Installing the Face Recognition Component</w:t>
+        <w:t>8.1  Selecting Documents (PDF mode)</w:t>
       </w:r>
     </w:p>
     <w:p>
@@ -5935,7 +5899,7 @@
         <w:ind w:left="360"/>
       </w:pPr>
       <w:r>
-        <w:t>Click the Faces tab in the sidebar.</w:t>
+        <w:t>Click the Databook tab in the sidebar.</w:t>
       </w:r>
     </w:p>
     <w:p>
@@ -5944,7 +5908,7 @@
         <w:ind w:left="360"/>
       </w:pPr>
       <w:r>
-        <w:t>If the component (deepface) isn't installed yet, a prompt explains this and offers an Auto-install deepface button.</w:t>
+        <w:t>The tree is shown with a checkbox next to each folder, plus a Select All link.</w:t>
       </w:r>
     </w:p>
     <w:p>
@@ -5953,7 +5917,44 @@
         <w:ind w:left="360"/>
       </w:pPr>
       <w:r>
-        <w:t>Click it and wait - this downloads TensorFlow and related libraries in the background and can take several minutes on a slow connection; you can keep using the rest of the app meanwhile.</w:t>
+        <w:t>Check individual documents, or use the shortcuts:</w:t>
+      </w:r>
+    </w:p>
+    <w:p>
+      <w:pPr>
+        <w:pStyle w:val="ListBullet"/>
+        <w:ind w:left="360"/>
+      </w:pPr>
+      <w:r>
+        <w:t>Click Select All next to a folder to select every document in that folder (optionally including sub-folders).</w:t>
+      </w:r>
+    </w:p>
+    <w:p>
+      <w:pPr>
+        <w:pStyle w:val="ListBullet"/>
+        <w:ind w:left="360"/>
+      </w:pPr>
+      <w:r>
+        <w:t>Click Clear to deselect everything.</w:t>
+      </w:r>
+    </w:p>
+    <w:p>
+      <w:pPr>
+        <w:ind w:left="576" w:right="576"/>
+        <w:shd w:val="clear" w:color="auto" w:fill="E6F4EA"/>
+      </w:pPr>
+      <w:r>
+        <w:rPr>
+          <w:b/>
+          <w:color w:val="056F00"/>
+        </w:rPr>
+        <w:t xml:space="preserve">Tip: </w:t>
+      </w:r>
+      <w:r>
+        <w:rPr>
+          <w:color w:val="333333"/>
+        </w:rPr>
+        <w:t>Your selection is saved automatically - close and reopen DMS and it will still be there.</w:t>
       </w:r>
     </w:p>
     <w:p>
@@ -5972,7 +5973,7 @@
               <a:graphicData uri="http://schemas.openxmlformats.org/drawingml/2006/picture">
                 <pic:pic>
                   <pic:nvPicPr>
-                    <pic:cNvPr id="0" name="16_face_tab.png"/>
+                    <pic:cNvPr id="0" name="08_databook_tab.png"/>
                     <pic:cNvPicPr/>
                   </pic:nvPicPr>
                   <pic:blipFill>
@@ -6005,7 +6006,7 @@
           <w:color w:val="707070"/>
           <w:sz w:val="18"/>
         </w:rPr>
-        <w:t>Figure 10-1  The Faces tab (shown here with the component already installed, hence the empty state; before installing, you'd instead see a prompt with an Auto-install deepface button)</w:t>
+        <w:t>Figure 8-1  The Databook tab: checking documents to include</w:t>
       </w:r>
     </w:p>
     <w:p/>
@@ -6017,7 +6018,7 @@
         <w:rPr>
           <w:color w:val="1D4E89"/>
         </w:rPr>
-        <w:t>10.2  Tagging Faces</w:t>
+        <w:t>8.2  Generating the PDF</w:t>
       </w:r>
     </w:p>
     <w:p>
@@ -6026,7 +6027,7 @@
         <w:ind w:left="360"/>
       </w:pPr>
       <w:r>
-        <w:t>From a folder, click Tag Faces to enter selection mode.</w:t>
+        <w:t>After selecting documents, click Generate Databook.</w:t>
       </w:r>
     </w:p>
     <w:p>
@@ -6035,7 +6036,30 @@
         <w:ind w:left="360"/>
       </w:pPr>
       <w:r>
-        <w:t>Check the photos you want DMS to scan for faces.</w:t>
+        <w:t>In the dialog, enter a Title (the main heading on the cover page) and a Subtitle (a secondary line, e.g. project name or revision number).</w:t>
+      </w:r>
+    </w:p>
+    <w:p>
+      <w:pPr>
+        <w:pStyle w:val="ListNumber"/>
+        <w:ind w:left="360"/>
+      </w:pPr>
+      <w:r>
+        <w:t>Click Generate and Download.</w:t>
+      </w:r>
+    </w:p>
+    <w:p>
+      <w:pPr>
+        <w:pStyle w:val="ListNumber"/>
+        <w:ind w:left="360"/>
+      </w:pPr>
+      <w:r>
+        <w:t>DMS generates the PDF on the server and your browser downloads it automatically.</w:t>
+      </w:r>
+    </w:p>
+    <w:p>
+      <w:r>
+        <w:t>The generated PDF includes: a cover page (title, subtitle, date), a table of contents with clickable bookmarks, section-header pages, all selected documents in tree order, and page numbers/footers throughout.</w:t>
       </w:r>
     </w:p>
     <w:p>
@@ -6054,7 +6078,7 @@
               <a:graphicData uri="http://schemas.openxmlformats.org/drawingml/2006/picture">
                 <pic:pic>
                   <pic:nvPicPr>
-                    <pic:cNvPr id="0" name="21_face_select_mode.png"/>
+                    <pic:cNvPr id="0" name="09_databook_dialog.png"/>
                     <pic:cNvPicPr/>
                   </pic:nvPicPr>
                   <pic:blipFill>
@@ -6087,17 +6111,51 @@
           <w:color w:val="707070"/>
           <w:sz w:val="18"/>
         </w:rPr>
-        <w:t>Figure 10-2  Selection mode: photos checked for face detection</w:t>
+        <w:t>Figure 8-2  The Generate Databook dialog</w:t>
       </w:r>
     </w:p>
     <w:p/>
+    <w:p>
+      <w:pPr>
+        <w:pStyle w:val="Heading2"/>
+      </w:pPr>
+      <w:r>
+        <w:rPr>
+          <w:color w:val="1D4E89"/>
+        </w:rPr>
+        <w:t>8.3  Auto-Generating a Word Databook from a Folder</w:t>
+      </w:r>
+    </w:p>
+    <w:p>
+      <w:r>
+        <w:t>Instead of hand-checking individual documents, this mode only needs you to pick one “top” folder - DMS automatically turns the folder structure into chapters, producing a .docx file you can keep editing and reformatting in Word - useful when you need to tweak layout before submitting it, or the recipient specifically wants Word rather than PDF.</w:t>
+      </w:r>
+    </w:p>
     <w:p>
       <w:pPr>
         <w:pStyle w:val="ListNumber"/>
         <w:ind w:left="360"/>
       </w:pPr>
       <w:r>
-        <w:t>Click to run detection; DMS finds faces in the checked photos.</w:t>
+        <w:t>Click the Databook tab in the sidebar, then switch to Auto-Generate by Folder (Word).</w:t>
+      </w:r>
+    </w:p>
+    <w:p>
+      <w:pPr>
+        <w:pStyle w:val="ListNumber"/>
+        <w:ind w:left="360"/>
+      </w:pPr>
+      <w:r>
+        <w:t>Check one folder - each of its sub-folders (nesting to any depth) becomes a chapter, documents within a chapter keep their existing folder order, and each document is followed by its own description text.</w:t>
+      </w:r>
+    </w:p>
+    <w:p>
+      <w:pPr>
+        <w:pStyle w:val="ListNumber"/>
+        <w:ind w:left="360"/>
+      </w:pPr>
+      <w:r>
+        <w:t>Click the generate button; DMS builds the .docx file on the server and your browser downloads it.</w:t>
       </w:r>
     </w:p>
     <w:p>
@@ -6107,7 +6165,7 @@
       <w:r>
         <w:drawing>
           <wp:inline xmlns:a="http://schemas.openxmlformats.org/drawingml/2006/main" xmlns:pic="http://schemas.openxmlformats.org/drawingml/2006/picture">
-            <wp:extent cx="5486400" cy="3429000"/>
+            <wp:extent cx="5486400" cy="2741275"/>
             <wp:docPr id="27" name="Picture 27"/>
             <wp:cNvGraphicFramePr>
               <a:graphicFrameLocks noChangeAspect="1"/>
@@ -6116,7 +6174,7 @@
               <a:graphicData uri="http://schemas.openxmlformats.org/drawingml/2006/picture">
                 <pic:pic>
                   <pic:nvPicPr>
-                    <pic:cNvPr id="0" name="22_face_tagging_dialog.png"/>
+                    <pic:cNvPr id="0" name="34_databook_docx.png"/>
                     <pic:cNvPicPr/>
                   </pic:nvPicPr>
                   <pic:blipFill>
@@ -6128,7 +6186,7 @@
                   <pic:spPr>
                     <a:xfrm>
                       <a:off x="0" y="0"/>
-                      <a:ext cx="5486400" cy="3429000"/>
+                      <a:ext cx="5486400" cy="2741275"/>
                     </a:xfrm>
                     <a:prstGeom prst="rect"/>
                   </pic:spPr>
@@ -6149,83 +6207,10 @@
           <w:color w:val="707070"/>
           <w:sz w:val="18"/>
         </w:rPr>
-        <w:t>Figure 10-3  Face detection in progress</w:t>
+        <w:t>Figure 8-3  The Databook tab's two modes: “Manual selection (PDF)” and “Auto-generate by folder (Word)”</w:t>
       </w:r>
     </w:p>
     <w:p/>
-    <w:p>
-      <w:pPr>
-        <w:pStyle w:val="ListNumber"/>
-        <w:ind w:left="360"/>
-      </w:pPr>
-      <w:r>
-        <w:t>For each detected face, type a person's name (or pick an existing one) to tag it.</w:t>
-      </w:r>
-    </w:p>
-    <w:p>
-      <w:pPr>
-        <w:pStyle w:val="Heading2"/>
-      </w:pPr>
-      <w:r>
-        <w:rPr>
-          <w:color w:val="1D4E89"/>
-        </w:rPr>
-        <w:t>10.3  Browsing by Person / Auto-Matching</w:t>
-      </w:r>
-    </w:p>
-    <w:p>
-      <w:r>
-        <w:t>Once some faces are tagged, the Faces tab lets you browse photos grouped by person. New photos you tag later are automatically compared against known faces and suggested matches, so you don't have to name every single photo of the same person from scratch.</w:t>
-      </w:r>
-    </w:p>
-    <w:p>
-      <w:r>
-        <w:br w:type="page"/>
-      </w:r>
-    </w:p>
-    <w:p>
-      <w:pPr>
-        <w:pStyle w:val="Heading1"/>
-      </w:pPr>
-      <w:r>
-        <w:rPr>
-          <w:color w:val="1E40AF"/>
-        </w:rPr>
-        <w:t>11  Remote and Mobile Upload</w:t>
-      </w:r>
-    </w:p>
-    <w:p>
-      <w:pPr>
-        <w:pStyle w:val="Heading2"/>
-      </w:pPr>
-      <w:r>
-        <w:rPr>
-          <w:color w:val="1D4E89"/>
-        </w:rPr>
-        <w:t>11.1  Sending a Single Document to a Phone</w:t>
-      </w:r>
-    </w:p>
-    <w:p>
-      <w:r>
-        <w:t>Click the “send to phone” icon on any document card to generate a link that opens the document directly on a phone's browser - share it by SMS/iMessage, or copy the link and send it any way you like.</w:t>
-      </w:r>
-    </w:p>
-    <w:p>
-      <w:pPr>
-        <w:pStyle w:val="Heading2"/>
-      </w:pPr>
-      <w:r>
-        <w:rPr>
-          <w:color w:val="1D4E89"/>
-        </w:rPr>
-        <w:t>11.2  Remote Upload (QR-Code Batch Intake)</w:t>
-      </w:r>
-    </w:p>
-    <w:p>
-      <w:r>
-        <w:t>To receive a batch of photos or files from someone else's phone (or your own) without emailing them one by one, use Remote Upload from the desktop launcher: it shows a QR code that, once scanned, opens an upload page on the phone's browser, and anything uploaded there lands directly in the folder you chose on the desktop.</w:t>
-      </w:r>
-    </w:p>
     <w:p>
       <w:pPr>
         <w:ind w:left="576" w:right="576"/>
@@ -6239,7 +6224,7 @@
         <w:t xml:space="preserve">Note: </w:t>
       </w:r>
       <w:r>
-        <w:t>Remote upload works over your local network by default; sending or receiving across the open internet requires the tunnel/ngrok setup described alongside that feature in the app, which is outside the scope of this manual section.</w:t>
+        <w:t>Both modes create a brand-new file and never modify the original documents in your folders. The Word mode's tables, headings, and body text are native, editable Word content - not PDF pages pasted in as images - so you can freely add, remove, or reformat text afterward.</w:t>
       </w:r>
     </w:p>
     <w:p>
@@ -6255,106 +6240,12 @@
         <w:rPr>
           <w:color w:val="1E40AF"/>
         </w:rPr>
-        <w:t>12  Project Management</w:t>
-      </w:r>
-    </w:p>
-    <w:p>
-      <w:r>
-        <w:t>The Project menu (in the header bar) provides tools for backing up, restoring, merging, and importing data.</w:t>
-      </w:r>
-    </w:p>
-    <w:p>
-      <w:pPr>
-        <w:pStyle w:val="Heading2"/>
-      </w:pPr>
-      <w:r>
-        <w:rPr>
-          <w:color w:val="1D4E89"/>
-        </w:rPr>
-        <w:t>12.1  Export Index Backup (METADATA)</w:t>
-      </w:r>
-    </w:p>
-    <w:p>
-      <w:r>
-        <w:t>Backs up only the folder-tree structure and metadata (not the actual document files) as a .dms file, named with a METADATA- prefix. Much smaller and faster than a full backup - useful for structural snapshots.</w:t>
-      </w:r>
-    </w:p>
-    <w:p>
-      <w:pPr>
-        <w:pStyle w:val="Heading2"/>
-      </w:pPr>
-      <w:r>
-        <w:rPr>
-          <w:color w:val="1D4E89"/>
-        </w:rPr>
-        <w:t>12.2  Export Full Backup (COMP)</w:t>
-      </w:r>
-    </w:p>
-    <w:p>
-      <w:r>
-        <w:t>Backs up the entire folder tree and every document file, packaged as a .dms file with a COMP- prefix. This is a complete, self-contained backup of the project.</w:t>
-      </w:r>
-    </w:p>
-    <w:p>
-      <w:pPr>
-        <w:ind w:left="576" w:right="576"/>
-        <w:shd w:val="clear" w:color="auto" w:fill="E6F4EA"/>
-      </w:pPr>
-      <w:r>
-        <w:rPr>
-          <w:b/>
-          <w:color w:val="056F00"/>
-        </w:rPr>
-        <w:t xml:space="preserve">Tip: </w:t>
-      </w:r>
-      <w:r>
-        <w:rPr>
-          <w:color w:val="333333"/>
-        </w:rPr>
-        <w:t>Save this file to a USB drive or cloud storage as a regular backup.</w:t>
-      </w:r>
-    </w:p>
-    <w:p>
-      <w:pPr>
-        <w:pStyle w:val="Heading2"/>
-      </w:pPr>
-      <w:r>
-        <w:rPr>
-          <w:color w:val="1D4E89"/>
-        </w:rPr>
-        <w:t>12.3  Export Selected Folders (PART)</w:t>
-      </w:r>
-    </w:p>
-    <w:p>
-      <w:r>
-        <w:t>Lets you pick specific folders to export (with their files), producing a .dms file with a PART- prefix - useful for sharing or archiving just part of a project.</w:t>
-      </w:r>
-    </w:p>
-    <w:p>
-      <w:pPr>
-        <w:pStyle w:val="Heading2"/>
-      </w:pPr>
-      <w:r>
-        <w:rPr>
-          <w:color w:val="1D4E89"/>
-        </w:rPr>
-        <w:t>12.4  Backup Retention Rules</w:t>
-      </w:r>
-    </w:p>
-    <w:p>
-      <w:r>
-        <w:t>The project keeps the 10 most recent .dms backups in the project's root folder; older ones are automatically moved into a “Not Shown in The Tree” archive folder at the root of the storage directory (not to be confused with the similarly named “Not Show in Tree” node inside the document tree from section 3.2, which holds soft-deleted documents instead).</w:t>
-      </w:r>
-    </w:p>
-    <w:p>
-      <w:pPr>
-        <w:pStyle w:val="Heading2"/>
-      </w:pPr>
-      <w:r>
-        <w:rPr>
-          <w:color w:val="1D4E89"/>
-        </w:rPr>
-        <w:t>12.5  Import a Project (.dms)</w:t>
+        <w:t>9  Merging Documents into a Single PDF</w:t>
+      </w:r>
+    </w:p>
+    <w:p>
+      <w:r>
+        <w:t>Merge combines multiple PDFs and images from a folder into one PDF file, which is then added back into that folder.</w:t>
       </w:r>
     </w:p>
     <w:p>
@@ -6363,7 +6254,7 @@
         <w:ind w:left="360"/>
       </w:pPr>
       <w:r>
-        <w:t>Click Project, then Import Project (.dms) and select the file.</w:t>
+        <w:t>Select a folder in the Tree tab.</w:t>
       </w:r>
     </w:p>
     <w:p>
@@ -6372,7 +6263,7 @@
         <w:ind w:left="360"/>
       </w:pPr>
       <w:r>
-        <w:t>Choose a destination folder for the import (a new, empty folder is recommended).</w:t>
+        <w:t>Click Merge Documents in the main content panel.</w:t>
       </w:r>
     </w:p>
     <w:p>
@@ -6381,7 +6272,7 @@
         <w:ind w:left="360"/>
       </w:pPr>
       <w:r>
-        <w:t>Click Import and Switch.</w:t>
+        <w:t>A dialog opens listing the documents in the folder.</w:t>
       </w:r>
     </w:p>
     <w:p>
@@ -6390,7 +6281,25 @@
         <w:ind w:left="360"/>
       </w:pPr>
       <w:r>
-        <w:t>DMS extracts the files and rebuilds the tree structure, and switches the active project to it.</w:t>
+        <w:t>Check the documents to merge (or click Select All).</w:t>
+      </w:r>
+    </w:p>
+    <w:p>
+      <w:pPr>
+        <w:pStyle w:val="ListNumber"/>
+        <w:ind w:left="360"/>
+      </w:pPr>
+      <w:r>
+        <w:t>Click Merge.</w:t>
+      </w:r>
+    </w:p>
+    <w:p>
+      <w:pPr>
+        <w:pStyle w:val="ListNumber"/>
+        <w:ind w:left="360"/>
+      </w:pPr>
+      <w:r>
+        <w:t>DMS creates the merged PDF and adds it to the current folder.</w:t>
       </w:r>
     </w:p>
     <w:p>
@@ -6406,82 +6315,7 @@
         <w:t xml:space="preserve">Note: </w:t>
       </w:r>
       <w:r>
-        <w:t>Importing only restores the folder-tree structure; it never deletes files already on disk.</w:t>
-      </w:r>
-    </w:p>
-    <w:p>
-      <w:pPr>
-        <w:pStyle w:val="Heading2"/>
-      </w:pPr>
-      <w:r>
-        <w:rPr>
-          <w:color w:val="1D4E89"/>
-        </w:rPr>
-        <w:t>12.6  CSV Export</w:t>
-      </w:r>
-    </w:p>
-    <w:p>
-      <w:r>
-        <w:t>Click Project, then Export Metadata (CSV) to download a spreadsheet with one row per document, including document ID, name, size, upload date, and metadata fields. Open it in Excel or Google Sheets for analysis or sharing.</w:t>
-      </w:r>
-    </w:p>
-    <w:p>
-      <w:pPr>
-        <w:pStyle w:val="Heading2"/>
-      </w:pPr>
-      <w:r>
-        <w:rPr>
-          <w:color w:val="1D4E89"/>
-        </w:rPr>
-        <w:t>12.7  Batch ZIP Import</w:t>
-      </w:r>
-    </w:p>
-    <w:p>
-      <w:r>
-        <w:t>Upload many files at once from a ZIP archive and have DMS automatically sort them into matching folders by filename prefix. Folders referenced by a filename must already exist in the tree; documents with an unrecognized folder name are left unlinked.</w:t>
-      </w:r>
-    </w:p>
-    <w:p>
-      <w:pPr>
-        <w:pStyle w:val="Heading2"/>
-      </w:pPr>
-      <w:r>
-        <w:rPr>
-          <w:color w:val="1D4E89"/>
-        </w:rPr>
-        <w:t>12.8  Hierarchy Import (with auto de-duplication)</w:t>
-      </w:r>
-    </w:p>
-    <w:p>
-      <w:r>
-        <w:t>Builds a folder tree quickly from a plain text file.</w:t>
-      </w:r>
-    </w:p>
-    <w:p>
-      <w:pPr>
-        <w:pStyle w:val="ListNumber"/>
-        <w:ind w:left="360"/>
-      </w:pPr>
-      <w:r>
-        <w:t>Prepare a text file with 2-3 comma-separated columns per line: folder name, parent folder name, description (optional). The first line is the root folder, with the parent-folder column omitted for it.</w:t>
-      </w:r>
-    </w:p>
-    <w:p>
-      <w:pPr>
-        <w:pStyle w:val="ListNumber"/>
-        <w:ind w:left="360"/>
-      </w:pPr>
-      <w:r>
-        <w:t>Click Project, then Create Folder Tree from Hierarchy, and upload (or paste) the text.</w:t>
-      </w:r>
-    </w:p>
-    <w:p>
-      <w:pPr>
-        <w:pStyle w:val="ListNumber"/>
-        <w:ind w:left="360"/>
-      </w:pPr>
-      <w:r>
-        <w:t>DMS validates the structure and shows a preview, including any errors.</w:t>
+        <w:t>Merging only supports PDF and image formats; Word/Excel/PowerPoint and other formats should be saved as PDF first, then uploaded and merged. The original documents remain in the folder afterward - unlink them manually if you no longer need the individual copies.</w:t>
       </w:r>
     </w:p>
     <w:p>
@@ -6500,7 +6334,7 @@
               <a:graphicData uri="http://schemas.openxmlformats.org/drawingml/2006/picture">
                 <pic:pic>
                   <pic:nvPicPr>
-                    <pic:cNvPr id="0" name="12_hierarchy_import_empty.png"/>
+                    <pic:cNvPr id="0" name="10_combine_dialog.png"/>
                     <pic:cNvPicPr/>
                   </pic:nvPicPr>
                   <pic:blipFill>
@@ -6533,10 +6367,69 @@
           <w:color w:val="707070"/>
           <w:sz w:val="18"/>
         </w:rPr>
-        <w:t>Figure 12-1  The hierarchy import dialog (initial state)</w:t>
+        <w:t>Figure 9-1  The merge-documents dialog</w:t>
       </w:r>
     </w:p>
     <w:p/>
+    <w:p>
+      <w:r>
+        <w:br w:type="page"/>
+      </w:r>
+    </w:p>
+    <w:p>
+      <w:pPr>
+        <w:pStyle w:val="Heading1"/>
+      </w:pPr>
+      <w:r>
+        <w:rPr>
+          <w:color w:val="1E40AF"/>
+        </w:rPr>
+        <w:t>10  Face Recognition</w:t>
+      </w:r>
+    </w:p>
+    <w:p>
+      <w:r>
+        <w:t>The optional face-recognition component lets you tag faces in your photos and later browse them by person, with DMS automatically matching new photos of people it already knows.</w:t>
+      </w:r>
+    </w:p>
+    <w:p>
+      <w:pPr>
+        <w:pStyle w:val="Heading2"/>
+      </w:pPr>
+      <w:r>
+        <w:rPr>
+          <w:color w:val="1D4E89"/>
+        </w:rPr>
+        <w:t>10.1  Installing the Face Recognition Component</w:t>
+      </w:r>
+    </w:p>
+    <w:p>
+      <w:pPr>
+        <w:pStyle w:val="ListNumber"/>
+        <w:ind w:left="360"/>
+      </w:pPr>
+      <w:r>
+        <w:t>Click the Faces tab in the sidebar.</w:t>
+      </w:r>
+    </w:p>
+    <w:p>
+      <w:pPr>
+        <w:pStyle w:val="ListNumber"/>
+        <w:ind w:left="360"/>
+      </w:pPr>
+      <w:r>
+        <w:t>If the component (deepface) isn't installed yet, a prompt explains this and offers an Auto-install deepface button.</w:t>
+      </w:r>
+    </w:p>
+    <w:p>
+      <w:pPr>
+        <w:pStyle w:val="ListNumber"/>
+        <w:ind w:left="360"/>
+      </w:pPr>
+      <w:r>
+        <w:t>Click it and wait - this downloads TensorFlow and related libraries in the background and can take several minutes on a slow connection; you can keep using the rest of the app meanwhile.</w:t>
+      </w:r>
+    </w:p>
     <w:p>
       <w:pPr>
         <w:jc w:val="center"/>
@@ -6553,7 +6446,7 @@
               <a:graphicData uri="http://schemas.openxmlformats.org/drawingml/2006/picture">
                 <pic:pic>
                   <pic:nvPicPr>
-                    <pic:cNvPr id="0" name="14_hierarchy_import_error.png"/>
+                    <pic:cNvPr id="0" name="16_face_tab.png"/>
                     <pic:cNvPicPr/>
                   </pic:nvPicPr>
                   <pic:blipFill>
@@ -6586,10 +6479,58 @@
           <w:color w:val="707070"/>
           <w:sz w:val="18"/>
         </w:rPr>
-        <w:t>Figure 12-2  With auto-numbering off, a duplicate folder name is flagged as an error</w:t>
+        <w:t>Figure 10-1  The Faces tab (shown here with the component already installed, hence the empty state; before installing, you'd instead see a prompt with an Auto-install deepface button)</w:t>
       </w:r>
     </w:p>
     <w:p/>
+    <w:p>
+      <w:pPr>
+        <w:ind w:left="576" w:right="576"/>
+        <w:shd w:val="clear" w:color="auto" w:fill="E6F4EA"/>
+      </w:pPr>
+      <w:r>
+        <w:rPr>
+          <w:b/>
+          <w:color w:val="056F00"/>
+        </w:rPr>
+        <w:t xml:space="preserve">Tip: </w:t>
+      </w:r>
+      <w:r>
+        <w:rPr>
+          <w:color w:val="333333"/>
+        </w:rPr>
+        <w:t>If auto-install keeps failing (more common on Windows), download the Face Recognition Install Guide (.txt) - Windows from the Project menu's Downloads group for manual, step-by-step instructions for installing Python 3.12 and deepface.</w:t>
+      </w:r>
+    </w:p>
+    <w:p>
+      <w:pPr>
+        <w:pStyle w:val="Heading2"/>
+      </w:pPr>
+      <w:r>
+        <w:rPr>
+          <w:color w:val="1D4E89"/>
+        </w:rPr>
+        <w:t>10.2  Tagging Faces</w:t>
+      </w:r>
+    </w:p>
+    <w:p>
+      <w:pPr>
+        <w:pStyle w:val="ListNumber"/>
+        <w:ind w:left="360"/>
+      </w:pPr>
+      <w:r>
+        <w:t>From a folder, click Tag Faces to enter selection mode.</w:t>
+      </w:r>
+    </w:p>
+    <w:p>
+      <w:pPr>
+        <w:pStyle w:val="ListNumber"/>
+        <w:ind w:left="360"/>
+      </w:pPr>
+      <w:r>
+        <w:t>Check the photos you want DMS to scan for faces.</w:t>
+      </w:r>
+    </w:p>
     <w:p>
       <w:pPr>
         <w:jc w:val="center"/>
@@ -6606,7 +6547,7 @@
               <a:graphicData uri="http://schemas.openxmlformats.org/drawingml/2006/picture">
                 <pic:pic>
                   <pic:nvPicPr>
-                    <pic:cNvPr id="0" name="15_hierarchy_import_dedupe_ok.png"/>
+                    <pic:cNvPr id="0" name="21_face_select_mode.png"/>
                     <pic:cNvPicPr/>
                   </pic:nvPicPr>
                   <pic:blipFill>
@@ -6639,7 +6580,7 @@
           <w:color w:val="707070"/>
           <w:sz w:val="18"/>
         </w:rPr>
-        <w:t>Figure 12-3  With auto-numbering on, the duplicate name is numbered and passes validation</w:t>
+        <w:t>Figure 10-2  Selection mode: photos checked for face detection</w:t>
       </w:r>
     </w:p>
     <w:p/>
@@ -6649,23 +6590,7 @@
         <w:ind w:left="360"/>
       </w:pPr>
       <w:r>
-        <w:t>Click Create; all folders appear in the tree immediately.</w:t>
-      </w:r>
-    </w:p>
-    <w:p>
-      <w:pPr>
-        <w:pStyle w:val="Heading2"/>
-      </w:pPr>
-      <w:r>
-        <w:rPr>
-          <w:color w:val="1D4E89"/>
-        </w:rPr>
-        <w:t>12.9  Downloading This Manual from Inside the App</w:t>
-      </w:r>
-    </w:p>
-    <w:p>
-      <w:r>
-        <w:t>Click Project, then Download User Manual (.docx) under the Downloads section, to get the same manual you're reading now, generated fresh from inside the running app.</w:t>
+        <w:t>Click to run detection; DMS finds faces in the checked photos.</w:t>
       </w:r>
     </w:p>
     <w:p>
@@ -6684,7 +6609,7 @@
               <a:graphicData uri="http://schemas.openxmlformats.org/drawingml/2006/picture">
                 <pic:pic>
                   <pic:nvPicPr>
-                    <pic:cNvPr id="0" name="11_project_menu.png"/>
+                    <pic:cNvPr id="0" name="22_face_tagging_dialog.png"/>
                     <pic:cNvPicPr/>
                   </pic:nvPicPr>
                   <pic:blipFill>
@@ -6717,10 +6642,35 @@
           <w:color w:val="707070"/>
           <w:sz w:val="18"/>
         </w:rPr>
-        <w:t>Figure 12-4  The Project menu: export, import, and settings</w:t>
+        <w:t>Figure 10-3  Face detection in progress</w:t>
       </w:r>
     </w:p>
     <w:p/>
+    <w:p>
+      <w:pPr>
+        <w:pStyle w:val="ListNumber"/>
+        <w:ind w:left="360"/>
+      </w:pPr>
+      <w:r>
+        <w:t>For each detected face, type a person's name (or pick an existing one) to tag it.</w:t>
+      </w:r>
+    </w:p>
+    <w:p>
+      <w:pPr>
+        <w:pStyle w:val="Heading2"/>
+      </w:pPr>
+      <w:r>
+        <w:rPr>
+          <w:color w:val="1D4E89"/>
+        </w:rPr>
+        <w:t>10.3  Browsing by Person / Auto-Matching</w:t>
+      </w:r>
+    </w:p>
+    <w:p>
+      <w:r>
+        <w:t>Once some faces are tagged, the Faces tab lets you browse photos grouped by person. New photos you tag later are automatically compared against known faces and suggested matches, so you don't have to name every single photo of the same person from scratch.</w:t>
+      </w:r>
+    </w:p>
     <w:p>
       <w:r>
         <w:br w:type="page"/>
@@ -6734,7 +6684,7 @@
         <w:rPr>
           <w:color w:val="1E40AF"/>
         </w:rPr>
-        <w:t>13  Cloud Sync and Email</w:t>
+        <w:t>11  Remote and Mobile Upload</w:t>
       </w:r>
     </w:p>
     <w:p>
@@ -6745,12 +6695,28 @@
         <w:rPr>
           <w:color w:val="1D4E89"/>
         </w:rPr>
-        <w:t>13.1  Using OneDrive to Sync Storage</w:t>
-      </w:r>
-    </w:p>
-    <w:p>
-      <w:r>
-        <w:t>Pointing your DMS storage folder at a location synced by OneDrive (or a similar cloud-sync service) gives you automatic off-site backup with no extra steps - every change DMS makes on disk gets picked up and uploaded by the sync client in the background, the same as any other file in that folder.</w:t>
+        <w:t>11.1  Sending a Single Document to a Phone</w:t>
+      </w:r>
+    </w:p>
+    <w:p>
+      <w:r>
+        <w:t>Click the “send to phone” icon on any document card to generate a link that opens the document directly on a phone's browser - share it by SMS/iMessage, or copy the link and send it any way you like.</w:t>
+      </w:r>
+    </w:p>
+    <w:p>
+      <w:pPr>
+        <w:pStyle w:val="Heading2"/>
+      </w:pPr>
+      <w:r>
+        <w:rPr>
+          <w:color w:val="1D4E89"/>
+        </w:rPr>
+        <w:t>11.2  Remote Upload (QR-Code Batch Intake)</w:t>
+      </w:r>
+    </w:p>
+    <w:p>
+      <w:r>
+        <w:t>To receive a batch of photos or files from someone else's phone (or your own) without emailing them one by one, use Remote Upload from the desktop launcher: it shows a QR code that, once scanned, opens an upload page on the phone's browser, and anything uploaded there lands directly in the folder you chose on the desktop.</w:t>
       </w:r>
     </w:p>
     <w:p>
@@ -6766,7 +6732,44 @@
         <w:t xml:space="preserve">Note: </w:t>
       </w:r>
       <w:r>
-        <w:t>Very large libraries, or a very slow internet connection, can make cloud sync lag behind your local changes; this is a property of the sync client, not of DMS.</w:t>
+        <w:t>Remote upload works over your local network by default; sending or receiving across the open internet requires the tunnel/ngrok setup described alongside that feature in the app, which is outside the scope of this manual section.</w:t>
+      </w:r>
+    </w:p>
+    <w:p>
+      <w:r>
+        <w:br w:type="page"/>
+      </w:r>
+    </w:p>
+    <w:p>
+      <w:pPr>
+        <w:pStyle w:val="Heading1"/>
+      </w:pPr>
+      <w:r>
+        <w:rPr>
+          <w:color w:val="1E40AF"/>
+        </w:rPr>
+        <w:t>12  Project Management</w:t>
+      </w:r>
+    </w:p>
+    <w:p>
+      <w:r>
+        <w:t>The Project menu (in the header bar) provides tools for backing up, restoring, merging, and importing data.</w:t>
+      </w:r>
+    </w:p>
+    <w:p>
+      <w:pPr>
+        <w:ind w:left="576" w:right="576"/>
+        <w:shd w:val="clear" w:color="auto" w:fill="FFF8E1"/>
+      </w:pPr>
+      <w:r>
+        <w:rPr>
+          <w:b/>
+          <w:color w:val="924E00"/>
+        </w:rPr>
+        <w:t xml:space="preserve">Note: </w:t>
+      </w:r>
+      <w:r>
+        <w:t>If you've set an access password (Chapter 14), all three export types (METADATA / COMP / PART) show an “Automatically encrypted with the project password” note in the menu - the exported .dms file is encrypted with that password, and the same password is needed to decrypt it when importing on another machine. Without a password set, exported backups are not encrypted.</w:t>
       </w:r>
     </w:p>
     <w:p>
@@ -6777,12 +6780,90 @@
         <w:rPr>
           <w:color w:val="1D4E89"/>
         </w:rPr>
-        <w:t>13.2  Email Sending Setup</w:t>
-      </w:r>
-    </w:p>
-    <w:p>
-      <w:r>
-        <w:t>To use the “email” action on a document card, configure an SMTP account first.</w:t>
+        <w:t>12.1  Export Index Backup (METADATA)</w:t>
+      </w:r>
+    </w:p>
+    <w:p>
+      <w:r>
+        <w:t>Backs up only the folder-tree structure and metadata (not the actual document files) as a .dms file, named with a METADATA- prefix. Much smaller and faster than a full backup - useful for structural snapshots.</w:t>
+      </w:r>
+    </w:p>
+    <w:p>
+      <w:pPr>
+        <w:pStyle w:val="Heading2"/>
+      </w:pPr>
+      <w:r>
+        <w:rPr>
+          <w:color w:val="1D4E89"/>
+        </w:rPr>
+        <w:t>12.2  Export Full Backup (COMP)</w:t>
+      </w:r>
+    </w:p>
+    <w:p>
+      <w:r>
+        <w:t>Backs up the entire folder tree and every document file, packaged as a .dms file with a COMP- prefix. This is a complete, self-contained backup of the project.</w:t>
+      </w:r>
+    </w:p>
+    <w:p>
+      <w:pPr>
+        <w:ind w:left="576" w:right="576"/>
+        <w:shd w:val="clear" w:color="auto" w:fill="E6F4EA"/>
+      </w:pPr>
+      <w:r>
+        <w:rPr>
+          <w:b/>
+          <w:color w:val="056F00"/>
+        </w:rPr>
+        <w:t xml:space="preserve">Tip: </w:t>
+      </w:r>
+      <w:r>
+        <w:rPr>
+          <w:color w:val="333333"/>
+        </w:rPr>
+        <w:t>Save this file to a USB drive or cloud storage as a regular backup.</w:t>
+      </w:r>
+    </w:p>
+    <w:p>
+      <w:pPr>
+        <w:pStyle w:val="Heading2"/>
+      </w:pPr>
+      <w:r>
+        <w:rPr>
+          <w:color w:val="1D4E89"/>
+        </w:rPr>
+        <w:t>12.3  Export Selected Folders (PART)</w:t>
+      </w:r>
+    </w:p>
+    <w:p>
+      <w:r>
+        <w:t>Lets you pick specific folders to export (with their files), producing a .dms file with a PART- prefix - useful for sharing or archiving just part of a project.</w:t>
+      </w:r>
+    </w:p>
+    <w:p>
+      <w:pPr>
+        <w:pStyle w:val="Heading2"/>
+      </w:pPr>
+      <w:r>
+        <w:rPr>
+          <w:color w:val="1D4E89"/>
+        </w:rPr>
+        <w:t>12.4  Backup Retention Rules</w:t>
+      </w:r>
+    </w:p>
+    <w:p>
+      <w:r>
+        <w:t>The project keeps the 10 most recent .dms backups in the project's root folder; older ones are automatically moved into a “Not Shown in The Tree” archive folder at the root of the storage directory (not to be confused with the similarly named “Not Show in Tree” node inside the document tree from section 3.2, which holds soft-deleted documents instead).</w:t>
+      </w:r>
+    </w:p>
+    <w:p>
+      <w:pPr>
+        <w:pStyle w:val="Heading2"/>
+      </w:pPr>
+      <w:r>
+        <w:rPr>
+          <w:color w:val="1D4E89"/>
+        </w:rPr>
+        <w:t>12.5  Import a Project (.dms)</w:t>
       </w:r>
     </w:p>
     <w:p>
@@ -6791,7 +6872,7 @@
         <w:ind w:left="360"/>
       </w:pPr>
       <w:r>
-        <w:t>Click Project, then Email Sending Setup.</w:t>
+        <w:t>Click Project, then Import Project (.dms) and select the file.</w:t>
       </w:r>
     </w:p>
     <w:p>
@@ -6800,7 +6881,7 @@
         <w:ind w:left="360"/>
       </w:pPr>
       <w:r>
-        <w:t>Enter your SMTP server, port, username, and password (an app-specific password is usually required for Gmail/Outlook accounts with two-factor authentication).</w:t>
+        <w:t>Choose a destination folder for the import (a new, empty folder is recommended).</w:t>
       </w:r>
     </w:p>
     <w:p>
@@ -6809,7 +6890,107 @@
         <w:ind w:left="360"/>
       </w:pPr>
       <w:r>
-        <w:t>Save the settings; DMS uses them to send documents as attachments going forward.</w:t>
+        <w:t>Click Import and Switch.</w:t>
+      </w:r>
+    </w:p>
+    <w:p>
+      <w:pPr>
+        <w:pStyle w:val="ListNumber"/>
+        <w:ind w:left="360"/>
+      </w:pPr>
+      <w:r>
+        <w:t>DMS extracts the files and rebuilds the tree structure, and switches the active project to it.</w:t>
+      </w:r>
+    </w:p>
+    <w:p>
+      <w:pPr>
+        <w:ind w:left="576" w:right="576"/>
+        <w:shd w:val="clear" w:color="auto" w:fill="FFF8E1"/>
+      </w:pPr>
+      <w:r>
+        <w:rPr>
+          <w:b/>
+          <w:color w:val="924E00"/>
+        </w:rPr>
+        <w:t xml:space="preserve">Note: </w:t>
+      </w:r>
+      <w:r>
+        <w:t>Importing only restores the folder-tree structure; it never deletes files already on disk.</w:t>
+      </w:r>
+    </w:p>
+    <w:p>
+      <w:pPr>
+        <w:pStyle w:val="Heading2"/>
+      </w:pPr>
+      <w:r>
+        <w:rPr>
+          <w:color w:val="1D4E89"/>
+        </w:rPr>
+        <w:t>12.6  CSV Export</w:t>
+      </w:r>
+    </w:p>
+    <w:p>
+      <w:r>
+        <w:t>Click Project, then Export Metadata (CSV) to download a spreadsheet with one row per document, including document ID, name, size, upload date, and metadata fields. Open it in Excel or Google Sheets for analysis or sharing.</w:t>
+      </w:r>
+    </w:p>
+    <w:p>
+      <w:pPr>
+        <w:pStyle w:val="Heading2"/>
+      </w:pPr>
+      <w:r>
+        <w:rPr>
+          <w:color w:val="1D4E89"/>
+        </w:rPr>
+        <w:t>12.7  Batch ZIP Import</w:t>
+      </w:r>
+    </w:p>
+    <w:p>
+      <w:r>
+        <w:t>Upload many files at once from a ZIP archive and have DMS automatically sort them into matching folders by filename prefix. Folders referenced by a filename must already exist in the tree; documents with an unrecognized folder name are left unlinked.</w:t>
+      </w:r>
+    </w:p>
+    <w:p>
+      <w:pPr>
+        <w:pStyle w:val="Heading2"/>
+      </w:pPr>
+      <w:r>
+        <w:rPr>
+          <w:color w:val="1D4E89"/>
+        </w:rPr>
+        <w:t>12.8  Hierarchy Import (with auto de-duplication)</w:t>
+      </w:r>
+    </w:p>
+    <w:p>
+      <w:r>
+        <w:t>Builds a folder tree quickly from a plain text file.</w:t>
+      </w:r>
+    </w:p>
+    <w:p>
+      <w:pPr>
+        <w:pStyle w:val="ListNumber"/>
+        <w:ind w:left="360"/>
+      </w:pPr>
+      <w:r>
+        <w:t>Prepare a text file with 2-3 comma-separated columns per line: folder name, parent folder name, description (optional). The first line is the root folder, with the parent-folder column omitted for it.</w:t>
+      </w:r>
+    </w:p>
+    <w:p>
+      <w:pPr>
+        <w:pStyle w:val="ListNumber"/>
+        <w:ind w:left="360"/>
+      </w:pPr>
+      <w:r>
+        <w:t>Click Project, then Create Folder Tree from Hierarchy, and upload (or paste) the text.</w:t>
+      </w:r>
+    </w:p>
+    <w:p>
+      <w:pPr>
+        <w:pStyle w:val="ListNumber"/>
+        <w:ind w:left="360"/>
+      </w:pPr>
+      <w:r>
+        <w:t>DMS validates the structure and shows a preview, including any errors.</w:t>
       </w:r>
     </w:p>
     <w:p>
@@ -6828,7 +7009,7 @@
               <a:graphicData uri="http://schemas.openxmlformats.org/drawingml/2006/picture">
                 <pic:pic>
                   <pic:nvPicPr>
-                    <pic:cNvPr id="0" name="20_email_settings.png"/>
+                    <pic:cNvPr id="0" name="12_hierarchy_import_empty.png"/>
                     <pic:cNvPicPr/>
                   </pic:nvPicPr>
                   <pic:blipFill>
@@ -6861,159 +7042,10 @@
           <w:color w:val="707070"/>
           <w:sz w:val="18"/>
         </w:rPr>
-        <w:t>Figure 13-1  Email sending (SMTP) settings dialog</w:t>
+        <w:t>Figure 12-1  The hierarchy import dialog (initial state)</w:t>
       </w:r>
     </w:p>
     <w:p/>
-    <w:p>
-      <w:pPr>
-        <w:ind w:left="576" w:right="576"/>
-        <w:shd w:val="clear" w:color="auto" w:fill="FFF8E1"/>
-      </w:pPr>
-      <w:r>
-        <w:rPr>
-          <w:b/>
-          <w:color w:val="924E00"/>
-        </w:rPr>
-        <w:t xml:space="preserve">Note: </w:t>
-      </w:r>
-      <w:r>
-        <w:t>On Mac, if SMTP hasn't been configured, clicking the email action instead opens your system Mail app with the document attached, so the feature still works without any setup.</w:t>
-      </w:r>
-    </w:p>
-    <w:p>
-      <w:r>
-        <w:br w:type="page"/>
-      </w:r>
-    </w:p>
-    <w:p>
-      <w:pPr>
-        <w:pStyle w:val="Heading1"/>
-      </w:pPr>
-      <w:r>
-        <w:rPr>
-          <w:color w:val="1E40AF"/>
-        </w:rPr>
-        <w:t>14  Password Protection</w:t>
-      </w:r>
-    </w:p>
-    <w:p>
-      <w:r>
-        <w:t>You can protect DMS with a password so that only authorized users can access the data - strongly recommended once you've enabled LAN access, remote upload, or saved any website login credentials (section 3.6).</w:t>
-      </w:r>
-    </w:p>
-    <w:p>
-      <w:r>
-        <w:t>Set a password:</w:t>
-      </w:r>
-    </w:p>
-    <w:p>
-      <w:pPr>
-        <w:pStyle w:val="ListNumber"/>
-        <w:ind w:left="360"/>
-      </w:pPr>
-      <w:r>
-        <w:t>Click Project, then Set Password.</w:t>
-      </w:r>
-    </w:p>
-    <w:p>
-      <w:pPr>
-        <w:pStyle w:val="ListNumber"/>
-        <w:ind w:left="360"/>
-      </w:pPr>
-      <w:r>
-        <w:t>Enter and confirm your chosen password.</w:t>
-      </w:r>
-    </w:p>
-    <w:p>
-      <w:pPr>
-        <w:pStyle w:val="ListNumber"/>
-        <w:ind w:left="360"/>
-      </w:pPr>
-      <w:r>
-        <w:t>Click Set.</w:t>
-      </w:r>
-    </w:p>
-    <w:p>
-      <w:pPr>
-        <w:pStyle w:val="ListNumber"/>
-        <w:ind w:left="360"/>
-      </w:pPr>
-      <w:r>
-        <w:t>On the next DMS startup, a login screen appears before the main interface.</w:t>
-      </w:r>
-    </w:p>
-    <w:p>
-      <w:r>
-        <w:t>Remove the password:</w:t>
-      </w:r>
-    </w:p>
-    <w:p>
-      <w:pPr>
-        <w:pStyle w:val="ListNumber"/>
-        <w:ind w:left="360"/>
-      </w:pPr>
-      <w:r>
-        <w:t>Click Project, then Change Password.</w:t>
-      </w:r>
-    </w:p>
-    <w:p>
-      <w:pPr>
-        <w:pStyle w:val="ListNumber"/>
-        <w:ind w:left="360"/>
-      </w:pPr>
-      <w:r>
-        <w:t>Enter your current password to confirm, then leave the new password fields blank.</w:t>
-      </w:r>
-    </w:p>
-    <w:p>
-      <w:pPr>
-        <w:pStyle w:val="ListNumber"/>
-        <w:ind w:left="360"/>
-      </w:pPr>
-      <w:r>
-        <w:t>Click Set to remove password protection.</w:t>
-      </w:r>
-    </w:p>
-    <w:p>
-      <w:r>
-        <w:t>Logout:</w:t>
-      </w:r>
-    </w:p>
-    <w:p>
-      <w:pPr>
-        <w:pStyle w:val="ListBullet"/>
-        <w:ind w:left="360"/>
-      </w:pPr>
-      <w:r>
-        <w:t>Click Logout in the header bar.</w:t>
-      </w:r>
-    </w:p>
-    <w:p>
-      <w:pPr>
-        <w:pStyle w:val="ListBullet"/>
-        <w:ind w:left="360"/>
-      </w:pPr>
-      <w:r>
-        <w:t>DMS returns to the login screen. The server keeps running; only the browser session ends.</w:t>
-      </w:r>
-    </w:p>
-    <w:p>
-      <w:pPr>
-        <w:ind w:left="576" w:right="576"/>
-        <w:shd w:val="clear" w:color="auto" w:fill="FFF8E1"/>
-      </w:pPr>
-      <w:r>
-        <w:rPr>
-          <w:b/>
-          <w:color w:val="924E00"/>
-        </w:rPr>
-        <w:t xml:space="preserve">Note: </w:t>
-      </w:r>
-      <w:r>
-        <w:t>The password is stored as a salted hash on the server (SHA-256, 100,000 iterations) - never in plain text. A folder's saved website login password (section 3.6) uses a separate, independent reversible-encryption scheme; the two don't affect each other.</w:t>
-      </w:r>
-    </w:p>
     <w:p>
       <w:pPr>
         <w:jc w:val="center"/>
@@ -7030,11 +7062,507 @@
               <a:graphicData uri="http://schemas.openxmlformats.org/drawingml/2006/picture">
                 <pic:pic>
                   <pic:nvPicPr>
+                    <pic:cNvPr id="0" name="14_hierarchy_import_error.png"/>
+                    <pic:cNvPicPr/>
+                  </pic:nvPicPr>
+                  <pic:blipFill>
+                    <a:blip r:embed="rId41"/>
+                    <a:stretch>
+                      <a:fillRect/>
+                    </a:stretch>
+                  </pic:blipFill>
+                  <pic:spPr>
+                    <a:xfrm>
+                      <a:off x="0" y="0"/>
+                      <a:ext cx="5486400" cy="3429000"/>
+                    </a:xfrm>
+                    <a:prstGeom prst="rect"/>
+                  </pic:spPr>
+                </pic:pic>
+              </a:graphicData>
+            </a:graphic>
+          </wp:inline>
+        </w:drawing>
+      </w:r>
+    </w:p>
+    <w:p>
+      <w:pPr>
+        <w:jc w:val="center"/>
+      </w:pPr>
+      <w:r>
+        <w:rPr>
+          <w:i/>
+          <w:color w:val="707070"/>
+          <w:sz w:val="18"/>
+        </w:rPr>
+        <w:t>Figure 12-2  With auto-numbering off, a duplicate folder name is flagged as an error</w:t>
+      </w:r>
+    </w:p>
+    <w:p/>
+    <w:p>
+      <w:pPr>
+        <w:jc w:val="center"/>
+      </w:pPr>
+      <w:r>
+        <w:drawing>
+          <wp:inline xmlns:a="http://schemas.openxmlformats.org/drawingml/2006/main" xmlns:pic="http://schemas.openxmlformats.org/drawingml/2006/picture">
+            <wp:extent cx="5486400" cy="3429000"/>
+            <wp:docPr id="34" name="Picture 34"/>
+            <wp:cNvGraphicFramePr>
+              <a:graphicFrameLocks noChangeAspect="1"/>
+            </wp:cNvGraphicFramePr>
+            <a:graphic>
+              <a:graphicData uri="http://schemas.openxmlformats.org/drawingml/2006/picture">
+                <pic:pic>
+                  <pic:nvPicPr>
+                    <pic:cNvPr id="0" name="15_hierarchy_import_dedupe_ok.png"/>
+                    <pic:cNvPicPr/>
+                  </pic:nvPicPr>
+                  <pic:blipFill>
+                    <a:blip r:embed="rId42"/>
+                    <a:stretch>
+                      <a:fillRect/>
+                    </a:stretch>
+                  </pic:blipFill>
+                  <pic:spPr>
+                    <a:xfrm>
+                      <a:off x="0" y="0"/>
+                      <a:ext cx="5486400" cy="3429000"/>
+                    </a:xfrm>
+                    <a:prstGeom prst="rect"/>
+                  </pic:spPr>
+                </pic:pic>
+              </a:graphicData>
+            </a:graphic>
+          </wp:inline>
+        </w:drawing>
+      </w:r>
+    </w:p>
+    <w:p>
+      <w:pPr>
+        <w:jc w:val="center"/>
+      </w:pPr>
+      <w:r>
+        <w:rPr>
+          <w:i/>
+          <w:color w:val="707070"/>
+          <w:sz w:val="18"/>
+        </w:rPr>
+        <w:t>Figure 12-3  With auto-numbering on, the duplicate name is numbered and passes validation</w:t>
+      </w:r>
+    </w:p>
+    <w:p/>
+    <w:p>
+      <w:pPr>
+        <w:pStyle w:val="ListNumber"/>
+        <w:ind w:left="360"/>
+      </w:pPr>
+      <w:r>
+        <w:t>Click Create; all folders appear in the tree immediately.</w:t>
+      </w:r>
+    </w:p>
+    <w:p>
+      <w:pPr>
+        <w:pStyle w:val="Heading2"/>
+      </w:pPr>
+      <w:r>
+        <w:rPr>
+          <w:color w:val="1D4E89"/>
+        </w:rPr>
+        <w:t>12.9  Downloading This Manual from Inside the App</w:t>
+      </w:r>
+    </w:p>
+    <w:p>
+      <w:r>
+        <w:t>Click Project, then Download User Manual (.docx) under the Downloads section, to get the same manual you're reading now, generated fresh from inside the running app.</w:t>
+      </w:r>
+    </w:p>
+    <w:p>
+      <w:pPr>
+        <w:jc w:val="center"/>
+      </w:pPr>
+      <w:r>
+        <w:drawing>
+          <wp:inline xmlns:a="http://schemas.openxmlformats.org/drawingml/2006/main" xmlns:pic="http://schemas.openxmlformats.org/drawingml/2006/picture">
+            <wp:extent cx="5486400" cy="3429000"/>
+            <wp:docPr id="35" name="Picture 35"/>
+            <wp:cNvGraphicFramePr>
+              <a:graphicFrameLocks noChangeAspect="1"/>
+            </wp:cNvGraphicFramePr>
+            <a:graphic>
+              <a:graphicData uri="http://schemas.openxmlformats.org/drawingml/2006/picture">
+                <pic:pic>
+                  <pic:nvPicPr>
+                    <pic:cNvPr id="0" name="11_project_menu.png"/>
+                    <pic:cNvPicPr/>
+                  </pic:nvPicPr>
+                  <pic:blipFill>
+                    <a:blip r:embed="rId43"/>
+                    <a:stretch>
+                      <a:fillRect/>
+                    </a:stretch>
+                  </pic:blipFill>
+                  <pic:spPr>
+                    <a:xfrm>
+                      <a:off x="0" y="0"/>
+                      <a:ext cx="5486400" cy="3429000"/>
+                    </a:xfrm>
+                    <a:prstGeom prst="rect"/>
+                  </pic:spPr>
+                </pic:pic>
+              </a:graphicData>
+            </a:graphic>
+          </wp:inline>
+        </w:drawing>
+      </w:r>
+    </w:p>
+    <w:p>
+      <w:pPr>
+        <w:jc w:val="center"/>
+      </w:pPr>
+      <w:r>
+        <w:rPr>
+          <w:i/>
+          <w:color w:val="707070"/>
+          <w:sz w:val="18"/>
+        </w:rPr>
+        <w:t>Figure 12-4  The Project menu: export, import, and settings</w:t>
+      </w:r>
+    </w:p>
+    <w:p/>
+    <w:p>
+      <w:r>
+        <w:br w:type="page"/>
+      </w:r>
+    </w:p>
+    <w:p>
+      <w:pPr>
+        <w:pStyle w:val="Heading1"/>
+      </w:pPr>
+      <w:r>
+        <w:rPr>
+          <w:color w:val="1E40AF"/>
+        </w:rPr>
+        <w:t>13  Cloud Sync and Email</w:t>
+      </w:r>
+    </w:p>
+    <w:p>
+      <w:pPr>
+        <w:pStyle w:val="Heading2"/>
+      </w:pPr>
+      <w:r>
+        <w:rPr>
+          <w:color w:val="1D4E89"/>
+        </w:rPr>
+        <w:t>13.1  Using OneDrive to Sync Storage</w:t>
+      </w:r>
+    </w:p>
+    <w:p>
+      <w:r>
+        <w:t>Pointing your DMS storage folder at a location synced by OneDrive (or a similar cloud-sync service) gives you automatic off-site backup with no extra steps - every change DMS makes on disk gets picked up and uploaded by the sync client in the background, the same as any other file in that folder.</w:t>
+      </w:r>
+    </w:p>
+    <w:p>
+      <w:pPr>
+        <w:ind w:left="576" w:right="576"/>
+        <w:shd w:val="clear" w:color="auto" w:fill="FFF8E1"/>
+      </w:pPr>
+      <w:r>
+        <w:rPr>
+          <w:b/>
+          <w:color w:val="924E00"/>
+        </w:rPr>
+        <w:t xml:space="preserve">Note: </w:t>
+      </w:r>
+      <w:r>
+        <w:t>Very large libraries, or a very slow internet connection, can make cloud sync lag behind your local changes; this is a property of the sync client, not of DMS.</w:t>
+      </w:r>
+    </w:p>
+    <w:p>
+      <w:pPr>
+        <w:pStyle w:val="Heading2"/>
+      </w:pPr>
+      <w:r>
+        <w:rPr>
+          <w:color w:val="1D4E89"/>
+        </w:rPr>
+        <w:t>13.2  Email Sending Setup</w:t>
+      </w:r>
+    </w:p>
+    <w:p>
+      <w:r>
+        <w:t>To use the “email” action on a document card, configure an SMTP account first.</w:t>
+      </w:r>
+    </w:p>
+    <w:p>
+      <w:pPr>
+        <w:pStyle w:val="ListNumber"/>
+        <w:ind w:left="360"/>
+      </w:pPr>
+      <w:r>
+        <w:t>Click Project, then Email Sending Setup.</w:t>
+      </w:r>
+    </w:p>
+    <w:p>
+      <w:pPr>
+        <w:pStyle w:val="ListNumber"/>
+        <w:ind w:left="360"/>
+      </w:pPr>
+      <w:r>
+        <w:t>Enter your SMTP server, port, username, and password (an app-specific password is usually required for Gmail/Outlook accounts with two-factor authentication).</w:t>
+      </w:r>
+    </w:p>
+    <w:p>
+      <w:pPr>
+        <w:pStyle w:val="ListNumber"/>
+        <w:ind w:left="360"/>
+      </w:pPr>
+      <w:r>
+        <w:t>Save the settings; DMS uses them to send documents as attachments going forward.</w:t>
+      </w:r>
+    </w:p>
+    <w:p>
+      <w:pPr>
+        <w:jc w:val="center"/>
+      </w:pPr>
+      <w:r>
+        <w:drawing>
+          <wp:inline xmlns:a="http://schemas.openxmlformats.org/drawingml/2006/main" xmlns:pic="http://schemas.openxmlformats.org/drawingml/2006/picture">
+            <wp:extent cx="5486400" cy="3429000"/>
+            <wp:docPr id="36" name="Picture 36"/>
+            <wp:cNvGraphicFramePr>
+              <a:graphicFrameLocks noChangeAspect="1"/>
+            </wp:cNvGraphicFramePr>
+            <a:graphic>
+              <a:graphicData uri="http://schemas.openxmlformats.org/drawingml/2006/picture">
+                <pic:pic>
+                  <pic:nvPicPr>
+                    <pic:cNvPr id="0" name="20_email_settings.png"/>
+                    <pic:cNvPicPr/>
+                  </pic:nvPicPr>
+                  <pic:blipFill>
+                    <a:blip r:embed="rId44"/>
+                    <a:stretch>
+                      <a:fillRect/>
+                    </a:stretch>
+                  </pic:blipFill>
+                  <pic:spPr>
+                    <a:xfrm>
+                      <a:off x="0" y="0"/>
+                      <a:ext cx="5486400" cy="3429000"/>
+                    </a:xfrm>
+                    <a:prstGeom prst="rect"/>
+                  </pic:spPr>
+                </pic:pic>
+              </a:graphicData>
+            </a:graphic>
+          </wp:inline>
+        </w:drawing>
+      </w:r>
+    </w:p>
+    <w:p>
+      <w:pPr>
+        <w:jc w:val="center"/>
+      </w:pPr>
+      <w:r>
+        <w:rPr>
+          <w:i/>
+          <w:color w:val="707070"/>
+          <w:sz w:val="18"/>
+        </w:rPr>
+        <w:t>Figure 13-1  Email sending (SMTP) settings dialog</w:t>
+      </w:r>
+    </w:p>
+    <w:p/>
+    <w:p>
+      <w:pPr>
+        <w:ind w:left="576" w:right="576"/>
+        <w:shd w:val="clear" w:color="auto" w:fill="FFF8E1"/>
+      </w:pPr>
+      <w:r>
+        <w:rPr>
+          <w:b/>
+          <w:color w:val="924E00"/>
+        </w:rPr>
+        <w:t xml:space="preserve">Note: </w:t>
+      </w:r>
+      <w:r>
+        <w:t>On Mac, if SMTP hasn't been configured, clicking the email action instead opens your system Mail app with the document attached, so the feature still works without any setup.</w:t>
+      </w:r>
+    </w:p>
+    <w:p>
+      <w:pPr>
+        <w:ind w:left="576" w:right="576"/>
+        <w:shd w:val="clear" w:color="auto" w:fill="E6F4EA"/>
+      </w:pPr>
+      <w:r>
+        <w:rPr>
+          <w:b/>
+          <w:color w:val="056F00"/>
+        </w:rPr>
+        <w:t xml:space="preserve">Tip: </w:t>
+      </w:r>
+      <w:r>
+        <w:rPr>
+          <w:color w:val="333333"/>
+        </w:rPr>
+        <w:t>The Download setup guide (.docx) button in the dialog gives step-by-step, illustrated instructions for enabling SMTP and generating an app-specific password in common providers like Gmail and QQ Mail.</w:t>
+      </w:r>
+    </w:p>
+    <w:p>
+      <w:r>
+        <w:br w:type="page"/>
+      </w:r>
+    </w:p>
+    <w:p>
+      <w:pPr>
+        <w:pStyle w:val="Heading1"/>
+      </w:pPr>
+      <w:r>
+        <w:rPr>
+          <w:color w:val="1E40AF"/>
+        </w:rPr>
+        <w:t>14  Password Protection</w:t>
+      </w:r>
+    </w:p>
+    <w:p>
+      <w:r>
+        <w:t>You can protect DMS with a password so that only authorized users can access the data - strongly recommended once you've enabled LAN access, remote upload, or saved any website login credentials (section 3.6).</w:t>
+      </w:r>
+    </w:p>
+    <w:p>
+      <w:r>
+        <w:t>Set a password:</w:t>
+      </w:r>
+    </w:p>
+    <w:p>
+      <w:pPr>
+        <w:pStyle w:val="ListNumber"/>
+        <w:ind w:left="360"/>
+      </w:pPr>
+      <w:r>
+        <w:t>Click Project, then Set Password.</w:t>
+      </w:r>
+    </w:p>
+    <w:p>
+      <w:pPr>
+        <w:pStyle w:val="ListNumber"/>
+        <w:ind w:left="360"/>
+      </w:pPr>
+      <w:r>
+        <w:t>Enter and confirm your chosen password.</w:t>
+      </w:r>
+    </w:p>
+    <w:p>
+      <w:pPr>
+        <w:pStyle w:val="ListNumber"/>
+        <w:ind w:left="360"/>
+      </w:pPr>
+      <w:r>
+        <w:t>Click Set.</w:t>
+      </w:r>
+    </w:p>
+    <w:p>
+      <w:pPr>
+        <w:pStyle w:val="ListNumber"/>
+        <w:ind w:left="360"/>
+      </w:pPr>
+      <w:r>
+        <w:t>On the next DMS startup, a login screen appears before the main interface.</w:t>
+      </w:r>
+    </w:p>
+    <w:p>
+      <w:r>
+        <w:t>Remove the password:</w:t>
+      </w:r>
+    </w:p>
+    <w:p>
+      <w:pPr>
+        <w:pStyle w:val="ListNumber"/>
+        <w:ind w:left="360"/>
+      </w:pPr>
+      <w:r>
+        <w:t>Click Project, then Change Password.</w:t>
+      </w:r>
+    </w:p>
+    <w:p>
+      <w:pPr>
+        <w:pStyle w:val="ListNumber"/>
+        <w:ind w:left="360"/>
+      </w:pPr>
+      <w:r>
+        <w:t>Enter your current password to confirm, then leave the new password fields blank.</w:t>
+      </w:r>
+    </w:p>
+    <w:p>
+      <w:pPr>
+        <w:pStyle w:val="ListNumber"/>
+        <w:ind w:left="360"/>
+      </w:pPr>
+      <w:r>
+        <w:t>Click Set to remove password protection.</w:t>
+      </w:r>
+    </w:p>
+    <w:p>
+      <w:r>
+        <w:t>Logout:</w:t>
+      </w:r>
+    </w:p>
+    <w:p>
+      <w:pPr>
+        <w:pStyle w:val="ListBullet"/>
+        <w:ind w:left="360"/>
+      </w:pPr>
+      <w:r>
+        <w:t>Click Logout in the header bar.</w:t>
+      </w:r>
+    </w:p>
+    <w:p>
+      <w:pPr>
+        <w:pStyle w:val="ListBullet"/>
+        <w:ind w:left="360"/>
+      </w:pPr>
+      <w:r>
+        <w:t>DMS returns to the login screen. The server keeps running; only the browser session ends.</w:t>
+      </w:r>
+    </w:p>
+    <w:p>
+      <w:pPr>
+        <w:ind w:left="576" w:right="576"/>
+        <w:shd w:val="clear" w:color="auto" w:fill="FFF8E1"/>
+      </w:pPr>
+      <w:r>
+        <w:rPr>
+          <w:b/>
+          <w:color w:val="924E00"/>
+        </w:rPr>
+        <w:t xml:space="preserve">Note: </w:t>
+      </w:r>
+      <w:r>
+        <w:t>The password is stored as a salted hash on the server (SHA-256, 100,000 iterations) - never in plain text. A folder's saved website login password (section 3.6) uses a separate, independent reversible-encryption scheme; the two don't affect each other.</w:t>
+      </w:r>
+    </w:p>
+    <w:p>
+      <w:pPr>
+        <w:jc w:val="center"/>
+      </w:pPr>
+      <w:r>
+        <w:drawing>
+          <wp:inline xmlns:a="http://schemas.openxmlformats.org/drawingml/2006/main" xmlns:pic="http://schemas.openxmlformats.org/drawingml/2006/picture">
+            <wp:extent cx="5486400" cy="3429000"/>
+            <wp:docPr id="37" name="Picture 37"/>
+            <wp:cNvGraphicFramePr>
+              <a:graphicFrameLocks noChangeAspect="1"/>
+            </wp:cNvGraphicFramePr>
+            <a:graphic>
+              <a:graphicData uri="http://schemas.openxmlformats.org/drawingml/2006/picture">
+                <pic:pic>
+                  <pic:nvPicPr>
                     <pic:cNvPr id="0" name="19_password_dialog.png"/>
                     <pic:cNvPicPr/>
                   </pic:nvPicPr>
                   <pic:blipFill>
-                    <a:blip r:embed="rId41"/>
+                    <a:blip r:embed="rId45"/>
                     <a:stretch>
                       <a:fillRect/>
                     </a:stretch>
@@ -7323,6 +7851,28 @@
           </w:p>
         </w:tc>
       </w:tr>
+      <w:tr>
+        <w:tc>
+          <w:tcPr>
+            <w:tcW w:type="dxa" w:w="5040"/>
+          </w:tcPr>
+          <w:p>
+            <w:r>
+              <w:t>Jump to the previous/next document in the viewer</w:t>
+            </w:r>
+          </w:p>
+        </w:tc>
+        <w:tc>
+          <w:tcPr>
+            <w:tcW w:type="dxa" w:w="4320"/>
+          </w:tcPr>
+          <w:p>
+            <w:r>
+              <w:t>← / → (left/right arrow)</w:t>
+            </w:r>
+          </w:p>
+        </w:tc>
+      </w:tr>
     </w:tbl>
     <w:p/>
     <w:p>
@@ -7371,6 +7921,25 @@
       </w:pPr>
       <w:r>
         <w:t>Opening the same project folder again is detected, and DMS switches to the existing window for it instead of starting a duplicate service.</w:t>
+      </w:r>
+    </w:p>
+    <w:p>
+      <w:pPr>
+        <w:ind w:left="576" w:right="576"/>
+        <w:shd w:val="clear" w:color="auto" w:fill="E6F4EA"/>
+      </w:pPr>
+      <w:r>
+        <w:rPr>
+          <w:b/>
+          <w:color w:val="056F00"/>
+        </w:rPr>
+        <w:t xml:space="preserve">Tip: </w:t>
+      </w:r>
+      <w:r>
+        <w:rPr>
+          <w:color w:val="333333"/>
+        </w:rPr>
+        <w:t>Besides switching to an existing project, the Project menu's Settings group also has Create New Blank Project, which starts a brand-new, empty project in a new folder at any time - no restart, and no need to go through the section 1.3 startup screen.</w:t>
       </w:r>
     </w:p>
     <w:p>
@@ -7454,7 +8023,7 @@
         <w:drawing>
           <wp:inline xmlns:a="http://schemas.openxmlformats.org/drawingml/2006/main" xmlns:pic="http://schemas.openxmlformats.org/drawingml/2006/picture">
             <wp:extent cx="5486400" cy="2741275"/>
-            <wp:docPr id="34" name="Picture 34"/>
+            <wp:docPr id="38" name="Picture 38"/>
             <wp:cNvGraphicFramePr>
               <a:graphicFrameLocks noChangeAspect="1"/>
             </wp:cNvGraphicFramePr>
@@ -7466,7 +8035,7 @@
                     <pic:cNvPicPr/>
                   </pic:nvPicPr>
                   <pic:blipFill>
-                    <a:blip r:embed="rId42"/>
+                    <a:blip r:embed="rId46"/>
                     <a:stretch>
                       <a:fillRect/>
                     </a:stretch>
@@ -7624,7 +8193,7 @@
         <w:drawing>
           <wp:inline xmlns:a="http://schemas.openxmlformats.org/drawingml/2006/main" xmlns:pic="http://schemas.openxmlformats.org/drawingml/2006/picture">
             <wp:extent cx="5486400" cy="2737425"/>
-            <wp:docPr id="35" name="Picture 35"/>
+            <wp:docPr id="39" name="Picture 39"/>
             <wp:cNvGraphicFramePr>
               <a:graphicFrameLocks noChangeAspect="1"/>
             </wp:cNvGraphicFramePr>
@@ -7636,7 +8205,7 @@
                     <pic:cNvPicPr/>
                   </pic:nvPicPr>
                   <pic:blipFill>
-                    <a:blip r:embed="rId43"/>
+                    <a:blip r:embed="rId47"/>
                     <a:stretch>
                       <a:fillRect/>
                     </a:stretch>
@@ -7753,7 +8322,7 @@
         <w:drawing>
           <wp:inline xmlns:a="http://schemas.openxmlformats.org/drawingml/2006/main" xmlns:pic="http://schemas.openxmlformats.org/drawingml/2006/picture">
             <wp:extent cx="5486400" cy="2578748"/>
-            <wp:docPr id="36" name="Picture 36"/>
+            <wp:docPr id="40" name="Picture 40"/>
             <wp:cNvGraphicFramePr>
               <a:graphicFrameLocks noChangeAspect="1"/>
             </wp:cNvGraphicFramePr>
@@ -7765,7 +8334,7 @@
                     <pic:cNvPicPr/>
                   </pic:nvPicPr>
                   <pic:blipFill>
-                    <a:blip r:embed="rId44"/>
+                    <a:blip r:embed="rId48"/>
                     <a:stretch>
                       <a:fillRect/>
                     </a:stretch>

--- a/PMS_User_Manual.docx
+++ b/PMS_User_Manual.docx
@@ -3285,7 +3285,7 @@
         <w:ind w:left="360"/>
       </w:pPr>
       <w:r>
-        <w:t>Click Upload Folder.</w:t>
+        <w:t>Click Upload Folder - this opens the Upload Multiple Folders dialog.</w:t>
       </w:r>
     </w:p>
     <w:p>
@@ -3294,7 +3294,7 @@
         <w:ind w:left="360"/>
       </w:pPr>
       <w:r>
-        <w:t>Choose a folder on your computer in the dialog that appears.</w:t>
+        <w:t>Click + Add Folder and pick a folder on your computer; repeat to queue up several folders at once, each listed above with an × to remove it.</w:t>
       </w:r>
     </w:p>
     <w:p>
@@ -3303,23 +3303,34 @@
         <w:ind w:left="360"/>
       </w:pPr>
       <w:r>
-        <w:t>DMS uploads every file recursively, creating matching sub-folders in the tree.</w:t>
-      </w:r>
-    </w:p>
-    <w:p>
-      <w:pPr>
-        <w:pStyle w:val="Heading2"/>
-      </w:pPr>
-      <w:r>
-        <w:rPr>
-          <w:color w:val="1D4E89"/>
-        </w:rPr>
-        <w:t>4.3  Pasting Screenshots</w:t>
-      </w:r>
-    </w:p>
-    <w:p>
-      <w:r>
-        <w:t>You don't need to save a file first - a screenshot you just took, or an image copied from elsewhere, can be pasted straight into the current folder.</w:t>
+        <w:t>Choose one of three upload modes:</w:t>
+      </w:r>
+    </w:p>
+    <w:p>
+      <w:pPr>
+        <w:pStyle w:val="ListBullet"/>
+        <w:ind w:left="360"/>
+      </w:pPr>
+      <w:r>
+        <w:t>Sort into year/month folders (default) - every file in each picked folder (including its subfolders) is routed by capture/archive date into “year/month” folders, created automatically if they don't exist yet. The original subfolder structure is not kept.</w:t>
+      </w:r>
+    </w:p>
+    <w:p>
+      <w:pPr>
+        <w:pStyle w:val="ListBullet"/>
+        <w:ind w:left="360"/>
+      </w:pPr>
+      <w:r>
+        <w:t>Upload files and subfolders as the sources - subfolders inside each picked folder are recreated here exactly as they are, with no date-based year/month folders. Good for material that's already organized the way you want to keep it.</w:t>
+      </w:r>
+    </w:p>
+    <w:p>
+      <w:pPr>
+        <w:pStyle w:val="ListBullet"/>
+        <w:ind w:left="360"/>
+      </w:pPr>
+      <w:r>
+        <w:t>Recreate the picked folder under the current folder - unlike the other two modes, the picked folder itself also becomes a new subfolder here (not just its contents); every subfolder under it is rebuilt as-is, files land in their matching folders, and matching directories are created on the local drive too.</w:t>
       </w:r>
     </w:p>
     <w:p>
@@ -3328,197 +3339,7 @@
         <w:ind w:left="360"/>
       </w:pPr>
       <w:r>
-        <w:t>Select the destination folder in the Tree tab.</w:t>
-      </w:r>
-    </w:p>
-    <w:p>
-      <w:pPr>
-        <w:pStyle w:val="ListNumber"/>
-        <w:ind w:left="360"/>
-      </w:pPr>
-      <w:r>
-        <w:t>Take a screenshot (or copy an image) to the system clipboard.</w:t>
-      </w:r>
-    </w:p>
-    <w:p>
-      <w:pPr>
-        <w:pStyle w:val="ListNumber"/>
-        <w:ind w:left="360"/>
-      </w:pPr>
-      <w:r>
-        <w:t>Click Paste Screenshot, or simply press Ctrl+V (Windows) / Cmd+V (Mac).</w:t>
-      </w:r>
-    </w:p>
-    <w:p>
-      <w:pPr>
-        <w:pStyle w:val="ListNumber"/>
-        <w:ind w:left="360"/>
-      </w:pPr>
-      <w:r>
-        <w:t>DMS saves the clipboard image as a PDF and adds it to the current folder.</w:t>
-      </w:r>
-    </w:p>
-    <w:p>
-      <w:pPr>
-        <w:pStyle w:val="Heading2"/>
-      </w:pPr>
-      <w:r>
-        <w:rPr>
-          <w:color w:val="1D4E89"/>
-        </w:rPr>
-        <w:t>4.4  Linking Existing Documents</w:t>
-      </w:r>
-    </w:p>
-    <w:p>
-      <w:r>
-        <w:t>The same document can be linked into multiple folders without duplicating the file on disk.</w:t>
-      </w:r>
-    </w:p>
-    <w:p>
-      <w:pPr>
-        <w:pStyle w:val="ListNumber"/>
-        <w:ind w:left="360"/>
-      </w:pPr>
-      <w:r>
-        <w:t>Select the folder you want to link the document into.</w:t>
-      </w:r>
-    </w:p>
-    <w:p>
-      <w:pPr>
-        <w:pStyle w:val="ListNumber"/>
-        <w:ind w:left="360"/>
-      </w:pPr>
-      <w:r>
-        <w:t>Click Link Existing Document.</w:t>
-      </w:r>
-    </w:p>
-    <w:p>
-      <w:pPr>
-        <w:pStyle w:val="ListNumber"/>
-        <w:ind w:left="360"/>
-      </w:pPr>
-      <w:r>
-        <w:t>A dialog lists all documents in the system.</w:t>
-      </w:r>
-    </w:p>
-    <w:p>
-      <w:pPr>
-        <w:pStyle w:val="ListNumber"/>
-        <w:ind w:left="360"/>
-      </w:pPr>
-      <w:r>
-        <w:t>Check the document(s) you want and click Add Link.</w:t>
-      </w:r>
-    </w:p>
-    <w:p>
-      <w:pPr>
-        <w:pStyle w:val="ListNumber"/>
-        <w:ind w:left="360"/>
-      </w:pPr>
-      <w:r>
-        <w:t>The document now appears in both the original folder and the new folder.</w:t>
-      </w:r>
-    </w:p>
-    <w:p>
-      <w:pPr>
-        <w:ind w:left="576" w:right="576"/>
-        <w:shd w:val="clear" w:color="auto" w:fill="E6F4EA"/>
-      </w:pPr>
-      <w:r>
-        <w:rPr>
-          <w:b/>
-          <w:color w:val="056F00"/>
-        </w:rPr>
-        <w:t xml:space="preserve">Tip: </w:t>
-      </w:r>
-      <w:r>
-        <w:rPr>
-          <w:color w:val="333333"/>
-        </w:rPr>
-        <w:t>A faster way: just drag a document card and drop it directly onto the target folder in the left-hand tree. It has exactly the same effect as the steps above, without opening the picker dialog first.</w:t>
-      </w:r>
-    </w:p>
-    <w:p>
-      <w:pPr>
-        <w:pStyle w:val="Heading2"/>
-      </w:pPr>
-      <w:r>
-        <w:rPr>
-          <w:color w:val="1D4E89"/>
-        </w:rPr>
-        <w:t>4.5  Viewing a Document</w:t>
-      </w:r>
-    </w:p>
-    <w:p>
-      <w:pPr>
-        <w:pStyle w:val="ListNumber"/>
-        <w:ind w:left="360"/>
-      </w:pPr>
-      <w:r>
-        <w:t>Click the document name or thumbnail to open the Document Viewer.</w:t>
-      </w:r>
-    </w:p>
-    <w:p>
-      <w:pPr>
-        <w:pStyle w:val="ListNumber"/>
-        <w:ind w:left="360"/>
-      </w:pPr>
-      <w:r>
-        <w:t>The viewer opens as an overlay with the preview as its main content; you can drag its edges to resize it, drag the title bar to move it, or click Pop Out to turn the viewer into its own separate browser window (for example, to drag it to a second monitor). The divider between the preview and the info panel on the right can also be dragged to resize either side.</w:t>
-      </w:r>
-    </w:p>
-    <w:p>
-      <w:pPr>
-        <w:pStyle w:val="ListBullet"/>
-        <w:ind w:left="360"/>
-      </w:pPr>
-      <w:r>
-        <w:t>Images are shown inline.</w:t>
-      </w:r>
-    </w:p>
-    <w:p>
-      <w:pPr>
-        <w:pStyle w:val="ListBullet"/>
-        <w:ind w:left="360"/>
-      </w:pPr>
-      <w:r>
-        <w:t>PDFs open in an embedded viewer with scrolling and zoom.</w:t>
-      </w:r>
-    </w:p>
-    <w:p>
-      <w:pPr>
-        <w:pStyle w:val="ListBullet"/>
-        <w:ind w:left="360"/>
-      </w:pPr>
-      <w:r>
-        <w:t>Text files are shown in a readable monospace view.</w:t>
-      </w:r>
-    </w:p>
-    <w:p>
-      <w:pPr>
-        <w:pStyle w:val="ListBullet"/>
-        <w:ind w:left="360"/>
-      </w:pPr>
-      <w:r>
-        <w:t>Office files (Word, Excel, PowerPoint) offer a Download button to open in your local Office app.</w:t>
-      </w:r>
-    </w:p>
-    <w:p>
-      <w:pPr>
-        <w:pStyle w:val="ListNumber"/>
-        <w:ind w:left="360"/>
-      </w:pPr>
-      <w:r>
-        <w:t>The viewer's toolbar has buttons for Add Description, View Map Location, Extract Text (OCR), Extract Key Parameters, Scan Barcode (section 4.8), Ask AI (section 4.9, requires an API key - section 6.4), Download, Pop Out, and Close.</w:t>
-      </w:r>
-    </w:p>
-    <w:p>
-      <w:pPr>
-        <w:pStyle w:val="ListNumber"/>
-        <w:ind w:left="360"/>
-      </w:pPr>
-      <w:r>
-        <w:t>Click Close or press Escape to close the viewer.</w:t>
+        <w:t>Optionally type something into Add text to filenames (optional) - it's inserted right after the date when there is one (e.g. 2026-09-17-text-original name), or at the very front of the filename when there isn't. The mic button next to it accepts voice dictation too. Leave it blank to add nothing.</w:t>
       </w:r>
     </w:p>
     <w:p>
@@ -3528,7 +3349,7 @@
       <w:r>
         <w:drawing>
           <wp:inline xmlns:a="http://schemas.openxmlformats.org/drawingml/2006/main" xmlns:pic="http://schemas.openxmlformats.org/drawingml/2006/picture">
-            <wp:extent cx="5486400" cy="3429000"/>
+            <wp:extent cx="5486400" cy="2443102"/>
             <wp:docPr id="11" name="Picture 11"/>
             <wp:cNvGraphicFramePr>
               <a:graphicFrameLocks noChangeAspect="1"/>
@@ -3537,7 +3358,7 @@
               <a:graphicData uri="http://schemas.openxmlformats.org/drawingml/2006/picture">
                 <pic:pic>
                   <pic:nvPicPr>
-                    <pic:cNvPr id="0" name="05_doc_viewer_pdf.png"/>
+                    <pic:cNvPr id="0" name="43_upload_folder_modes.png"/>
                     <pic:cNvPicPr/>
                   </pic:nvPicPr>
                   <pic:blipFill>
@@ -3549,7 +3370,7 @@
                   <pic:spPr>
                     <a:xfrm>
                       <a:off x="0" y="0"/>
-                      <a:ext cx="5486400" cy="3429000"/>
+                      <a:ext cx="5486400" cy="2443102"/>
                     </a:xfrm>
                     <a:prstGeom prst="rect"/>
                   </pic:spPr>
@@ -3570,10 +3391,253 @@
           <w:color w:val="707070"/>
           <w:sz w:val="18"/>
         </w:rPr>
-        <w:t>Figure 4-1  The PDF document viewer</w:t>
+        <w:t>Figure 4-2  The Upload Multiple Folders dialog: the three upload modes and the filename text field</w:t>
       </w:r>
     </w:p>
     <w:p/>
+    <w:p>
+      <w:pPr>
+        <w:pStyle w:val="ListNumber"/>
+        <w:ind w:left="360"/>
+      </w:pPr>
+      <w:r>
+        <w:t>Click Upload in the bottom-right corner to finish.</w:t>
+      </w:r>
+    </w:p>
+    <w:p>
+      <w:pPr>
+        <w:ind w:left="576" w:right="576"/>
+        <w:shd w:val="clear" w:color="auto" w:fill="E6F4EA"/>
+      </w:pPr>
+      <w:r>
+        <w:rPr>
+          <w:b/>
+          <w:color w:val="056F00"/>
+        </w:rPr>
+        <w:t xml:space="preserve">Tip: </w:t>
+      </w:r>
+      <w:r>
+        <w:rPr>
+          <w:color w:val="333333"/>
+        </w:rPr>
+        <w:t>Mix and match across batches as needed: archive a whole phone-camera-roll folder with Sort into year/month, while a drawing folder that's already organized by project uses Upload as the sources or Recreate the picked folder to keep its structure intact.</w:t>
+      </w:r>
+    </w:p>
+    <w:p>
+      <w:pPr>
+        <w:pStyle w:val="Heading2"/>
+      </w:pPr>
+      <w:r>
+        <w:rPr>
+          <w:color w:val="1D4E89"/>
+        </w:rPr>
+        <w:t>4.3  Pasting Screenshots</w:t>
+      </w:r>
+    </w:p>
+    <w:p>
+      <w:r>
+        <w:t>You don't need to save a file first - a screenshot you just took, or an image copied from elsewhere, can be pasted straight into the current folder.</w:t>
+      </w:r>
+    </w:p>
+    <w:p>
+      <w:pPr>
+        <w:pStyle w:val="ListNumber"/>
+        <w:ind w:left="360"/>
+      </w:pPr>
+      <w:r>
+        <w:t>Select the destination folder in the Tree tab.</w:t>
+      </w:r>
+    </w:p>
+    <w:p>
+      <w:pPr>
+        <w:pStyle w:val="ListNumber"/>
+        <w:ind w:left="360"/>
+      </w:pPr>
+      <w:r>
+        <w:t>Take a screenshot (or copy an image) to the system clipboard.</w:t>
+      </w:r>
+    </w:p>
+    <w:p>
+      <w:pPr>
+        <w:pStyle w:val="ListNumber"/>
+        <w:ind w:left="360"/>
+      </w:pPr>
+      <w:r>
+        <w:t>Click Paste Screenshot, or simply press Ctrl+V (Windows) / Cmd+V (Mac).</w:t>
+      </w:r>
+    </w:p>
+    <w:p>
+      <w:pPr>
+        <w:pStyle w:val="ListNumber"/>
+        <w:ind w:left="360"/>
+      </w:pPr>
+      <w:r>
+        <w:t>DMS saves the clipboard image as a PDF and adds it to the current folder.</w:t>
+      </w:r>
+    </w:p>
+    <w:p>
+      <w:pPr>
+        <w:pStyle w:val="Heading2"/>
+      </w:pPr>
+      <w:r>
+        <w:rPr>
+          <w:color w:val="1D4E89"/>
+        </w:rPr>
+        <w:t>4.4  Linking Existing Documents</w:t>
+      </w:r>
+    </w:p>
+    <w:p>
+      <w:r>
+        <w:t>The same document can be linked into multiple folders without duplicating the file on disk.</w:t>
+      </w:r>
+    </w:p>
+    <w:p>
+      <w:pPr>
+        <w:pStyle w:val="ListNumber"/>
+        <w:ind w:left="360"/>
+      </w:pPr>
+      <w:r>
+        <w:t>Select the folder you want to link the document into.</w:t>
+      </w:r>
+    </w:p>
+    <w:p>
+      <w:pPr>
+        <w:pStyle w:val="ListNumber"/>
+        <w:ind w:left="360"/>
+      </w:pPr>
+      <w:r>
+        <w:t>Click Link Existing Document.</w:t>
+      </w:r>
+    </w:p>
+    <w:p>
+      <w:pPr>
+        <w:pStyle w:val="ListNumber"/>
+        <w:ind w:left="360"/>
+      </w:pPr>
+      <w:r>
+        <w:t>A dialog lists all documents in the system.</w:t>
+      </w:r>
+    </w:p>
+    <w:p>
+      <w:pPr>
+        <w:pStyle w:val="ListNumber"/>
+        <w:ind w:left="360"/>
+      </w:pPr>
+      <w:r>
+        <w:t>Check the document(s) you want and click Add Link.</w:t>
+      </w:r>
+    </w:p>
+    <w:p>
+      <w:pPr>
+        <w:pStyle w:val="ListNumber"/>
+        <w:ind w:left="360"/>
+      </w:pPr>
+      <w:r>
+        <w:t>The document now appears in both the original folder and the new folder.</w:t>
+      </w:r>
+    </w:p>
+    <w:p>
+      <w:pPr>
+        <w:ind w:left="576" w:right="576"/>
+        <w:shd w:val="clear" w:color="auto" w:fill="E6F4EA"/>
+      </w:pPr>
+      <w:r>
+        <w:rPr>
+          <w:b/>
+          <w:color w:val="056F00"/>
+        </w:rPr>
+        <w:t xml:space="preserve">Tip: </w:t>
+      </w:r>
+      <w:r>
+        <w:rPr>
+          <w:color w:val="333333"/>
+        </w:rPr>
+        <w:t>A faster way: just drag a document card and drop it directly onto the target folder in the left-hand tree. It has exactly the same effect as the steps above, without opening the picker dialog first.</w:t>
+      </w:r>
+    </w:p>
+    <w:p>
+      <w:pPr>
+        <w:pStyle w:val="Heading2"/>
+      </w:pPr>
+      <w:r>
+        <w:rPr>
+          <w:color w:val="1D4E89"/>
+        </w:rPr>
+        <w:t>4.5  Viewing a Document</w:t>
+      </w:r>
+    </w:p>
+    <w:p>
+      <w:pPr>
+        <w:pStyle w:val="ListNumber"/>
+        <w:ind w:left="360"/>
+      </w:pPr>
+      <w:r>
+        <w:t>Click the document name or thumbnail to open the Document Viewer.</w:t>
+      </w:r>
+    </w:p>
+    <w:p>
+      <w:pPr>
+        <w:pStyle w:val="ListNumber"/>
+        <w:ind w:left="360"/>
+      </w:pPr>
+      <w:r>
+        <w:t>The viewer opens as an overlay with the preview as its main content; you can drag its edges to resize it, drag the title bar to move it, or click Pop Out to turn the viewer into its own separate browser window (for example, to drag it to a second monitor). The divider between the preview and the info panel on the right can also be dragged to resize either side.</w:t>
+      </w:r>
+    </w:p>
+    <w:p>
+      <w:pPr>
+        <w:pStyle w:val="ListBullet"/>
+        <w:ind w:left="360"/>
+      </w:pPr>
+      <w:r>
+        <w:t>Images are shown inline.</w:t>
+      </w:r>
+    </w:p>
+    <w:p>
+      <w:pPr>
+        <w:pStyle w:val="ListBullet"/>
+        <w:ind w:left="360"/>
+      </w:pPr>
+      <w:r>
+        <w:t>PDFs open in an embedded viewer with scrolling and zoom.</w:t>
+      </w:r>
+    </w:p>
+    <w:p>
+      <w:pPr>
+        <w:pStyle w:val="ListBullet"/>
+        <w:ind w:left="360"/>
+      </w:pPr>
+      <w:r>
+        <w:t>Text files are shown in a readable monospace view.</w:t>
+      </w:r>
+    </w:p>
+    <w:p>
+      <w:pPr>
+        <w:pStyle w:val="ListBullet"/>
+        <w:ind w:left="360"/>
+      </w:pPr>
+      <w:r>
+        <w:t>Office files (Word, Excel, PowerPoint) offer a Download button to open in your local Office app.</w:t>
+      </w:r>
+    </w:p>
+    <w:p>
+      <w:pPr>
+        <w:pStyle w:val="ListNumber"/>
+        <w:ind w:left="360"/>
+      </w:pPr>
+      <w:r>
+        <w:t>The viewer's toolbar has buttons for Add Description, View Map Location, Extract Text (OCR), Extract Key Parameters, Scan Barcode (section 4.8), Ask AI (section 4.9, requires an API key - section 6.4), Download, Pop Out, and Close.</w:t>
+      </w:r>
+    </w:p>
+    <w:p>
+      <w:pPr>
+        <w:pStyle w:val="ListNumber"/>
+        <w:ind w:left="360"/>
+      </w:pPr>
+      <w:r>
+        <w:t>Click Close or press Escape to close the viewer.</w:t>
+      </w:r>
+    </w:p>
     <w:p>
       <w:pPr>
         <w:jc w:val="center"/>
@@ -3590,7 +3654,7 @@
               <a:graphicData uri="http://schemas.openxmlformats.org/drawingml/2006/picture">
                 <pic:pic>
                   <pic:nvPicPr>
-                    <pic:cNvPr id="0" name="06_doc_viewer_image.png"/>
+                    <pic:cNvPr id="0" name="05_doc_viewer_pdf.png"/>
                     <pic:cNvPicPr/>
                   </pic:nvPicPr>
                   <pic:blipFill>
@@ -3623,7 +3687,60 @@
           <w:color w:val="707070"/>
           <w:sz w:val="18"/>
         </w:rPr>
-        <w:t>Figure 4-2  The image document viewer</w:t>
+        <w:t>Figure 4-3  The PDF document viewer</w:t>
+      </w:r>
+    </w:p>
+    <w:p/>
+    <w:p>
+      <w:pPr>
+        <w:jc w:val="center"/>
+      </w:pPr>
+      <w:r>
+        <w:drawing>
+          <wp:inline xmlns:a="http://schemas.openxmlformats.org/drawingml/2006/main" xmlns:pic="http://schemas.openxmlformats.org/drawingml/2006/picture">
+            <wp:extent cx="5486400" cy="3429000"/>
+            <wp:docPr id="13" name="Picture 13"/>
+            <wp:cNvGraphicFramePr>
+              <a:graphicFrameLocks noChangeAspect="1"/>
+            </wp:cNvGraphicFramePr>
+            <a:graphic>
+              <a:graphicData uri="http://schemas.openxmlformats.org/drawingml/2006/picture">
+                <pic:pic>
+                  <pic:nvPicPr>
+                    <pic:cNvPr id="0" name="06_doc_viewer_image.png"/>
+                    <pic:cNvPicPr/>
+                  </pic:nvPicPr>
+                  <pic:blipFill>
+                    <a:blip r:embed="rId21"/>
+                    <a:stretch>
+                      <a:fillRect/>
+                    </a:stretch>
+                  </pic:blipFill>
+                  <pic:spPr>
+                    <a:xfrm>
+                      <a:off x="0" y="0"/>
+                      <a:ext cx="5486400" cy="3429000"/>
+                    </a:xfrm>
+                    <a:prstGeom prst="rect"/>
+                  </pic:spPr>
+                </pic:pic>
+              </a:graphicData>
+            </a:graphic>
+          </wp:inline>
+        </w:drawing>
+      </w:r>
+    </w:p>
+    <w:p>
+      <w:pPr>
+        <w:jc w:val="center"/>
+      </w:pPr>
+      <w:r>
+        <w:rPr>
+          <w:i/>
+          <w:color w:val="707070"/>
+          <w:sz w:val="18"/>
+        </w:rPr>
+        <w:t>Figure 4-4  The image document viewer</w:t>
       </w:r>
     </w:p>
     <w:p/>
@@ -3635,7 +3752,7 @@
         <w:drawing>
           <wp:inline xmlns:a="http://schemas.openxmlformats.org/drawingml/2006/main" xmlns:pic="http://schemas.openxmlformats.org/drawingml/2006/picture">
             <wp:extent cx="5486400" cy="2741275"/>
-            <wp:docPr id="13" name="Picture 13"/>
+            <wp:docPr id="14" name="Picture 14"/>
             <wp:cNvGraphicFramePr>
               <a:graphicFrameLocks noChangeAspect="1"/>
             </wp:cNvGraphicFramePr>
@@ -3647,7 +3764,7 @@
                     <pic:cNvPicPr/>
                   </pic:nvPicPr>
                   <pic:blipFill>
-                    <a:blip r:embed="rId21"/>
+                    <a:blip r:embed="rId22"/>
                     <a:stretch>
                       <a:fillRect/>
                     </a:stretch>
@@ -3676,7 +3793,7 @@
           <w:color w:val="707070"/>
           <w:sz w:val="18"/>
         </w:rPr>
-        <w:t>Figure 4-3  The viewer's top toolbar: extract key parameters, scan barcode, ask AI, pop out, and more</w:t>
+        <w:t>Figure 4-5  The viewer's top toolbar: extract key parameters, scan barcode, ask AI, pop out, and more</w:t>
       </w:r>
     </w:p>
     <w:p/>
@@ -3977,7 +4094,7 @@
         <w:drawing>
           <wp:inline xmlns:a="http://schemas.openxmlformats.org/drawingml/2006/main" xmlns:pic="http://schemas.openxmlformats.org/drawingml/2006/picture">
             <wp:extent cx="5486400" cy="2253343"/>
-            <wp:docPr id="14" name="Picture 14"/>
+            <wp:docPr id="15" name="Picture 15"/>
             <wp:cNvGraphicFramePr>
               <a:graphicFrameLocks noChangeAspect="1"/>
             </wp:cNvGraphicFramePr>
@@ -3989,7 +4106,7 @@
                     <pic:cNvPicPr/>
                   </pic:nvPicPr>
                   <pic:blipFill>
-                    <a:blip r:embed="rId22"/>
+                    <a:blip r:embed="rId23"/>
                     <a:stretch>
                       <a:fillRect/>
                     </a:stretch>
@@ -4018,7 +4135,7 @@
           <w:color w:val="707070"/>
           <w:sz w:val="18"/>
         </w:rPr>
-        <w:t>Figure 4-4  Scan Barcode: the success banner after a successful read</w:t>
+        <w:t>Figure 4-6  Scan Barcode: the success banner after a successful read</w:t>
       </w:r>
     </w:p>
     <w:p/>
@@ -4107,116 +4224,6 @@
       </w:pPr>
       <w:r>
         <w:t>The answer appears below, and the question and answer are both appended to a running Q&amp;A record document kept in the same folder, so you can look back at it later.</w:t>
-      </w:r>
-    </w:p>
-    <w:p>
-      <w:pPr>
-        <w:jc w:val="center"/>
-      </w:pPr>
-      <w:r>
-        <w:drawing>
-          <wp:inline xmlns:a="http://schemas.openxmlformats.org/drawingml/2006/main" xmlns:pic="http://schemas.openxmlformats.org/drawingml/2006/picture">
-            <wp:extent cx="5486400" cy="2741275"/>
-            <wp:docPr id="15" name="Picture 15"/>
-            <wp:cNvGraphicFramePr>
-              <a:graphicFrameLocks noChangeAspect="1"/>
-            </wp:cNvGraphicFramePr>
-            <a:graphic>
-              <a:graphicData uri="http://schemas.openxmlformats.org/drawingml/2006/picture">
-                <pic:pic>
-                  <pic:nvPicPr>
-                    <pic:cNvPr id="0" name="30_doc_ask_ai.png"/>
-                    <pic:cNvPicPr/>
-                  </pic:nvPicPr>
-                  <pic:blipFill>
-                    <a:blip r:embed="rId23"/>
-                    <a:stretch>
-                      <a:fillRect/>
-                    </a:stretch>
-                  </pic:blipFill>
-                  <pic:spPr>
-                    <a:xfrm>
-                      <a:off x="0" y="0"/>
-                      <a:ext cx="5486400" cy="2741275"/>
-                    </a:xfrm>
-                    <a:prstGeom prst="rect"/>
-                  </pic:spPr>
-                </pic:pic>
-              </a:graphicData>
-            </a:graphic>
-          </wp:inline>
-        </w:drawing>
-      </w:r>
-    </w:p>
-    <w:p>
-      <w:pPr>
-        <w:jc w:val="center"/>
-      </w:pPr>
-      <w:r>
-        <w:rPr>
-          <w:i/>
-          <w:color w:val="707070"/>
-          <w:sz w:val="18"/>
-        </w:rPr>
-        <w:t>Figure 4-5  Asking AI about a single document (needs a Gemini or DeepSeek API key - section 6.4)</w:t>
-      </w:r>
-    </w:p>
-    <w:p/>
-    <w:p>
-      <w:r>
-        <w:t>The description panel's AI Cleanup button works the same way for a single document's description: choose “Organize / Polish wording / Make concise,” and the AI tidies up rough or dictated text while keeping all the information; the result previews first, and only replaces your text once you click Apply.</w:t>
-      </w:r>
-    </w:p>
-    <w:p>
-      <w:pPr>
-        <w:pStyle w:val="Heading2"/>
-      </w:pPr>
-      <w:r>
-        <w:rPr>
-          <w:color w:val="1D4E89"/>
-        </w:rPr>
-        <w:t>4.10  Convert to PDF (Batch)</w:t>
-      </w:r>
-    </w:p>
-    <w:p>
-      <w:r>
-        <w:t>Need to convert a batch of photos or existing PDFs into a consistent, cleanly named set? You don't have to save each one individually.</w:t>
-      </w:r>
-    </w:p>
-    <w:p>
-      <w:pPr>
-        <w:pStyle w:val="ListNumber"/>
-        <w:ind w:left="360"/>
-      </w:pPr>
-      <w:r>
-        <w:t>Check the images and/or PDFs you want to convert in the folder (use Multi-select, or check them inside the dialog that opens).</w:t>
-      </w:r>
-    </w:p>
-    <w:p>
-      <w:pPr>
-        <w:pStyle w:val="ListNumber"/>
-        <w:ind w:left="360"/>
-      </w:pPr>
-      <w:r>
-        <w:t>Click Convert to PDF; the dialog lists the checked documents and their sizes.</w:t>
-      </w:r>
-    </w:p>
-    <w:p>
-      <w:pPr>
-        <w:pStyle w:val="ListNumber"/>
-        <w:ind w:left="360"/>
-      </w:pPr>
-      <w:r>
-        <w:t>Click Convert N document(s) to PDF.</w:t>
-      </w:r>
-    </w:p>
-    <w:p>
-      <w:pPr>
-        <w:pStyle w:val="ListNumber"/>
-        <w:ind w:left="360"/>
-      </w:pPr>
-      <w:r>
-        <w:t>Each document is converted into its own separate PDF (named with a “YYYY-MM-DD-” prefix whenever a date is known); the originals are moved to “Deleted files” (a soft delete - recoverable, see section 3.2).</w:t>
       </w:r>
     </w:p>
     <w:p>
@@ -4235,7 +4242,7 @@
               <a:graphicData uri="http://schemas.openxmlformats.org/drawingml/2006/picture">
                 <pic:pic>
                   <pic:nvPicPr>
-                    <pic:cNvPr id="0" name="33_convert_to_pdf.png"/>
+                    <pic:cNvPr id="0" name="30_doc_ask_ai.png"/>
                     <pic:cNvPicPr/>
                   </pic:nvPicPr>
                   <pic:blipFill>
@@ -4268,10 +4275,15 @@
           <w:color w:val="707070"/>
           <w:sz w:val="18"/>
         </w:rPr>
-        <w:t>Figure 4-6  The Convert to PDF dialog, with one document selected</w:t>
+        <w:t>Figure 4-7  Asking AI about a single document (needs a Gemini or DeepSeek API key - section 6.4)</w:t>
       </w:r>
     </w:p>
     <w:p/>
+    <w:p>
+      <w:r>
+        <w:t>The description panel's AI Cleanup button works the same way for a single document's description: choose “Organize / Polish wording / Make concise,” and the AI tidies up rough or dictated text while keeping all the information; the result previews first, and only replaces your text once you click Apply.</w:t>
+      </w:r>
+    </w:p>
     <w:p>
       <w:pPr>
         <w:pStyle w:val="Heading2"/>
@@ -4280,55 +4292,48 @@
         <w:rPr>
           <w:color w:val="1D4E89"/>
         </w:rPr>
-        <w:t>4.11  On-Disk Filenames and Recovering Deletions</w:t>
-      </w:r>
-    </w:p>
-    <w:p>
-      <w:r>
-        <w:t>These are lower-level improvements that need no action from you, but are useful to know about when browsing files in your system's file manager or troubleshooting:</w:t>
-      </w:r>
-    </w:p>
-    <w:p>
-      <w:pPr>
-        <w:pStyle w:val="ListBullet"/>
+        <w:t>4.10  Convert to PDF (Batch)</w:t>
+      </w:r>
+    </w:p>
+    <w:p>
+      <w:r>
+        <w:t>Need to convert a batch of photos or existing PDFs into a consistent, cleanly named set? You don't have to save each one individually.</w:t>
+      </w:r>
+    </w:p>
+    <w:p>
+      <w:pPr>
+        <w:pStyle w:val="ListNumber"/>
         <w:ind w:left="360"/>
       </w:pPr>
       <w:r>
-        <w:t>Filenames on disk now start with the document's name instead of its internal ID (e.g. Inspection Report+DOC-20260920-xxx.pdf), so browsing the storage folder directly in Finder / Explorer immediately tells you what a file is without opening it first.</w:t>
-      </w:r>
-    </w:p>
-    <w:p>
-      <w:pPr>
-        <w:pStyle w:val="ListBullet"/>
+        <w:t>Check the images and/or PDFs you want to convert in the folder (use Multi-select, or check them inside the dialog that opens).</w:t>
+      </w:r>
+    </w:p>
+    <w:p>
+      <w:pPr>
+        <w:pStyle w:val="ListNumber"/>
         <w:ind w:left="360"/>
       </w:pPr>
       <w:r>
-        <w:t>A failed upload now reports the actual reason (e.g. disk full, no write permission) instead of a bare, unexplained “500 error.”</w:t>
-      </w:r>
-    </w:p>
-    <w:p>
-      <w:pPr>
-        <w:pStyle w:val="ListBullet"/>
+        <w:t>Click Convert to PDF; the dialog lists the checked documents and their sizes.</w:t>
+      </w:r>
+    </w:p>
+    <w:p>
+      <w:pPr>
+        <w:pStyle w:val="ListNumber"/>
         <w:ind w:left="360"/>
       </w:pPr>
       <w:r>
-        <w:t>Before any change to a project's folder structure (adding/removing folders, moving things, batch operations), DMS automatically saves a snapshot of the structure at that moment; if a particular change ever leaves the structure in a bad state, that snapshot can be used to roll back. This safety net runs entirely in the background - you won't see any UI for it during normal use.</w:t>
-      </w:r>
-    </w:p>
-    <w:p>
-      <w:pPr>
-        <w:pStyle w:val="Heading2"/>
-      </w:pPr>
-      <w:r>
-        <w:rPr>
-          <w:color w:val="1D4E89"/>
-        </w:rPr>
-        <w:t>4.12  Batch Document Actions (Multi-select: Download, Batch Rename, Find Near-Duplicates)</w:t>
-      </w:r>
-    </w:p>
-    <w:p>
-      <w:r>
-        <w:t>The document list has a row of batch-action buttons above it that work on every document in the current folder, without needing to pop out the grid-view window first (Section 19 covers the pop-out window's own batch actions - the two can be used together):</w:t>
+        <w:t>Click Convert N document(s) to PDF.</w:t>
+      </w:r>
+    </w:p>
+    <w:p>
+      <w:pPr>
+        <w:pStyle w:val="ListNumber"/>
+        <w:ind w:left="360"/>
+      </w:pPr>
+      <w:r>
+        <w:t>Each document is converted into its own separate PDF (named with a “YYYY-MM-DD-” prefix whenever a date is known); the originals are moved to “Deleted files” (a soft delete - recoverable, see section 3.2).</w:t>
       </w:r>
     </w:p>
     <w:p>
@@ -4338,7 +4343,7 @@
       <w:r>
         <w:drawing>
           <wp:inline xmlns:a="http://schemas.openxmlformats.org/drawingml/2006/main" xmlns:pic="http://schemas.openxmlformats.org/drawingml/2006/picture">
-            <wp:extent cx="5486400" cy="2936720"/>
+            <wp:extent cx="5486400" cy="2741275"/>
             <wp:docPr id="17" name="Picture 17"/>
             <wp:cNvGraphicFramePr>
               <a:graphicFrameLocks noChangeAspect="1"/>
@@ -4347,7 +4352,7 @@
               <a:graphicData uri="http://schemas.openxmlformats.org/drawingml/2006/picture">
                 <pic:pic>
                   <pic:nvPicPr>
-                    <pic:cNvPr id="0" name="40_multiselect_toolbar.png"/>
+                    <pic:cNvPr id="0" name="33_convert_to_pdf.png"/>
                     <pic:cNvPicPr/>
                   </pic:nvPicPr>
                   <pic:blipFill>
@@ -4359,7 +4364,7 @@
                   <pic:spPr>
                     <a:xfrm>
                       <a:off x="0" y="0"/>
-                      <a:ext cx="5486400" cy="2936720"/>
+                      <a:ext cx="5486400" cy="2741275"/>
                     </a:xfrm>
                     <a:prstGeom prst="rect"/>
                   </pic:spPr>
@@ -4380,17 +4385,33 @@
           <w:color w:val="707070"/>
           <w:sz w:val="18"/>
         </w:rPr>
-        <w:t>Figure 4-7  Document list toolbar: Select, AI-fill parameter, Batch rename, Find near-duplicates</w:t>
+        <w:t>Figure 4-8  The Convert to PDF dialog, with one document selected</w:t>
       </w:r>
     </w:p>
     <w:p/>
+    <w:p>
+      <w:pPr>
+        <w:pStyle w:val="Heading2"/>
+      </w:pPr>
+      <w:r>
+        <w:rPr>
+          <w:color w:val="1D4E89"/>
+        </w:rPr>
+        <w:t>4.11  On-Disk Filenames and Recovering Deletions</w:t>
+      </w:r>
+    </w:p>
+    <w:p>
+      <w:r>
+        <w:t>These are lower-level improvements that need no action from you, but are useful to know about when browsing files in your system's file manager or troubleshooting:</w:t>
+      </w:r>
+    </w:p>
     <w:p>
       <w:pPr>
         <w:pStyle w:val="ListBullet"/>
         <w:ind w:left="360"/>
       </w:pPr>
       <w:r>
-        <w:t>Select - check one or more documents, then either Download them to a folder (defaults to your Downloads folder) or Unlink them from the current folder (the documents themselves are soft-deleted - see section 3.2).</w:t>
+        <w:t>Filenames on disk now start with the document's name instead of its internal ID (e.g. Inspection Report+DOC-20260920-xxx.pdf), so browsing the storage folder directly in Finder / Explorer immediately tells you what a file is without opening it first.</w:t>
       </w:r>
     </w:p>
     <w:p>
@@ -4399,7 +4420,7 @@
         <w:ind w:left="360"/>
       </w:pPr>
       <w:r>
-        <w:t>AI-fill parameter - multi-select documents and have AI read one parameter's value off each and fill it in for all of them at once; see section 6.6 for the full flow.</w:t>
+        <w:t>A failed upload now reports the actual reason (e.g. disk full, no write permission) instead of a bare, unexplained “500 error.”</w:t>
       </w:r>
     </w:p>
     <w:p>
@@ -4408,7 +4429,23 @@
         <w:ind w:left="360"/>
       </w:pPr>
       <w:r>
-        <w:t>Batch rename - renames every document in the current folder to “date + location - original name” (the date comes from the document's own capture/archive date, and documents where no date can be resolved are skipped; the location comes from the document's location metadata and is omitted if there isn't one). The actual file on disk is renamed too. Clicking it shows a preview first; nothing changes until you confirm.</w:t>
+        <w:t>Before any change to a project's folder structure (adding/removing folders, moving things, batch operations), DMS automatically saves a snapshot of the structure at that moment; if a particular change ever leaves the structure in a bad state, that snapshot can be used to roll back. This safety net runs entirely in the background - you won't see any UI for it during normal use.</w:t>
+      </w:r>
+    </w:p>
+    <w:p>
+      <w:pPr>
+        <w:pStyle w:val="Heading2"/>
+      </w:pPr>
+      <w:r>
+        <w:rPr>
+          <w:color w:val="1D4E89"/>
+        </w:rPr>
+        <w:t>4.12  Batch Document Actions (Multi-select: Download, Batch Rename, Find Near-Duplicates)</w:t>
+      </w:r>
+    </w:p>
+    <w:p>
+      <w:r>
+        <w:t>The document list has a row of batch-action buttons above it that work on every document in the current folder, without needing to pop out the grid-view window first (Section 19 covers the pop-out window's own batch actions - the two can be used together):</w:t>
       </w:r>
     </w:p>
     <w:p>
@@ -4427,7 +4464,7 @@
               <a:graphicData uri="http://schemas.openxmlformats.org/drawingml/2006/picture">
                 <pic:pic>
                   <pic:nvPicPr>
-                    <pic:cNvPr id="0" name="42_batch_rename_preview.png"/>
+                    <pic:cNvPr id="0" name="40_multiselect_toolbar.png"/>
                     <pic:cNvPicPr/>
                   </pic:nvPicPr>
                   <pic:blipFill>
@@ -4460,7 +4497,87 @@
           <w:color w:val="707070"/>
           <w:sz w:val="18"/>
         </w:rPr>
-        <w:t>Figure 4-8  Batch rename preview: nothing is renamed until you confirm</w:t>
+        <w:t>Figure 4-9  Document list toolbar: Select, AI-fill parameter, Batch rename, Find near-duplicates</w:t>
+      </w:r>
+    </w:p>
+    <w:p/>
+    <w:p>
+      <w:pPr>
+        <w:pStyle w:val="ListBullet"/>
+        <w:ind w:left="360"/>
+      </w:pPr>
+      <w:r>
+        <w:t>Select - check one or more documents, then either Download them to a folder (defaults to your Downloads folder) or Unlink them from the current folder (the documents themselves are soft-deleted - see section 3.2).</w:t>
+      </w:r>
+    </w:p>
+    <w:p>
+      <w:pPr>
+        <w:pStyle w:val="ListBullet"/>
+        <w:ind w:left="360"/>
+      </w:pPr>
+      <w:r>
+        <w:t>AI-fill parameter - multi-select documents and have AI read one parameter's value off each and fill it in for all of them at once; see section 6.6 for the full flow.</w:t>
+      </w:r>
+    </w:p>
+    <w:p>
+      <w:pPr>
+        <w:pStyle w:val="ListBullet"/>
+        <w:ind w:left="360"/>
+      </w:pPr>
+      <w:r>
+        <w:t>Batch rename - renames every document in the current folder to “date + location - original name” (the date comes from the document's own capture/archive date, and documents where no date can be resolved are skipped; the location comes from the document's location metadata and is omitted if there isn't one). The actual file on disk is renamed too. Clicking it shows a preview first; nothing changes until you confirm.</w:t>
+      </w:r>
+    </w:p>
+    <w:p>
+      <w:pPr>
+        <w:jc w:val="center"/>
+      </w:pPr>
+      <w:r>
+        <w:drawing>
+          <wp:inline xmlns:a="http://schemas.openxmlformats.org/drawingml/2006/main" xmlns:pic="http://schemas.openxmlformats.org/drawingml/2006/picture">
+            <wp:extent cx="5486400" cy="2936720"/>
+            <wp:docPr id="19" name="Picture 19"/>
+            <wp:cNvGraphicFramePr>
+              <a:graphicFrameLocks noChangeAspect="1"/>
+            </wp:cNvGraphicFramePr>
+            <a:graphic>
+              <a:graphicData uri="http://schemas.openxmlformats.org/drawingml/2006/picture">
+                <pic:pic>
+                  <pic:nvPicPr>
+                    <pic:cNvPr id="0" name="42_batch_rename_preview.png"/>
+                    <pic:cNvPicPr/>
+                  </pic:nvPicPr>
+                  <pic:blipFill>
+                    <a:blip r:embed="rId27"/>
+                    <a:stretch>
+                      <a:fillRect/>
+                    </a:stretch>
+                  </pic:blipFill>
+                  <pic:spPr>
+                    <a:xfrm>
+                      <a:off x="0" y="0"/>
+                      <a:ext cx="5486400" cy="2936720"/>
+                    </a:xfrm>
+                    <a:prstGeom prst="rect"/>
+                  </pic:spPr>
+                </pic:pic>
+              </a:graphicData>
+            </a:graphic>
+          </wp:inline>
+        </w:drawing>
+      </w:r>
+    </w:p>
+    <w:p>
+      <w:pPr>
+        <w:jc w:val="center"/>
+      </w:pPr>
+      <w:r>
+        <w:rPr>
+          <w:i/>
+          <w:color w:val="707070"/>
+          <w:sz w:val="18"/>
+        </w:rPr>
+        <w:t>Figure 4-10  Batch rename preview: nothing is renamed until you confirm</w:t>
       </w:r>
     </w:p>
     <w:p/>
@@ -5009,7 +5126,7 @@
         <w:drawing>
           <wp:inline xmlns:a="http://schemas.openxmlformats.org/drawingml/2006/main" xmlns:pic="http://schemas.openxmlformats.org/drawingml/2006/picture">
             <wp:extent cx="5486400" cy="3429000"/>
-            <wp:docPr id="19" name="Picture 19"/>
+            <wp:docPr id="20" name="Picture 20"/>
             <wp:cNvGraphicFramePr>
               <a:graphicFrameLocks noChangeAspect="1"/>
             </wp:cNvGraphicFramePr>
@@ -5021,7 +5138,7 @@
                     <pic:cNvPicPr/>
                   </pic:nvPicPr>
                   <pic:blipFill>
-                    <a:blip r:embed="rId27"/>
+                    <a:blip r:embed="rId28"/>
                     <a:stretch>
                       <a:fillRect/>
                     </a:stretch>
@@ -5080,12 +5197,141 @@
       </w:r>
     </w:p>
     <w:p>
+      <w:r>
+        <w:t>If you don't have an API key yet, a “Don't have an API key?” link sits right below each provider's input field in that dialog and jumps straight to its free sign-up page in a new browser tab:</w:t>
+      </w:r>
+    </w:p>
+    <w:tbl>
+      <w:tblPr>
+        <w:tblStyle w:val="TableGrid"/>
+        <w:tblW w:type="auto" w:w="0"/>
+        <w:tblLook w:firstColumn="1" w:firstRow="1" w:lastColumn="0" w:lastRow="0" w:noHBand="0" w:noVBand="1" w:val="04A0"/>
+      </w:tblPr>
+      <w:tblGrid>
+        <w:gridCol w:w="2928"/>
+        <w:gridCol w:w="2928"/>
+        <w:gridCol w:w="2928"/>
+      </w:tblGrid>
+      <w:tr>
+        <w:tc>
+          <w:tcPr>
+            <w:tcW w:type="dxa" w:w="1872"/>
+            <w:shd w:val="clear" w:color="auto" w:fill="1E40AF"/>
+          </w:tcPr>
+          <w:p>
+            <w:r>
+              <w:rPr>
+                <w:b/>
+                <w:color w:val="FFFFFF"/>
+              </w:rPr>
+              <w:t>Provider</w:t>
+            </w:r>
+          </w:p>
+        </w:tc>
+        <w:tc>
+          <w:tcPr>
+            <w:tcW w:type="dxa" w:w="3168"/>
+            <w:shd w:val="clear" w:color="auto" w:fill="1E40AF"/>
+          </w:tcPr>
+          <w:p>
+            <w:r>
+              <w:rPr>
+                <w:b/>
+                <w:color w:val="FFFFFF"/>
+              </w:rPr>
+              <w:t>Free sign-up URL</w:t>
+            </w:r>
+          </w:p>
+        </w:tc>
+        <w:tc>
+          <w:tcPr>
+            <w:tcW w:type="dxa" w:w="3600"/>
+            <w:shd w:val="clear" w:color="auto" w:fill="1E40AF"/>
+          </w:tcPr>
+          <w:p>
+            <w:r>
+              <w:rPr>
+                <w:b/>
+                <w:color w:val="FFFFFF"/>
+              </w:rPr>
+              <w:t>Steps</w:t>
+            </w:r>
+          </w:p>
+        </w:tc>
+      </w:tr>
+      <w:tr>
+        <w:tc>
+          <w:tcPr>
+            <w:tcW w:type="dxa" w:w="1872"/>
+          </w:tcPr>
+          <w:p>
+            <w:r>
+              <w:t>Google Gemini</w:t>
+            </w:r>
+          </w:p>
+        </w:tc>
+        <w:tc>
+          <w:tcPr>
+            <w:tcW w:type="dxa" w:w="3168"/>
+          </w:tcPr>
+          <w:p>
+            <w:r>
+              <w:t>aistudio.google.com/apikey</w:t>
+            </w:r>
+          </w:p>
+        </w:tc>
+        <w:tc>
+          <w:tcPr>
+            <w:tcW w:type="dxa" w:w="3600"/>
+          </w:tcPr>
+          <w:p>
+            <w:r>
+              <w:t>Sign in with a Google account (free to create one if you don't have one) → click “Create API key” → choose a new project or an existing Google Cloud project → copy the generated key (a string starting with “AIza”).</w:t>
+            </w:r>
+          </w:p>
+        </w:tc>
+      </w:tr>
+      <w:tr>
+        <w:tc>
+          <w:tcPr>
+            <w:tcW w:type="dxa" w:w="1872"/>
+          </w:tcPr>
+          <w:p>
+            <w:r>
+              <w:t>DeepSeek</w:t>
+            </w:r>
+          </w:p>
+        </w:tc>
+        <w:tc>
+          <w:tcPr>
+            <w:tcW w:type="dxa" w:w="3168"/>
+          </w:tcPr>
+          <w:p>
+            <w:r>
+              <w:t>platform.deepseek.com/api_keys</w:t>
+            </w:r>
+          </w:p>
+        </w:tc>
+        <w:tc>
+          <w:tcPr>
+            <w:tcW w:type="dxa" w:w="3600"/>
+          </w:tcPr>
+          <w:p>
+            <w:r>
+              <w:t>Sign up / log in to the DeepSeek platform → on the “API Keys” page, click to create a new key → copy the generated key.</w:t>
+            </w:r>
+          </w:p>
+        </w:tc>
+      </w:tr>
+    </w:tbl>
+    <w:p/>
+    <w:p>
       <w:pPr>
         <w:pStyle w:val="ListNumber"/>
         <w:ind w:left="360"/>
       </w:pPr>
       <w:r>
-        <w:t>Paste your own Google Gemini or DeepSeek API key and click the matching Save button.</w:t>
+        <w:t>Back in DMS's AI Provider Settings dialog, paste the copied key into the matching provider's field and click its Save button.</w:t>
       </w:r>
     </w:p>
     <w:p>
@@ -5095,128 +5341,6 @@
       </w:pPr>
       <w:r>
         <w:t>The two providers' keys are stored completely independently; with both configured, each AI feature generally prefers Gemini and falls back to DeepSeek automatically when Gemini isn't available.</w:t>
-      </w:r>
-    </w:p>
-    <w:p>
-      <w:pPr>
-        <w:jc w:val="center"/>
-      </w:pPr>
-      <w:r>
-        <w:drawing>
-          <wp:inline xmlns:a="http://schemas.openxmlformats.org/drawingml/2006/main" xmlns:pic="http://schemas.openxmlformats.org/drawingml/2006/picture">
-            <wp:extent cx="5486400" cy="2741275"/>
-            <wp:docPr id="20" name="Picture 20"/>
-            <wp:cNvGraphicFramePr>
-              <a:graphicFrameLocks noChangeAspect="1"/>
-            </wp:cNvGraphicFramePr>
-            <a:graphic>
-              <a:graphicData uri="http://schemas.openxmlformats.org/drawingml/2006/picture">
-                <pic:pic>
-                  <pic:nvPicPr>
-                    <pic:cNvPr id="0" name="32_ai_provider_settings.png"/>
-                    <pic:cNvPicPr/>
-                  </pic:nvPicPr>
-                  <pic:blipFill>
-                    <a:blip r:embed="rId28"/>
-                    <a:stretch>
-                      <a:fillRect/>
-                    </a:stretch>
-                  </pic:blipFill>
-                  <pic:spPr>
-                    <a:xfrm>
-                      <a:off x="0" y="0"/>
-                      <a:ext cx="5486400" cy="2741275"/>
-                    </a:xfrm>
-                    <a:prstGeom prst="rect"/>
-                  </pic:spPr>
-                </pic:pic>
-              </a:graphicData>
-            </a:graphic>
-          </wp:inline>
-        </w:drawing>
-      </w:r>
-    </w:p>
-    <w:p>
-      <w:pPr>
-        <w:jc w:val="center"/>
-      </w:pPr>
-      <w:r>
-        <w:rPr>
-          <w:i/>
-          <w:color w:val="707070"/>
-          <w:sz w:val="18"/>
-        </w:rPr>
-        <w:t>Figure 6-2  AI Provider Settings: Gemini and DeepSeek configured separately</w:t>
-      </w:r>
-    </w:p>
-    <w:p/>
-    <w:p>
-      <w:pPr>
-        <w:ind w:left="576" w:right="576"/>
-        <w:shd w:val="clear" w:color="auto" w:fill="FFF8E1"/>
-      </w:pPr>
-      <w:r>
-        <w:rPr>
-          <w:b/>
-          <w:color w:val="924E00"/>
-        </w:rPr>
-        <w:t xml:space="preserve">Note: </w:t>
-      </w:r>
-      <w:r>
-        <w:t>These AI features are opt-in and need an internet connection; with no key configured at all, every core DMS feature (folder management, uploads, OCR, barcode scanning, search, and so on) still runs fully offline and is unaffected. Keys are stored only on this machine (a local server-side file) and are never uploaded to any DMS-related or third-party server.</w:t>
-      </w:r>
-    </w:p>
-    <w:p>
-      <w:pPr>
-        <w:ind w:left="576" w:right="576"/>
-        <w:shd w:val="clear" w:color="auto" w:fill="E6F4EA"/>
-      </w:pPr>
-      <w:r>
-        <w:rPr>
-          <w:b/>
-          <w:color w:val="056F00"/>
-        </w:rPr>
-        <w:t xml:space="preserve">Tip: </w:t>
-      </w:r>
-      <w:r>
-        <w:rPr>
-          <w:color w:val="333333"/>
-        </w:rPr>
-        <w:t>Next to “Detailed Gemini setup steps (including how to get a free/paid key)” in the dialog is a Download setup guide (.docx) link, with screenshots showing how to sign up for a Google account and request a free Gemini API key - handy if you've never gotten one before.</w:t>
-      </w:r>
-    </w:p>
-    <w:p>
-      <w:pPr>
-        <w:pStyle w:val="Heading2"/>
-      </w:pPr>
-      <w:r>
-        <w:rPr>
-          <w:color w:val="1D4E89"/>
-        </w:rPr>
-        <w:t>6.5  Parameter Trend Charts and Snapshots</w:t>
-      </w:r>
-    </w:p>
-    <w:p>
-      <w:r>
-        <w:t>Chart how a key parameter's value changes over time - useful for blood pressure, account balances, inventory levels, or any reading that needs to be logged repeatedly and reviewed for trends.</w:t>
-      </w:r>
-    </w:p>
-    <w:p>
-      <w:pPr>
-        <w:pStyle w:val="ListNumber"/>
-        <w:ind w:left="360"/>
-      </w:pPr>
-      <w:r>
-        <w:t>Select a folder and click the Trend Chart button in the toolbar.</w:t>
-      </w:r>
-    </w:p>
-    <w:p>
-      <w:pPr>
-        <w:pStyle w:val="ListNumber"/>
-        <w:ind w:left="360"/>
-      </w:pPr>
-      <w:r>
-        <w:t>In the Parameter dropdown, choose which key parameter to plot (only parameters with a numeric value somewhere in this folder or its sub-folders are listed); choose a line or bar chart, pick a field for the horizontal axis (such as document date), and “Include sub-folders” controls whether documents in child folders count too.</w:t>
       </w:r>
     </w:p>
     <w:p>
@@ -5235,7 +5359,7 @@
               <a:graphicData uri="http://schemas.openxmlformats.org/drawingml/2006/picture">
                 <pic:pic>
                   <pic:nvPicPr>
-                    <pic:cNvPr id="0" name="29_trend_chart.png"/>
+                    <pic:cNvPr id="0" name="32_ai_provider_settings.png"/>
                     <pic:cNvPicPr/>
                   </pic:nvPicPr>
                   <pic:blipFill>
@@ -5268,26 +5392,24 @@
           <w:color w:val="707070"/>
           <w:sz w:val="18"/>
         </w:rPr>
-        <w:t>Figure 6-3  The trend chart window (this folder has no numeric parameters yet; picking one shows a line/bar chart)</w:t>
+        <w:t>Figure 6-2  AI Provider Settings: Gemini and DeepSeek configured separately</w:t>
       </w:r>
     </w:p>
     <w:p/>
     <w:p>
       <w:pPr>
-        <w:pStyle w:val="ListNumber"/>
-        <w:ind w:left="360"/>
-      </w:pPr>
-      <w:r>
-        <w:t>Like the document viewer, the chart window can be dragged, resized by its edges, or popped out into its own window; the axis ranges can also be set manually instead of relying on auto-scaling.</w:t>
-      </w:r>
-    </w:p>
-    <w:p>
-      <w:pPr>
-        <w:pStyle w:val="ListNumber"/>
-        <w:ind w:left="360"/>
-      </w:pPr>
-      <w:r>
-        <w:t>Happy with a particular parameter's chart? Click Save Snapshot - DMS records that parameter's current total/latest value into an “[X] History.xlsx” document; save a few snapshots over time and you get a chart of how the value has changed.</w:t>
+        <w:ind w:left="576" w:right="576"/>
+        <w:shd w:val="clear" w:color="auto" w:fill="FFF8E1"/>
+      </w:pPr>
+      <w:r>
+        <w:rPr>
+          <w:b/>
+          <w:color w:val="924E00"/>
+        </w:rPr>
+        <w:t xml:space="preserve">Note: </w:t>
+      </w:r>
+      <w:r>
+        <w:t>These AI features are opt-in and need an internet connection; with no key configured at all, every core DMS feature (folder management, uploads, OCR, barcode scanning, search, and so on) still runs fully offline and is unaffected. Keys are stored only on this machine (a local server-side file) and are never uploaded to any DMS-related or third-party server.</w:t>
       </w:r>
     </w:p>
     <w:p>
@@ -5306,6 +5428,149 @@
         <w:rPr>
           <w:color w:val="333333"/>
         </w:rPr>
+        <w:t>Both providers offer a free tier - no credit card needed for occasional use. Free tiers are rate-limited (a cap on calls per minute/day); if you process a lot of documents in a short burst and see a “temporarily over the limit” message, just wait a bit and retry.</w:t>
+      </w:r>
+    </w:p>
+    <w:p>
+      <w:pPr>
+        <w:ind w:left="576" w:right="576"/>
+        <w:shd w:val="clear" w:color="auto" w:fill="E6F4EA"/>
+      </w:pPr>
+      <w:r>
+        <w:rPr>
+          <w:b/>
+          <w:color w:val="056F00"/>
+        </w:rPr>
+        <w:t xml:space="preserve">Tip: </w:t>
+      </w:r>
+      <w:r>
+        <w:rPr>
+          <w:color w:val="333333"/>
+        </w:rPr>
+        <w:t>Next to “Detailed Gemini setup steps (including how to get a free/paid key)” in the dialog is a Download setup guide (.docx) link, with screenshots showing how to sign up for a Google account, request a free Gemini API key, and later upgrade to a paid tier if you need higher limits - handy if you've never gotten one before.</w:t>
+      </w:r>
+    </w:p>
+    <w:p>
+      <w:pPr>
+        <w:pStyle w:val="Heading2"/>
+      </w:pPr>
+      <w:r>
+        <w:rPr>
+          <w:color w:val="1D4E89"/>
+        </w:rPr>
+        <w:t>6.5  Parameter Trend Charts and Snapshots</w:t>
+      </w:r>
+    </w:p>
+    <w:p>
+      <w:r>
+        <w:t>Chart how a key parameter's value changes over time - useful for blood pressure, account balances, inventory levels, or any reading that needs to be logged repeatedly and reviewed for trends.</w:t>
+      </w:r>
+    </w:p>
+    <w:p>
+      <w:pPr>
+        <w:pStyle w:val="ListNumber"/>
+        <w:ind w:left="360"/>
+      </w:pPr>
+      <w:r>
+        <w:t>Select a folder and click the Trend Chart button in the toolbar.</w:t>
+      </w:r>
+    </w:p>
+    <w:p>
+      <w:pPr>
+        <w:pStyle w:val="ListNumber"/>
+        <w:ind w:left="360"/>
+      </w:pPr>
+      <w:r>
+        <w:t>In the Parameter dropdown, choose which key parameter to plot (only parameters with a numeric value somewhere in this folder or its sub-folders are listed); choose a line or bar chart, pick a field for the horizontal axis (such as document date), and “Include sub-folders” controls whether documents in child folders count too.</w:t>
+      </w:r>
+    </w:p>
+    <w:p>
+      <w:pPr>
+        <w:jc w:val="center"/>
+      </w:pPr>
+      <w:r>
+        <w:drawing>
+          <wp:inline xmlns:a="http://schemas.openxmlformats.org/drawingml/2006/main" xmlns:pic="http://schemas.openxmlformats.org/drawingml/2006/picture">
+            <wp:extent cx="5486400" cy="2741275"/>
+            <wp:docPr id="22" name="Picture 22"/>
+            <wp:cNvGraphicFramePr>
+              <a:graphicFrameLocks noChangeAspect="1"/>
+            </wp:cNvGraphicFramePr>
+            <a:graphic>
+              <a:graphicData uri="http://schemas.openxmlformats.org/drawingml/2006/picture">
+                <pic:pic>
+                  <pic:nvPicPr>
+                    <pic:cNvPr id="0" name="29_trend_chart.png"/>
+                    <pic:cNvPicPr/>
+                  </pic:nvPicPr>
+                  <pic:blipFill>
+                    <a:blip r:embed="rId30"/>
+                    <a:stretch>
+                      <a:fillRect/>
+                    </a:stretch>
+                  </pic:blipFill>
+                  <pic:spPr>
+                    <a:xfrm>
+                      <a:off x="0" y="0"/>
+                      <a:ext cx="5486400" cy="2741275"/>
+                    </a:xfrm>
+                    <a:prstGeom prst="rect"/>
+                  </pic:spPr>
+                </pic:pic>
+              </a:graphicData>
+            </a:graphic>
+          </wp:inline>
+        </w:drawing>
+      </w:r>
+    </w:p>
+    <w:p>
+      <w:pPr>
+        <w:jc w:val="center"/>
+      </w:pPr>
+      <w:r>
+        <w:rPr>
+          <w:i/>
+          <w:color w:val="707070"/>
+          <w:sz w:val="18"/>
+        </w:rPr>
+        <w:t>Figure 6-3  The trend chart window (this folder has no numeric parameters yet; picking one shows a line/bar chart)</w:t>
+      </w:r>
+    </w:p>
+    <w:p/>
+    <w:p>
+      <w:pPr>
+        <w:pStyle w:val="ListNumber"/>
+        <w:ind w:left="360"/>
+      </w:pPr>
+      <w:r>
+        <w:t>Like the document viewer, the chart window can be dragged, resized by its edges, or popped out into its own window; the axis ranges can also be set manually instead of relying on auto-scaling.</w:t>
+      </w:r>
+    </w:p>
+    <w:p>
+      <w:pPr>
+        <w:pStyle w:val="ListNumber"/>
+        <w:ind w:left="360"/>
+      </w:pPr>
+      <w:r>
+        <w:t>Happy with a particular parameter's chart? Click Save Snapshot - DMS records that parameter's current total/latest value into an “[X] History.xlsx” document; save a few snapshots over time and you get a chart of how the value has changed.</w:t>
+      </w:r>
+    </w:p>
+    <w:p>
+      <w:pPr>
+        <w:ind w:left="576" w:right="576"/>
+        <w:shd w:val="clear" w:color="auto" w:fill="E6F4EA"/>
+      </w:pPr>
+      <w:r>
+        <w:rPr>
+          <w:b/>
+          <w:color w:val="056F00"/>
+        </w:rPr>
+        <w:t xml:space="preserve">Tip: </w:t>
+      </w:r>
+      <w:r>
+        <w:rPr>
+          <w:color w:val="333333"/>
+        </w:rPr>
         <w:t>Typical use: click Save Snapshot on a “Bank Account” folder's balance parameter at the end of each month; after a few months you'll have a chart of the balance trend. The same pattern works for blood pressure, body weight, or periodic inventory counts.</w:t>
       </w:r>
     </w:p>
@@ -5369,7 +5634,7 @@
         <w:drawing>
           <wp:inline xmlns:a="http://schemas.openxmlformats.org/drawingml/2006/main" xmlns:pic="http://schemas.openxmlformats.org/drawingml/2006/picture">
             <wp:extent cx="5486400" cy="2936720"/>
-            <wp:docPr id="22" name="Picture 22"/>
+            <wp:docPr id="23" name="Picture 23"/>
             <wp:cNvGraphicFramePr>
               <a:graphicFrameLocks noChangeAspect="1"/>
             </wp:cNvGraphicFramePr>
@@ -5381,7 +5646,7 @@
                     <pic:cNvPicPr/>
                   </pic:nvPicPr>
                   <pic:blipFill>
-                    <a:blip r:embed="rId30"/>
+                    <a:blip r:embed="rId31"/>
                     <a:stretch>
                       <a:fillRect/>
                     </a:stretch>
@@ -5594,7 +5859,7 @@
         <w:drawing>
           <wp:inline xmlns:a="http://schemas.openxmlformats.org/drawingml/2006/main" xmlns:pic="http://schemas.openxmlformats.org/drawingml/2006/picture">
             <wp:extent cx="5486400" cy="2936720"/>
-            <wp:docPr id="23" name="Picture 23"/>
+            <wp:docPr id="24" name="Picture 24"/>
             <wp:cNvGraphicFramePr>
               <a:graphicFrameLocks noChangeAspect="1"/>
             </wp:cNvGraphicFramePr>
@@ -5606,7 +5871,7 @@
                     <pic:cNvPicPr/>
                   </pic:nvPicPr>
                   <pic:blipFill>
-                    <a:blip r:embed="rId31"/>
+                    <a:blip r:embed="rId32"/>
                     <a:stretch>
                       <a:fillRect/>
                     </a:stretch>
@@ -5787,7 +6052,7 @@
         <w:drawing>
           <wp:inline xmlns:a="http://schemas.openxmlformats.org/drawingml/2006/main" xmlns:pic="http://schemas.openxmlformats.org/drawingml/2006/picture">
             <wp:extent cx="5486400" cy="3429000"/>
-            <wp:docPr id="24" name="Picture 24"/>
+            <wp:docPr id="25" name="Picture 25"/>
             <wp:cNvGraphicFramePr>
               <a:graphicFrameLocks noChangeAspect="1"/>
             </wp:cNvGraphicFramePr>
@@ -5796,184 +6061,6 @@
                 <pic:pic>
                   <pic:nvPicPr>
                     <pic:cNvPr id="0" name="07_search.png"/>
-                    <pic:cNvPicPr/>
-                  </pic:nvPicPr>
-                  <pic:blipFill>
-                    <a:blip r:embed="rId32"/>
-                    <a:stretch>
-                      <a:fillRect/>
-                    </a:stretch>
-                  </pic:blipFill>
-                  <pic:spPr>
-                    <a:xfrm>
-                      <a:off x="0" y="0"/>
-                      <a:ext cx="5486400" cy="3429000"/>
-                    </a:xfrm>
-                    <a:prstGeom prst="rect"/>
-                  </pic:spPr>
-                </pic:pic>
-              </a:graphicData>
-            </a:graphic>
-          </wp:inline>
-        </w:drawing>
-      </w:r>
-    </w:p>
-    <w:p>
-      <w:pPr>
-        <w:jc w:val="center"/>
-      </w:pPr>
-      <w:r>
-        <w:rPr>
-          <w:i/>
-          <w:color w:val="707070"/>
-          <w:sz w:val="18"/>
-        </w:rPr>
-        <w:t>Figure 7-1  Example search results</w:t>
-      </w:r>
-    </w:p>
-    <w:p/>
-    <w:p>
-      <w:pPr>
-        <w:pStyle w:val="Heading2"/>
-      </w:pPr>
-      <w:r>
-        <w:rPr>
-          <w:color w:val="1D4E89"/>
-        </w:rPr>
-        <w:t>7.3  Opening and Jumping to Results</w:t>
-      </w:r>
-    </w:p>
-    <w:p>
-      <w:pPr>
-        <w:pStyle w:val="ListBullet"/>
-        <w:ind w:left="360"/>
-      </w:pPr>
-      <w:r>
-        <w:t>Click a result card to open the Document Viewer for that document.</w:t>
-      </w:r>
-    </w:p>
-    <w:p>
-      <w:pPr>
-        <w:pStyle w:val="ListBullet"/>
-        <w:ind w:left="360"/>
-      </w:pPr>
-      <w:r>
-        <w:t>Double-click a result card to switch to the Tree tab and jump straight to the folder containing that document.</w:t>
-      </w:r>
-    </w:p>
-    <w:p>
-      <w:r>
-        <w:br w:type="page"/>
-      </w:r>
-    </w:p>
-    <w:p>
-      <w:pPr>
-        <w:pStyle w:val="Heading1"/>
-      </w:pPr>
-      <w:r>
-        <w:rPr>
-          <w:color w:val="1E40AF"/>
-        </w:rPr>
-        <w:t>8  Generating a Databook (PDF / Word)</w:t>
-      </w:r>
-    </w:p>
-    <w:p>
-      <w:r>
-        <w:t>The Databook feature combines selected documents into a single, professional document with a cover page, table of contents, section headers, and page numbers. Two modes are available: manually checking documents to build a PDF (8.1-8.2), or automatically generating an editable Word document from a folder's structure (8.3).</w:t>
-      </w:r>
-    </w:p>
-    <w:p>
-      <w:pPr>
-        <w:pStyle w:val="Heading2"/>
-      </w:pPr>
-      <w:r>
-        <w:rPr>
-          <w:color w:val="1D4E89"/>
-        </w:rPr>
-        <w:t>8.1  Selecting Documents (PDF mode)</w:t>
-      </w:r>
-    </w:p>
-    <w:p>
-      <w:pPr>
-        <w:pStyle w:val="ListNumber"/>
-        <w:ind w:left="360"/>
-      </w:pPr>
-      <w:r>
-        <w:t>Click the Databook tab in the sidebar.</w:t>
-      </w:r>
-    </w:p>
-    <w:p>
-      <w:pPr>
-        <w:pStyle w:val="ListNumber"/>
-        <w:ind w:left="360"/>
-      </w:pPr>
-      <w:r>
-        <w:t>The tree is shown with a checkbox next to each folder, plus a Select All link.</w:t>
-      </w:r>
-    </w:p>
-    <w:p>
-      <w:pPr>
-        <w:pStyle w:val="ListNumber"/>
-        <w:ind w:left="360"/>
-      </w:pPr>
-      <w:r>
-        <w:t>Check individual documents, or use the shortcuts:</w:t>
-      </w:r>
-    </w:p>
-    <w:p>
-      <w:pPr>
-        <w:pStyle w:val="ListBullet"/>
-        <w:ind w:left="360"/>
-      </w:pPr>
-      <w:r>
-        <w:t>Click Select All next to a folder to select every document in that folder (optionally including sub-folders).</w:t>
-      </w:r>
-    </w:p>
-    <w:p>
-      <w:pPr>
-        <w:pStyle w:val="ListBullet"/>
-        <w:ind w:left="360"/>
-      </w:pPr>
-      <w:r>
-        <w:t>Click Clear to deselect everything.</w:t>
-      </w:r>
-    </w:p>
-    <w:p>
-      <w:pPr>
-        <w:ind w:left="576" w:right="576"/>
-        <w:shd w:val="clear" w:color="auto" w:fill="E6F4EA"/>
-      </w:pPr>
-      <w:r>
-        <w:rPr>
-          <w:b/>
-          <w:color w:val="056F00"/>
-        </w:rPr>
-        <w:t xml:space="preserve">Tip: </w:t>
-      </w:r>
-      <w:r>
-        <w:rPr>
-          <w:color w:val="333333"/>
-        </w:rPr>
-        <w:t>Your selection is saved automatically - close and reopen DMS and it will still be there.</w:t>
-      </w:r>
-    </w:p>
-    <w:p>
-      <w:pPr>
-        <w:jc w:val="center"/>
-      </w:pPr>
-      <w:r>
-        <w:drawing>
-          <wp:inline xmlns:a="http://schemas.openxmlformats.org/drawingml/2006/main" xmlns:pic="http://schemas.openxmlformats.org/drawingml/2006/picture">
-            <wp:extent cx="5486400" cy="3429000"/>
-            <wp:docPr id="25" name="Picture 25"/>
-            <wp:cNvGraphicFramePr>
-              <a:graphicFrameLocks noChangeAspect="1"/>
-            </wp:cNvGraphicFramePr>
-            <a:graphic>
-              <a:graphicData uri="http://schemas.openxmlformats.org/drawingml/2006/picture">
-                <pic:pic>
-                  <pic:nvPicPr>
-                    <pic:cNvPr id="0" name="08_databook_tab.png"/>
                     <pic:cNvPicPr/>
                   </pic:nvPicPr>
                   <pic:blipFill>
@@ -6006,7 +6093,7 @@
           <w:color w:val="707070"/>
           <w:sz w:val="18"/>
         </w:rPr>
-        <w:t>Figure 8-1  The Databook tab: checking documents to include</w:t>
+        <w:t>Figure 7-1  Example search results</w:t>
       </w:r>
     </w:p>
     <w:p/>
@@ -6018,7 +6105,57 @@
         <w:rPr>
           <w:color w:val="1D4E89"/>
         </w:rPr>
-        <w:t>8.2  Generating the PDF</w:t>
+        <w:t>7.3  Opening and Jumping to Results</w:t>
+      </w:r>
+    </w:p>
+    <w:p>
+      <w:pPr>
+        <w:pStyle w:val="ListBullet"/>
+        <w:ind w:left="360"/>
+      </w:pPr>
+      <w:r>
+        <w:t>Click a result card to open the Document Viewer for that document.</w:t>
+      </w:r>
+    </w:p>
+    <w:p>
+      <w:pPr>
+        <w:pStyle w:val="ListBullet"/>
+        <w:ind w:left="360"/>
+      </w:pPr>
+      <w:r>
+        <w:t>Double-click a result card to switch to the Tree tab and jump straight to the folder containing that document.</w:t>
+      </w:r>
+    </w:p>
+    <w:p>
+      <w:r>
+        <w:br w:type="page"/>
+      </w:r>
+    </w:p>
+    <w:p>
+      <w:pPr>
+        <w:pStyle w:val="Heading1"/>
+      </w:pPr>
+      <w:r>
+        <w:rPr>
+          <w:color w:val="1E40AF"/>
+        </w:rPr>
+        <w:t>8  Generating a Databook (PDF / Word)</w:t>
+      </w:r>
+    </w:p>
+    <w:p>
+      <w:r>
+        <w:t>The Databook feature combines selected documents into a single, professional document with a cover page, table of contents, section headers, and page numbers. Two modes are available: manually checking documents to build a PDF (8.1-8.2), or automatically generating an editable Word document from a folder's structure (8.3).</w:t>
+      </w:r>
+    </w:p>
+    <w:p>
+      <w:pPr>
+        <w:pStyle w:val="Heading2"/>
+      </w:pPr>
+      <w:r>
+        <w:rPr>
+          <w:color w:val="1D4E89"/>
+        </w:rPr>
+        <w:t>8.1  Selecting Documents (PDF mode)</w:t>
       </w:r>
     </w:p>
     <w:p>
@@ -6027,7 +6164,7 @@
         <w:ind w:left="360"/>
       </w:pPr>
       <w:r>
-        <w:t>After selecting documents, click Generate Databook.</w:t>
+        <w:t>Click the Databook tab in the sidebar.</w:t>
       </w:r>
     </w:p>
     <w:p>
@@ -6036,7 +6173,7 @@
         <w:ind w:left="360"/>
       </w:pPr>
       <w:r>
-        <w:t>In the dialog, enter a Title (the main heading on the cover page) and a Subtitle (a secondary line, e.g. project name or revision number).</w:t>
+        <w:t>The tree is shown with a checkbox next to each folder, plus a Select All link.</w:t>
       </w:r>
     </w:p>
     <w:p>
@@ -6045,21 +6182,44 @@
         <w:ind w:left="360"/>
       </w:pPr>
       <w:r>
-        <w:t>Click Generate and Download.</w:t>
-      </w:r>
-    </w:p>
-    <w:p>
-      <w:pPr>
-        <w:pStyle w:val="ListNumber"/>
+        <w:t>Check individual documents, or use the shortcuts:</w:t>
+      </w:r>
+    </w:p>
+    <w:p>
+      <w:pPr>
+        <w:pStyle w:val="ListBullet"/>
         <w:ind w:left="360"/>
       </w:pPr>
       <w:r>
-        <w:t>DMS generates the PDF on the server and your browser downloads it automatically.</w:t>
-      </w:r>
-    </w:p>
-    <w:p>
-      <w:r>
-        <w:t>The generated PDF includes: a cover page (title, subtitle, date), a table of contents with clickable bookmarks, section-header pages, all selected documents in tree order, and page numbers/footers throughout.</w:t>
+        <w:t>Click Select All next to a folder to select every document in that folder (optionally including sub-folders).</w:t>
+      </w:r>
+    </w:p>
+    <w:p>
+      <w:pPr>
+        <w:pStyle w:val="ListBullet"/>
+        <w:ind w:left="360"/>
+      </w:pPr>
+      <w:r>
+        <w:t>Click Clear to deselect everything.</w:t>
+      </w:r>
+    </w:p>
+    <w:p>
+      <w:pPr>
+        <w:ind w:left="576" w:right="576"/>
+        <w:shd w:val="clear" w:color="auto" w:fill="E6F4EA"/>
+      </w:pPr>
+      <w:r>
+        <w:rPr>
+          <w:b/>
+          <w:color w:val="056F00"/>
+        </w:rPr>
+        <w:t xml:space="preserve">Tip: </w:t>
+      </w:r>
+      <w:r>
+        <w:rPr>
+          <w:color w:val="333333"/>
+        </w:rPr>
+        <w:t>Your selection is saved automatically - close and reopen DMS and it will still be there.</w:t>
       </w:r>
     </w:p>
     <w:p>
@@ -6078,7 +6238,7 @@
               <a:graphicData uri="http://schemas.openxmlformats.org/drawingml/2006/picture">
                 <pic:pic>
                   <pic:nvPicPr>
-                    <pic:cNvPr id="0" name="09_databook_dialog.png"/>
+                    <pic:cNvPr id="0" name="08_databook_tab.png"/>
                     <pic:cNvPicPr/>
                   </pic:nvPicPr>
                   <pic:blipFill>
@@ -6111,6 +6271,111 @@
           <w:color w:val="707070"/>
           <w:sz w:val="18"/>
         </w:rPr>
+        <w:t>Figure 8-1  The Databook tab: checking documents to include</w:t>
+      </w:r>
+    </w:p>
+    <w:p/>
+    <w:p>
+      <w:pPr>
+        <w:pStyle w:val="Heading2"/>
+      </w:pPr>
+      <w:r>
+        <w:rPr>
+          <w:color w:val="1D4E89"/>
+        </w:rPr>
+        <w:t>8.2  Generating the PDF</w:t>
+      </w:r>
+    </w:p>
+    <w:p>
+      <w:pPr>
+        <w:pStyle w:val="ListNumber"/>
+        <w:ind w:left="360"/>
+      </w:pPr>
+      <w:r>
+        <w:t>After selecting documents, click Generate Databook.</w:t>
+      </w:r>
+    </w:p>
+    <w:p>
+      <w:pPr>
+        <w:pStyle w:val="ListNumber"/>
+        <w:ind w:left="360"/>
+      </w:pPr>
+      <w:r>
+        <w:t>In the dialog, enter a Title (the main heading on the cover page) and a Subtitle (a secondary line, e.g. project name or revision number).</w:t>
+      </w:r>
+    </w:p>
+    <w:p>
+      <w:pPr>
+        <w:pStyle w:val="ListNumber"/>
+        <w:ind w:left="360"/>
+      </w:pPr>
+      <w:r>
+        <w:t>Click Generate and Download.</w:t>
+      </w:r>
+    </w:p>
+    <w:p>
+      <w:pPr>
+        <w:pStyle w:val="ListNumber"/>
+        <w:ind w:left="360"/>
+      </w:pPr>
+      <w:r>
+        <w:t>DMS generates the PDF on the server and your browser downloads it automatically.</w:t>
+      </w:r>
+    </w:p>
+    <w:p>
+      <w:r>
+        <w:t>The generated PDF includes: a cover page (title, subtitle, date), a table of contents with clickable bookmarks, section-header pages, all selected documents in tree order, and page numbers/footers throughout.</w:t>
+      </w:r>
+    </w:p>
+    <w:p>
+      <w:pPr>
+        <w:jc w:val="center"/>
+      </w:pPr>
+      <w:r>
+        <w:drawing>
+          <wp:inline xmlns:a="http://schemas.openxmlformats.org/drawingml/2006/main" xmlns:pic="http://schemas.openxmlformats.org/drawingml/2006/picture">
+            <wp:extent cx="5486400" cy="3429000"/>
+            <wp:docPr id="27" name="Picture 27"/>
+            <wp:cNvGraphicFramePr>
+              <a:graphicFrameLocks noChangeAspect="1"/>
+            </wp:cNvGraphicFramePr>
+            <a:graphic>
+              <a:graphicData uri="http://schemas.openxmlformats.org/drawingml/2006/picture">
+                <pic:pic>
+                  <pic:nvPicPr>
+                    <pic:cNvPr id="0" name="09_databook_dialog.png"/>
+                    <pic:cNvPicPr/>
+                  </pic:nvPicPr>
+                  <pic:blipFill>
+                    <a:blip r:embed="rId35"/>
+                    <a:stretch>
+                      <a:fillRect/>
+                    </a:stretch>
+                  </pic:blipFill>
+                  <pic:spPr>
+                    <a:xfrm>
+                      <a:off x="0" y="0"/>
+                      <a:ext cx="5486400" cy="3429000"/>
+                    </a:xfrm>
+                    <a:prstGeom prst="rect"/>
+                  </pic:spPr>
+                </pic:pic>
+              </a:graphicData>
+            </a:graphic>
+          </wp:inline>
+        </w:drawing>
+      </w:r>
+    </w:p>
+    <w:p>
+      <w:pPr>
+        <w:jc w:val="center"/>
+      </w:pPr>
+      <w:r>
+        <w:rPr>
+          <w:i/>
+          <w:color w:val="707070"/>
+          <w:sz w:val="18"/>
+        </w:rPr>
         <w:t>Figure 8-2  The Generate Databook dialog</w:t>
       </w:r>
     </w:p>
@@ -6166,7 +6431,7 @@
         <w:drawing>
           <wp:inline xmlns:a="http://schemas.openxmlformats.org/drawingml/2006/main" xmlns:pic="http://schemas.openxmlformats.org/drawingml/2006/picture">
             <wp:extent cx="5486400" cy="2741275"/>
-            <wp:docPr id="27" name="Picture 27"/>
+            <wp:docPr id="28" name="Picture 28"/>
             <wp:cNvGraphicFramePr>
               <a:graphicFrameLocks noChangeAspect="1"/>
             </wp:cNvGraphicFramePr>
@@ -6178,7 +6443,7 @@
                     <pic:cNvPicPr/>
                   </pic:nvPicPr>
                   <pic:blipFill>
-                    <a:blip r:embed="rId35"/>
+                    <a:blip r:embed="rId36"/>
                     <a:stretch>
                       <a:fillRect/>
                     </a:stretch>
@@ -6326,7 +6591,7 @@
         <w:drawing>
           <wp:inline xmlns:a="http://schemas.openxmlformats.org/drawingml/2006/main" xmlns:pic="http://schemas.openxmlformats.org/drawingml/2006/picture">
             <wp:extent cx="5486400" cy="3429000"/>
-            <wp:docPr id="28" name="Picture 28"/>
+            <wp:docPr id="29" name="Picture 29"/>
             <wp:cNvGraphicFramePr>
               <a:graphicFrameLocks noChangeAspect="1"/>
             </wp:cNvGraphicFramePr>
@@ -6335,118 +6600,6 @@
                 <pic:pic>
                   <pic:nvPicPr>
                     <pic:cNvPr id="0" name="10_combine_dialog.png"/>
-                    <pic:cNvPicPr/>
-                  </pic:nvPicPr>
-                  <pic:blipFill>
-                    <a:blip r:embed="rId36"/>
-                    <a:stretch>
-                      <a:fillRect/>
-                    </a:stretch>
-                  </pic:blipFill>
-                  <pic:spPr>
-                    <a:xfrm>
-                      <a:off x="0" y="0"/>
-                      <a:ext cx="5486400" cy="3429000"/>
-                    </a:xfrm>
-                    <a:prstGeom prst="rect"/>
-                  </pic:spPr>
-                </pic:pic>
-              </a:graphicData>
-            </a:graphic>
-          </wp:inline>
-        </w:drawing>
-      </w:r>
-    </w:p>
-    <w:p>
-      <w:pPr>
-        <w:jc w:val="center"/>
-      </w:pPr>
-      <w:r>
-        <w:rPr>
-          <w:i/>
-          <w:color w:val="707070"/>
-          <w:sz w:val="18"/>
-        </w:rPr>
-        <w:t>Figure 9-1  The merge-documents dialog</w:t>
-      </w:r>
-    </w:p>
-    <w:p/>
-    <w:p>
-      <w:r>
-        <w:br w:type="page"/>
-      </w:r>
-    </w:p>
-    <w:p>
-      <w:pPr>
-        <w:pStyle w:val="Heading1"/>
-      </w:pPr>
-      <w:r>
-        <w:rPr>
-          <w:color w:val="1E40AF"/>
-        </w:rPr>
-        <w:t>10  Face Recognition</w:t>
-      </w:r>
-    </w:p>
-    <w:p>
-      <w:r>
-        <w:t>The optional face-recognition component lets you tag faces in your photos and later browse them by person, with DMS automatically matching new photos of people it already knows.</w:t>
-      </w:r>
-    </w:p>
-    <w:p>
-      <w:pPr>
-        <w:pStyle w:val="Heading2"/>
-      </w:pPr>
-      <w:r>
-        <w:rPr>
-          <w:color w:val="1D4E89"/>
-        </w:rPr>
-        <w:t>10.1  Installing the Face Recognition Component</w:t>
-      </w:r>
-    </w:p>
-    <w:p>
-      <w:pPr>
-        <w:pStyle w:val="ListNumber"/>
-        <w:ind w:left="360"/>
-      </w:pPr>
-      <w:r>
-        <w:t>Click the Faces tab in the sidebar.</w:t>
-      </w:r>
-    </w:p>
-    <w:p>
-      <w:pPr>
-        <w:pStyle w:val="ListNumber"/>
-        <w:ind w:left="360"/>
-      </w:pPr>
-      <w:r>
-        <w:t>If the component (deepface) isn't installed yet, a prompt explains this and offers an Auto-install deepface button.</w:t>
-      </w:r>
-    </w:p>
-    <w:p>
-      <w:pPr>
-        <w:pStyle w:val="ListNumber"/>
-        <w:ind w:left="360"/>
-      </w:pPr>
-      <w:r>
-        <w:t>Click it and wait - this downloads TensorFlow and related libraries in the background and can take several minutes on a slow connection; you can keep using the rest of the app meanwhile.</w:t>
-      </w:r>
-    </w:p>
-    <w:p>
-      <w:pPr>
-        <w:jc w:val="center"/>
-      </w:pPr>
-      <w:r>
-        <w:drawing>
-          <wp:inline xmlns:a="http://schemas.openxmlformats.org/drawingml/2006/main" xmlns:pic="http://schemas.openxmlformats.org/drawingml/2006/picture">
-            <wp:extent cx="5486400" cy="3429000"/>
-            <wp:docPr id="29" name="Picture 29"/>
-            <wp:cNvGraphicFramePr>
-              <a:graphicFrameLocks noChangeAspect="1"/>
-            </wp:cNvGraphicFramePr>
-            <a:graphic>
-              <a:graphicData uri="http://schemas.openxmlformats.org/drawingml/2006/picture">
-                <pic:pic>
-                  <pic:nvPicPr>
-                    <pic:cNvPr id="0" name="16_face_tab.png"/>
                     <pic:cNvPicPr/>
                   </pic:nvPicPr>
                   <pic:blipFill>
@@ -6479,27 +6632,29 @@
           <w:color w:val="707070"/>
           <w:sz w:val="18"/>
         </w:rPr>
-        <w:t>Figure 10-1  The Faces tab (shown here with the component already installed, hence the empty state; before installing, you'd instead see a prompt with an Auto-install deepface button)</w:t>
+        <w:t>Figure 9-1  The merge-documents dialog</w:t>
       </w:r>
     </w:p>
     <w:p/>
     <w:p>
-      <w:pPr>
-        <w:ind w:left="576" w:right="576"/>
-        <w:shd w:val="clear" w:color="auto" w:fill="E6F4EA"/>
+      <w:r>
+        <w:br w:type="page"/>
+      </w:r>
+    </w:p>
+    <w:p>
+      <w:pPr>
+        <w:pStyle w:val="Heading1"/>
       </w:pPr>
       <w:r>
         <w:rPr>
-          <w:b/>
-          <w:color w:val="056F00"/>
+          <w:color w:val="1E40AF"/>
         </w:rPr>
-        <w:t xml:space="preserve">Tip: </w:t>
-      </w:r>
-      <w:r>
-        <w:rPr>
-          <w:color w:val="333333"/>
-        </w:rPr>
-        <w:t>If auto-install keeps failing (more common on Windows), download the Face Recognition Install Guide (.txt) - Windows from the Project menu's Downloads group for manual, step-by-step instructions for installing Python 3.12 and deepface.</w:t>
+        <w:t>10  Face Recognition</w:t>
+      </w:r>
+    </w:p>
+    <w:p>
+      <w:r>
+        <w:t>The optional face-recognition component lets you tag faces in your photos and later browse them by person, with DMS automatically matching new photos of people it already knows.</w:t>
       </w:r>
     </w:p>
     <w:p>
@@ -6510,7 +6665,7 @@
         <w:rPr>
           <w:color w:val="1D4E89"/>
         </w:rPr>
-        <w:t>10.2  Tagging Faces</w:t>
+        <w:t>10.1  Installing the Face Recognition Component</w:t>
       </w:r>
     </w:p>
     <w:p>
@@ -6519,7 +6674,7 @@
         <w:ind w:left="360"/>
       </w:pPr>
       <w:r>
-        <w:t>From a folder, click Tag Faces to enter selection mode.</w:t>
+        <w:t>Click the Faces tab in the sidebar.</w:t>
       </w:r>
     </w:p>
     <w:p>
@@ -6528,7 +6683,16 @@
         <w:ind w:left="360"/>
       </w:pPr>
       <w:r>
-        <w:t>Check the photos you want DMS to scan for faces.</w:t>
+        <w:t>If the component (deepface) isn't installed yet, a prompt explains this and offers an Auto-install deepface button.</w:t>
+      </w:r>
+    </w:p>
+    <w:p>
+      <w:pPr>
+        <w:pStyle w:val="ListNumber"/>
+        <w:ind w:left="360"/>
+      </w:pPr>
+      <w:r>
+        <w:t>Click it and wait - this downloads TensorFlow and related libraries in the background and can take several minutes on a slow connection; you can keep using the rest of the app meanwhile.</w:t>
       </w:r>
     </w:p>
     <w:p>
@@ -6547,7 +6711,7 @@
               <a:graphicData uri="http://schemas.openxmlformats.org/drawingml/2006/picture">
                 <pic:pic>
                   <pic:nvPicPr>
-                    <pic:cNvPr id="0" name="21_face_select_mode.png"/>
+                    <pic:cNvPr id="0" name="16_face_tab.png"/>
                     <pic:cNvPicPr/>
                   </pic:nvPicPr>
                   <pic:blipFill>
@@ -6580,17 +6744,56 @@
           <w:color w:val="707070"/>
           <w:sz w:val="18"/>
         </w:rPr>
-        <w:t>Figure 10-2  Selection mode: photos checked for face detection</w:t>
+        <w:t>Figure 10-1  The Faces tab (shown here with the component already installed, hence the empty state; before installing, you'd instead see a prompt with an Auto-install deepface button)</w:t>
       </w:r>
     </w:p>
     <w:p/>
+    <w:p>
+      <w:pPr>
+        <w:ind w:left="576" w:right="576"/>
+        <w:shd w:val="clear" w:color="auto" w:fill="E6F4EA"/>
+      </w:pPr>
+      <w:r>
+        <w:rPr>
+          <w:b/>
+          <w:color w:val="056F00"/>
+        </w:rPr>
+        <w:t xml:space="preserve">Tip: </w:t>
+      </w:r>
+      <w:r>
+        <w:rPr>
+          <w:color w:val="333333"/>
+        </w:rPr>
+        <w:t>If auto-install keeps failing (more common on Windows), download the Face Recognition Install Guide (.txt) - Windows from the Project menu's Downloads group for manual, step-by-step instructions for installing Python 3.12 and deepface.</w:t>
+      </w:r>
+    </w:p>
+    <w:p>
+      <w:pPr>
+        <w:pStyle w:val="Heading2"/>
+      </w:pPr>
+      <w:r>
+        <w:rPr>
+          <w:color w:val="1D4E89"/>
+        </w:rPr>
+        <w:t>10.2  Tagging Faces</w:t>
+      </w:r>
+    </w:p>
     <w:p>
       <w:pPr>
         <w:pStyle w:val="ListNumber"/>
         <w:ind w:left="360"/>
       </w:pPr>
       <w:r>
-        <w:t>Click to run detection; DMS finds faces in the checked photos.</w:t>
+        <w:t>From a folder, click Tag Faces to enter selection mode.</w:t>
+      </w:r>
+    </w:p>
+    <w:p>
+      <w:pPr>
+        <w:pStyle w:val="ListNumber"/>
+        <w:ind w:left="360"/>
+      </w:pPr>
+      <w:r>
+        <w:t>Check the photos you want DMS to scan for faces.</w:t>
       </w:r>
     </w:p>
     <w:p>
@@ -6609,7 +6812,7 @@
               <a:graphicData uri="http://schemas.openxmlformats.org/drawingml/2006/picture">
                 <pic:pic>
                   <pic:nvPicPr>
-                    <pic:cNvPr id="0" name="22_face_tagging_dialog.png"/>
+                    <pic:cNvPr id="0" name="21_face_select_mode.png"/>
                     <pic:cNvPicPr/>
                   </pic:nvPicPr>
                   <pic:blipFill>
@@ -6642,7 +6845,7 @@
           <w:color w:val="707070"/>
           <w:sz w:val="18"/>
         </w:rPr>
-        <w:t>Figure 10-3  Face detection in progress</w:t>
+        <w:t>Figure 10-2  Selection mode: photos checked for face detection</w:t>
       </w:r>
     </w:p>
     <w:p/>
@@ -6652,345 +6855,7 @@
         <w:ind w:left="360"/>
       </w:pPr>
       <w:r>
-        <w:t>For each detected face, type a person's name (or pick an existing one) to tag it.</w:t>
-      </w:r>
-    </w:p>
-    <w:p>
-      <w:pPr>
-        <w:pStyle w:val="Heading2"/>
-      </w:pPr>
-      <w:r>
-        <w:rPr>
-          <w:color w:val="1D4E89"/>
-        </w:rPr>
-        <w:t>10.3  Browsing by Person / Auto-Matching</w:t>
-      </w:r>
-    </w:p>
-    <w:p>
-      <w:r>
-        <w:t>Once some faces are tagged, the Faces tab lets you browse photos grouped by person. New photos you tag later are automatically compared against known faces and suggested matches, so you don't have to name every single photo of the same person from scratch.</w:t>
-      </w:r>
-    </w:p>
-    <w:p>
-      <w:r>
-        <w:br w:type="page"/>
-      </w:r>
-    </w:p>
-    <w:p>
-      <w:pPr>
-        <w:pStyle w:val="Heading1"/>
-      </w:pPr>
-      <w:r>
-        <w:rPr>
-          <w:color w:val="1E40AF"/>
-        </w:rPr>
-        <w:t>11  Remote and Mobile Upload</w:t>
-      </w:r>
-    </w:p>
-    <w:p>
-      <w:pPr>
-        <w:pStyle w:val="Heading2"/>
-      </w:pPr>
-      <w:r>
-        <w:rPr>
-          <w:color w:val="1D4E89"/>
-        </w:rPr>
-        <w:t>11.1  Sending a Single Document to a Phone</w:t>
-      </w:r>
-    </w:p>
-    <w:p>
-      <w:r>
-        <w:t>Click the “send to phone” icon on any document card to generate a link that opens the document directly on a phone's browser - share it by SMS/iMessage, or copy the link and send it any way you like.</w:t>
-      </w:r>
-    </w:p>
-    <w:p>
-      <w:pPr>
-        <w:pStyle w:val="Heading2"/>
-      </w:pPr>
-      <w:r>
-        <w:rPr>
-          <w:color w:val="1D4E89"/>
-        </w:rPr>
-        <w:t>11.2  Remote Upload (QR-Code Batch Intake)</w:t>
-      </w:r>
-    </w:p>
-    <w:p>
-      <w:r>
-        <w:t>To receive a batch of photos or files from someone else's phone (or your own) without emailing them one by one, use Remote Upload from the desktop launcher: it shows a QR code that, once scanned, opens an upload page on the phone's browser, and anything uploaded there lands directly in the folder you chose on the desktop.</w:t>
-      </w:r>
-    </w:p>
-    <w:p>
-      <w:pPr>
-        <w:ind w:left="576" w:right="576"/>
-        <w:shd w:val="clear" w:color="auto" w:fill="FFF8E1"/>
-      </w:pPr>
-      <w:r>
-        <w:rPr>
-          <w:b/>
-          <w:color w:val="924E00"/>
-        </w:rPr>
-        <w:t xml:space="preserve">Note: </w:t>
-      </w:r>
-      <w:r>
-        <w:t>Remote upload works over your local network by default; sending or receiving across the open internet requires the tunnel/ngrok setup described alongside that feature in the app, which is outside the scope of this manual section.</w:t>
-      </w:r>
-    </w:p>
-    <w:p>
-      <w:r>
-        <w:br w:type="page"/>
-      </w:r>
-    </w:p>
-    <w:p>
-      <w:pPr>
-        <w:pStyle w:val="Heading1"/>
-      </w:pPr>
-      <w:r>
-        <w:rPr>
-          <w:color w:val="1E40AF"/>
-        </w:rPr>
-        <w:t>12  Project Management</w:t>
-      </w:r>
-    </w:p>
-    <w:p>
-      <w:r>
-        <w:t>The Project menu (in the header bar) provides tools for backing up, restoring, merging, and importing data.</w:t>
-      </w:r>
-    </w:p>
-    <w:p>
-      <w:pPr>
-        <w:ind w:left="576" w:right="576"/>
-        <w:shd w:val="clear" w:color="auto" w:fill="FFF8E1"/>
-      </w:pPr>
-      <w:r>
-        <w:rPr>
-          <w:b/>
-          <w:color w:val="924E00"/>
-        </w:rPr>
-        <w:t xml:space="preserve">Note: </w:t>
-      </w:r>
-      <w:r>
-        <w:t>If you've set an access password (Chapter 14), all three export types (METADATA / COMP / PART) show an “Automatically encrypted with the project password” note in the menu - the exported .dms file is encrypted with that password, and the same password is needed to decrypt it when importing on another machine. Without a password set, exported backups are not encrypted.</w:t>
-      </w:r>
-    </w:p>
-    <w:p>
-      <w:pPr>
-        <w:pStyle w:val="Heading2"/>
-      </w:pPr>
-      <w:r>
-        <w:rPr>
-          <w:color w:val="1D4E89"/>
-        </w:rPr>
-        <w:t>12.1  Export Index Backup (METADATA)</w:t>
-      </w:r>
-    </w:p>
-    <w:p>
-      <w:r>
-        <w:t>Backs up only the folder-tree structure and metadata (not the actual document files) as a .dms file, named with a METADATA- prefix. Much smaller and faster than a full backup - useful for structural snapshots.</w:t>
-      </w:r>
-    </w:p>
-    <w:p>
-      <w:pPr>
-        <w:pStyle w:val="Heading2"/>
-      </w:pPr>
-      <w:r>
-        <w:rPr>
-          <w:color w:val="1D4E89"/>
-        </w:rPr>
-        <w:t>12.2  Export Full Backup (COMP)</w:t>
-      </w:r>
-    </w:p>
-    <w:p>
-      <w:r>
-        <w:t>Backs up the entire folder tree and every document file, packaged as a .dms file with a COMP- prefix. This is a complete, self-contained backup of the project.</w:t>
-      </w:r>
-    </w:p>
-    <w:p>
-      <w:pPr>
-        <w:ind w:left="576" w:right="576"/>
-        <w:shd w:val="clear" w:color="auto" w:fill="E6F4EA"/>
-      </w:pPr>
-      <w:r>
-        <w:rPr>
-          <w:b/>
-          <w:color w:val="056F00"/>
-        </w:rPr>
-        <w:t xml:space="preserve">Tip: </w:t>
-      </w:r>
-      <w:r>
-        <w:rPr>
-          <w:color w:val="333333"/>
-        </w:rPr>
-        <w:t>Save this file to a USB drive or cloud storage as a regular backup.</w:t>
-      </w:r>
-    </w:p>
-    <w:p>
-      <w:pPr>
-        <w:pStyle w:val="Heading2"/>
-      </w:pPr>
-      <w:r>
-        <w:rPr>
-          <w:color w:val="1D4E89"/>
-        </w:rPr>
-        <w:t>12.3  Export Selected Folders (PART)</w:t>
-      </w:r>
-    </w:p>
-    <w:p>
-      <w:r>
-        <w:t>Lets you pick specific folders to export (with their files), producing a .dms file with a PART- prefix - useful for sharing or archiving just part of a project.</w:t>
-      </w:r>
-    </w:p>
-    <w:p>
-      <w:pPr>
-        <w:pStyle w:val="Heading2"/>
-      </w:pPr>
-      <w:r>
-        <w:rPr>
-          <w:color w:val="1D4E89"/>
-        </w:rPr>
-        <w:t>12.4  Backup Retention Rules</w:t>
-      </w:r>
-    </w:p>
-    <w:p>
-      <w:r>
-        <w:t>The project keeps the 10 most recent .dms backups in the project's root folder; older ones are automatically moved into a “Not Shown in The Tree” archive folder at the root of the storage directory (not to be confused with the similarly named “Not Show in Tree” node inside the document tree from section 3.2, which holds soft-deleted documents instead).</w:t>
-      </w:r>
-    </w:p>
-    <w:p>
-      <w:pPr>
-        <w:pStyle w:val="Heading2"/>
-      </w:pPr>
-      <w:r>
-        <w:rPr>
-          <w:color w:val="1D4E89"/>
-        </w:rPr>
-        <w:t>12.5  Import a Project (.dms)</w:t>
-      </w:r>
-    </w:p>
-    <w:p>
-      <w:pPr>
-        <w:pStyle w:val="ListNumber"/>
-        <w:ind w:left="360"/>
-      </w:pPr>
-      <w:r>
-        <w:t>Click Project, then Import Project (.dms) and select the file.</w:t>
-      </w:r>
-    </w:p>
-    <w:p>
-      <w:pPr>
-        <w:pStyle w:val="ListNumber"/>
-        <w:ind w:left="360"/>
-      </w:pPr>
-      <w:r>
-        <w:t>Choose a destination folder for the import (a new, empty folder is recommended).</w:t>
-      </w:r>
-    </w:p>
-    <w:p>
-      <w:pPr>
-        <w:pStyle w:val="ListNumber"/>
-        <w:ind w:left="360"/>
-      </w:pPr>
-      <w:r>
-        <w:t>Click Import and Switch.</w:t>
-      </w:r>
-    </w:p>
-    <w:p>
-      <w:pPr>
-        <w:pStyle w:val="ListNumber"/>
-        <w:ind w:left="360"/>
-      </w:pPr>
-      <w:r>
-        <w:t>DMS extracts the files and rebuilds the tree structure, and switches the active project to it.</w:t>
-      </w:r>
-    </w:p>
-    <w:p>
-      <w:pPr>
-        <w:ind w:left="576" w:right="576"/>
-        <w:shd w:val="clear" w:color="auto" w:fill="FFF8E1"/>
-      </w:pPr>
-      <w:r>
-        <w:rPr>
-          <w:b/>
-          <w:color w:val="924E00"/>
-        </w:rPr>
-        <w:t xml:space="preserve">Note: </w:t>
-      </w:r>
-      <w:r>
-        <w:t>Importing only restores the folder-tree structure; it never deletes files already on disk.</w:t>
-      </w:r>
-    </w:p>
-    <w:p>
-      <w:pPr>
-        <w:pStyle w:val="Heading2"/>
-      </w:pPr>
-      <w:r>
-        <w:rPr>
-          <w:color w:val="1D4E89"/>
-        </w:rPr>
-        <w:t>12.6  CSV Export</w:t>
-      </w:r>
-    </w:p>
-    <w:p>
-      <w:r>
-        <w:t>Click Project, then Export Metadata (CSV) to download a spreadsheet with one row per document, including document ID, name, size, upload date, and metadata fields. Open it in Excel or Google Sheets for analysis or sharing.</w:t>
-      </w:r>
-    </w:p>
-    <w:p>
-      <w:pPr>
-        <w:pStyle w:val="Heading2"/>
-      </w:pPr>
-      <w:r>
-        <w:rPr>
-          <w:color w:val="1D4E89"/>
-        </w:rPr>
-        <w:t>12.7  Batch ZIP Import</w:t>
-      </w:r>
-    </w:p>
-    <w:p>
-      <w:r>
-        <w:t>Upload many files at once from a ZIP archive and have DMS automatically sort them into matching folders by filename prefix. Folders referenced by a filename must already exist in the tree; documents with an unrecognized folder name are left unlinked.</w:t>
-      </w:r>
-    </w:p>
-    <w:p>
-      <w:pPr>
-        <w:pStyle w:val="Heading2"/>
-      </w:pPr>
-      <w:r>
-        <w:rPr>
-          <w:color w:val="1D4E89"/>
-        </w:rPr>
-        <w:t>12.8  Hierarchy Import (with auto de-duplication)</w:t>
-      </w:r>
-    </w:p>
-    <w:p>
-      <w:r>
-        <w:t>Builds a folder tree quickly from a plain text file.</w:t>
-      </w:r>
-    </w:p>
-    <w:p>
-      <w:pPr>
-        <w:pStyle w:val="ListNumber"/>
-        <w:ind w:left="360"/>
-      </w:pPr>
-      <w:r>
-        <w:t>Prepare a text file with 2-3 comma-separated columns per line: folder name, parent folder name, description (optional). The first line is the root folder, with the parent-folder column omitted for it.</w:t>
-      </w:r>
-    </w:p>
-    <w:p>
-      <w:pPr>
-        <w:pStyle w:val="ListNumber"/>
-        <w:ind w:left="360"/>
-      </w:pPr>
-      <w:r>
-        <w:t>Click Project, then Create Folder Tree from Hierarchy, and upload (or paste) the text.</w:t>
-      </w:r>
-    </w:p>
-    <w:p>
-      <w:pPr>
-        <w:pStyle w:val="ListNumber"/>
-        <w:ind w:left="360"/>
-      </w:pPr>
-      <w:r>
-        <w:t>DMS validates the structure and shows a preview, including any errors.</w:t>
+        <w:t>Click to run detection; DMS finds faces in the checked photos.</w:t>
       </w:r>
     </w:p>
     <w:p>
@@ -7009,7 +6874,7 @@
               <a:graphicData uri="http://schemas.openxmlformats.org/drawingml/2006/picture">
                 <pic:pic>
                   <pic:nvPicPr>
-                    <pic:cNvPr id="0" name="12_hierarchy_import_empty.png"/>
+                    <pic:cNvPr id="0" name="22_face_tagging_dialog.png"/>
                     <pic:cNvPicPr/>
                   </pic:nvPicPr>
                   <pic:blipFill>
@@ -7042,10 +6907,614 @@
           <w:color w:val="707070"/>
           <w:sz w:val="18"/>
         </w:rPr>
-        <w:t>Figure 12-1  The hierarchy import dialog (initial state)</w:t>
+        <w:t>Figure 10-3  Face detection in progress</w:t>
       </w:r>
     </w:p>
     <w:p/>
+    <w:p>
+      <w:pPr>
+        <w:pStyle w:val="ListNumber"/>
+        <w:ind w:left="360"/>
+      </w:pPr>
+      <w:r>
+        <w:t>For each detected face, type a person's name (or pick an existing one) to tag it.</w:t>
+      </w:r>
+    </w:p>
+    <w:p>
+      <w:pPr>
+        <w:pStyle w:val="Heading2"/>
+      </w:pPr>
+      <w:r>
+        <w:rPr>
+          <w:color w:val="1D4E89"/>
+        </w:rPr>
+        <w:t>10.3  Browsing by Person / Auto-Matching</w:t>
+      </w:r>
+    </w:p>
+    <w:p>
+      <w:r>
+        <w:t>Once some faces are tagged, the Faces tab lets you browse photos grouped by person. New photos you tag later are automatically compared against known faces and suggested matches, so you don't have to name every single photo of the same person from scratch.</w:t>
+      </w:r>
+    </w:p>
+    <w:p>
+      <w:r>
+        <w:br w:type="page"/>
+      </w:r>
+    </w:p>
+    <w:p>
+      <w:pPr>
+        <w:pStyle w:val="Heading1"/>
+      </w:pPr>
+      <w:r>
+        <w:rPr>
+          <w:color w:val="1E40AF"/>
+        </w:rPr>
+        <w:t>11  Remote and Mobile Upload</w:t>
+      </w:r>
+    </w:p>
+    <w:p>
+      <w:pPr>
+        <w:pStyle w:val="Heading2"/>
+      </w:pPr>
+      <w:r>
+        <w:rPr>
+          <w:color w:val="1D4E89"/>
+        </w:rPr>
+        <w:t>11.1  Sending a Single Document to a Phone</w:t>
+      </w:r>
+    </w:p>
+    <w:p>
+      <w:r>
+        <w:t>Click the “send to phone” icon on any document card to generate a link that opens the document directly on a phone's browser - share it by SMS/iMessage, or copy the link and send it any way you like.</w:t>
+      </w:r>
+    </w:p>
+    <w:p>
+      <w:pPr>
+        <w:pStyle w:val="Heading2"/>
+      </w:pPr>
+      <w:r>
+        <w:rPr>
+          <w:color w:val="1D4E89"/>
+        </w:rPr>
+        <w:t>11.2  Remote Upload (QR-Code Batch Intake)</w:t>
+      </w:r>
+    </w:p>
+    <w:p>
+      <w:r>
+        <w:t>To receive a batch of photos or files from someone else's phone (or your own) without emailing them one by one, use Remote Upload from the desktop launcher: it shows a QR code that, once scanned, opens an upload page on the phone's browser, and anything uploaded there lands directly in the folder you chose on the desktop.</w:t>
+      </w:r>
+    </w:p>
+    <w:p>
+      <w:pPr>
+        <w:ind w:left="576" w:right="576"/>
+        <w:shd w:val="clear" w:color="auto" w:fill="FFF8E1"/>
+      </w:pPr>
+      <w:r>
+        <w:rPr>
+          <w:b/>
+          <w:color w:val="924E00"/>
+        </w:rPr>
+        <w:t xml:space="preserve">Note: </w:t>
+      </w:r>
+      <w:r>
+        <w:t>Remote upload works over your local network by default; sending or receiving across the open internet requires the tunnel/ngrok setup described alongside that feature in the app, which is outside the scope of this manual section.</w:t>
+      </w:r>
+    </w:p>
+    <w:p>
+      <w:r>
+        <w:br w:type="page"/>
+      </w:r>
+    </w:p>
+    <w:p>
+      <w:pPr>
+        <w:pStyle w:val="Heading1"/>
+      </w:pPr>
+      <w:r>
+        <w:rPr>
+          <w:color w:val="1E40AF"/>
+        </w:rPr>
+        <w:t>12  Project Management</w:t>
+      </w:r>
+    </w:p>
+    <w:p>
+      <w:r>
+        <w:t>The Project menu (in the header bar) provides tools for backing up, restoring, merging, and importing data.</w:t>
+      </w:r>
+    </w:p>
+    <w:p>
+      <w:pPr>
+        <w:ind w:left="576" w:right="576"/>
+        <w:shd w:val="clear" w:color="auto" w:fill="FFF8E1"/>
+      </w:pPr>
+      <w:r>
+        <w:rPr>
+          <w:b/>
+          <w:color w:val="924E00"/>
+        </w:rPr>
+        <w:t xml:space="preserve">Note: </w:t>
+      </w:r>
+      <w:r>
+        <w:t>If you've set an access password (Chapter 14), all three export types (METADATA / COMP / PART) show an “Automatically encrypted with the project password” note in the menu - the exported .dms file is encrypted with that password, and the same password is needed to decrypt it when importing on another machine. Without a password set, exported backups are not encrypted.</w:t>
+      </w:r>
+    </w:p>
+    <w:p>
+      <w:pPr>
+        <w:pStyle w:val="Heading2"/>
+      </w:pPr>
+      <w:r>
+        <w:rPr>
+          <w:color w:val="1D4E89"/>
+        </w:rPr>
+        <w:t>12.1  Export Index Backup (METADATA)</w:t>
+      </w:r>
+    </w:p>
+    <w:p>
+      <w:r>
+        <w:t>Backs up only the folder-tree structure and metadata (not the actual document files) as a .dms file, named with a METADATA- prefix. Much smaller and faster than a full backup - useful for structural snapshots.</w:t>
+      </w:r>
+    </w:p>
+    <w:p>
+      <w:pPr>
+        <w:pStyle w:val="Heading2"/>
+      </w:pPr>
+      <w:r>
+        <w:rPr>
+          <w:color w:val="1D4E89"/>
+        </w:rPr>
+        <w:t>12.2  Export Full Backup (COMP)</w:t>
+      </w:r>
+    </w:p>
+    <w:p>
+      <w:r>
+        <w:t>Backs up the entire folder tree and every document file, packaged as a .dms file with a COMP- prefix. This is a complete, self-contained backup of the project.</w:t>
+      </w:r>
+    </w:p>
+    <w:p>
+      <w:pPr>
+        <w:ind w:left="576" w:right="576"/>
+        <w:shd w:val="clear" w:color="auto" w:fill="E6F4EA"/>
+      </w:pPr>
+      <w:r>
+        <w:rPr>
+          <w:b/>
+          <w:color w:val="056F00"/>
+        </w:rPr>
+        <w:t xml:space="preserve">Tip: </w:t>
+      </w:r>
+      <w:r>
+        <w:rPr>
+          <w:color w:val="333333"/>
+        </w:rPr>
+        <w:t>Save this file to a USB drive or cloud storage as a regular backup.</w:t>
+      </w:r>
+    </w:p>
+    <w:p>
+      <w:pPr>
+        <w:pStyle w:val="Heading2"/>
+      </w:pPr>
+      <w:r>
+        <w:rPr>
+          <w:color w:val="1D4E89"/>
+        </w:rPr>
+        <w:t>12.3  Export Selected Folders (PART)</w:t>
+      </w:r>
+    </w:p>
+    <w:p>
+      <w:r>
+        <w:t>Lets you pick specific folders to export (with their files), producing a .dms file with a PART- prefix - useful for sharing or archiving just part of a project.</w:t>
+      </w:r>
+    </w:p>
+    <w:p>
+      <w:pPr>
+        <w:pStyle w:val="Heading2"/>
+      </w:pPr>
+      <w:r>
+        <w:rPr>
+          <w:color w:val="1D4E89"/>
+        </w:rPr>
+        <w:t>12.4  Backup Retention Rules</w:t>
+      </w:r>
+    </w:p>
+    <w:p>
+      <w:r>
+        <w:t>The project keeps the 10 most recent .dms backups in the project's root folder; older ones are automatically moved into a “Not Shown in The Tree” archive folder at the root of the storage directory (not to be confused with the similarly named “Not Show in Tree” node inside the document tree from section 3.2, which holds soft-deleted documents instead).</w:t>
+      </w:r>
+    </w:p>
+    <w:p>
+      <w:pPr>
+        <w:pStyle w:val="Heading2"/>
+      </w:pPr>
+      <w:r>
+        <w:rPr>
+          <w:color w:val="1D4E89"/>
+        </w:rPr>
+        <w:t>12.5  Import a Project (.dms)</w:t>
+      </w:r>
+    </w:p>
+    <w:p>
+      <w:pPr>
+        <w:pStyle w:val="ListNumber"/>
+        <w:ind w:left="360"/>
+      </w:pPr>
+      <w:r>
+        <w:t>Click Project, then Import Project (.dms) and select the file.</w:t>
+      </w:r>
+    </w:p>
+    <w:p>
+      <w:pPr>
+        <w:pStyle w:val="ListNumber"/>
+        <w:ind w:left="360"/>
+      </w:pPr>
+      <w:r>
+        <w:t>Choose a destination folder for the import (a new, empty folder is recommended).</w:t>
+      </w:r>
+    </w:p>
+    <w:p>
+      <w:pPr>
+        <w:pStyle w:val="ListNumber"/>
+        <w:ind w:left="360"/>
+      </w:pPr>
+      <w:r>
+        <w:t>Click Import and Switch.</w:t>
+      </w:r>
+    </w:p>
+    <w:p>
+      <w:pPr>
+        <w:pStyle w:val="ListNumber"/>
+        <w:ind w:left="360"/>
+      </w:pPr>
+      <w:r>
+        <w:t>DMS extracts the files and rebuilds the tree structure, and switches the active project to it.</w:t>
+      </w:r>
+    </w:p>
+    <w:p>
+      <w:pPr>
+        <w:ind w:left="576" w:right="576"/>
+        <w:shd w:val="clear" w:color="auto" w:fill="FFF8E1"/>
+      </w:pPr>
+      <w:r>
+        <w:rPr>
+          <w:b/>
+          <w:color w:val="924E00"/>
+        </w:rPr>
+        <w:t xml:space="preserve">Note: </w:t>
+      </w:r>
+      <w:r>
+        <w:t>Importing only restores the folder-tree structure; it never deletes files already on disk.</w:t>
+      </w:r>
+    </w:p>
+    <w:p>
+      <w:pPr>
+        <w:pStyle w:val="Heading2"/>
+      </w:pPr>
+      <w:r>
+        <w:rPr>
+          <w:color w:val="1D4E89"/>
+        </w:rPr>
+        <w:t>12.6  CSV Export</w:t>
+      </w:r>
+    </w:p>
+    <w:p>
+      <w:r>
+        <w:t>Click Project, then Export Metadata (CSV) to download a spreadsheet with one row per document, including document ID, name, size, upload date, and metadata fields. Open it in Excel or Google Sheets for analysis or sharing.</w:t>
+      </w:r>
+    </w:p>
+    <w:p>
+      <w:pPr>
+        <w:pStyle w:val="Heading2"/>
+      </w:pPr>
+      <w:r>
+        <w:rPr>
+          <w:color w:val="1D4E89"/>
+        </w:rPr>
+        <w:t>12.7  Batch ZIP Import</w:t>
+      </w:r>
+    </w:p>
+    <w:p>
+      <w:r>
+        <w:t>Upload a large batch of files at once using a naming convention, and have DMS automatically sort each one into its matching folder.</w:t>
+      </w:r>
+    </w:p>
+    <w:p>
+      <w:pPr>
+        <w:pStyle w:val="ListNumber"/>
+        <w:ind w:left="360"/>
+      </w:pPr>
+      <w:r>
+        <w:t>Prepare a ZIP file, naming each file inside it like this: FolderName#description.pdf (e.g. Home Insurance#2026 Policy.pdf) - the part before the # is the destination folder name, and everything after the # is the rest of the filename, which can be anything you like.</w:t>
+      </w:r>
+    </w:p>
+    <w:p>
+      <w:pPr>
+        <w:pStyle w:val="ListNumber"/>
+        <w:ind w:left="360"/>
+      </w:pPr>
+      <w:r>
+        <w:t>Click Project, then Import Documents from ZIP, and choose your ZIP file.</w:t>
+      </w:r>
+    </w:p>
+    <w:p>
+      <w:pPr>
+        <w:pStyle w:val="ListNumber"/>
+        <w:ind w:left="360"/>
+      </w:pPr>
+      <w:r>
+        <w:t>DMS reads every filename, matches the part before the # against folder names in the tree, and places each document into the matching folder.</w:t>
+      </w:r>
+    </w:p>
+    <w:p>
+      <w:pPr>
+        <w:ind w:left="576" w:right="576"/>
+        <w:shd w:val="clear" w:color="auto" w:fill="FFF8E1"/>
+      </w:pPr>
+      <w:r>
+        <w:rPr>
+          <w:b/>
+          <w:color w:val="924E00"/>
+        </w:rPr>
+        <w:t xml:space="preserve">Note: </w:t>
+      </w:r>
+      <w:r>
+        <w:t>Folders referenced by a filename must already exist in the tree before importing (unlike Hierarchy Import in section 12.8, this does not create new folders). Documents whose folder name doesn't match anything are left unlinked.</w:t>
+      </w:r>
+    </w:p>
+    <w:p>
+      <w:pPr>
+        <w:ind w:left="576" w:right="576"/>
+        <w:shd w:val="clear" w:color="auto" w:fill="FFF8E1"/>
+      </w:pPr>
+      <w:r>
+        <w:rPr>
+          <w:b/>
+          <w:color w:val="924E00"/>
+        </w:rPr>
+        <w:t xml:space="preserve">Note: </w:t>
+      </w:r>
+      <w:r>
+        <w:t>If the same folder name occurs more than once in the tree (e.g. a “Bolt” sub-part under both “Rotor Assembly” and “Housing Assembly”), matching by bare name lands on whichever one comes first, which may not be the one you meant. In that case, use a “/”-separated path before the # instead of a bare name - starting from the root or from any ancestor folder that makes the path unique - e.g. Rotor Assembly/Bolt#List.pdf to land specifically on the “Bolt” folder under “Rotor Assembly” rather than the identically-named one under “Housing Assembly.”</w:t>
+      </w:r>
+    </w:p>
+    <w:p>
+      <w:pPr>
+        <w:pStyle w:val="Heading2"/>
+      </w:pPr>
+      <w:r>
+        <w:rPr>
+          <w:color w:val="1D4E89"/>
+        </w:rPr>
+        <w:t>12.8  Hierarchy Import (with auto de-duplication)</w:t>
+      </w:r>
+    </w:p>
+    <w:p>
+      <w:r>
+        <w:t>Builds a folder tree quickly from a plain text/CSV file - handy for turning a bill of materials or org-chart export from another system straight into a matching folder structure.</w:t>
+      </w:r>
+    </w:p>
+    <w:p>
+      <w:pPr>
+        <w:pStyle w:val="ListNumber"/>
+        <w:ind w:left="360"/>
+      </w:pPr>
+      <w:r>
+        <w:t>Prepare a text file with 2-3 comma-separated columns per line:</w:t>
+      </w:r>
+    </w:p>
+    <w:tbl>
+      <w:tblPr>
+        <w:tblStyle w:val="TableGrid"/>
+        <w:tblW w:type="auto" w:w="0"/>
+        <w:tblLook w:firstColumn="1" w:firstRow="1" w:lastColumn="0" w:lastRow="0" w:noHBand="0" w:noVBand="1" w:val="04A0"/>
+      </w:tblPr>
+      <w:tblGrid>
+        <w:gridCol w:w="2928"/>
+        <w:gridCol w:w="2928"/>
+        <w:gridCol w:w="2928"/>
+      </w:tblGrid>
+      <w:tr>
+        <w:tc>
+          <w:tcPr>
+            <w:tcW w:type="dxa" w:w="1440"/>
+            <w:shd w:val="clear" w:color="auto" w:fill="1E40AF"/>
+          </w:tcPr>
+          <w:p>
+            <w:r>
+              <w:rPr>
+                <w:b/>
+                <w:color w:val="FFFFFF"/>
+              </w:rPr>
+              <w:t>Column</w:t>
+            </w:r>
+          </w:p>
+        </w:tc>
+        <w:tc>
+          <w:tcPr>
+            <w:tcW w:type="dxa" w:w="2592"/>
+            <w:shd w:val="clear" w:color="auto" w:fill="1E40AF"/>
+          </w:tcPr>
+          <w:p>
+            <w:r>
+              <w:rPr>
+                <w:b/>
+                <w:color w:val="FFFFFF"/>
+              </w:rPr>
+              <w:t>Meaning</w:t>
+            </w:r>
+          </w:p>
+        </w:tc>
+        <w:tc>
+          <w:tcPr>
+            <w:tcW w:type="dxa" w:w="5328"/>
+            <w:shd w:val="clear" w:color="auto" w:fill="1E40AF"/>
+          </w:tcPr>
+          <w:p>
+            <w:r>
+              <w:rPr>
+                <w:b/>
+                <w:color w:val="FFFFFF"/>
+              </w:rPr>
+              <w:t>Notes</w:t>
+            </w:r>
+          </w:p>
+        </w:tc>
+      </w:tr>
+      <w:tr>
+        <w:tc>
+          <w:tcPr>
+            <w:tcW w:type="dxa" w:w="1440"/>
+          </w:tcPr>
+          <w:p>
+            <w:r>
+              <w:t>Column 1</w:t>
+            </w:r>
+          </w:p>
+        </w:tc>
+        <w:tc>
+          <w:tcPr>
+            <w:tcW w:type="dxa" w:w="2592"/>
+          </w:tcPr>
+          <w:p>
+            <w:r>
+              <w:t>Folder name</w:t>
+            </w:r>
+          </w:p>
+        </w:tc>
+        <w:tc>
+          <w:tcPr>
+            <w:tcW w:type="dxa" w:w="5328"/>
+          </w:tcPr>
+          <w:p>
+            <w:r>
+              <w:t>Required. The folder this row creates.</w:t>
+            </w:r>
+          </w:p>
+        </w:tc>
+      </w:tr>
+      <w:tr>
+        <w:tc>
+          <w:tcPr>
+            <w:tcW w:type="dxa" w:w="1440"/>
+          </w:tcPr>
+          <w:p>
+            <w:r>
+              <w:t>Column 2</w:t>
+            </w:r>
+          </w:p>
+        </w:tc>
+        <w:tc>
+          <w:tcPr>
+            <w:tcW w:type="dxa" w:w="2592"/>
+          </w:tcPr>
+          <w:p>
+            <w:r>
+              <w:t>Parent folder name</w:t>
+            </w:r>
+          </w:p>
+        </w:tc>
+        <w:tc>
+          <w:tcPr>
+            <w:tcW w:type="dxa" w:w="5328"/>
+          </w:tcPr>
+          <w:p>
+            <w:r>
+              <w:t>Which already-listed folder this one nests under; leave blank for the root. The file's very first row is the root folder itself, so its own parent column must be blank (or omitted).</w:t>
+            </w:r>
+          </w:p>
+        </w:tc>
+      </w:tr>
+      <w:tr>
+        <w:tc>
+          <w:tcPr>
+            <w:tcW w:type="dxa" w:w="1440"/>
+          </w:tcPr>
+          <w:p>
+            <w:r>
+              <w:t>Column 3</w:t>
+            </w:r>
+          </w:p>
+        </w:tc>
+        <w:tc>
+          <w:tcPr>
+            <w:tcW w:type="dxa" w:w="2592"/>
+          </w:tcPr>
+          <w:p>
+            <w:r>
+              <w:t>Description (optional)</w:t>
+            </w:r>
+          </w:p>
+        </w:tc>
+        <w:tc>
+          <w:tcPr>
+            <w:tcW w:type="dxa" w:w="5328"/>
+          </w:tcPr>
+          <w:p>
+            <w:r>
+              <w:t>Can be left out of the file entirely. When present, it becomes that folder's initial description text.</w:t>
+            </w:r>
+          </w:p>
+        </w:tc>
+      </w:tr>
+    </w:tbl>
+    <w:p/>
+    <w:p>
+      <w:r>
+        <w:t>Example:</w:t>
+      </w:r>
+    </w:p>
+    <w:p>
+      <w:pPr>
+        <w:ind w:left="576"/>
+        <w:shd w:val="clear" w:color="auto" w:fill="F3F4F6"/>
+      </w:pPr>
+      <w:r>
+        <w:rPr>
+          <w:rFonts w:ascii="Courier New" w:hAnsi="Courier New"/>
+          <w:sz w:val="18"/>
+        </w:rPr>
+        <w:t>Top Assembly</w:t>
+        <w:br/>
+        <w:t>Pump Housing,Top Assembly</w:t>
+        <w:br/>
+        <w:t>Rotor Assembly,Top Assembly</w:t>
+        <w:br/>
+        <w:t>Impeller,Rotor Assembly</w:t>
+        <w:br/>
+        <w:t>Shaft,Rotor Assembly</w:t>
+      </w:r>
+    </w:p>
+    <w:p>
+      <w:pPr>
+        <w:ind w:left="576" w:right="576"/>
+        <w:shd w:val="clear" w:color="auto" w:fill="FFF8E1"/>
+      </w:pPr>
+      <w:r>
+        <w:rPr>
+          <w:b/>
+          <w:color w:val="924E00"/>
+        </w:rPr>
+        <w:t xml:space="preserve">Note: </w:t>
+      </w:r>
+      <w:r>
+        <w:t>Level-heading rows exported by BOM tools (lines that just say something like “Level 1”) are skipped automatically - no need to delete them by hand. If the first row is a column-title row (“folder name, parent folder name, description,” in whatever wording), DMS detects that structurally from how the rows reference each other and ignores it automatically too, without you needing to delete it.</w:t>
+      </w:r>
+    </w:p>
+    <w:p>
+      <w:pPr>
+        <w:pStyle w:val="ListNumber"/>
+        <w:ind w:left="360"/>
+      </w:pPr>
+      <w:r>
+        <w:t>Click Project, then Create Folder Tree from Hierarchy, and upload (or paste) the text.</w:t>
+      </w:r>
+    </w:p>
+    <w:p>
+      <w:pPr>
+        <w:pStyle w:val="ListNumber"/>
+        <w:ind w:left="360"/>
+      </w:pPr>
+      <w:r>
+        <w:t>Click Validate. If the same folder name repeats anywhere in the file, this is flagged as an error by default, listing the conflicting lines.</w:t>
+      </w:r>
+    </w:p>
     <w:p>
       <w:pPr>
         <w:jc w:val="center"/>
@@ -7062,7 +7531,7 @@
               <a:graphicData uri="http://schemas.openxmlformats.org/drawingml/2006/picture">
                 <pic:pic>
                   <pic:nvPicPr>
-                    <pic:cNvPr id="0" name="14_hierarchy_import_error.png"/>
+                    <pic:cNvPr id="0" name="12_hierarchy_import_empty.png"/>
                     <pic:cNvPicPr/>
                   </pic:nvPicPr>
                   <pic:blipFill>
@@ -7095,7 +7564,7 @@
           <w:color w:val="707070"/>
           <w:sz w:val="18"/>
         </w:rPr>
-        <w:t>Figure 12-2  With auto-numbering off, a duplicate folder name is flagged as an error</w:t>
+        <w:t>Figure 12-1  The hierarchy import dialog (initial state)</w:t>
       </w:r>
     </w:p>
     <w:p/>
@@ -7115,7 +7584,7 @@
               <a:graphicData uri="http://schemas.openxmlformats.org/drawingml/2006/picture">
                 <pic:pic>
                   <pic:nvPicPr>
-                    <pic:cNvPr id="0" name="15_hierarchy_import_dedupe_ok.png"/>
+                    <pic:cNvPr id="0" name="14_hierarchy_import_error.png"/>
                     <pic:cNvPicPr/>
                   </pic:nvPicPr>
                   <pic:blipFill>
@@ -7148,7 +7617,7 @@
           <w:color w:val="707070"/>
           <w:sz w:val="18"/>
         </w:rPr>
-        <w:t>Figure 12-3  With auto-numbering on, the duplicate name is numbered and passes validation</w:t>
+        <w:t>Figure 12-2  With auto-numbering off, a duplicate folder name is flagged as an error</w:t>
       </w:r>
     </w:p>
     <w:p/>
@@ -7158,23 +7627,7 @@
         <w:ind w:left="360"/>
       </w:pPr>
       <w:r>
-        <w:t>Click Create; all folders appear in the tree immediately.</w:t>
-      </w:r>
-    </w:p>
-    <w:p>
-      <w:pPr>
-        <w:pStyle w:val="Heading2"/>
-      </w:pPr>
-      <w:r>
-        <w:rPr>
-          <w:color w:val="1D4E89"/>
-        </w:rPr>
-        <w:t>12.9  Downloading This Manual from Inside the App</w:t>
-      </w:r>
-    </w:p>
-    <w:p>
-      <w:r>
-        <w:t>Click Project, then Download User Manual (.docx) under the Downloads section, to get the same manual you're reading now, generated fresh from inside the running app.</w:t>
+        <w:t>If your data genuinely has same-named folders on purpose (e.g. a “Bolt” sub-part repeated under several assemblies), check Auto-number duplicate folder names (01, 02, 03...) and re-validate - every repeated name is automatically numbered in turn (“Bolt 01,” “Bolt 02,” ...) and the whole file now passes validation instead of erroring.</w:t>
       </w:r>
     </w:p>
     <w:p>
@@ -7193,7 +7646,7 @@
               <a:graphicData uri="http://schemas.openxmlformats.org/drawingml/2006/picture">
                 <pic:pic>
                   <pic:nvPicPr>
-                    <pic:cNvPr id="0" name="11_project_menu.png"/>
+                    <pic:cNvPr id="0" name="15_hierarchy_import_dedupe_ok.png"/>
                     <pic:cNvPicPr/>
                   </pic:nvPicPr>
                   <pic:blipFill>
@@ -7226,24 +7679,26 @@
           <w:color w:val="707070"/>
           <w:sz w:val="18"/>
         </w:rPr>
-        <w:t>Figure 12-4  The Project menu: export, import, and settings</w:t>
+        <w:t>Figure 12-3  With auto-numbering on, the duplicate name is numbered and passes validation</w:t>
       </w:r>
     </w:p>
     <w:p/>
     <w:p>
-      <w:r>
-        <w:br w:type="page"/>
-      </w:r>
-    </w:p>
-    <w:p>
-      <w:pPr>
-        <w:pStyle w:val="Heading1"/>
-      </w:pPr>
-      <w:r>
-        <w:rPr>
-          <w:color w:val="1E40AF"/>
-        </w:rPr>
-        <w:t>13  Cloud Sync and Email</w:t>
+      <w:pPr>
+        <w:pStyle w:val="ListNumber"/>
+        <w:ind w:left="360"/>
+      </w:pPr>
+      <w:r>
+        <w:t>Once validation passes, a tree preview and the number of nodes to be created are shown.</w:t>
+      </w:r>
+    </w:p>
+    <w:p>
+      <w:pPr>
+        <w:pStyle w:val="ListNumber"/>
+        <w:ind w:left="360"/>
+      </w:pPr>
+      <w:r>
+        <w:t>Click Create; all folders appear in the tree immediately.</w:t>
       </w:r>
     </w:p>
     <w:p>
@@ -7254,71 +7709,12 @@
         <w:rPr>
           <w:color w:val="1D4E89"/>
         </w:rPr>
-        <w:t>13.1  Using OneDrive to Sync Storage</w:t>
-      </w:r>
-    </w:p>
-    <w:p>
-      <w:r>
-        <w:t>Pointing your DMS storage folder at a location synced by OneDrive (or a similar cloud-sync service) gives you automatic off-site backup with no extra steps - every change DMS makes on disk gets picked up and uploaded by the sync client in the background, the same as any other file in that folder.</w:t>
-      </w:r>
-    </w:p>
-    <w:p>
-      <w:pPr>
-        <w:ind w:left="576" w:right="576"/>
-        <w:shd w:val="clear" w:color="auto" w:fill="FFF8E1"/>
-      </w:pPr>
-      <w:r>
-        <w:rPr>
-          <w:b/>
-          <w:color w:val="924E00"/>
-        </w:rPr>
-        <w:t xml:space="preserve">Note: </w:t>
-      </w:r>
-      <w:r>
-        <w:t>Very large libraries, or a very slow internet connection, can make cloud sync lag behind your local changes; this is a property of the sync client, not of DMS.</w:t>
-      </w:r>
-    </w:p>
-    <w:p>
-      <w:pPr>
-        <w:pStyle w:val="Heading2"/>
-      </w:pPr>
-      <w:r>
-        <w:rPr>
-          <w:color w:val="1D4E89"/>
-        </w:rPr>
-        <w:t>13.2  Email Sending Setup</w:t>
-      </w:r>
-    </w:p>
-    <w:p>
-      <w:r>
-        <w:t>To use the “email” action on a document card, configure an SMTP account first.</w:t>
-      </w:r>
-    </w:p>
-    <w:p>
-      <w:pPr>
-        <w:pStyle w:val="ListNumber"/>
-        <w:ind w:left="360"/>
-      </w:pPr>
-      <w:r>
-        <w:t>Click Project, then Email Sending Setup.</w:t>
-      </w:r>
-    </w:p>
-    <w:p>
-      <w:pPr>
-        <w:pStyle w:val="ListNumber"/>
-        <w:ind w:left="360"/>
-      </w:pPr>
-      <w:r>
-        <w:t>Enter your SMTP server, port, username, and password (an app-specific password is usually required for Gmail/Outlook accounts with two-factor authentication).</w:t>
-      </w:r>
-    </w:p>
-    <w:p>
-      <w:pPr>
-        <w:pStyle w:val="ListNumber"/>
-        <w:ind w:left="360"/>
-      </w:pPr>
-      <w:r>
-        <w:t>Save the settings; DMS uses them to send documents as attachments going forward.</w:t>
+        <w:t>12.9  Downloading This Manual from Inside the App</w:t>
+      </w:r>
+    </w:p>
+    <w:p>
+      <w:r>
+        <w:t>Click Project, then Download User Manual (.docx) under the Downloads section, to get the same manual you're reading now, generated fresh from inside the running app.</w:t>
       </w:r>
     </w:p>
     <w:p>
@@ -7337,7 +7733,7 @@
               <a:graphicData uri="http://schemas.openxmlformats.org/drawingml/2006/picture">
                 <pic:pic>
                   <pic:nvPicPr>
-                    <pic:cNvPr id="0" name="20_email_settings.png"/>
+                    <pic:cNvPr id="0" name="11_project_menu.png"/>
                     <pic:cNvPicPr/>
                   </pic:nvPicPr>
                   <pic:blipFill>
@@ -7370,10 +7766,42 @@
           <w:color w:val="707070"/>
           <w:sz w:val="18"/>
         </w:rPr>
-        <w:t>Figure 13-1  Email sending (SMTP) settings dialog</w:t>
+        <w:t>Figure 12-4  The Project menu: export, import, and settings</w:t>
       </w:r>
     </w:p>
     <w:p/>
+    <w:p>
+      <w:r>
+        <w:br w:type="page"/>
+      </w:r>
+    </w:p>
+    <w:p>
+      <w:pPr>
+        <w:pStyle w:val="Heading1"/>
+      </w:pPr>
+      <w:r>
+        <w:rPr>
+          <w:color w:val="1E40AF"/>
+        </w:rPr>
+        <w:t>13  Cloud Sync and Email</w:t>
+      </w:r>
+    </w:p>
+    <w:p>
+      <w:pPr>
+        <w:pStyle w:val="Heading2"/>
+      </w:pPr>
+      <w:r>
+        <w:rPr>
+          <w:color w:val="1D4E89"/>
+        </w:rPr>
+        <w:t>13.1  Using OneDrive to Sync Storage</w:t>
+      </w:r>
+    </w:p>
+    <w:p>
+      <w:r>
+        <w:t>Pointing your DMS storage folder at a location synced by OneDrive (or a similar cloud-sync service) gives you automatic off-site backup with no extra steps - every change DMS makes on disk gets picked up and uploaded by the sync client in the background, the same as any other file in that folder.</w:t>
+      </w:r>
+    </w:p>
     <w:p>
       <w:pPr>
         <w:ind w:left="576" w:right="576"/>
@@ -7387,52 +7815,23 @@
         <w:t xml:space="preserve">Note: </w:t>
       </w:r>
       <w:r>
-        <w:t>On Mac, if SMTP hasn't been configured, clicking the email action instead opens your system Mail app with the document attached, so the feature still works without any setup.</w:t>
-      </w:r>
-    </w:p>
-    <w:p>
-      <w:pPr>
-        <w:ind w:left="576" w:right="576"/>
-        <w:shd w:val="clear" w:color="auto" w:fill="E6F4EA"/>
+        <w:t>Very large libraries, or a very slow internet connection, can make cloud sync lag behind your local changes; this is a property of the sync client, not of DMS.</w:t>
+      </w:r>
+    </w:p>
+    <w:p>
+      <w:pPr>
+        <w:pStyle w:val="Heading2"/>
       </w:pPr>
       <w:r>
         <w:rPr>
-          <w:b/>
-          <w:color w:val="056F00"/>
+          <w:color w:val="1D4E89"/>
         </w:rPr>
-        <w:t xml:space="preserve">Tip: </w:t>
-      </w:r>
-      <w:r>
-        <w:rPr>
-          <w:color w:val="333333"/>
-        </w:rPr>
-        <w:t>The Download setup guide (.docx) button in the dialog gives step-by-step, illustrated instructions for enabling SMTP and generating an app-specific password in common providers like Gmail and QQ Mail.</w:t>
-      </w:r>
-    </w:p>
-    <w:p>
-      <w:r>
-        <w:br w:type="page"/>
-      </w:r>
-    </w:p>
-    <w:p>
-      <w:pPr>
-        <w:pStyle w:val="Heading1"/>
-      </w:pPr>
-      <w:r>
-        <w:rPr>
-          <w:color w:val="1E40AF"/>
-        </w:rPr>
-        <w:t>14  Password Protection</w:t>
-      </w:r>
-    </w:p>
-    <w:p>
-      <w:r>
-        <w:t>You can protect DMS with a password so that only authorized users can access the data - strongly recommended once you've enabled LAN access, remote upload, or saved any website login credentials (section 3.6).</w:t>
-      </w:r>
-    </w:p>
-    <w:p>
-      <w:r>
-        <w:t>Set a password:</w:t>
+        <w:t>13.2  Email Sending Setup</w:t>
+      </w:r>
+    </w:p>
+    <w:p>
+      <w:r>
+        <w:t>To use the “email” action on a document card, configure an SMTP account first.</w:t>
       </w:r>
     </w:p>
     <w:p>
@@ -7441,7 +7840,7 @@
         <w:ind w:left="360"/>
       </w:pPr>
       <w:r>
-        <w:t>Click Project, then Set Password.</w:t>
+        <w:t>Click Project, then Email Sending Setup.</w:t>
       </w:r>
     </w:p>
     <w:p>
@@ -7450,7 +7849,7 @@
         <w:ind w:left="360"/>
       </w:pPr>
       <w:r>
-        <w:t>Enter and confirm your chosen password.</w:t>
+        <w:t>Enter your SMTP server, port, username, and password (an app-specific password is usually required for Gmail/Outlook accounts with two-factor authentication).</w:t>
       </w:r>
     </w:p>
     <w:p>
@@ -7459,87 +7858,7 @@
         <w:ind w:left="360"/>
       </w:pPr>
       <w:r>
-        <w:t>Click Set.</w:t>
-      </w:r>
-    </w:p>
-    <w:p>
-      <w:pPr>
-        <w:pStyle w:val="ListNumber"/>
-        <w:ind w:left="360"/>
-      </w:pPr>
-      <w:r>
-        <w:t>On the next DMS startup, a login screen appears before the main interface.</w:t>
-      </w:r>
-    </w:p>
-    <w:p>
-      <w:r>
-        <w:t>Remove the password:</w:t>
-      </w:r>
-    </w:p>
-    <w:p>
-      <w:pPr>
-        <w:pStyle w:val="ListNumber"/>
-        <w:ind w:left="360"/>
-      </w:pPr>
-      <w:r>
-        <w:t>Click Project, then Change Password.</w:t>
-      </w:r>
-    </w:p>
-    <w:p>
-      <w:pPr>
-        <w:pStyle w:val="ListNumber"/>
-        <w:ind w:left="360"/>
-      </w:pPr>
-      <w:r>
-        <w:t>Enter your current password to confirm, then leave the new password fields blank.</w:t>
-      </w:r>
-    </w:p>
-    <w:p>
-      <w:pPr>
-        <w:pStyle w:val="ListNumber"/>
-        <w:ind w:left="360"/>
-      </w:pPr>
-      <w:r>
-        <w:t>Click Set to remove password protection.</w:t>
-      </w:r>
-    </w:p>
-    <w:p>
-      <w:r>
-        <w:t>Logout:</w:t>
-      </w:r>
-    </w:p>
-    <w:p>
-      <w:pPr>
-        <w:pStyle w:val="ListBullet"/>
-        <w:ind w:left="360"/>
-      </w:pPr>
-      <w:r>
-        <w:t>Click Logout in the header bar.</w:t>
-      </w:r>
-    </w:p>
-    <w:p>
-      <w:pPr>
-        <w:pStyle w:val="ListBullet"/>
-        <w:ind w:left="360"/>
-      </w:pPr>
-      <w:r>
-        <w:t>DMS returns to the login screen. The server keeps running; only the browser session ends.</w:t>
-      </w:r>
-    </w:p>
-    <w:p>
-      <w:pPr>
-        <w:ind w:left="576" w:right="576"/>
-        <w:shd w:val="clear" w:color="auto" w:fill="FFF8E1"/>
-      </w:pPr>
-      <w:r>
-        <w:rPr>
-          <w:b/>
-          <w:color w:val="924E00"/>
-        </w:rPr>
-        <w:t xml:space="preserve">Note: </w:t>
-      </w:r>
-      <w:r>
-        <w:t>The password is stored as a salted hash on the server (SHA-256, 100,000 iterations) - never in plain text. A folder's saved website login password (section 3.6) uses a separate, independent reversible-encryption scheme; the two don't affect each other.</w:t>
+        <w:t>Save the settings; DMS uses them to send documents as attachments going forward.</w:t>
       </w:r>
     </w:p>
     <w:p>
@@ -7558,11 +7877,232 @@
               <a:graphicData uri="http://schemas.openxmlformats.org/drawingml/2006/picture">
                 <pic:pic>
                   <pic:nvPicPr>
+                    <pic:cNvPr id="0" name="20_email_settings.png"/>
+                    <pic:cNvPicPr/>
+                  </pic:nvPicPr>
+                  <pic:blipFill>
+                    <a:blip r:embed="rId45"/>
+                    <a:stretch>
+                      <a:fillRect/>
+                    </a:stretch>
+                  </pic:blipFill>
+                  <pic:spPr>
+                    <a:xfrm>
+                      <a:off x="0" y="0"/>
+                      <a:ext cx="5486400" cy="3429000"/>
+                    </a:xfrm>
+                    <a:prstGeom prst="rect"/>
+                  </pic:spPr>
+                </pic:pic>
+              </a:graphicData>
+            </a:graphic>
+          </wp:inline>
+        </w:drawing>
+      </w:r>
+    </w:p>
+    <w:p>
+      <w:pPr>
+        <w:jc w:val="center"/>
+      </w:pPr>
+      <w:r>
+        <w:rPr>
+          <w:i/>
+          <w:color w:val="707070"/>
+          <w:sz w:val="18"/>
+        </w:rPr>
+        <w:t>Figure 13-1  Email sending (SMTP) settings dialog</w:t>
+      </w:r>
+    </w:p>
+    <w:p/>
+    <w:p>
+      <w:pPr>
+        <w:ind w:left="576" w:right="576"/>
+        <w:shd w:val="clear" w:color="auto" w:fill="FFF8E1"/>
+      </w:pPr>
+      <w:r>
+        <w:rPr>
+          <w:b/>
+          <w:color w:val="924E00"/>
+        </w:rPr>
+        <w:t xml:space="preserve">Note: </w:t>
+      </w:r>
+      <w:r>
+        <w:t>On Mac, if SMTP hasn't been configured, clicking the email action instead opens your system Mail app with the document attached, so the feature still works without any setup.</w:t>
+      </w:r>
+    </w:p>
+    <w:p>
+      <w:pPr>
+        <w:ind w:left="576" w:right="576"/>
+        <w:shd w:val="clear" w:color="auto" w:fill="E6F4EA"/>
+      </w:pPr>
+      <w:r>
+        <w:rPr>
+          <w:b/>
+          <w:color w:val="056F00"/>
+        </w:rPr>
+        <w:t xml:space="preserve">Tip: </w:t>
+      </w:r>
+      <w:r>
+        <w:rPr>
+          <w:color w:val="333333"/>
+        </w:rPr>
+        <w:t>The Download setup guide (.docx) button in the dialog gives step-by-step, illustrated instructions for enabling SMTP and generating an app-specific password in common providers like Gmail and QQ Mail.</w:t>
+      </w:r>
+    </w:p>
+    <w:p>
+      <w:r>
+        <w:br w:type="page"/>
+      </w:r>
+    </w:p>
+    <w:p>
+      <w:pPr>
+        <w:pStyle w:val="Heading1"/>
+      </w:pPr>
+      <w:r>
+        <w:rPr>
+          <w:color w:val="1E40AF"/>
+        </w:rPr>
+        <w:t>14  Password Protection</w:t>
+      </w:r>
+    </w:p>
+    <w:p>
+      <w:r>
+        <w:t>You can protect DMS with a password so that only authorized users can access the data - strongly recommended once you've enabled LAN access, remote upload, or saved any website login credentials (section 3.6).</w:t>
+      </w:r>
+    </w:p>
+    <w:p>
+      <w:r>
+        <w:t>Set a password:</w:t>
+      </w:r>
+    </w:p>
+    <w:p>
+      <w:pPr>
+        <w:pStyle w:val="ListNumber"/>
+        <w:ind w:left="360"/>
+      </w:pPr>
+      <w:r>
+        <w:t>Click Project, then Set Password.</w:t>
+      </w:r>
+    </w:p>
+    <w:p>
+      <w:pPr>
+        <w:pStyle w:val="ListNumber"/>
+        <w:ind w:left="360"/>
+      </w:pPr>
+      <w:r>
+        <w:t>Enter and confirm your chosen password.</w:t>
+      </w:r>
+    </w:p>
+    <w:p>
+      <w:pPr>
+        <w:pStyle w:val="ListNumber"/>
+        <w:ind w:left="360"/>
+      </w:pPr>
+      <w:r>
+        <w:t>Click Set.</w:t>
+      </w:r>
+    </w:p>
+    <w:p>
+      <w:pPr>
+        <w:pStyle w:val="ListNumber"/>
+        <w:ind w:left="360"/>
+      </w:pPr>
+      <w:r>
+        <w:t>On the next DMS startup, a login screen appears before the main interface.</w:t>
+      </w:r>
+    </w:p>
+    <w:p>
+      <w:r>
+        <w:t>Remove the password:</w:t>
+      </w:r>
+    </w:p>
+    <w:p>
+      <w:pPr>
+        <w:pStyle w:val="ListNumber"/>
+        <w:ind w:left="360"/>
+      </w:pPr>
+      <w:r>
+        <w:t>Click Project, then Change Password.</w:t>
+      </w:r>
+    </w:p>
+    <w:p>
+      <w:pPr>
+        <w:pStyle w:val="ListNumber"/>
+        <w:ind w:left="360"/>
+      </w:pPr>
+      <w:r>
+        <w:t>Enter your current password to confirm, then leave the new password fields blank.</w:t>
+      </w:r>
+    </w:p>
+    <w:p>
+      <w:pPr>
+        <w:pStyle w:val="ListNumber"/>
+        <w:ind w:left="360"/>
+      </w:pPr>
+      <w:r>
+        <w:t>Click Set to remove password protection.</w:t>
+      </w:r>
+    </w:p>
+    <w:p>
+      <w:r>
+        <w:t>Logout:</w:t>
+      </w:r>
+    </w:p>
+    <w:p>
+      <w:pPr>
+        <w:pStyle w:val="ListBullet"/>
+        <w:ind w:left="360"/>
+      </w:pPr>
+      <w:r>
+        <w:t>Click Logout in the header bar.</w:t>
+      </w:r>
+    </w:p>
+    <w:p>
+      <w:pPr>
+        <w:pStyle w:val="ListBullet"/>
+        <w:ind w:left="360"/>
+      </w:pPr>
+      <w:r>
+        <w:t>DMS returns to the login screen. The server keeps running; only the browser session ends.</w:t>
+      </w:r>
+    </w:p>
+    <w:p>
+      <w:pPr>
+        <w:ind w:left="576" w:right="576"/>
+        <w:shd w:val="clear" w:color="auto" w:fill="FFF8E1"/>
+      </w:pPr>
+      <w:r>
+        <w:rPr>
+          <w:b/>
+          <w:color w:val="924E00"/>
+        </w:rPr>
+        <w:t xml:space="preserve">Note: </w:t>
+      </w:r>
+      <w:r>
+        <w:t>The password is stored as a salted hash on the server (SHA-256, 100,000 iterations) - never in plain text. A folder's saved website login password (section 3.6) uses a separate, independent reversible-encryption scheme; the two don't affect each other.</w:t>
+      </w:r>
+    </w:p>
+    <w:p>
+      <w:pPr>
+        <w:jc w:val="center"/>
+      </w:pPr>
+      <w:r>
+        <w:drawing>
+          <wp:inline xmlns:a="http://schemas.openxmlformats.org/drawingml/2006/main" xmlns:pic="http://schemas.openxmlformats.org/drawingml/2006/picture">
+            <wp:extent cx="5486400" cy="3429000"/>
+            <wp:docPr id="38" name="Picture 38"/>
+            <wp:cNvGraphicFramePr>
+              <a:graphicFrameLocks noChangeAspect="1"/>
+            </wp:cNvGraphicFramePr>
+            <a:graphic>
+              <a:graphicData uri="http://schemas.openxmlformats.org/drawingml/2006/picture">
+                <pic:pic>
+                  <pic:nvPicPr>
                     <pic:cNvPr id="0" name="19_password_dialog.png"/>
                     <pic:cNvPicPr/>
                   </pic:nvPicPr>
                   <pic:blipFill>
-                    <a:blip r:embed="rId45"/>
+                    <a:blip r:embed="rId46"/>
                     <a:stretch>
                       <a:fillRect/>
                     </a:stretch>
@@ -8023,7 +8563,7 @@
         <w:drawing>
           <wp:inline xmlns:a="http://schemas.openxmlformats.org/drawingml/2006/main" xmlns:pic="http://schemas.openxmlformats.org/drawingml/2006/picture">
             <wp:extent cx="5486400" cy="2741275"/>
-            <wp:docPr id="38" name="Picture 38"/>
+            <wp:docPr id="39" name="Picture 39"/>
             <wp:cNvGraphicFramePr>
               <a:graphicFrameLocks noChangeAspect="1"/>
             </wp:cNvGraphicFramePr>
@@ -8035,7 +8575,7 @@
                     <pic:cNvPicPr/>
                   </pic:nvPicPr>
                   <pic:blipFill>
-                    <a:blip r:embed="rId46"/>
+                    <a:blip r:embed="rId47"/>
                     <a:stretch>
                       <a:fillRect/>
                     </a:stretch>
@@ -8193,7 +8733,7 @@
         <w:drawing>
           <wp:inline xmlns:a="http://schemas.openxmlformats.org/drawingml/2006/main" xmlns:pic="http://schemas.openxmlformats.org/drawingml/2006/picture">
             <wp:extent cx="5486400" cy="2737425"/>
-            <wp:docPr id="39" name="Picture 39"/>
+            <wp:docPr id="40" name="Picture 40"/>
             <wp:cNvGraphicFramePr>
               <a:graphicFrameLocks noChangeAspect="1"/>
             </wp:cNvGraphicFramePr>
@@ -8205,7 +8745,7 @@
                     <pic:cNvPicPr/>
                   </pic:nvPicPr>
                   <pic:blipFill>
-                    <a:blip r:embed="rId47"/>
+                    <a:blip r:embed="rId48"/>
                     <a:stretch>
                       <a:fillRect/>
                     </a:stretch>
@@ -8322,7 +8862,7 @@
         <w:drawing>
           <wp:inline xmlns:a="http://schemas.openxmlformats.org/drawingml/2006/main" xmlns:pic="http://schemas.openxmlformats.org/drawingml/2006/picture">
             <wp:extent cx="5486400" cy="2578748"/>
-            <wp:docPr id="40" name="Picture 40"/>
+            <wp:docPr id="41" name="Picture 41"/>
             <wp:cNvGraphicFramePr>
               <a:graphicFrameLocks noChangeAspect="1"/>
             </wp:cNvGraphicFramePr>
@@ -8334,7 +8874,7 @@
                     <pic:cNvPicPr/>
                   </pic:nvPicPr>
                   <pic:blipFill>
-                    <a:blip r:embed="rId48"/>
+                    <a:blip r:embed="rId49"/>
                     <a:stretch>
                       <a:fillRect/>
                     </a:stretch>
